--- a/docs/RP_Odynets.docx
+++ b/docs/RP_Odynets.docx
@@ -184,7 +184,6 @@
                               <w:dataBinding w:prefixMappings="xmlns:ns0='http://purl.org/dc/elements/1.1/' xmlns:ns1='http://schemas.openxmlformats.org/package/2006/metadata/core-properties' " w:xpath="/ns1:coreProperties[1]/ns0:title[1]" w:storeItemID="{6C3C8BC8-F283-45AE-878A-BAB7291924A1}"/>
                               <w:text/>
                             </w:sdtPr>
-                            <w:sdtEndPr/>
                             <w:sdtContent>
                               <w:p>
                                 <w:pPr>
@@ -420,7 +419,6 @@
                                 <w:dataBinding w:prefixMappings="xmlns:ns0='http://purl.org/dc/elements/1.1/' xmlns:ns1='http://schemas.openxmlformats.org/package/2006/metadata/core-properties' " w:xpath="/ns1:coreProperties[1]/ns0:creator[1]" w:storeItemID="{6C3C8BC8-F283-45AE-878A-BAB7291924A1}"/>
                                 <w:text/>
                               </w:sdtPr>
-                              <w:sdtEndPr/>
                               <w:sdtContent>
                                 <w:r>
                                   <w:rPr>
@@ -1127,7 +1125,6 @@
           <w:dataBinding w:prefixMappings="xmlns:ns0='http://purl.org/dc/elements/1.1/' xmlns:ns1='http://schemas.openxmlformats.org/package/2006/metadata/core-properties' " w:xpath="/ns1:coreProperties[1]/ns0:creator[1]" w:storeItemID="{6C3C8BC8-F283-45AE-878A-BAB7291924A1}"/>
           <w:text/>
         </w:sdtPr>
-        <w:sdtEndPr/>
         <w:sdtContent>
           <w:r>
             <w:t>Mykhailo Odynets</w:t>
@@ -1184,8 +1181,10 @@
             <w:rPr>
               <w:rFonts w:eastAsiaTheme="minorEastAsia"/>
               <w:noProof/>
-              <w:sz w:val="22"/>
-              <w:lang w:eastAsia="cs-CZ"/>
+              <w:kern w:val="2"/>
+              <w:szCs w:val="24"/>
+              <w:lang w:val="uk-UA" w:eastAsia="uk-UA"/>
+              <w14:ligatures w14:val="standardContextual"/>
             </w:rPr>
           </w:pPr>
           <w:r>
@@ -1197,7 +1196,7 @@
           <w:r>
             <w:fldChar w:fldCharType="separate"/>
           </w:r>
-          <w:hyperlink w:anchor="_Toc86062807" w:history="1">
+          <w:hyperlink w:anchor="_Toc227582404" w:history="1">
             <w:r>
               <w:rPr>
                 <w:rStyle w:val="aa"/>
@@ -1224,7 +1223,7 @@
                 <w:noProof/>
                 <w:webHidden/>
               </w:rPr>
-              <w:instrText xml:space="preserve"> PAGEREF _Toc86062807 \h </w:instrText>
+              <w:instrText xml:space="preserve"> PAGEREF _Toc227582404 \h </w:instrText>
             </w:r>
             <w:r>
               <w:rPr>
@@ -1264,11 +1263,13 @@
             <w:rPr>
               <w:rFonts w:eastAsiaTheme="minorEastAsia"/>
               <w:noProof/>
-              <w:sz w:val="22"/>
-              <w:lang w:eastAsia="cs-CZ"/>
+              <w:kern w:val="2"/>
+              <w:szCs w:val="24"/>
+              <w:lang w:val="uk-UA" w:eastAsia="uk-UA"/>
+              <w14:ligatures w14:val="standardContextual"/>
             </w:rPr>
           </w:pPr>
-          <w:hyperlink w:anchor="_Toc86062808" w:history="1">
+          <w:hyperlink w:anchor="_Toc227582405" w:history="1">
             <w:r>
               <w:rPr>
                 <w:rStyle w:val="aa"/>
@@ -1280,8 +1281,10 @@
               <w:rPr>
                 <w:rFonts w:eastAsiaTheme="minorEastAsia"/>
                 <w:noProof/>
-                <w:sz w:val="22"/>
-                <w:lang w:eastAsia="cs-CZ"/>
+                <w:kern w:val="2"/>
+                <w:szCs w:val="24"/>
+                <w:lang w:val="uk-UA" w:eastAsia="uk-UA"/>
+                <w14:ligatures w14:val="standardContextual"/>
               </w:rPr>
               <w:tab/>
             </w:r>
@@ -1290,7 +1293,7 @@
                 <w:rStyle w:val="aa"/>
                 <w:noProof/>
               </w:rPr>
-              <w:t>První kapitola</w:t>
+              <w:t>Analýza zadání a definice požadavků</w:t>
             </w:r>
             <w:r>
               <w:rPr>
@@ -1311,7 +1314,7 @@
                 <w:noProof/>
                 <w:webHidden/>
               </w:rPr>
-              <w:instrText xml:space="preserve"> PAGEREF _Toc86062808 \h </w:instrText>
+              <w:instrText xml:space="preserve"> PAGEREF _Toc227582405 \h </w:instrText>
             </w:r>
             <w:r>
               <w:rPr>
@@ -1332,594 +1335,6 @@
                 <w:webHidden/>
               </w:rPr>
               <w:t>2</w:t>
-            </w:r>
-            <w:r>
-              <w:rPr>
-                <w:noProof/>
-                <w:webHidden/>
-              </w:rPr>
-              <w:fldChar w:fldCharType="end"/>
-            </w:r>
-          </w:hyperlink>
-        </w:p>
-        <w:p>
-          <w:pPr>
-            <w:pStyle w:val="22"/>
-            <w:rPr>
-              <w:rFonts w:eastAsiaTheme="minorEastAsia"/>
-              <w:noProof/>
-              <w:sz w:val="22"/>
-              <w:lang w:eastAsia="cs-CZ"/>
-            </w:rPr>
-          </w:pPr>
-          <w:hyperlink w:anchor="_Toc86062809" w:history="1">
-            <w:r>
-              <w:rPr>
-                <w:rStyle w:val="aa"/>
-                <w:noProof/>
-              </w:rPr>
-              <w:t>1.1</w:t>
-            </w:r>
-            <w:r>
-              <w:rPr>
-                <w:rFonts w:eastAsiaTheme="minorEastAsia"/>
-                <w:noProof/>
-                <w:sz w:val="22"/>
-                <w:lang w:eastAsia="cs-CZ"/>
-              </w:rPr>
-              <w:tab/>
-            </w:r>
-            <w:r>
-              <w:rPr>
-                <w:rStyle w:val="aa"/>
-                <w:noProof/>
-              </w:rPr>
-              <w:t>Podkapitola první kapitoly</w:t>
-            </w:r>
-            <w:r>
-              <w:rPr>
-                <w:noProof/>
-                <w:webHidden/>
-              </w:rPr>
-              <w:tab/>
-            </w:r>
-            <w:r>
-              <w:rPr>
-                <w:noProof/>
-                <w:webHidden/>
-              </w:rPr>
-              <w:fldChar w:fldCharType="begin"/>
-            </w:r>
-            <w:r>
-              <w:rPr>
-                <w:noProof/>
-                <w:webHidden/>
-              </w:rPr>
-              <w:instrText xml:space="preserve"> PAGEREF _Toc86062809 \h </w:instrText>
-            </w:r>
-            <w:r>
-              <w:rPr>
-                <w:noProof/>
-                <w:webHidden/>
-              </w:rPr>
-            </w:r>
-            <w:r>
-              <w:rPr>
-                <w:noProof/>
-                <w:webHidden/>
-              </w:rPr>
-              <w:fldChar w:fldCharType="separate"/>
-            </w:r>
-            <w:r>
-              <w:rPr>
-                <w:noProof/>
-                <w:webHidden/>
-              </w:rPr>
-              <w:t>2</w:t>
-            </w:r>
-            <w:r>
-              <w:rPr>
-                <w:noProof/>
-                <w:webHidden/>
-              </w:rPr>
-              <w:fldChar w:fldCharType="end"/>
-            </w:r>
-          </w:hyperlink>
-        </w:p>
-        <w:p>
-          <w:pPr>
-            <w:pStyle w:val="32"/>
-            <w:rPr>
-              <w:rFonts w:eastAsiaTheme="minorEastAsia"/>
-              <w:noProof/>
-              <w:sz w:val="22"/>
-              <w:lang w:eastAsia="cs-CZ"/>
-            </w:rPr>
-          </w:pPr>
-          <w:hyperlink w:anchor="_Toc86062810" w:history="1">
-            <w:r>
-              <w:rPr>
-                <w:rStyle w:val="aa"/>
-                <w:noProof/>
-              </w:rPr>
-              <w:t>1.1.1</w:t>
-            </w:r>
-            <w:r>
-              <w:rPr>
-                <w:rFonts w:eastAsiaTheme="minorEastAsia"/>
-                <w:noProof/>
-                <w:sz w:val="22"/>
-                <w:lang w:eastAsia="cs-CZ"/>
-              </w:rPr>
-              <w:tab/>
-            </w:r>
-            <w:r>
-              <w:rPr>
-                <w:rStyle w:val="aa"/>
-                <w:noProof/>
-              </w:rPr>
-              <w:t>Podkapitola první kapitoly uvnitř první kapitoly</w:t>
-            </w:r>
-            <w:r>
-              <w:rPr>
-                <w:noProof/>
-                <w:webHidden/>
-              </w:rPr>
-              <w:tab/>
-            </w:r>
-            <w:r>
-              <w:rPr>
-                <w:noProof/>
-                <w:webHidden/>
-              </w:rPr>
-              <w:fldChar w:fldCharType="begin"/>
-            </w:r>
-            <w:r>
-              <w:rPr>
-                <w:noProof/>
-                <w:webHidden/>
-              </w:rPr>
-              <w:instrText xml:space="preserve"> PAGEREF _Toc86062810 \h </w:instrText>
-            </w:r>
-            <w:r>
-              <w:rPr>
-                <w:noProof/>
-                <w:webHidden/>
-              </w:rPr>
-            </w:r>
-            <w:r>
-              <w:rPr>
-                <w:noProof/>
-                <w:webHidden/>
-              </w:rPr>
-              <w:fldChar w:fldCharType="separate"/>
-            </w:r>
-            <w:r>
-              <w:rPr>
-                <w:noProof/>
-                <w:webHidden/>
-              </w:rPr>
-              <w:t>2</w:t>
-            </w:r>
-            <w:r>
-              <w:rPr>
-                <w:noProof/>
-                <w:webHidden/>
-              </w:rPr>
-              <w:fldChar w:fldCharType="end"/>
-            </w:r>
-          </w:hyperlink>
-        </w:p>
-        <w:p>
-          <w:pPr>
-            <w:pStyle w:val="22"/>
-            <w:rPr>
-              <w:rFonts w:eastAsiaTheme="minorEastAsia"/>
-              <w:noProof/>
-              <w:sz w:val="22"/>
-              <w:lang w:eastAsia="cs-CZ"/>
-            </w:rPr>
-          </w:pPr>
-          <w:hyperlink w:anchor="_Toc86062811" w:history="1">
-            <w:r>
-              <w:rPr>
-                <w:rStyle w:val="aa"/>
-                <w:noProof/>
-              </w:rPr>
-              <w:t>1.2</w:t>
-            </w:r>
-            <w:r>
-              <w:rPr>
-                <w:rFonts w:eastAsiaTheme="minorEastAsia"/>
-                <w:noProof/>
-                <w:sz w:val="22"/>
-                <w:lang w:eastAsia="cs-CZ"/>
-              </w:rPr>
-              <w:tab/>
-            </w:r>
-            <w:r>
-              <w:rPr>
-                <w:rStyle w:val="aa"/>
-                <w:noProof/>
-              </w:rPr>
-              <w:t>Seznamy</w:t>
-            </w:r>
-            <w:r>
-              <w:rPr>
-                <w:noProof/>
-                <w:webHidden/>
-              </w:rPr>
-              <w:tab/>
-            </w:r>
-            <w:r>
-              <w:rPr>
-                <w:noProof/>
-                <w:webHidden/>
-              </w:rPr>
-              <w:fldChar w:fldCharType="begin"/>
-            </w:r>
-            <w:r>
-              <w:rPr>
-                <w:noProof/>
-                <w:webHidden/>
-              </w:rPr>
-              <w:instrText xml:space="preserve"> PAGEREF _Toc86062811 \h </w:instrText>
-            </w:r>
-            <w:r>
-              <w:rPr>
-                <w:noProof/>
-                <w:webHidden/>
-              </w:rPr>
-            </w:r>
-            <w:r>
-              <w:rPr>
-                <w:noProof/>
-                <w:webHidden/>
-              </w:rPr>
-              <w:fldChar w:fldCharType="separate"/>
-            </w:r>
-            <w:r>
-              <w:rPr>
-                <w:noProof/>
-                <w:webHidden/>
-              </w:rPr>
-              <w:t>4</w:t>
-            </w:r>
-            <w:r>
-              <w:rPr>
-                <w:noProof/>
-                <w:webHidden/>
-              </w:rPr>
-              <w:fldChar w:fldCharType="end"/>
-            </w:r>
-          </w:hyperlink>
-        </w:p>
-        <w:p>
-          <w:pPr>
-            <w:pStyle w:val="32"/>
-            <w:rPr>
-              <w:rFonts w:eastAsiaTheme="minorEastAsia"/>
-              <w:noProof/>
-              <w:sz w:val="22"/>
-              <w:lang w:eastAsia="cs-CZ"/>
-            </w:rPr>
-          </w:pPr>
-          <w:hyperlink w:anchor="_Toc86062812" w:history="1">
-            <w:r>
-              <w:rPr>
-                <w:rStyle w:val="aa"/>
-                <w:noProof/>
-              </w:rPr>
-              <w:t>1.2.1</w:t>
-            </w:r>
-            <w:r>
-              <w:rPr>
-                <w:rFonts w:eastAsiaTheme="minorEastAsia"/>
-                <w:noProof/>
-                <w:sz w:val="22"/>
-                <w:lang w:eastAsia="cs-CZ"/>
-              </w:rPr>
-              <w:tab/>
-            </w:r>
-            <w:r>
-              <w:rPr>
-                <w:rStyle w:val="aa"/>
-                <w:noProof/>
-              </w:rPr>
-              <w:t>Číslovaný seznam</w:t>
-            </w:r>
-            <w:r>
-              <w:rPr>
-                <w:noProof/>
-                <w:webHidden/>
-              </w:rPr>
-              <w:tab/>
-            </w:r>
-            <w:r>
-              <w:rPr>
-                <w:noProof/>
-                <w:webHidden/>
-              </w:rPr>
-              <w:fldChar w:fldCharType="begin"/>
-            </w:r>
-            <w:r>
-              <w:rPr>
-                <w:noProof/>
-                <w:webHidden/>
-              </w:rPr>
-              <w:instrText xml:space="preserve"> PAGEREF _Toc86062812 \h </w:instrText>
-            </w:r>
-            <w:r>
-              <w:rPr>
-                <w:noProof/>
-                <w:webHidden/>
-              </w:rPr>
-            </w:r>
-            <w:r>
-              <w:rPr>
-                <w:noProof/>
-                <w:webHidden/>
-              </w:rPr>
-              <w:fldChar w:fldCharType="separate"/>
-            </w:r>
-            <w:r>
-              <w:rPr>
-                <w:noProof/>
-                <w:webHidden/>
-              </w:rPr>
-              <w:t>4</w:t>
-            </w:r>
-            <w:r>
-              <w:rPr>
-                <w:noProof/>
-                <w:webHidden/>
-              </w:rPr>
-              <w:fldChar w:fldCharType="end"/>
-            </w:r>
-          </w:hyperlink>
-        </w:p>
-        <w:p>
-          <w:pPr>
-            <w:pStyle w:val="32"/>
-            <w:rPr>
-              <w:rFonts w:eastAsiaTheme="minorEastAsia"/>
-              <w:noProof/>
-              <w:sz w:val="22"/>
-              <w:lang w:eastAsia="cs-CZ"/>
-            </w:rPr>
-          </w:pPr>
-          <w:hyperlink w:anchor="_Toc86062813" w:history="1">
-            <w:r>
-              <w:rPr>
-                <w:rStyle w:val="aa"/>
-                <w:noProof/>
-              </w:rPr>
-              <w:t>1.2.2</w:t>
-            </w:r>
-            <w:r>
-              <w:rPr>
-                <w:rFonts w:eastAsiaTheme="minorEastAsia"/>
-                <w:noProof/>
-                <w:sz w:val="22"/>
-                <w:lang w:eastAsia="cs-CZ"/>
-              </w:rPr>
-              <w:tab/>
-            </w:r>
-            <w:r>
-              <w:rPr>
-                <w:rStyle w:val="aa"/>
-                <w:noProof/>
-              </w:rPr>
-              <w:t>Odrážkový seznam</w:t>
-            </w:r>
-            <w:r>
-              <w:rPr>
-                <w:noProof/>
-                <w:webHidden/>
-              </w:rPr>
-              <w:tab/>
-            </w:r>
-            <w:r>
-              <w:rPr>
-                <w:noProof/>
-                <w:webHidden/>
-              </w:rPr>
-              <w:fldChar w:fldCharType="begin"/>
-            </w:r>
-            <w:r>
-              <w:rPr>
-                <w:noProof/>
-                <w:webHidden/>
-              </w:rPr>
-              <w:instrText xml:space="preserve"> PAGEREF _Toc86062813 \h </w:instrText>
-            </w:r>
-            <w:r>
-              <w:rPr>
-                <w:noProof/>
-                <w:webHidden/>
-              </w:rPr>
-            </w:r>
-            <w:r>
-              <w:rPr>
-                <w:noProof/>
-                <w:webHidden/>
-              </w:rPr>
-              <w:fldChar w:fldCharType="separate"/>
-            </w:r>
-            <w:r>
-              <w:rPr>
-                <w:noProof/>
-                <w:webHidden/>
-              </w:rPr>
-              <w:t>4</w:t>
-            </w:r>
-            <w:r>
-              <w:rPr>
-                <w:noProof/>
-                <w:webHidden/>
-              </w:rPr>
-              <w:fldChar w:fldCharType="end"/>
-            </w:r>
-          </w:hyperlink>
-        </w:p>
-        <w:p>
-          <w:pPr>
-            <w:pStyle w:val="22"/>
-            <w:rPr>
-              <w:rFonts w:eastAsiaTheme="minorEastAsia"/>
-              <w:noProof/>
-              <w:sz w:val="22"/>
-              <w:lang w:eastAsia="cs-CZ"/>
-            </w:rPr>
-          </w:pPr>
-          <w:hyperlink w:anchor="_Toc86062814" w:history="1">
-            <w:r>
-              <w:rPr>
-                <w:rStyle w:val="aa"/>
-                <w:noProof/>
-              </w:rPr>
-              <w:t>1.3</w:t>
-            </w:r>
-            <w:r>
-              <w:rPr>
-                <w:rFonts w:eastAsiaTheme="minorEastAsia"/>
-                <w:noProof/>
-                <w:sz w:val="22"/>
-                <w:lang w:eastAsia="cs-CZ"/>
-              </w:rPr>
-              <w:tab/>
-            </w:r>
-            <w:r>
-              <w:rPr>
-                <w:rStyle w:val="aa"/>
-                <w:noProof/>
-              </w:rPr>
-              <w:t>Dlouhá citace</w:t>
-            </w:r>
-            <w:r>
-              <w:rPr>
-                <w:noProof/>
-                <w:webHidden/>
-              </w:rPr>
-              <w:tab/>
-            </w:r>
-            <w:r>
-              <w:rPr>
-                <w:noProof/>
-                <w:webHidden/>
-              </w:rPr>
-              <w:fldChar w:fldCharType="begin"/>
-            </w:r>
-            <w:r>
-              <w:rPr>
-                <w:noProof/>
-                <w:webHidden/>
-              </w:rPr>
-              <w:instrText xml:space="preserve"> PAGEREF _Toc86062814 \h </w:instrText>
-            </w:r>
-            <w:r>
-              <w:rPr>
-                <w:noProof/>
-                <w:webHidden/>
-              </w:rPr>
-            </w:r>
-            <w:r>
-              <w:rPr>
-                <w:noProof/>
-                <w:webHidden/>
-              </w:rPr>
-              <w:fldChar w:fldCharType="separate"/>
-            </w:r>
-            <w:r>
-              <w:rPr>
-                <w:noProof/>
-                <w:webHidden/>
-              </w:rPr>
-              <w:t>4</w:t>
-            </w:r>
-            <w:r>
-              <w:rPr>
-                <w:noProof/>
-                <w:webHidden/>
-              </w:rPr>
-              <w:fldChar w:fldCharType="end"/>
-            </w:r>
-          </w:hyperlink>
-        </w:p>
-        <w:p>
-          <w:pPr>
-            <w:pStyle w:val="22"/>
-            <w:rPr>
-              <w:rFonts w:eastAsiaTheme="minorEastAsia"/>
-              <w:noProof/>
-              <w:sz w:val="22"/>
-              <w:lang w:eastAsia="cs-CZ"/>
-            </w:rPr>
-          </w:pPr>
-          <w:hyperlink w:anchor="_Toc86062815" w:history="1">
-            <w:r>
-              <w:rPr>
-                <w:rStyle w:val="aa"/>
-                <w:noProof/>
-              </w:rPr>
-              <w:t>1.4</w:t>
-            </w:r>
-            <w:r>
-              <w:rPr>
-                <w:rFonts w:eastAsiaTheme="minorEastAsia"/>
-                <w:noProof/>
-                <w:sz w:val="22"/>
-                <w:lang w:eastAsia="cs-CZ"/>
-              </w:rPr>
-              <w:tab/>
-            </w:r>
-            <w:r>
-              <w:rPr>
-                <w:rStyle w:val="aa"/>
-                <w:noProof/>
-              </w:rPr>
-              <w:t>Zdrojový kód</w:t>
-            </w:r>
-            <w:r>
-              <w:rPr>
-                <w:noProof/>
-                <w:webHidden/>
-              </w:rPr>
-              <w:tab/>
-            </w:r>
-            <w:r>
-              <w:rPr>
-                <w:noProof/>
-                <w:webHidden/>
-              </w:rPr>
-              <w:fldChar w:fldCharType="begin"/>
-            </w:r>
-            <w:r>
-              <w:rPr>
-                <w:noProof/>
-                <w:webHidden/>
-              </w:rPr>
-              <w:instrText xml:space="preserve"> PAGEREF _Toc86062815 \h </w:instrText>
-            </w:r>
-            <w:r>
-              <w:rPr>
-                <w:noProof/>
-                <w:webHidden/>
-              </w:rPr>
-            </w:r>
-            <w:r>
-              <w:rPr>
-                <w:noProof/>
-                <w:webHidden/>
-              </w:rPr>
-              <w:fldChar w:fldCharType="separate"/>
-            </w:r>
-            <w:r>
-              <w:rPr>
-                <w:noProof/>
-                <w:webHidden/>
-              </w:rPr>
-              <w:t>5</w:t>
             </w:r>
             <w:r>
               <w:rPr>
@@ -1939,11 +1354,13 @@
             <w:rPr>
               <w:rFonts w:eastAsiaTheme="minorEastAsia"/>
               <w:noProof/>
-              <w:sz w:val="22"/>
-              <w:lang w:eastAsia="cs-CZ"/>
+              <w:kern w:val="2"/>
+              <w:szCs w:val="24"/>
+              <w:lang w:val="uk-UA" w:eastAsia="uk-UA"/>
+              <w14:ligatures w14:val="standardContextual"/>
             </w:rPr>
           </w:pPr>
-          <w:hyperlink w:anchor="_Toc86062816" w:history="1">
+          <w:hyperlink w:anchor="_Toc227582406" w:history="1">
             <w:r>
               <w:rPr>
                 <w:rStyle w:val="aa"/>
@@ -1955,8 +1372,10 @@
               <w:rPr>
                 <w:rFonts w:eastAsiaTheme="minorEastAsia"/>
                 <w:noProof/>
-                <w:sz w:val="22"/>
-                <w:lang w:eastAsia="cs-CZ"/>
+                <w:kern w:val="2"/>
+                <w:szCs w:val="24"/>
+                <w:lang w:val="uk-UA" w:eastAsia="uk-UA"/>
+                <w14:ligatures w14:val="standardContextual"/>
               </w:rPr>
               <w:tab/>
             </w:r>
@@ -1965,7 +1384,7 @@
                 <w:rStyle w:val="aa"/>
                 <w:noProof/>
               </w:rPr>
-              <w:t>Druhá kapitola</w:t>
+              <w:t>Teoretická východiska a rešerše</w:t>
             </w:r>
             <w:r>
               <w:rPr>
@@ -1986,7 +1405,7 @@
                 <w:noProof/>
                 <w:webHidden/>
               </w:rPr>
-              <w:instrText xml:space="preserve"> PAGEREF _Toc86062816 \h </w:instrText>
+              <w:instrText xml:space="preserve"> PAGEREF _Toc227582406 \h </w:instrText>
             </w:r>
             <w:r>
               <w:rPr>
@@ -2006,447 +1425,7 @@
                 <w:noProof/>
                 <w:webHidden/>
               </w:rPr>
-              <w:t>7</w:t>
-            </w:r>
-            <w:r>
-              <w:rPr>
-                <w:noProof/>
-                <w:webHidden/>
-              </w:rPr>
-              <w:fldChar w:fldCharType="end"/>
-            </w:r>
-          </w:hyperlink>
-        </w:p>
-        <w:p>
-          <w:pPr>
-            <w:pStyle w:val="22"/>
-            <w:rPr>
-              <w:rFonts w:eastAsiaTheme="minorEastAsia"/>
-              <w:noProof/>
-              <w:sz w:val="22"/>
-              <w:lang w:eastAsia="cs-CZ"/>
-            </w:rPr>
-          </w:pPr>
-          <w:hyperlink w:anchor="_Toc86062817" w:history="1">
-            <w:r>
-              <w:rPr>
-                <w:rStyle w:val="aa"/>
-                <w:noProof/>
-              </w:rPr>
-              <w:t>2.1</w:t>
-            </w:r>
-            <w:r>
-              <w:rPr>
-                <w:rFonts w:eastAsiaTheme="minorEastAsia"/>
-                <w:noProof/>
-                <w:sz w:val="22"/>
-                <w:lang w:eastAsia="cs-CZ"/>
-              </w:rPr>
-              <w:tab/>
-            </w:r>
-            <w:r>
-              <w:rPr>
-                <w:rStyle w:val="aa"/>
-                <w:noProof/>
-              </w:rPr>
-              <w:t>Podkapitola druhé kapitoly</w:t>
-            </w:r>
-            <w:r>
-              <w:rPr>
-                <w:noProof/>
-                <w:webHidden/>
-              </w:rPr>
-              <w:tab/>
-            </w:r>
-            <w:r>
-              <w:rPr>
-                <w:noProof/>
-                <w:webHidden/>
-              </w:rPr>
-              <w:fldChar w:fldCharType="begin"/>
-            </w:r>
-            <w:r>
-              <w:rPr>
-                <w:noProof/>
-                <w:webHidden/>
-              </w:rPr>
-              <w:instrText xml:space="preserve"> PAGEREF _Toc86062817 \h </w:instrText>
-            </w:r>
-            <w:r>
-              <w:rPr>
-                <w:noProof/>
-                <w:webHidden/>
-              </w:rPr>
-            </w:r>
-            <w:r>
-              <w:rPr>
-                <w:noProof/>
-                <w:webHidden/>
-              </w:rPr>
-              <w:fldChar w:fldCharType="separate"/>
-            </w:r>
-            <w:r>
-              <w:rPr>
-                <w:noProof/>
-                <w:webHidden/>
-              </w:rPr>
-              <w:t>7</w:t>
-            </w:r>
-            <w:r>
-              <w:rPr>
-                <w:noProof/>
-                <w:webHidden/>
-              </w:rPr>
-              <w:fldChar w:fldCharType="end"/>
-            </w:r>
-          </w:hyperlink>
-        </w:p>
-        <w:p>
-          <w:pPr>
-            <w:pStyle w:val="32"/>
-            <w:rPr>
-              <w:rFonts w:eastAsiaTheme="minorEastAsia"/>
-              <w:noProof/>
-              <w:sz w:val="22"/>
-              <w:lang w:eastAsia="cs-CZ"/>
-            </w:rPr>
-          </w:pPr>
-          <w:hyperlink w:anchor="_Toc86062818" w:history="1">
-            <w:r>
-              <w:rPr>
-                <w:rStyle w:val="aa"/>
-                <w:noProof/>
-              </w:rPr>
-              <w:t>2.1.1</w:t>
-            </w:r>
-            <w:r>
-              <w:rPr>
-                <w:rFonts w:eastAsiaTheme="minorEastAsia"/>
-                <w:noProof/>
-                <w:sz w:val="22"/>
-                <w:lang w:eastAsia="cs-CZ"/>
-              </w:rPr>
-              <w:tab/>
-            </w:r>
-            <w:r>
-              <w:rPr>
-                <w:rStyle w:val="aa"/>
-                <w:noProof/>
-              </w:rPr>
-              <w:t>Podkapitola první kapitoly uvnitř první kapitoly</w:t>
-            </w:r>
-            <w:r>
-              <w:rPr>
-                <w:noProof/>
-                <w:webHidden/>
-              </w:rPr>
-              <w:tab/>
-            </w:r>
-            <w:r>
-              <w:rPr>
-                <w:noProof/>
-                <w:webHidden/>
-              </w:rPr>
-              <w:fldChar w:fldCharType="begin"/>
-            </w:r>
-            <w:r>
-              <w:rPr>
-                <w:noProof/>
-                <w:webHidden/>
-              </w:rPr>
-              <w:instrText xml:space="preserve"> PAGEREF _Toc86062818 \h </w:instrText>
-            </w:r>
-            <w:r>
-              <w:rPr>
-                <w:noProof/>
-                <w:webHidden/>
-              </w:rPr>
-            </w:r>
-            <w:r>
-              <w:rPr>
-                <w:noProof/>
-                <w:webHidden/>
-              </w:rPr>
-              <w:fldChar w:fldCharType="separate"/>
-            </w:r>
-            <w:r>
-              <w:rPr>
-                <w:noProof/>
-                <w:webHidden/>
-              </w:rPr>
-              <w:t>7</w:t>
-            </w:r>
-            <w:r>
-              <w:rPr>
-                <w:noProof/>
-                <w:webHidden/>
-              </w:rPr>
-              <w:fldChar w:fldCharType="end"/>
-            </w:r>
-          </w:hyperlink>
-        </w:p>
-        <w:p>
-          <w:pPr>
-            <w:pStyle w:val="11"/>
-            <w:rPr>
-              <w:rFonts w:eastAsiaTheme="minorEastAsia"/>
-              <w:noProof/>
-              <w:sz w:val="22"/>
-              <w:lang w:eastAsia="cs-CZ"/>
-            </w:rPr>
-          </w:pPr>
-          <w:hyperlink w:anchor="_Toc86062819" w:history="1">
-            <w:r>
-              <w:rPr>
-                <w:rStyle w:val="aa"/>
-                <w:noProof/>
-              </w:rPr>
-              <w:t>Závěr</w:t>
-            </w:r>
-            <w:r>
-              <w:rPr>
-                <w:noProof/>
-                <w:webHidden/>
-              </w:rPr>
-              <w:tab/>
-            </w:r>
-            <w:r>
-              <w:rPr>
-                <w:noProof/>
-                <w:webHidden/>
-              </w:rPr>
-              <w:fldChar w:fldCharType="begin"/>
-            </w:r>
-            <w:r>
-              <w:rPr>
-                <w:noProof/>
-                <w:webHidden/>
-              </w:rPr>
-              <w:instrText xml:space="preserve"> PAGEREF _Toc86062819 \h </w:instrText>
-            </w:r>
-            <w:r>
-              <w:rPr>
-                <w:noProof/>
-                <w:webHidden/>
-              </w:rPr>
-            </w:r>
-            <w:r>
-              <w:rPr>
-                <w:noProof/>
-                <w:webHidden/>
-              </w:rPr>
-              <w:fldChar w:fldCharType="separate"/>
-            </w:r>
-            <w:r>
-              <w:rPr>
-                <w:noProof/>
-                <w:webHidden/>
-              </w:rPr>
-              <w:t>8</w:t>
-            </w:r>
-            <w:r>
-              <w:rPr>
-                <w:noProof/>
-                <w:webHidden/>
-              </w:rPr>
-              <w:fldChar w:fldCharType="end"/>
-            </w:r>
-          </w:hyperlink>
-        </w:p>
-        <w:p>
-          <w:pPr>
-            <w:pStyle w:val="11"/>
-            <w:rPr>
-              <w:rFonts w:eastAsiaTheme="minorEastAsia"/>
-              <w:noProof/>
-              <w:sz w:val="22"/>
-              <w:lang w:eastAsia="cs-CZ"/>
-            </w:rPr>
-          </w:pPr>
-          <w:hyperlink w:anchor="_Toc86062820" w:history="1">
-            <w:r>
-              <w:rPr>
-                <w:rStyle w:val="aa"/>
-                <w:noProof/>
-              </w:rPr>
-              <w:t>Seznam zkratek a odborných výrazů</w:t>
-            </w:r>
-            <w:r>
-              <w:rPr>
-                <w:noProof/>
-                <w:webHidden/>
-              </w:rPr>
-              <w:tab/>
-            </w:r>
-            <w:r>
-              <w:rPr>
-                <w:noProof/>
-                <w:webHidden/>
-              </w:rPr>
-              <w:fldChar w:fldCharType="begin"/>
-            </w:r>
-            <w:r>
-              <w:rPr>
-                <w:noProof/>
-                <w:webHidden/>
-              </w:rPr>
-              <w:instrText xml:space="preserve"> PAGEREF _Toc86062820 \h </w:instrText>
-            </w:r>
-            <w:r>
-              <w:rPr>
-                <w:noProof/>
-                <w:webHidden/>
-              </w:rPr>
-            </w:r>
-            <w:r>
-              <w:rPr>
-                <w:noProof/>
-                <w:webHidden/>
-              </w:rPr>
-              <w:fldChar w:fldCharType="separate"/>
-            </w:r>
-            <w:r>
-              <w:rPr>
-                <w:noProof/>
-                <w:webHidden/>
-              </w:rPr>
-              <w:t>9</w:t>
-            </w:r>
-            <w:r>
-              <w:rPr>
-                <w:noProof/>
-                <w:webHidden/>
-              </w:rPr>
-              <w:fldChar w:fldCharType="end"/>
-            </w:r>
-          </w:hyperlink>
-        </w:p>
-        <w:p>
-          <w:pPr>
-            <w:pStyle w:val="11"/>
-            <w:rPr>
-              <w:rFonts w:eastAsiaTheme="minorEastAsia"/>
-              <w:noProof/>
-              <w:sz w:val="22"/>
-              <w:lang w:eastAsia="cs-CZ"/>
-            </w:rPr>
-          </w:pPr>
-          <w:hyperlink w:anchor="_Toc86062821" w:history="1">
-            <w:r>
-              <w:rPr>
-                <w:rStyle w:val="aa"/>
-                <w:noProof/>
-              </w:rPr>
-              <w:t>Seznam obrázků</w:t>
-            </w:r>
-            <w:r>
-              <w:rPr>
-                <w:noProof/>
-                <w:webHidden/>
-              </w:rPr>
-              <w:tab/>
-            </w:r>
-            <w:r>
-              <w:rPr>
-                <w:noProof/>
-                <w:webHidden/>
-              </w:rPr>
-              <w:fldChar w:fldCharType="begin"/>
-            </w:r>
-            <w:r>
-              <w:rPr>
-                <w:noProof/>
-                <w:webHidden/>
-              </w:rPr>
-              <w:instrText xml:space="preserve"> PAGEREF _Toc86062821 \h </w:instrText>
-            </w:r>
-            <w:r>
-              <w:rPr>
-                <w:noProof/>
-                <w:webHidden/>
-              </w:rPr>
-            </w:r>
-            <w:r>
-              <w:rPr>
-                <w:noProof/>
-                <w:webHidden/>
-              </w:rPr>
-              <w:fldChar w:fldCharType="separate"/>
-            </w:r>
-            <w:r>
-              <w:rPr>
-                <w:noProof/>
-                <w:webHidden/>
-              </w:rPr>
-              <w:t>10</w:t>
-            </w:r>
-            <w:r>
-              <w:rPr>
-                <w:noProof/>
-                <w:webHidden/>
-              </w:rPr>
-              <w:fldChar w:fldCharType="end"/>
-            </w:r>
-          </w:hyperlink>
-        </w:p>
-        <w:p>
-          <w:pPr>
-            <w:pStyle w:val="11"/>
-            <w:rPr>
-              <w:rFonts w:eastAsiaTheme="minorEastAsia"/>
-              <w:noProof/>
-              <w:sz w:val="22"/>
-              <w:lang w:eastAsia="cs-CZ"/>
-            </w:rPr>
-          </w:pPr>
-          <w:hyperlink w:anchor="_Toc86062822" w:history="1">
-            <w:r>
-              <w:rPr>
-                <w:rStyle w:val="aa"/>
-                <w:noProof/>
-              </w:rPr>
-              <w:t>Použité zdroje</w:t>
-            </w:r>
-            <w:r>
-              <w:rPr>
-                <w:noProof/>
-                <w:webHidden/>
-              </w:rPr>
-              <w:tab/>
-            </w:r>
-            <w:r>
-              <w:rPr>
-                <w:noProof/>
-                <w:webHidden/>
-              </w:rPr>
-              <w:fldChar w:fldCharType="begin"/>
-            </w:r>
-            <w:r>
-              <w:rPr>
-                <w:noProof/>
-                <w:webHidden/>
-              </w:rPr>
-              <w:instrText xml:space="preserve"> PAGEREF _Toc86062822 \h </w:instrText>
-            </w:r>
-            <w:r>
-              <w:rPr>
-                <w:noProof/>
-                <w:webHidden/>
-              </w:rPr>
-            </w:r>
-            <w:r>
-              <w:rPr>
-                <w:noProof/>
-                <w:webHidden/>
-              </w:rPr>
-              <w:fldChar w:fldCharType="separate"/>
-            </w:r>
-            <w:r>
-              <w:rPr>
-                <w:noProof/>
-                <w:webHidden/>
-              </w:rPr>
-              <w:t>11</w:t>
+              <w:t>3</w:t>
             </w:r>
             <w:r>
               <w:rPr>
@@ -2466,24 +1445,2001 @@
             <w:rPr>
               <w:rFonts w:eastAsiaTheme="minorEastAsia"/>
               <w:noProof/>
-              <w:sz w:val="22"/>
-              <w:lang w:eastAsia="cs-CZ"/>
+              <w:kern w:val="2"/>
+              <w:szCs w:val="24"/>
+              <w:lang w:val="uk-UA" w:eastAsia="uk-UA"/>
+              <w14:ligatures w14:val="standardContextual"/>
             </w:rPr>
           </w:pPr>
-          <w:hyperlink w:anchor="_Toc86062823" w:history="1">
+          <w:hyperlink w:anchor="_Toc227582407" w:history="1">
             <w:r>
               <w:rPr>
                 <w:rStyle w:val="aa"/>
                 <w:noProof/>
               </w:rPr>
+              <w:t>3</w:t>
+            </w:r>
+            <w:r>
+              <w:rPr>
+                <w:rFonts w:eastAsiaTheme="minorEastAsia"/>
+                <w:noProof/>
+                <w:kern w:val="2"/>
+                <w:szCs w:val="24"/>
+                <w:lang w:val="uk-UA" w:eastAsia="uk-UA"/>
+                <w14:ligatures w14:val="standardContextual"/>
+              </w:rPr>
+              <w:tab/>
+            </w:r>
+            <w:r>
+              <w:rPr>
+                <w:rStyle w:val="aa"/>
+                <w:noProof/>
+              </w:rPr>
+              <w:t>Návrh elektronických komponent a kabeláže</w:t>
+            </w:r>
+            <w:r>
+              <w:rPr>
+                <w:noProof/>
+                <w:webHidden/>
+              </w:rPr>
+              <w:tab/>
+            </w:r>
+            <w:r>
+              <w:rPr>
+                <w:noProof/>
+                <w:webHidden/>
+              </w:rPr>
+              <w:fldChar w:fldCharType="begin"/>
+            </w:r>
+            <w:r>
+              <w:rPr>
+                <w:noProof/>
+                <w:webHidden/>
+              </w:rPr>
+              <w:instrText xml:space="preserve"> PAGEREF _Toc227582407 \h </w:instrText>
+            </w:r>
+            <w:r>
+              <w:rPr>
+                <w:noProof/>
+                <w:webHidden/>
+              </w:rPr>
+            </w:r>
+            <w:r>
+              <w:rPr>
+                <w:noProof/>
+                <w:webHidden/>
+              </w:rPr>
+              <w:fldChar w:fldCharType="separate"/>
+            </w:r>
+            <w:r>
+              <w:rPr>
+                <w:noProof/>
+                <w:webHidden/>
+              </w:rPr>
+              <w:t>4</w:t>
+            </w:r>
+            <w:r>
+              <w:rPr>
+                <w:noProof/>
+                <w:webHidden/>
+              </w:rPr>
+              <w:fldChar w:fldCharType="end"/>
+            </w:r>
+          </w:hyperlink>
+        </w:p>
+        <w:p>
+          <w:pPr>
+            <w:pStyle w:val="11"/>
+            <w:tabs>
+              <w:tab w:val="left" w:pos="720"/>
+            </w:tabs>
+            <w:rPr>
+              <w:rFonts w:eastAsiaTheme="minorEastAsia"/>
+              <w:noProof/>
+              <w:kern w:val="2"/>
+              <w:szCs w:val="24"/>
+              <w:lang w:val="uk-UA" w:eastAsia="uk-UA"/>
+              <w14:ligatures w14:val="standardContextual"/>
+            </w:rPr>
+          </w:pPr>
+          <w:hyperlink w:anchor="_Toc227582408" w:history="1">
+            <w:r>
+              <w:rPr>
+                <w:rStyle w:val="aa"/>
+                <w:noProof/>
+              </w:rPr>
+              <w:t>4</w:t>
+            </w:r>
+            <w:r>
+              <w:rPr>
+                <w:rFonts w:eastAsiaTheme="minorEastAsia"/>
+                <w:noProof/>
+                <w:kern w:val="2"/>
+                <w:szCs w:val="24"/>
+                <w:lang w:val="uk-UA" w:eastAsia="uk-UA"/>
+                <w14:ligatures w14:val="standardContextual"/>
+              </w:rPr>
+              <w:tab/>
+            </w:r>
+            <w:r>
+              <w:rPr>
+                <w:rStyle w:val="aa"/>
+                <w:noProof/>
+              </w:rPr>
+              <w:t>Konstrukční návrh a 3D modelování</w:t>
+            </w:r>
+            <w:r>
+              <w:rPr>
+                <w:noProof/>
+                <w:webHidden/>
+              </w:rPr>
+              <w:tab/>
+            </w:r>
+            <w:r>
+              <w:rPr>
+                <w:noProof/>
+                <w:webHidden/>
+              </w:rPr>
+              <w:fldChar w:fldCharType="begin"/>
+            </w:r>
+            <w:r>
+              <w:rPr>
+                <w:noProof/>
+                <w:webHidden/>
+              </w:rPr>
+              <w:instrText xml:space="preserve"> PAGEREF _Toc227582408 \h </w:instrText>
+            </w:r>
+            <w:r>
+              <w:rPr>
+                <w:noProof/>
+                <w:webHidden/>
+              </w:rPr>
+            </w:r>
+            <w:r>
+              <w:rPr>
+                <w:noProof/>
+                <w:webHidden/>
+              </w:rPr>
+              <w:fldChar w:fldCharType="separate"/>
+            </w:r>
+            <w:r>
+              <w:rPr>
+                <w:noProof/>
+                <w:webHidden/>
+              </w:rPr>
+              <w:t>5</w:t>
+            </w:r>
+            <w:r>
+              <w:rPr>
+                <w:noProof/>
+                <w:webHidden/>
+              </w:rPr>
+              <w:fldChar w:fldCharType="end"/>
+            </w:r>
+          </w:hyperlink>
+        </w:p>
+        <w:p>
+          <w:pPr>
+            <w:pStyle w:val="11"/>
+            <w:tabs>
+              <w:tab w:val="left" w:pos="720"/>
+            </w:tabs>
+            <w:rPr>
+              <w:rFonts w:eastAsiaTheme="minorEastAsia"/>
+              <w:noProof/>
+              <w:kern w:val="2"/>
+              <w:szCs w:val="24"/>
+              <w:lang w:val="uk-UA" w:eastAsia="uk-UA"/>
+              <w14:ligatures w14:val="standardContextual"/>
+            </w:rPr>
+          </w:pPr>
+          <w:hyperlink w:anchor="_Toc227582409" w:history="1">
+            <w:r>
+              <w:rPr>
+                <w:rStyle w:val="aa"/>
+                <w:noProof/>
+              </w:rPr>
+              <w:t>5</w:t>
+            </w:r>
+            <w:r>
+              <w:rPr>
+                <w:rFonts w:eastAsiaTheme="minorEastAsia"/>
+                <w:noProof/>
+                <w:kern w:val="2"/>
+                <w:szCs w:val="24"/>
+                <w:lang w:val="uk-UA" w:eastAsia="uk-UA"/>
+                <w14:ligatures w14:val="standardContextual"/>
+              </w:rPr>
+              <w:tab/>
+            </w:r>
+            <w:r>
+              <w:rPr>
+                <w:rStyle w:val="aa"/>
+                <w:noProof/>
+              </w:rPr>
+              <w:t>Realizace a výroba prototypu</w:t>
+            </w:r>
+            <w:r>
+              <w:rPr>
+                <w:noProof/>
+                <w:webHidden/>
+              </w:rPr>
+              <w:tab/>
+            </w:r>
+            <w:r>
+              <w:rPr>
+                <w:noProof/>
+                <w:webHidden/>
+              </w:rPr>
+              <w:fldChar w:fldCharType="begin"/>
+            </w:r>
+            <w:r>
+              <w:rPr>
+                <w:noProof/>
+                <w:webHidden/>
+              </w:rPr>
+              <w:instrText xml:space="preserve"> PAGEREF _Toc227582409 \h </w:instrText>
+            </w:r>
+            <w:r>
+              <w:rPr>
+                <w:noProof/>
+                <w:webHidden/>
+              </w:rPr>
+            </w:r>
+            <w:r>
+              <w:rPr>
+                <w:noProof/>
+                <w:webHidden/>
+              </w:rPr>
+              <w:fldChar w:fldCharType="separate"/>
+            </w:r>
+            <w:r>
+              <w:rPr>
+                <w:noProof/>
+                <w:webHidden/>
+              </w:rPr>
+              <w:t>6</w:t>
+            </w:r>
+            <w:r>
+              <w:rPr>
+                <w:noProof/>
+                <w:webHidden/>
+              </w:rPr>
+              <w:fldChar w:fldCharType="end"/>
+            </w:r>
+          </w:hyperlink>
+        </w:p>
+        <w:p>
+          <w:pPr>
+            <w:pStyle w:val="22"/>
+            <w:rPr>
+              <w:rFonts w:eastAsiaTheme="minorEastAsia"/>
+              <w:noProof/>
+              <w:kern w:val="2"/>
+              <w:szCs w:val="24"/>
+              <w:lang w:val="uk-UA" w:eastAsia="uk-UA"/>
+              <w14:ligatures w14:val="standardContextual"/>
+            </w:rPr>
+          </w:pPr>
+          <w:hyperlink w:anchor="_Toc227582410" w:history="1">
+            <w:r>
+              <w:rPr>
+                <w:rStyle w:val="aa"/>
+                <w:noProof/>
+              </w:rPr>
+              <w:t>5.1</w:t>
+            </w:r>
+            <w:r>
+              <w:rPr>
+                <w:rFonts w:eastAsiaTheme="minorEastAsia"/>
+                <w:noProof/>
+                <w:kern w:val="2"/>
+                <w:szCs w:val="24"/>
+                <w:lang w:val="uk-UA" w:eastAsia="uk-UA"/>
+                <w14:ligatures w14:val="standardContextual"/>
+              </w:rPr>
+              <w:tab/>
+            </w:r>
+            <w:r>
+              <w:rPr>
+                <w:rStyle w:val="aa"/>
+                <w:noProof/>
+              </w:rPr>
+              <w:t>Architektura konstrukce</w:t>
+            </w:r>
+            <w:r>
+              <w:rPr>
+                <w:noProof/>
+                <w:webHidden/>
+              </w:rPr>
+              <w:tab/>
+            </w:r>
+            <w:r>
+              <w:rPr>
+                <w:noProof/>
+                <w:webHidden/>
+              </w:rPr>
+              <w:fldChar w:fldCharType="begin"/>
+            </w:r>
+            <w:r>
+              <w:rPr>
+                <w:noProof/>
+                <w:webHidden/>
+              </w:rPr>
+              <w:instrText xml:space="preserve"> PAGEREF _Toc227582410 \h </w:instrText>
+            </w:r>
+            <w:r>
+              <w:rPr>
+                <w:noProof/>
+                <w:webHidden/>
+              </w:rPr>
+            </w:r>
+            <w:r>
+              <w:rPr>
+                <w:noProof/>
+                <w:webHidden/>
+              </w:rPr>
+              <w:fldChar w:fldCharType="separate"/>
+            </w:r>
+            <w:r>
+              <w:rPr>
+                <w:noProof/>
+                <w:webHidden/>
+              </w:rPr>
+              <w:t>6</w:t>
+            </w:r>
+            <w:r>
+              <w:rPr>
+                <w:noProof/>
+                <w:webHidden/>
+              </w:rPr>
+              <w:fldChar w:fldCharType="end"/>
+            </w:r>
+          </w:hyperlink>
+        </w:p>
+        <w:p>
+          <w:pPr>
+            <w:pStyle w:val="22"/>
+            <w:rPr>
+              <w:rFonts w:eastAsiaTheme="minorEastAsia"/>
+              <w:noProof/>
+              <w:kern w:val="2"/>
+              <w:szCs w:val="24"/>
+              <w:lang w:val="uk-UA" w:eastAsia="uk-UA"/>
+              <w14:ligatures w14:val="standardContextual"/>
+            </w:rPr>
+          </w:pPr>
+          <w:hyperlink w:anchor="_Toc227582411" w:history="1">
+            <w:r>
+              <w:rPr>
+                <w:rStyle w:val="aa"/>
+                <w:noProof/>
+              </w:rPr>
+              <w:t>5.2</w:t>
+            </w:r>
+            <w:r>
+              <w:rPr>
+                <w:rFonts w:eastAsiaTheme="minorEastAsia"/>
+                <w:noProof/>
+                <w:kern w:val="2"/>
+                <w:szCs w:val="24"/>
+                <w:lang w:val="uk-UA" w:eastAsia="uk-UA"/>
+                <w14:ligatures w14:val="standardContextual"/>
+              </w:rPr>
+              <w:tab/>
+            </w:r>
+            <w:r>
+              <w:rPr>
+                <w:rStyle w:val="aa"/>
+                <w:noProof/>
+              </w:rPr>
+              <w:t>Design pro aditivní výrobu</w:t>
+            </w:r>
+            <w:r>
+              <w:rPr>
+                <w:noProof/>
+                <w:webHidden/>
+              </w:rPr>
+              <w:tab/>
+            </w:r>
+            <w:r>
+              <w:rPr>
+                <w:noProof/>
+                <w:webHidden/>
+              </w:rPr>
+              <w:fldChar w:fldCharType="begin"/>
+            </w:r>
+            <w:r>
+              <w:rPr>
+                <w:noProof/>
+                <w:webHidden/>
+              </w:rPr>
+              <w:instrText xml:space="preserve"> PAGEREF _Toc227582411 \h </w:instrText>
+            </w:r>
+            <w:r>
+              <w:rPr>
+                <w:noProof/>
+                <w:webHidden/>
+              </w:rPr>
+            </w:r>
+            <w:r>
+              <w:rPr>
+                <w:noProof/>
+                <w:webHidden/>
+              </w:rPr>
+              <w:fldChar w:fldCharType="separate"/>
+            </w:r>
+            <w:r>
+              <w:rPr>
+                <w:noProof/>
+                <w:webHidden/>
+              </w:rPr>
+              <w:t>6</w:t>
+            </w:r>
+            <w:r>
+              <w:rPr>
+                <w:noProof/>
+                <w:webHidden/>
+              </w:rPr>
+              <w:fldChar w:fldCharType="end"/>
+            </w:r>
+          </w:hyperlink>
+        </w:p>
+        <w:p>
+          <w:pPr>
+            <w:pStyle w:val="22"/>
+            <w:rPr>
+              <w:rFonts w:eastAsiaTheme="minorEastAsia"/>
+              <w:noProof/>
+              <w:kern w:val="2"/>
+              <w:szCs w:val="24"/>
+              <w:lang w:val="uk-UA" w:eastAsia="uk-UA"/>
+              <w14:ligatures w14:val="standardContextual"/>
+            </w:rPr>
+          </w:pPr>
+          <w:hyperlink w:anchor="_Toc227582412" w:history="1">
+            <w:r>
+              <w:rPr>
+                <w:rStyle w:val="aa"/>
+                <w:noProof/>
+              </w:rPr>
+              <w:t>5.3</w:t>
+            </w:r>
+            <w:r>
+              <w:rPr>
+                <w:rFonts w:eastAsiaTheme="minorEastAsia"/>
+                <w:noProof/>
+                <w:kern w:val="2"/>
+                <w:szCs w:val="24"/>
+                <w:lang w:val="uk-UA" w:eastAsia="uk-UA"/>
+                <w14:ligatures w14:val="standardContextual"/>
+              </w:rPr>
+              <w:tab/>
+            </w:r>
+            <w:r>
+              <w:rPr>
+                <w:rStyle w:val="aa"/>
+                <w:noProof/>
+              </w:rPr>
+              <w:t>Integrace komponent</w:t>
+            </w:r>
+            <w:r>
+              <w:rPr>
+                <w:noProof/>
+                <w:webHidden/>
+              </w:rPr>
+              <w:tab/>
+            </w:r>
+            <w:r>
+              <w:rPr>
+                <w:noProof/>
+                <w:webHidden/>
+              </w:rPr>
+              <w:fldChar w:fldCharType="begin"/>
+            </w:r>
+            <w:r>
+              <w:rPr>
+                <w:noProof/>
+                <w:webHidden/>
+              </w:rPr>
+              <w:instrText xml:space="preserve"> PAGEREF _Toc227582412 \h </w:instrText>
+            </w:r>
+            <w:r>
+              <w:rPr>
+                <w:noProof/>
+                <w:webHidden/>
+              </w:rPr>
+            </w:r>
+            <w:r>
+              <w:rPr>
+                <w:noProof/>
+                <w:webHidden/>
+              </w:rPr>
+              <w:fldChar w:fldCharType="separate"/>
+            </w:r>
+            <w:r>
+              <w:rPr>
+                <w:noProof/>
+                <w:webHidden/>
+              </w:rPr>
+              <w:t>6</w:t>
+            </w:r>
+            <w:r>
+              <w:rPr>
+                <w:noProof/>
+                <w:webHidden/>
+              </w:rPr>
+              <w:fldChar w:fldCharType="end"/>
+            </w:r>
+          </w:hyperlink>
+        </w:p>
+        <w:p>
+          <w:pPr>
+            <w:pStyle w:val="11"/>
+            <w:tabs>
+              <w:tab w:val="left" w:pos="720"/>
+            </w:tabs>
+            <w:rPr>
+              <w:rFonts w:eastAsiaTheme="minorEastAsia"/>
+              <w:noProof/>
+              <w:kern w:val="2"/>
+              <w:szCs w:val="24"/>
+              <w:lang w:val="uk-UA" w:eastAsia="uk-UA"/>
+              <w14:ligatures w14:val="standardContextual"/>
+            </w:rPr>
+          </w:pPr>
+          <w:hyperlink w:anchor="_Toc227582413" w:history="1">
+            <w:r>
+              <w:rPr>
+                <w:rStyle w:val="aa"/>
+                <w:noProof/>
+              </w:rPr>
+              <w:t>6</w:t>
+            </w:r>
+            <w:r>
+              <w:rPr>
+                <w:rFonts w:eastAsiaTheme="minorEastAsia"/>
+                <w:noProof/>
+                <w:kern w:val="2"/>
+                <w:szCs w:val="24"/>
+                <w:lang w:val="uk-UA" w:eastAsia="uk-UA"/>
+                <w14:ligatures w14:val="standardContextual"/>
+              </w:rPr>
+              <w:tab/>
+            </w:r>
+            <w:r>
+              <w:rPr>
+                <w:rStyle w:val="aa"/>
+                <w:noProof/>
+              </w:rPr>
+              <w:t>Softwarové řešení a řízení</w:t>
+            </w:r>
+            <w:r>
+              <w:rPr>
+                <w:noProof/>
+                <w:webHidden/>
+              </w:rPr>
+              <w:tab/>
+            </w:r>
+            <w:r>
+              <w:rPr>
+                <w:noProof/>
+                <w:webHidden/>
+              </w:rPr>
+              <w:fldChar w:fldCharType="begin"/>
+            </w:r>
+            <w:r>
+              <w:rPr>
+                <w:noProof/>
+                <w:webHidden/>
+              </w:rPr>
+              <w:instrText xml:space="preserve"> PAGEREF _Toc227582413 \h </w:instrText>
+            </w:r>
+            <w:r>
+              <w:rPr>
+                <w:noProof/>
+                <w:webHidden/>
+              </w:rPr>
+            </w:r>
+            <w:r>
+              <w:rPr>
+                <w:noProof/>
+                <w:webHidden/>
+              </w:rPr>
+              <w:fldChar w:fldCharType="separate"/>
+            </w:r>
+            <w:r>
+              <w:rPr>
+                <w:noProof/>
+                <w:webHidden/>
+              </w:rPr>
+              <w:t>7</w:t>
+            </w:r>
+            <w:r>
+              <w:rPr>
+                <w:noProof/>
+                <w:webHidden/>
+              </w:rPr>
+              <w:fldChar w:fldCharType="end"/>
+            </w:r>
+          </w:hyperlink>
+        </w:p>
+        <w:p>
+          <w:pPr>
+            <w:pStyle w:val="11"/>
+            <w:tabs>
+              <w:tab w:val="left" w:pos="720"/>
+            </w:tabs>
+            <w:rPr>
+              <w:rFonts w:eastAsiaTheme="minorEastAsia"/>
+              <w:noProof/>
+              <w:kern w:val="2"/>
+              <w:szCs w:val="24"/>
+              <w:lang w:val="uk-UA" w:eastAsia="uk-UA"/>
+              <w14:ligatures w14:val="standardContextual"/>
+            </w:rPr>
+          </w:pPr>
+          <w:hyperlink w:anchor="_Toc227582414" w:history="1">
+            <w:r>
+              <w:rPr>
+                <w:rStyle w:val="aa"/>
+                <w:noProof/>
+              </w:rPr>
+              <w:t>7</w:t>
+            </w:r>
+            <w:r>
+              <w:rPr>
+                <w:rFonts w:eastAsiaTheme="minorEastAsia"/>
+                <w:noProof/>
+                <w:kern w:val="2"/>
+                <w:szCs w:val="24"/>
+                <w:lang w:val="uk-UA" w:eastAsia="uk-UA"/>
+                <w14:ligatures w14:val="standardContextual"/>
+              </w:rPr>
+              <w:tab/>
+            </w:r>
+            <w:r>
+              <w:rPr>
+                <w:rStyle w:val="aa"/>
+                <w:noProof/>
+              </w:rPr>
+              <w:t>Testování, ladění a diskuse</w:t>
+            </w:r>
+            <w:r>
+              <w:rPr>
+                <w:noProof/>
+                <w:webHidden/>
+              </w:rPr>
+              <w:tab/>
+            </w:r>
+            <w:r>
+              <w:rPr>
+                <w:noProof/>
+                <w:webHidden/>
+              </w:rPr>
+              <w:fldChar w:fldCharType="begin"/>
+            </w:r>
+            <w:r>
+              <w:rPr>
+                <w:noProof/>
+                <w:webHidden/>
+              </w:rPr>
+              <w:instrText xml:space="preserve"> PAGEREF _Toc227582414 \h </w:instrText>
+            </w:r>
+            <w:r>
+              <w:rPr>
+                <w:noProof/>
+                <w:webHidden/>
+              </w:rPr>
+            </w:r>
+            <w:r>
+              <w:rPr>
+                <w:noProof/>
+                <w:webHidden/>
+              </w:rPr>
+              <w:fldChar w:fldCharType="separate"/>
+            </w:r>
+            <w:r>
+              <w:rPr>
+                <w:noProof/>
+                <w:webHidden/>
+              </w:rPr>
+              <w:t>8</w:t>
+            </w:r>
+            <w:r>
+              <w:rPr>
+                <w:noProof/>
+                <w:webHidden/>
+              </w:rPr>
+              <w:fldChar w:fldCharType="end"/>
+            </w:r>
+          </w:hyperlink>
+        </w:p>
+        <w:p>
+          <w:pPr>
+            <w:pStyle w:val="11"/>
+            <w:tabs>
+              <w:tab w:val="left" w:pos="720"/>
+            </w:tabs>
+            <w:rPr>
+              <w:rFonts w:eastAsiaTheme="minorEastAsia"/>
+              <w:noProof/>
+              <w:kern w:val="2"/>
+              <w:szCs w:val="24"/>
+              <w:lang w:val="uk-UA" w:eastAsia="uk-UA"/>
+              <w14:ligatures w14:val="standardContextual"/>
+            </w:rPr>
+          </w:pPr>
+          <w:hyperlink w:anchor="_Toc227582415" w:history="1">
+            <w:r>
+              <w:rPr>
+                <w:rStyle w:val="aa"/>
+                <w:noProof/>
+              </w:rPr>
+              <w:t>8</w:t>
+            </w:r>
+            <w:r>
+              <w:rPr>
+                <w:rFonts w:eastAsiaTheme="minorEastAsia"/>
+                <w:noProof/>
+                <w:kern w:val="2"/>
+                <w:szCs w:val="24"/>
+                <w:lang w:val="uk-UA" w:eastAsia="uk-UA"/>
+                <w14:ligatures w14:val="standardContextual"/>
+              </w:rPr>
+              <w:tab/>
+            </w:r>
+            <w:r>
+              <w:rPr>
+                <w:rStyle w:val="aa"/>
+                <w:noProof/>
+              </w:rPr>
+              <w:t>První kapitola</w:t>
+            </w:r>
+            <w:r>
+              <w:rPr>
+                <w:noProof/>
+                <w:webHidden/>
+              </w:rPr>
+              <w:tab/>
+            </w:r>
+            <w:r>
+              <w:rPr>
+                <w:noProof/>
+                <w:webHidden/>
+              </w:rPr>
+              <w:fldChar w:fldCharType="begin"/>
+            </w:r>
+            <w:r>
+              <w:rPr>
+                <w:noProof/>
+                <w:webHidden/>
+              </w:rPr>
+              <w:instrText xml:space="preserve"> PAGEREF _Toc227582415 \h </w:instrText>
+            </w:r>
+            <w:r>
+              <w:rPr>
+                <w:noProof/>
+                <w:webHidden/>
+              </w:rPr>
+            </w:r>
+            <w:r>
+              <w:rPr>
+                <w:noProof/>
+                <w:webHidden/>
+              </w:rPr>
+              <w:fldChar w:fldCharType="separate"/>
+            </w:r>
+            <w:r>
+              <w:rPr>
+                <w:noProof/>
+                <w:webHidden/>
+              </w:rPr>
+              <w:t>9</w:t>
+            </w:r>
+            <w:r>
+              <w:rPr>
+                <w:noProof/>
+                <w:webHidden/>
+              </w:rPr>
+              <w:fldChar w:fldCharType="end"/>
+            </w:r>
+          </w:hyperlink>
+        </w:p>
+        <w:p>
+          <w:pPr>
+            <w:pStyle w:val="22"/>
+            <w:rPr>
+              <w:rFonts w:eastAsiaTheme="minorEastAsia"/>
+              <w:noProof/>
+              <w:kern w:val="2"/>
+              <w:szCs w:val="24"/>
+              <w:lang w:val="uk-UA" w:eastAsia="uk-UA"/>
+              <w14:ligatures w14:val="standardContextual"/>
+            </w:rPr>
+          </w:pPr>
+          <w:hyperlink w:anchor="_Toc227582416" w:history="1">
+            <w:r>
+              <w:rPr>
+                <w:rStyle w:val="aa"/>
+                <w:noProof/>
+              </w:rPr>
+              <w:t>1.1</w:t>
+            </w:r>
+            <w:r>
+              <w:rPr>
+                <w:rFonts w:eastAsiaTheme="minorEastAsia"/>
+                <w:noProof/>
+                <w:kern w:val="2"/>
+                <w:szCs w:val="24"/>
+                <w:lang w:val="uk-UA" w:eastAsia="uk-UA"/>
+                <w14:ligatures w14:val="standardContextual"/>
+              </w:rPr>
+              <w:tab/>
+            </w:r>
+            <w:r>
+              <w:rPr>
+                <w:rStyle w:val="aa"/>
+                <w:noProof/>
+              </w:rPr>
+              <w:t>Podkapitola první kapitoly</w:t>
+            </w:r>
+            <w:r>
+              <w:rPr>
+                <w:noProof/>
+                <w:webHidden/>
+              </w:rPr>
+              <w:tab/>
+            </w:r>
+            <w:r>
+              <w:rPr>
+                <w:noProof/>
+                <w:webHidden/>
+              </w:rPr>
+              <w:fldChar w:fldCharType="begin"/>
+            </w:r>
+            <w:r>
+              <w:rPr>
+                <w:noProof/>
+                <w:webHidden/>
+              </w:rPr>
+              <w:instrText xml:space="preserve"> PAGEREF _Toc227582416 \h </w:instrText>
+            </w:r>
+            <w:r>
+              <w:rPr>
+                <w:noProof/>
+                <w:webHidden/>
+              </w:rPr>
+            </w:r>
+            <w:r>
+              <w:rPr>
+                <w:noProof/>
+                <w:webHidden/>
+              </w:rPr>
+              <w:fldChar w:fldCharType="separate"/>
+            </w:r>
+            <w:r>
+              <w:rPr>
+                <w:noProof/>
+                <w:webHidden/>
+              </w:rPr>
+              <w:t>9</w:t>
+            </w:r>
+            <w:r>
+              <w:rPr>
+                <w:noProof/>
+                <w:webHidden/>
+              </w:rPr>
+              <w:fldChar w:fldCharType="end"/>
+            </w:r>
+          </w:hyperlink>
+        </w:p>
+        <w:p>
+          <w:pPr>
+            <w:pStyle w:val="32"/>
+            <w:rPr>
+              <w:rFonts w:eastAsiaTheme="minorEastAsia"/>
+              <w:noProof/>
+              <w:kern w:val="2"/>
+              <w:szCs w:val="24"/>
+              <w:lang w:val="uk-UA" w:eastAsia="uk-UA"/>
+              <w14:ligatures w14:val="standardContextual"/>
+            </w:rPr>
+          </w:pPr>
+          <w:hyperlink w:anchor="_Toc227582417" w:history="1">
+            <w:r>
+              <w:rPr>
+                <w:rStyle w:val="aa"/>
+                <w:noProof/>
+              </w:rPr>
+              <w:t>8.1.1</w:t>
+            </w:r>
+            <w:r>
+              <w:rPr>
+                <w:rFonts w:eastAsiaTheme="minorEastAsia"/>
+                <w:noProof/>
+                <w:kern w:val="2"/>
+                <w:szCs w:val="24"/>
+                <w:lang w:val="uk-UA" w:eastAsia="uk-UA"/>
+                <w14:ligatures w14:val="standardContextual"/>
+              </w:rPr>
+              <w:tab/>
+            </w:r>
+            <w:r>
+              <w:rPr>
+                <w:rStyle w:val="aa"/>
+                <w:noProof/>
+              </w:rPr>
+              <w:t>Podkapitola první kapitoly uvnitř první kapitoly</w:t>
+            </w:r>
+            <w:r>
+              <w:rPr>
+                <w:noProof/>
+                <w:webHidden/>
+              </w:rPr>
+              <w:tab/>
+            </w:r>
+            <w:r>
+              <w:rPr>
+                <w:noProof/>
+                <w:webHidden/>
+              </w:rPr>
+              <w:fldChar w:fldCharType="begin"/>
+            </w:r>
+            <w:r>
+              <w:rPr>
+                <w:noProof/>
+                <w:webHidden/>
+              </w:rPr>
+              <w:instrText xml:space="preserve"> PAGEREF _Toc227582417 \h </w:instrText>
+            </w:r>
+            <w:r>
+              <w:rPr>
+                <w:noProof/>
+                <w:webHidden/>
+              </w:rPr>
+            </w:r>
+            <w:r>
+              <w:rPr>
+                <w:noProof/>
+                <w:webHidden/>
+              </w:rPr>
+              <w:fldChar w:fldCharType="separate"/>
+            </w:r>
+            <w:r>
+              <w:rPr>
+                <w:noProof/>
+                <w:webHidden/>
+              </w:rPr>
+              <w:t>9</w:t>
+            </w:r>
+            <w:r>
+              <w:rPr>
+                <w:noProof/>
+                <w:webHidden/>
+              </w:rPr>
+              <w:fldChar w:fldCharType="end"/>
+            </w:r>
+          </w:hyperlink>
+        </w:p>
+        <w:p>
+          <w:pPr>
+            <w:pStyle w:val="22"/>
+            <w:rPr>
+              <w:rFonts w:eastAsiaTheme="minorEastAsia"/>
+              <w:noProof/>
+              <w:kern w:val="2"/>
+              <w:szCs w:val="24"/>
+              <w:lang w:val="uk-UA" w:eastAsia="uk-UA"/>
+              <w14:ligatures w14:val="standardContextual"/>
+            </w:rPr>
+          </w:pPr>
+          <w:hyperlink w:anchor="_Toc227582418" w:history="1">
+            <w:r>
+              <w:rPr>
+                <w:rStyle w:val="aa"/>
+                <w:noProof/>
+              </w:rPr>
+              <w:t>8.2</w:t>
+            </w:r>
+            <w:r>
+              <w:rPr>
+                <w:rFonts w:eastAsiaTheme="minorEastAsia"/>
+                <w:noProof/>
+                <w:kern w:val="2"/>
+                <w:szCs w:val="24"/>
+                <w:lang w:val="uk-UA" w:eastAsia="uk-UA"/>
+                <w14:ligatures w14:val="standardContextual"/>
+              </w:rPr>
+              <w:tab/>
+            </w:r>
+            <w:r>
+              <w:rPr>
+                <w:rStyle w:val="aa"/>
+                <w:noProof/>
+              </w:rPr>
+              <w:t>Seznamy</w:t>
+            </w:r>
+            <w:r>
+              <w:rPr>
+                <w:noProof/>
+                <w:webHidden/>
+              </w:rPr>
+              <w:tab/>
+            </w:r>
+            <w:r>
+              <w:rPr>
+                <w:noProof/>
+                <w:webHidden/>
+              </w:rPr>
+              <w:fldChar w:fldCharType="begin"/>
+            </w:r>
+            <w:r>
+              <w:rPr>
+                <w:noProof/>
+                <w:webHidden/>
+              </w:rPr>
+              <w:instrText xml:space="preserve"> PAGEREF _Toc227582418 \h </w:instrText>
+            </w:r>
+            <w:r>
+              <w:rPr>
+                <w:noProof/>
+                <w:webHidden/>
+              </w:rPr>
+            </w:r>
+            <w:r>
+              <w:rPr>
+                <w:noProof/>
+                <w:webHidden/>
+              </w:rPr>
+              <w:fldChar w:fldCharType="separate"/>
+            </w:r>
+            <w:r>
+              <w:rPr>
+                <w:noProof/>
+                <w:webHidden/>
+              </w:rPr>
+              <w:t>11</w:t>
+            </w:r>
+            <w:r>
+              <w:rPr>
+                <w:noProof/>
+                <w:webHidden/>
+              </w:rPr>
+              <w:fldChar w:fldCharType="end"/>
+            </w:r>
+          </w:hyperlink>
+        </w:p>
+        <w:p>
+          <w:pPr>
+            <w:pStyle w:val="32"/>
+            <w:rPr>
+              <w:rFonts w:eastAsiaTheme="minorEastAsia"/>
+              <w:noProof/>
+              <w:kern w:val="2"/>
+              <w:szCs w:val="24"/>
+              <w:lang w:val="uk-UA" w:eastAsia="uk-UA"/>
+              <w14:ligatures w14:val="standardContextual"/>
+            </w:rPr>
+          </w:pPr>
+          <w:hyperlink w:anchor="_Toc227582419" w:history="1">
+            <w:r>
+              <w:rPr>
+                <w:rStyle w:val="aa"/>
+                <w:noProof/>
+              </w:rPr>
+              <w:t>8.2.1</w:t>
+            </w:r>
+            <w:r>
+              <w:rPr>
+                <w:rFonts w:eastAsiaTheme="minorEastAsia"/>
+                <w:noProof/>
+                <w:kern w:val="2"/>
+                <w:szCs w:val="24"/>
+                <w:lang w:val="uk-UA" w:eastAsia="uk-UA"/>
+                <w14:ligatures w14:val="standardContextual"/>
+              </w:rPr>
+              <w:tab/>
+            </w:r>
+            <w:r>
+              <w:rPr>
+                <w:rStyle w:val="aa"/>
+                <w:noProof/>
+              </w:rPr>
+              <w:t>Číslovaný seznam</w:t>
+            </w:r>
+            <w:r>
+              <w:rPr>
+                <w:noProof/>
+                <w:webHidden/>
+              </w:rPr>
+              <w:tab/>
+            </w:r>
+            <w:r>
+              <w:rPr>
+                <w:noProof/>
+                <w:webHidden/>
+              </w:rPr>
+              <w:fldChar w:fldCharType="begin"/>
+            </w:r>
+            <w:r>
+              <w:rPr>
+                <w:noProof/>
+                <w:webHidden/>
+              </w:rPr>
+              <w:instrText xml:space="preserve"> PAGEREF _Toc227582419 \h </w:instrText>
+            </w:r>
+            <w:r>
+              <w:rPr>
+                <w:noProof/>
+                <w:webHidden/>
+              </w:rPr>
+            </w:r>
+            <w:r>
+              <w:rPr>
+                <w:noProof/>
+                <w:webHidden/>
+              </w:rPr>
+              <w:fldChar w:fldCharType="separate"/>
+            </w:r>
+            <w:r>
+              <w:rPr>
+                <w:noProof/>
+                <w:webHidden/>
+              </w:rPr>
+              <w:t>11</w:t>
+            </w:r>
+            <w:r>
+              <w:rPr>
+                <w:noProof/>
+                <w:webHidden/>
+              </w:rPr>
+              <w:fldChar w:fldCharType="end"/>
+            </w:r>
+          </w:hyperlink>
+        </w:p>
+        <w:p>
+          <w:pPr>
+            <w:pStyle w:val="32"/>
+            <w:rPr>
+              <w:rFonts w:eastAsiaTheme="minorEastAsia"/>
+              <w:noProof/>
+              <w:kern w:val="2"/>
+              <w:szCs w:val="24"/>
+              <w:lang w:val="uk-UA" w:eastAsia="uk-UA"/>
+              <w14:ligatures w14:val="standardContextual"/>
+            </w:rPr>
+          </w:pPr>
+          <w:hyperlink w:anchor="_Toc227582420" w:history="1">
+            <w:r>
+              <w:rPr>
+                <w:rStyle w:val="aa"/>
+                <w:noProof/>
+              </w:rPr>
+              <w:t>8.2.2</w:t>
+            </w:r>
+            <w:r>
+              <w:rPr>
+                <w:rFonts w:eastAsiaTheme="minorEastAsia"/>
+                <w:noProof/>
+                <w:kern w:val="2"/>
+                <w:szCs w:val="24"/>
+                <w:lang w:val="uk-UA" w:eastAsia="uk-UA"/>
+                <w14:ligatures w14:val="standardContextual"/>
+              </w:rPr>
+              <w:tab/>
+            </w:r>
+            <w:r>
+              <w:rPr>
+                <w:rStyle w:val="aa"/>
+                <w:noProof/>
+              </w:rPr>
+              <w:t>Odrážkový seznam</w:t>
+            </w:r>
+            <w:r>
+              <w:rPr>
+                <w:noProof/>
+                <w:webHidden/>
+              </w:rPr>
+              <w:tab/>
+            </w:r>
+            <w:r>
+              <w:rPr>
+                <w:noProof/>
+                <w:webHidden/>
+              </w:rPr>
+              <w:fldChar w:fldCharType="begin"/>
+            </w:r>
+            <w:r>
+              <w:rPr>
+                <w:noProof/>
+                <w:webHidden/>
+              </w:rPr>
+              <w:instrText xml:space="preserve"> PAGEREF _Toc227582420 \h </w:instrText>
+            </w:r>
+            <w:r>
+              <w:rPr>
+                <w:noProof/>
+                <w:webHidden/>
+              </w:rPr>
+            </w:r>
+            <w:r>
+              <w:rPr>
+                <w:noProof/>
+                <w:webHidden/>
+              </w:rPr>
+              <w:fldChar w:fldCharType="separate"/>
+            </w:r>
+            <w:r>
+              <w:rPr>
+                <w:noProof/>
+                <w:webHidden/>
+              </w:rPr>
+              <w:t>11</w:t>
+            </w:r>
+            <w:r>
+              <w:rPr>
+                <w:noProof/>
+                <w:webHidden/>
+              </w:rPr>
+              <w:fldChar w:fldCharType="end"/>
+            </w:r>
+          </w:hyperlink>
+        </w:p>
+        <w:p>
+          <w:pPr>
+            <w:pStyle w:val="22"/>
+            <w:rPr>
+              <w:rFonts w:eastAsiaTheme="minorEastAsia"/>
+              <w:noProof/>
+              <w:kern w:val="2"/>
+              <w:szCs w:val="24"/>
+              <w:lang w:val="uk-UA" w:eastAsia="uk-UA"/>
+              <w14:ligatures w14:val="standardContextual"/>
+            </w:rPr>
+          </w:pPr>
+          <w:hyperlink w:anchor="_Toc227582421" w:history="1">
+            <w:r>
+              <w:rPr>
+                <w:rStyle w:val="aa"/>
+                <w:noProof/>
+              </w:rPr>
+              <w:t>8.3</w:t>
+            </w:r>
+            <w:r>
+              <w:rPr>
+                <w:rFonts w:eastAsiaTheme="minorEastAsia"/>
+                <w:noProof/>
+                <w:kern w:val="2"/>
+                <w:szCs w:val="24"/>
+                <w:lang w:val="uk-UA" w:eastAsia="uk-UA"/>
+                <w14:ligatures w14:val="standardContextual"/>
+              </w:rPr>
+              <w:tab/>
+            </w:r>
+            <w:r>
+              <w:rPr>
+                <w:rStyle w:val="aa"/>
+                <w:noProof/>
+              </w:rPr>
+              <w:t>Dlouhá citace</w:t>
+            </w:r>
+            <w:r>
+              <w:rPr>
+                <w:noProof/>
+                <w:webHidden/>
+              </w:rPr>
+              <w:tab/>
+            </w:r>
+            <w:r>
+              <w:rPr>
+                <w:noProof/>
+                <w:webHidden/>
+              </w:rPr>
+              <w:fldChar w:fldCharType="begin"/>
+            </w:r>
+            <w:r>
+              <w:rPr>
+                <w:noProof/>
+                <w:webHidden/>
+              </w:rPr>
+              <w:instrText xml:space="preserve"> PAGEREF _Toc227582421 \h </w:instrText>
+            </w:r>
+            <w:r>
+              <w:rPr>
+                <w:noProof/>
+                <w:webHidden/>
+              </w:rPr>
+            </w:r>
+            <w:r>
+              <w:rPr>
+                <w:noProof/>
+                <w:webHidden/>
+              </w:rPr>
+              <w:fldChar w:fldCharType="separate"/>
+            </w:r>
+            <w:r>
+              <w:rPr>
+                <w:noProof/>
+                <w:webHidden/>
+              </w:rPr>
+              <w:t>11</w:t>
+            </w:r>
+            <w:r>
+              <w:rPr>
+                <w:noProof/>
+                <w:webHidden/>
+              </w:rPr>
+              <w:fldChar w:fldCharType="end"/>
+            </w:r>
+          </w:hyperlink>
+        </w:p>
+        <w:p>
+          <w:pPr>
+            <w:pStyle w:val="22"/>
+            <w:rPr>
+              <w:rFonts w:eastAsiaTheme="minorEastAsia"/>
+              <w:noProof/>
+              <w:kern w:val="2"/>
+              <w:szCs w:val="24"/>
+              <w:lang w:val="uk-UA" w:eastAsia="uk-UA"/>
+              <w14:ligatures w14:val="standardContextual"/>
+            </w:rPr>
+          </w:pPr>
+          <w:hyperlink w:anchor="_Toc227582422" w:history="1">
+            <w:r>
+              <w:rPr>
+                <w:rStyle w:val="aa"/>
+                <w:noProof/>
+              </w:rPr>
+              <w:t>8.4</w:t>
+            </w:r>
+            <w:r>
+              <w:rPr>
+                <w:rFonts w:eastAsiaTheme="minorEastAsia"/>
+                <w:noProof/>
+                <w:kern w:val="2"/>
+                <w:szCs w:val="24"/>
+                <w:lang w:val="uk-UA" w:eastAsia="uk-UA"/>
+                <w14:ligatures w14:val="standardContextual"/>
+              </w:rPr>
+              <w:tab/>
+            </w:r>
+            <w:r>
+              <w:rPr>
+                <w:rStyle w:val="aa"/>
+                <w:noProof/>
+              </w:rPr>
+              <w:t>Zdrojový kód</w:t>
+            </w:r>
+            <w:r>
+              <w:rPr>
+                <w:noProof/>
+                <w:webHidden/>
+              </w:rPr>
+              <w:tab/>
+            </w:r>
+            <w:r>
+              <w:rPr>
+                <w:noProof/>
+                <w:webHidden/>
+              </w:rPr>
+              <w:fldChar w:fldCharType="begin"/>
+            </w:r>
+            <w:r>
+              <w:rPr>
+                <w:noProof/>
+                <w:webHidden/>
+              </w:rPr>
+              <w:instrText xml:space="preserve"> PAGEREF _Toc227582422 \h </w:instrText>
+            </w:r>
+            <w:r>
+              <w:rPr>
+                <w:noProof/>
+                <w:webHidden/>
+              </w:rPr>
+            </w:r>
+            <w:r>
+              <w:rPr>
+                <w:noProof/>
+                <w:webHidden/>
+              </w:rPr>
+              <w:fldChar w:fldCharType="separate"/>
+            </w:r>
+            <w:r>
+              <w:rPr>
+                <w:noProof/>
+                <w:webHidden/>
+              </w:rPr>
+              <w:t>12</w:t>
+            </w:r>
+            <w:r>
+              <w:rPr>
+                <w:noProof/>
+                <w:webHidden/>
+              </w:rPr>
+              <w:fldChar w:fldCharType="end"/>
+            </w:r>
+          </w:hyperlink>
+        </w:p>
+        <w:p>
+          <w:pPr>
+            <w:pStyle w:val="11"/>
+            <w:tabs>
+              <w:tab w:val="left" w:pos="720"/>
+            </w:tabs>
+            <w:rPr>
+              <w:rFonts w:eastAsiaTheme="minorEastAsia"/>
+              <w:noProof/>
+              <w:kern w:val="2"/>
+              <w:szCs w:val="24"/>
+              <w:lang w:val="uk-UA" w:eastAsia="uk-UA"/>
+              <w14:ligatures w14:val="standardContextual"/>
+            </w:rPr>
+          </w:pPr>
+          <w:hyperlink w:anchor="_Toc227582423" w:history="1">
+            <w:r>
+              <w:rPr>
+                <w:rStyle w:val="aa"/>
+                <w:noProof/>
+              </w:rPr>
+              <w:t>9</w:t>
+            </w:r>
+            <w:r>
+              <w:rPr>
+                <w:rFonts w:eastAsiaTheme="minorEastAsia"/>
+                <w:noProof/>
+                <w:kern w:val="2"/>
+                <w:szCs w:val="24"/>
+                <w:lang w:val="uk-UA" w:eastAsia="uk-UA"/>
+                <w14:ligatures w14:val="standardContextual"/>
+              </w:rPr>
+              <w:tab/>
+            </w:r>
+            <w:r>
+              <w:rPr>
+                <w:rStyle w:val="aa"/>
+                <w:noProof/>
+              </w:rPr>
+              <w:t>Druhá kapitola</w:t>
+            </w:r>
+            <w:r>
+              <w:rPr>
+                <w:noProof/>
+                <w:webHidden/>
+              </w:rPr>
+              <w:tab/>
+            </w:r>
+            <w:r>
+              <w:rPr>
+                <w:noProof/>
+                <w:webHidden/>
+              </w:rPr>
+              <w:fldChar w:fldCharType="begin"/>
+            </w:r>
+            <w:r>
+              <w:rPr>
+                <w:noProof/>
+                <w:webHidden/>
+              </w:rPr>
+              <w:instrText xml:space="preserve"> PAGEREF _Toc227582423 \h </w:instrText>
+            </w:r>
+            <w:r>
+              <w:rPr>
+                <w:noProof/>
+                <w:webHidden/>
+              </w:rPr>
+            </w:r>
+            <w:r>
+              <w:rPr>
+                <w:noProof/>
+                <w:webHidden/>
+              </w:rPr>
+              <w:fldChar w:fldCharType="separate"/>
+            </w:r>
+            <w:r>
+              <w:rPr>
+                <w:noProof/>
+                <w:webHidden/>
+              </w:rPr>
+              <w:t>13</w:t>
+            </w:r>
+            <w:r>
+              <w:rPr>
+                <w:noProof/>
+                <w:webHidden/>
+              </w:rPr>
+              <w:fldChar w:fldCharType="end"/>
+            </w:r>
+          </w:hyperlink>
+        </w:p>
+        <w:p>
+          <w:pPr>
+            <w:pStyle w:val="22"/>
+            <w:rPr>
+              <w:rFonts w:eastAsiaTheme="minorEastAsia"/>
+              <w:noProof/>
+              <w:kern w:val="2"/>
+              <w:szCs w:val="24"/>
+              <w:lang w:val="uk-UA" w:eastAsia="uk-UA"/>
+              <w14:ligatures w14:val="standardContextual"/>
+            </w:rPr>
+          </w:pPr>
+          <w:hyperlink w:anchor="_Toc227582424" w:history="1">
+            <w:r>
+              <w:rPr>
+                <w:rStyle w:val="aa"/>
+                <w:noProof/>
+              </w:rPr>
+              <w:t>9.1</w:t>
+            </w:r>
+            <w:r>
+              <w:rPr>
+                <w:rFonts w:eastAsiaTheme="minorEastAsia"/>
+                <w:noProof/>
+                <w:kern w:val="2"/>
+                <w:szCs w:val="24"/>
+                <w:lang w:val="uk-UA" w:eastAsia="uk-UA"/>
+                <w14:ligatures w14:val="standardContextual"/>
+              </w:rPr>
+              <w:tab/>
+            </w:r>
+            <w:r>
+              <w:rPr>
+                <w:rStyle w:val="aa"/>
+                <w:noProof/>
+              </w:rPr>
+              <w:t>Podkapitola druhé kapitoly</w:t>
+            </w:r>
+            <w:r>
+              <w:rPr>
+                <w:noProof/>
+                <w:webHidden/>
+              </w:rPr>
+              <w:tab/>
+            </w:r>
+            <w:r>
+              <w:rPr>
+                <w:noProof/>
+                <w:webHidden/>
+              </w:rPr>
+              <w:fldChar w:fldCharType="begin"/>
+            </w:r>
+            <w:r>
+              <w:rPr>
+                <w:noProof/>
+                <w:webHidden/>
+              </w:rPr>
+              <w:instrText xml:space="preserve"> PAGEREF _Toc227582424 \h </w:instrText>
+            </w:r>
+            <w:r>
+              <w:rPr>
+                <w:noProof/>
+                <w:webHidden/>
+              </w:rPr>
+            </w:r>
+            <w:r>
+              <w:rPr>
+                <w:noProof/>
+                <w:webHidden/>
+              </w:rPr>
+              <w:fldChar w:fldCharType="separate"/>
+            </w:r>
+            <w:r>
+              <w:rPr>
+                <w:noProof/>
+                <w:webHidden/>
+              </w:rPr>
+              <w:t>13</w:t>
+            </w:r>
+            <w:r>
+              <w:rPr>
+                <w:noProof/>
+                <w:webHidden/>
+              </w:rPr>
+              <w:fldChar w:fldCharType="end"/>
+            </w:r>
+          </w:hyperlink>
+        </w:p>
+        <w:p>
+          <w:pPr>
+            <w:pStyle w:val="32"/>
+            <w:rPr>
+              <w:rFonts w:eastAsiaTheme="minorEastAsia"/>
+              <w:noProof/>
+              <w:kern w:val="2"/>
+              <w:szCs w:val="24"/>
+              <w:lang w:val="uk-UA" w:eastAsia="uk-UA"/>
+              <w14:ligatures w14:val="standardContextual"/>
+            </w:rPr>
+          </w:pPr>
+          <w:hyperlink w:anchor="_Toc227582425" w:history="1">
+            <w:r>
+              <w:rPr>
+                <w:rStyle w:val="aa"/>
+                <w:noProof/>
+              </w:rPr>
+              <w:t>9.1.1</w:t>
+            </w:r>
+            <w:r>
+              <w:rPr>
+                <w:rFonts w:eastAsiaTheme="minorEastAsia"/>
+                <w:noProof/>
+                <w:kern w:val="2"/>
+                <w:szCs w:val="24"/>
+                <w:lang w:val="uk-UA" w:eastAsia="uk-UA"/>
+                <w14:ligatures w14:val="standardContextual"/>
+              </w:rPr>
+              <w:tab/>
+            </w:r>
+            <w:r>
+              <w:rPr>
+                <w:rStyle w:val="aa"/>
+                <w:noProof/>
+              </w:rPr>
+              <w:t>Podkapitola první kapitoly uvnitř první kapitoly</w:t>
+            </w:r>
+            <w:r>
+              <w:rPr>
+                <w:noProof/>
+                <w:webHidden/>
+              </w:rPr>
+              <w:tab/>
+            </w:r>
+            <w:r>
+              <w:rPr>
+                <w:noProof/>
+                <w:webHidden/>
+              </w:rPr>
+              <w:fldChar w:fldCharType="begin"/>
+            </w:r>
+            <w:r>
+              <w:rPr>
+                <w:noProof/>
+                <w:webHidden/>
+              </w:rPr>
+              <w:instrText xml:space="preserve"> PAGEREF _Toc227582425 \h </w:instrText>
+            </w:r>
+            <w:r>
+              <w:rPr>
+                <w:noProof/>
+                <w:webHidden/>
+              </w:rPr>
+            </w:r>
+            <w:r>
+              <w:rPr>
+                <w:noProof/>
+                <w:webHidden/>
+              </w:rPr>
+              <w:fldChar w:fldCharType="separate"/>
+            </w:r>
+            <w:r>
+              <w:rPr>
+                <w:noProof/>
+                <w:webHidden/>
+              </w:rPr>
+              <w:t>13</w:t>
+            </w:r>
+            <w:r>
+              <w:rPr>
+                <w:noProof/>
+                <w:webHidden/>
+              </w:rPr>
+              <w:fldChar w:fldCharType="end"/>
+            </w:r>
+          </w:hyperlink>
+        </w:p>
+        <w:p>
+          <w:pPr>
+            <w:pStyle w:val="11"/>
+            <w:rPr>
+              <w:rFonts w:eastAsiaTheme="minorEastAsia"/>
+              <w:noProof/>
+              <w:kern w:val="2"/>
+              <w:szCs w:val="24"/>
+              <w:lang w:val="uk-UA" w:eastAsia="uk-UA"/>
+              <w14:ligatures w14:val="standardContextual"/>
+            </w:rPr>
+          </w:pPr>
+          <w:hyperlink w:anchor="_Toc227582426" w:history="1">
+            <w:r>
+              <w:rPr>
+                <w:rStyle w:val="aa"/>
+                <w:noProof/>
+              </w:rPr>
+              <w:t>Závěr</w:t>
+            </w:r>
+            <w:r>
+              <w:rPr>
+                <w:noProof/>
+                <w:webHidden/>
+              </w:rPr>
+              <w:tab/>
+            </w:r>
+            <w:r>
+              <w:rPr>
+                <w:noProof/>
+                <w:webHidden/>
+              </w:rPr>
+              <w:fldChar w:fldCharType="begin"/>
+            </w:r>
+            <w:r>
+              <w:rPr>
+                <w:noProof/>
+                <w:webHidden/>
+              </w:rPr>
+              <w:instrText xml:space="preserve"> PAGEREF _Toc227582426 \h </w:instrText>
+            </w:r>
+            <w:r>
+              <w:rPr>
+                <w:noProof/>
+                <w:webHidden/>
+              </w:rPr>
+            </w:r>
+            <w:r>
+              <w:rPr>
+                <w:noProof/>
+                <w:webHidden/>
+              </w:rPr>
+              <w:fldChar w:fldCharType="separate"/>
+            </w:r>
+            <w:r>
+              <w:rPr>
+                <w:noProof/>
+                <w:webHidden/>
+              </w:rPr>
+              <w:t>14</w:t>
+            </w:r>
+            <w:r>
+              <w:rPr>
+                <w:noProof/>
+                <w:webHidden/>
+              </w:rPr>
+              <w:fldChar w:fldCharType="end"/>
+            </w:r>
+          </w:hyperlink>
+        </w:p>
+        <w:p>
+          <w:pPr>
+            <w:pStyle w:val="11"/>
+            <w:rPr>
+              <w:rFonts w:eastAsiaTheme="minorEastAsia"/>
+              <w:noProof/>
+              <w:kern w:val="2"/>
+              <w:szCs w:val="24"/>
+              <w:lang w:val="uk-UA" w:eastAsia="uk-UA"/>
+              <w14:ligatures w14:val="standardContextual"/>
+            </w:rPr>
+          </w:pPr>
+          <w:hyperlink w:anchor="_Toc227582427" w:history="1">
+            <w:r>
+              <w:rPr>
+                <w:rStyle w:val="aa"/>
+                <w:noProof/>
+              </w:rPr>
+              <w:t>Seznam zkratek a odborných výrazů</w:t>
+            </w:r>
+            <w:r>
+              <w:rPr>
+                <w:noProof/>
+                <w:webHidden/>
+              </w:rPr>
+              <w:tab/>
+            </w:r>
+            <w:r>
+              <w:rPr>
+                <w:noProof/>
+                <w:webHidden/>
+              </w:rPr>
+              <w:fldChar w:fldCharType="begin"/>
+            </w:r>
+            <w:r>
+              <w:rPr>
+                <w:noProof/>
+                <w:webHidden/>
+              </w:rPr>
+              <w:instrText xml:space="preserve"> PAGEREF _Toc227582427 \h </w:instrText>
+            </w:r>
+            <w:r>
+              <w:rPr>
+                <w:noProof/>
+                <w:webHidden/>
+              </w:rPr>
+            </w:r>
+            <w:r>
+              <w:rPr>
+                <w:noProof/>
+                <w:webHidden/>
+              </w:rPr>
+              <w:fldChar w:fldCharType="separate"/>
+            </w:r>
+            <w:r>
+              <w:rPr>
+                <w:noProof/>
+                <w:webHidden/>
+              </w:rPr>
+              <w:t>15</w:t>
+            </w:r>
+            <w:r>
+              <w:rPr>
+                <w:noProof/>
+                <w:webHidden/>
+              </w:rPr>
+              <w:fldChar w:fldCharType="end"/>
+            </w:r>
+          </w:hyperlink>
+        </w:p>
+        <w:p>
+          <w:pPr>
+            <w:pStyle w:val="11"/>
+            <w:rPr>
+              <w:rFonts w:eastAsiaTheme="minorEastAsia"/>
+              <w:noProof/>
+              <w:kern w:val="2"/>
+              <w:szCs w:val="24"/>
+              <w:lang w:val="uk-UA" w:eastAsia="uk-UA"/>
+              <w14:ligatures w14:val="standardContextual"/>
+            </w:rPr>
+          </w:pPr>
+          <w:hyperlink w:anchor="_Toc227582428" w:history="1">
+            <w:r>
+              <w:rPr>
+                <w:rStyle w:val="aa"/>
+                <w:noProof/>
+              </w:rPr>
+              <w:t>Seznam obrázků</w:t>
+            </w:r>
+            <w:r>
+              <w:rPr>
+                <w:noProof/>
+                <w:webHidden/>
+              </w:rPr>
+              <w:tab/>
+            </w:r>
+            <w:r>
+              <w:rPr>
+                <w:noProof/>
+                <w:webHidden/>
+              </w:rPr>
+              <w:fldChar w:fldCharType="begin"/>
+            </w:r>
+            <w:r>
+              <w:rPr>
+                <w:noProof/>
+                <w:webHidden/>
+              </w:rPr>
+              <w:instrText xml:space="preserve"> PAGEREF _Toc227582428 \h </w:instrText>
+            </w:r>
+            <w:r>
+              <w:rPr>
+                <w:noProof/>
+                <w:webHidden/>
+              </w:rPr>
+            </w:r>
+            <w:r>
+              <w:rPr>
+                <w:noProof/>
+                <w:webHidden/>
+              </w:rPr>
+              <w:fldChar w:fldCharType="separate"/>
+            </w:r>
+            <w:r>
+              <w:rPr>
+                <w:noProof/>
+                <w:webHidden/>
+              </w:rPr>
+              <w:t>16</w:t>
+            </w:r>
+            <w:r>
+              <w:rPr>
+                <w:noProof/>
+                <w:webHidden/>
+              </w:rPr>
+              <w:fldChar w:fldCharType="end"/>
+            </w:r>
+          </w:hyperlink>
+        </w:p>
+        <w:p>
+          <w:pPr>
+            <w:pStyle w:val="11"/>
+            <w:rPr>
+              <w:rFonts w:eastAsiaTheme="minorEastAsia"/>
+              <w:noProof/>
+              <w:kern w:val="2"/>
+              <w:szCs w:val="24"/>
+              <w:lang w:val="uk-UA" w:eastAsia="uk-UA"/>
+              <w14:ligatures w14:val="standardContextual"/>
+            </w:rPr>
+          </w:pPr>
+          <w:hyperlink w:anchor="_Toc227582429" w:history="1">
+            <w:r>
+              <w:rPr>
+                <w:rStyle w:val="aa"/>
+                <w:noProof/>
+              </w:rPr>
+              <w:t>Použité zdroje</w:t>
+            </w:r>
+            <w:r>
+              <w:rPr>
+                <w:noProof/>
+                <w:webHidden/>
+              </w:rPr>
+              <w:tab/>
+            </w:r>
+            <w:r>
+              <w:rPr>
+                <w:noProof/>
+                <w:webHidden/>
+              </w:rPr>
+              <w:fldChar w:fldCharType="begin"/>
+            </w:r>
+            <w:r>
+              <w:rPr>
+                <w:noProof/>
+                <w:webHidden/>
+              </w:rPr>
+              <w:instrText xml:space="preserve"> PAGEREF _Toc227582429 \h </w:instrText>
+            </w:r>
+            <w:r>
+              <w:rPr>
+                <w:noProof/>
+                <w:webHidden/>
+              </w:rPr>
+            </w:r>
+            <w:r>
+              <w:rPr>
+                <w:noProof/>
+                <w:webHidden/>
+              </w:rPr>
+              <w:fldChar w:fldCharType="separate"/>
+            </w:r>
+            <w:r>
+              <w:rPr>
+                <w:noProof/>
+                <w:webHidden/>
+              </w:rPr>
+              <w:t>17</w:t>
+            </w:r>
+            <w:r>
+              <w:rPr>
+                <w:noProof/>
+                <w:webHidden/>
+              </w:rPr>
+              <w:fldChar w:fldCharType="end"/>
+            </w:r>
+          </w:hyperlink>
+        </w:p>
+        <w:p>
+          <w:pPr>
+            <w:pStyle w:val="11"/>
+            <w:tabs>
+              <w:tab w:val="left" w:pos="720"/>
+            </w:tabs>
+            <w:rPr>
+              <w:rFonts w:eastAsiaTheme="minorEastAsia"/>
+              <w:noProof/>
+              <w:kern w:val="2"/>
+              <w:szCs w:val="24"/>
+              <w:lang w:val="uk-UA" w:eastAsia="uk-UA"/>
+              <w14:ligatures w14:val="standardContextual"/>
+            </w:rPr>
+          </w:pPr>
+          <w:hyperlink w:anchor="_Toc227582430" w:history="1">
+            <w:r>
+              <w:rPr>
+                <w:rStyle w:val="aa"/>
+                <w:noProof/>
+              </w:rPr>
               <w:t>A.</w:t>
             </w:r>
             <w:r>
               <w:rPr>
                 <w:rFonts w:eastAsiaTheme="minorEastAsia"/>
                 <w:noProof/>
-                <w:sz w:val="22"/>
-                <w:lang w:eastAsia="cs-CZ"/>
+                <w:kern w:val="2"/>
+                <w:szCs w:val="24"/>
+                <w:lang w:val="uk-UA" w:eastAsia="uk-UA"/>
+                <w14:ligatures w14:val="standardContextual"/>
               </w:rPr>
               <w:tab/>
             </w:r>
@@ -2513,7 +3469,7 @@
                 <w:noProof/>
                 <w:webHidden/>
               </w:rPr>
-              <w:instrText xml:space="preserve"> PAGEREF _Toc86062823 \h </w:instrText>
+              <w:instrText xml:space="preserve"> PAGEREF _Toc227582430 \h </w:instrText>
             </w:r>
             <w:r>
               <w:rPr>
@@ -2583,7 +3539,7 @@
       </w:pPr>
       <w:bookmarkStart w:id="0" w:name="_Toc86047591"/>
       <w:bookmarkStart w:id="1" w:name="_Toc86055198"/>
-      <w:bookmarkStart w:id="2" w:name="_Toc86062807"/>
+      <w:bookmarkStart w:id="2" w:name="_Toc227582404"/>
       <w:r>
         <w:lastRenderedPageBreak/>
         <w:t>Úvod</w:t>
@@ -2681,14 +3637,122 @@
       </w:pPr>
       <w:bookmarkStart w:id="3" w:name="_Toc86047592"/>
       <w:bookmarkStart w:id="4" w:name="_Toc86055199"/>
-      <w:bookmarkStart w:id="5" w:name="_Toc86062808"/>
+      <w:bookmarkStart w:id="5" w:name="_Toc227582405"/>
+      <w:r>
+        <w:lastRenderedPageBreak/>
+        <w:t>Analýza zadání a definice požadavků</w:t>
+      </w:r>
+      <w:bookmarkEnd w:id="5"/>
+    </w:p>
+    <w:p/>
+    <w:p>
+      <w:pPr>
+        <w:pStyle w:val="1"/>
+      </w:pPr>
+      <w:bookmarkStart w:id="6" w:name="_Toc227582406"/>
+      <w:r>
+        <w:lastRenderedPageBreak/>
+        <w:t>Teoretická východiska a rešerše</w:t>
+      </w:r>
+      <w:bookmarkEnd w:id="6"/>
+    </w:p>
+    <w:p>
+      <w:pPr>
+        <w:pStyle w:val="1"/>
+      </w:pPr>
+      <w:bookmarkStart w:id="7" w:name="_Toc227582407"/>
+      <w:r>
+        <w:lastRenderedPageBreak/>
+        <w:t>Návrh elektronických komponent a kabeláže</w:t>
+      </w:r>
+      <w:bookmarkEnd w:id="7"/>
+    </w:p>
+    <w:p>
+      <w:pPr>
+        <w:pStyle w:val="1"/>
+      </w:pPr>
+      <w:bookmarkStart w:id="8" w:name="_Toc227582408"/>
+      <w:r>
+        <w:lastRenderedPageBreak/>
+        <w:t>Konstrukční návrh a 3D modelování</w:t>
+      </w:r>
+      <w:bookmarkEnd w:id="8"/>
+    </w:p>
+    <w:p>
+      <w:pPr>
+        <w:pStyle w:val="1"/>
+      </w:pPr>
+      <w:bookmarkStart w:id="9" w:name="_Toc227582409"/>
+      <w:r>
+        <w:lastRenderedPageBreak/>
+        <w:t>Realizace a výroba prototypu</w:t>
+      </w:r>
+      <w:bookmarkEnd w:id="9"/>
+    </w:p>
+    <w:p>
+      <w:pPr>
+        <w:pStyle w:val="20"/>
+      </w:pPr>
+      <w:bookmarkStart w:id="10" w:name="_Toc227582410"/>
+      <w:r>
+        <w:t>Architektura konstrukce</w:t>
+      </w:r>
+      <w:bookmarkEnd w:id="10"/>
+    </w:p>
+    <w:p>
+      <w:pPr>
+        <w:pStyle w:val="20"/>
+      </w:pPr>
+      <w:bookmarkStart w:id="11" w:name="_Toc227582411"/>
+      <w:r>
+        <w:t>Design pro aditivní výrobu</w:t>
+      </w:r>
+      <w:bookmarkEnd w:id="11"/>
+    </w:p>
+    <w:p>
+      <w:pPr>
+        <w:pStyle w:val="20"/>
+      </w:pPr>
+      <w:bookmarkStart w:id="12" w:name="_Toc227582412"/>
+      <w:r>
+        <w:t>Integrace komponent</w:t>
+      </w:r>
+      <w:bookmarkEnd w:id="12"/>
+    </w:p>
+    <w:p>
+      <w:pPr>
+        <w:pStyle w:val="1"/>
+      </w:pPr>
+      <w:bookmarkStart w:id="13" w:name="_Toc227582413"/>
+      <w:r>
+        <w:lastRenderedPageBreak/>
+        <w:t>Softwarové řešení a řízení</w:t>
+      </w:r>
+      <w:bookmarkEnd w:id="13"/>
+    </w:p>
+    <w:p>
+      <w:pPr>
+        <w:pStyle w:val="1"/>
+      </w:pPr>
+      <w:bookmarkStart w:id="14" w:name="_Toc227582414"/>
+      <w:r>
+        <w:lastRenderedPageBreak/>
+        <w:t>Testování, ladění a diskuse</w:t>
+      </w:r>
+      <w:bookmarkEnd w:id="14"/>
+    </w:p>
+    <w:p>
+      <w:pPr>
+        <w:pStyle w:val="1"/>
+      </w:pPr>
+      <w:bookmarkStart w:id="15" w:name="_Toc227582415"/>
       <w:r>
         <w:lastRenderedPageBreak/>
         <w:t>První kapitola</w:t>
       </w:r>
       <w:bookmarkEnd w:id="3"/>
       <w:bookmarkEnd w:id="4"/>
-      <w:bookmarkEnd w:id="5"/>
+      <w:bookmarkEnd w:id="15"/>
     </w:p>
     <w:p>
       <w:r>
@@ -2703,15 +3767,15 @@
           <w:numId w:val="3"/>
         </w:numPr>
       </w:pPr>
-      <w:bookmarkStart w:id="6" w:name="_Toc86047593"/>
-      <w:bookmarkStart w:id="7" w:name="_Toc86055200"/>
-      <w:bookmarkStart w:id="8" w:name="_Toc86062809"/>
+      <w:bookmarkStart w:id="16" w:name="_Toc86047593"/>
+      <w:bookmarkStart w:id="17" w:name="_Toc86055200"/>
+      <w:bookmarkStart w:id="18" w:name="_Toc227582416"/>
       <w:r>
         <w:t>Podkapitola první kapitoly</w:t>
       </w:r>
-      <w:bookmarkEnd w:id="6"/>
-      <w:bookmarkEnd w:id="7"/>
-      <w:bookmarkEnd w:id="8"/>
+      <w:bookmarkEnd w:id="16"/>
+      <w:bookmarkEnd w:id="17"/>
+      <w:bookmarkEnd w:id="18"/>
     </w:p>
     <w:p>
       <w:r>
@@ -2722,15 +3786,15 @@
       <w:pPr>
         <w:pStyle w:val="30"/>
       </w:pPr>
-      <w:bookmarkStart w:id="9" w:name="_Toc86047594"/>
-      <w:bookmarkStart w:id="10" w:name="_Toc86055201"/>
-      <w:bookmarkStart w:id="11" w:name="_Toc86062810"/>
+      <w:bookmarkStart w:id="19" w:name="_Toc86047594"/>
+      <w:bookmarkStart w:id="20" w:name="_Toc86055201"/>
+      <w:bookmarkStart w:id="21" w:name="_Toc227582417"/>
       <w:r>
         <w:t>Podkapitola první kapitoly uvnitř první kapitoly</w:t>
       </w:r>
-      <w:bookmarkEnd w:id="9"/>
-      <w:bookmarkEnd w:id="10"/>
-      <w:bookmarkEnd w:id="11"/>
+      <w:bookmarkEnd w:id="19"/>
+      <w:bookmarkEnd w:id="20"/>
+      <w:bookmarkEnd w:id="21"/>
     </w:p>
     <w:p>
       <w:r>
@@ -3674,7 +4738,7 @@
         </w:rPr>
         <w:lastRenderedPageBreak/>
         <w:drawing>
-          <wp:inline distT="0" distB="0" distL="0" distR="0" wp14:anchorId="082B08D2" wp14:editId="05F3D09E">
+          <wp:inline distT="0" distB="0" distL="0" distR="0" wp14:anchorId="082B08D2" wp14:editId="3D3CDF2B">
             <wp:extent cx="5016500" cy="3762375"/>
             <wp:effectExtent l="0" t="0" r="0" b="9525"/>
             <wp:docPr id="5" name="Obrázek 5"/>
@@ -3727,7 +4791,7 @@
       <w:pPr>
         <w:pStyle w:val="ab"/>
       </w:pPr>
-      <w:bookmarkStart w:id="12" w:name="_Toc86059903"/>
+      <w:bookmarkStart w:id="22" w:name="_Toc86059903"/>
       <w:r>
         <w:t xml:space="preserve">Obrázek </w:t>
       </w:r>
@@ -3745,7 +4809,7 @@
       <w:r>
         <w:t>Úplně bez legrace, mě tohle kotě docela děsí.</w:t>
       </w:r>
-      <w:bookmarkEnd w:id="12"/>
+      <w:bookmarkEnd w:id="22"/>
     </w:p>
     <w:p>
       <w:proofErr w:type="spellStart"/>
@@ -4061,7 +5125,7 @@
       <w:pPr>
         <w:pStyle w:val="ab"/>
       </w:pPr>
-      <w:bookmarkStart w:id="13" w:name="_Toc86059904"/>
+      <w:bookmarkStart w:id="23" w:name="_Toc86059904"/>
       <w:r>
         <w:t xml:space="preserve">Obrázek </w:t>
       </w:r>
@@ -4076,7 +5140,7 @@
       <w:r>
         <w:t xml:space="preserve"> Modré borůvky</w:t>
       </w:r>
-      <w:bookmarkEnd w:id="13"/>
+      <w:bookmarkEnd w:id="23"/>
     </w:p>
     <w:p>
       <w:proofErr w:type="spellStart"/>
@@ -4989,29 +6053,29 @@
       <w:pPr>
         <w:pStyle w:val="20"/>
       </w:pPr>
-      <w:bookmarkStart w:id="14" w:name="_Toc86047595"/>
-      <w:bookmarkStart w:id="15" w:name="_Toc86055202"/>
-      <w:bookmarkStart w:id="16" w:name="_Toc86062811"/>
+      <w:bookmarkStart w:id="24" w:name="_Toc86047595"/>
+      <w:bookmarkStart w:id="25" w:name="_Toc86055202"/>
+      <w:bookmarkStart w:id="26" w:name="_Toc227582418"/>
       <w:r>
         <w:t>Seznamy</w:t>
       </w:r>
-      <w:bookmarkEnd w:id="14"/>
-      <w:bookmarkEnd w:id="15"/>
-      <w:bookmarkEnd w:id="16"/>
+      <w:bookmarkEnd w:id="24"/>
+      <w:bookmarkEnd w:id="25"/>
+      <w:bookmarkEnd w:id="26"/>
     </w:p>
     <w:p>
       <w:pPr>
         <w:pStyle w:val="30"/>
       </w:pPr>
-      <w:bookmarkStart w:id="17" w:name="_Toc86047596"/>
-      <w:bookmarkStart w:id="18" w:name="_Toc86055203"/>
-      <w:bookmarkStart w:id="19" w:name="_Toc86062812"/>
+      <w:bookmarkStart w:id="27" w:name="_Toc86047596"/>
+      <w:bookmarkStart w:id="28" w:name="_Toc86055203"/>
+      <w:bookmarkStart w:id="29" w:name="_Toc227582419"/>
       <w:r>
         <w:t>Číslovaný seznam</w:t>
       </w:r>
-      <w:bookmarkEnd w:id="17"/>
-      <w:bookmarkEnd w:id="18"/>
-      <w:bookmarkEnd w:id="19"/>
+      <w:bookmarkEnd w:id="27"/>
+      <w:bookmarkEnd w:id="28"/>
+      <w:bookmarkEnd w:id="29"/>
     </w:p>
     <w:p>
       <w:pPr>
@@ -5089,15 +6153,15 @@
       <w:pPr>
         <w:pStyle w:val="30"/>
       </w:pPr>
-      <w:bookmarkStart w:id="20" w:name="_Toc86047597"/>
-      <w:bookmarkStart w:id="21" w:name="_Toc86055204"/>
-      <w:bookmarkStart w:id="22" w:name="_Toc86062813"/>
+      <w:bookmarkStart w:id="30" w:name="_Toc86047597"/>
+      <w:bookmarkStart w:id="31" w:name="_Toc86055204"/>
+      <w:bookmarkStart w:id="32" w:name="_Toc227582420"/>
       <w:r>
         <w:t>Odrážkový seznam</w:t>
       </w:r>
-      <w:bookmarkEnd w:id="20"/>
-      <w:bookmarkEnd w:id="21"/>
-      <w:bookmarkEnd w:id="22"/>
+      <w:bookmarkEnd w:id="30"/>
+      <w:bookmarkEnd w:id="31"/>
+      <w:bookmarkEnd w:id="32"/>
     </w:p>
     <w:p>
       <w:pPr>
@@ -5178,15 +6242,15 @@
       <w:pPr>
         <w:pStyle w:val="20"/>
       </w:pPr>
-      <w:bookmarkStart w:id="23" w:name="_Toc86047598"/>
-      <w:bookmarkStart w:id="24" w:name="_Toc86055205"/>
-      <w:bookmarkStart w:id="25" w:name="_Toc86062814"/>
+      <w:bookmarkStart w:id="33" w:name="_Toc86047598"/>
+      <w:bookmarkStart w:id="34" w:name="_Toc86055205"/>
+      <w:bookmarkStart w:id="35" w:name="_Toc227582421"/>
       <w:r>
         <w:t>Dlouhá citace</w:t>
       </w:r>
-      <w:bookmarkEnd w:id="23"/>
-      <w:bookmarkEnd w:id="24"/>
-      <w:bookmarkEnd w:id="25"/>
+      <w:bookmarkEnd w:id="33"/>
+      <w:bookmarkEnd w:id="34"/>
+      <w:bookmarkEnd w:id="35"/>
     </w:p>
     <w:p>
       <w:pPr>
@@ -5833,7 +6897,6 @@
           <w:id w:val="1917667417"/>
           <w:citation/>
         </w:sdtPr>
-        <w:sdtEndPr/>
         <w:sdtContent>
           <w:r>
             <w:fldChar w:fldCharType="begin"/>
@@ -6307,15 +7370,15 @@
       <w:pPr>
         <w:pStyle w:val="20"/>
       </w:pPr>
-      <w:bookmarkStart w:id="26" w:name="_Toc86047599"/>
-      <w:bookmarkStart w:id="27" w:name="_Toc86055206"/>
-      <w:bookmarkStart w:id="28" w:name="_Toc86062815"/>
+      <w:bookmarkStart w:id="36" w:name="_Toc86047599"/>
+      <w:bookmarkStart w:id="37" w:name="_Toc86055206"/>
+      <w:bookmarkStart w:id="38" w:name="_Toc227582422"/>
       <w:r>
         <w:t>Zdrojový kód</w:t>
       </w:r>
-      <w:bookmarkEnd w:id="26"/>
-      <w:bookmarkEnd w:id="27"/>
-      <w:bookmarkEnd w:id="28"/>
+      <w:bookmarkEnd w:id="36"/>
+      <w:bookmarkEnd w:id="37"/>
+      <w:bookmarkEnd w:id="38"/>
     </w:p>
     <w:p>
       <w:proofErr w:type="spellStart"/>
@@ -7717,16 +8780,16 @@
       <w:pPr>
         <w:pStyle w:val="1"/>
       </w:pPr>
-      <w:bookmarkStart w:id="29" w:name="_Toc86047600"/>
-      <w:bookmarkStart w:id="30" w:name="_Toc86055207"/>
-      <w:bookmarkStart w:id="31" w:name="_Toc86062816"/>
+      <w:bookmarkStart w:id="39" w:name="_Toc86047600"/>
+      <w:bookmarkStart w:id="40" w:name="_Toc86055207"/>
+      <w:bookmarkStart w:id="41" w:name="_Toc227582423"/>
       <w:r>
         <w:lastRenderedPageBreak/>
         <w:t>Druhá kapitola</w:t>
       </w:r>
-      <w:bookmarkEnd w:id="29"/>
-      <w:bookmarkEnd w:id="30"/>
-      <w:bookmarkEnd w:id="31"/>
+      <w:bookmarkEnd w:id="39"/>
+      <w:bookmarkEnd w:id="40"/>
+      <w:bookmarkEnd w:id="41"/>
     </w:p>
     <w:p>
       <w:r>
@@ -7737,15 +8800,15 @@
       <w:pPr>
         <w:pStyle w:val="20"/>
       </w:pPr>
-      <w:bookmarkStart w:id="32" w:name="_Toc86047601"/>
-      <w:bookmarkStart w:id="33" w:name="_Toc86055208"/>
-      <w:bookmarkStart w:id="34" w:name="_Toc86062817"/>
+      <w:bookmarkStart w:id="42" w:name="_Toc86047601"/>
+      <w:bookmarkStart w:id="43" w:name="_Toc86055208"/>
+      <w:bookmarkStart w:id="44" w:name="_Toc227582424"/>
       <w:r>
         <w:t>Podkapitola druhé kapitoly</w:t>
       </w:r>
-      <w:bookmarkEnd w:id="32"/>
-      <w:bookmarkEnd w:id="33"/>
-      <w:bookmarkEnd w:id="34"/>
+      <w:bookmarkEnd w:id="42"/>
+      <w:bookmarkEnd w:id="43"/>
+      <w:bookmarkEnd w:id="44"/>
     </w:p>
     <w:p>
       <w:r>
@@ -7756,15 +8819,15 @@
       <w:pPr>
         <w:pStyle w:val="30"/>
       </w:pPr>
-      <w:bookmarkStart w:id="35" w:name="_Toc86047602"/>
-      <w:bookmarkStart w:id="36" w:name="_Toc86055209"/>
-      <w:bookmarkStart w:id="37" w:name="_Toc86062818"/>
+      <w:bookmarkStart w:id="45" w:name="_Toc86047602"/>
+      <w:bookmarkStart w:id="46" w:name="_Toc86055209"/>
+      <w:bookmarkStart w:id="47" w:name="_Toc227582425"/>
       <w:r>
         <w:t>Podkapitola první kapitoly uvnitř první kapitoly</w:t>
       </w:r>
-      <w:bookmarkEnd w:id="35"/>
-      <w:bookmarkEnd w:id="36"/>
-      <w:bookmarkEnd w:id="37"/>
+      <w:bookmarkEnd w:id="45"/>
+      <w:bookmarkEnd w:id="46"/>
+      <w:bookmarkEnd w:id="47"/>
     </w:p>
     <w:p>
       <w:r>
@@ -7814,16 +8877,16 @@
       <w:pPr>
         <w:pStyle w:val="Neslovannadpis"/>
       </w:pPr>
-      <w:bookmarkStart w:id="38" w:name="_Toc86047603"/>
-      <w:bookmarkStart w:id="39" w:name="_Toc86055210"/>
-      <w:bookmarkStart w:id="40" w:name="_Toc86062819"/>
+      <w:bookmarkStart w:id="48" w:name="_Toc86047603"/>
+      <w:bookmarkStart w:id="49" w:name="_Toc86055210"/>
+      <w:bookmarkStart w:id="50" w:name="_Toc227582426"/>
       <w:r>
         <w:lastRenderedPageBreak/>
         <w:t>Závěr</w:t>
       </w:r>
-      <w:bookmarkEnd w:id="38"/>
-      <w:bookmarkEnd w:id="39"/>
-      <w:bookmarkEnd w:id="40"/>
+      <w:bookmarkEnd w:id="48"/>
+      <w:bookmarkEnd w:id="49"/>
+      <w:bookmarkEnd w:id="50"/>
     </w:p>
     <w:p>
       <w:r>
@@ -7834,16 +8897,16 @@
       <w:pPr>
         <w:pStyle w:val="Neslovannadpis"/>
       </w:pPr>
-      <w:bookmarkStart w:id="41" w:name="_Toc86047604"/>
-      <w:bookmarkStart w:id="42" w:name="_Toc86055211"/>
-      <w:bookmarkStart w:id="43" w:name="_Toc86062820"/>
+      <w:bookmarkStart w:id="51" w:name="_Toc86047604"/>
+      <w:bookmarkStart w:id="52" w:name="_Toc86055211"/>
+      <w:bookmarkStart w:id="53" w:name="_Toc227582427"/>
       <w:r>
         <w:lastRenderedPageBreak/>
         <w:t>Seznam zkratek a odborných výrazů</w:t>
       </w:r>
-      <w:bookmarkEnd w:id="41"/>
-      <w:bookmarkEnd w:id="42"/>
-      <w:bookmarkEnd w:id="43"/>
+      <w:bookmarkEnd w:id="51"/>
+      <w:bookmarkEnd w:id="52"/>
+      <w:bookmarkEnd w:id="53"/>
     </w:p>
     <w:p>
       <w:pPr>
@@ -7886,16 +8949,16 @@
       <w:pPr>
         <w:pStyle w:val="Neslovannadpis"/>
       </w:pPr>
-      <w:bookmarkStart w:id="44" w:name="_Toc86047605"/>
-      <w:bookmarkStart w:id="45" w:name="_Toc86055212"/>
-      <w:bookmarkStart w:id="46" w:name="_Toc86062821"/>
+      <w:bookmarkStart w:id="54" w:name="_Toc86047605"/>
+      <w:bookmarkStart w:id="55" w:name="_Toc86055212"/>
+      <w:bookmarkStart w:id="56" w:name="_Toc227582428"/>
       <w:r>
         <w:lastRenderedPageBreak/>
         <w:t>Seznam obrázků</w:t>
       </w:r>
-      <w:bookmarkEnd w:id="44"/>
-      <w:bookmarkEnd w:id="45"/>
-      <w:bookmarkEnd w:id="46"/>
+      <w:bookmarkEnd w:id="54"/>
+      <w:bookmarkEnd w:id="55"/>
+      <w:bookmarkEnd w:id="56"/>
     </w:p>
     <w:p>
       <w:pPr>
@@ -8056,10 +9119,10 @@
       <w:r>
         <w:fldChar w:fldCharType="end"/>
       </w:r>
-      <w:bookmarkStart w:id="47" w:name="_Toc86047606"/>
+      <w:bookmarkStart w:id="57" w:name="_Toc86047606"/>
     </w:p>
-    <w:bookmarkStart w:id="48" w:name="_Toc86055213" w:displacedByCustomXml="next"/>
-    <w:bookmarkStart w:id="49" w:name="_Toc86062822" w:displacedByCustomXml="next"/>
+    <w:bookmarkStart w:id="58" w:name="_Toc227582429" w:displacedByCustomXml="next"/>
+    <w:bookmarkStart w:id="59" w:name="_Toc86055213" w:displacedByCustomXml="next"/>
     <w:sdt>
       <w:sdtPr>
         <w:rPr>
@@ -8087,9 +9150,9 @@
           <w:r>
             <w:t>Použité zdroje</w:t>
           </w:r>
-          <w:bookmarkEnd w:id="47"/>
-          <w:bookmarkEnd w:id="49"/>
-          <w:bookmarkEnd w:id="48"/>
+          <w:bookmarkEnd w:id="57"/>
+          <w:bookmarkEnd w:id="59"/>
+          <w:bookmarkEnd w:id="58"/>
         </w:p>
         <w:p>
           <w:pPr>
@@ -8170,16 +9233,16 @@
       <w:pPr>
         <w:pStyle w:val="Nadpisplohy"/>
       </w:pPr>
-      <w:bookmarkStart w:id="50" w:name="_Toc86047607"/>
-      <w:bookmarkStart w:id="51" w:name="_Toc86055214"/>
-      <w:bookmarkStart w:id="52" w:name="_Toc86062823"/>
+      <w:bookmarkStart w:id="60" w:name="_Toc86047607"/>
+      <w:bookmarkStart w:id="61" w:name="_Toc86055214"/>
+      <w:bookmarkStart w:id="62" w:name="_Toc227582430"/>
       <w:r>
         <w:lastRenderedPageBreak/>
         <w:t>Seznam přiložených souborů</w:t>
       </w:r>
-      <w:bookmarkEnd w:id="50"/>
-      <w:bookmarkEnd w:id="51"/>
-      <w:bookmarkEnd w:id="52"/>
+      <w:bookmarkEnd w:id="60"/>
+      <w:bookmarkEnd w:id="61"/>
+      <w:bookmarkEnd w:id="62"/>
     </w:p>
     <w:p>
       <w:r>
@@ -8381,7 +9444,6 @@
         <w:docPartUnique/>
       </w:docPartObj>
     </w:sdtPr>
-    <w:sdtEndPr/>
     <w:sdtContent>
       <w:p>
         <w:pPr>
@@ -8463,7 +9525,6 @@
       <w:dataBinding w:prefixMappings="xmlns:ns0='http://purl.org/dc/elements/1.1/' xmlns:ns1='http://schemas.openxmlformats.org/package/2006/metadata/core-properties' " w:xpath="/ns1:coreProperties[1]/ns0:title[1]" w:storeItemID="{6C3C8BC8-F283-45AE-878A-BAB7291924A1}"/>
       <w:text/>
     </w:sdtPr>
-    <w:sdtEndPr/>
     <w:sdtContent>
       <w:p>
         <w:pPr>
@@ -11167,6 +12228,8 @@
   </w:compat>
   <w:rsids>
     <w:rsidRoot w:val="00D56427"/>
+    <w:rsid w:val="00895716"/>
+    <w:rsid w:val="009A24FD"/>
     <w:rsid w:val="00D56427"/>
     <w:rsid w:val="00E21147"/>
   </w:rsids>
@@ -11846,49 +12909,6 @@
 </file>
 
 <file path=customXml/item1.xml><?xml version="1.0" encoding="utf-8"?>
-<?mso-contentType ?>
-<FormTemplates xmlns="http://schemas.microsoft.com/sharepoint/v3/contenttype/forms">
-  <Display>DocumentLibraryForm</Display>
-  <Edit>DocumentLibraryForm</Edit>
-  <New>DocumentLibraryForm</New>
-</FormTemplates>
-</file>
-
-<file path=customXml/item2.xml><?xml version="1.0" encoding="utf-8"?>
-<p:properties xmlns:p="http://schemas.microsoft.com/office/2006/metadata/properties" xmlns:xsi="http://www.w3.org/2001/XMLSchema-instance" xmlns:pc="http://schemas.microsoft.com/office/infopath/2007/PartnerControls">
-  <documentManagement>
-    <_activity xmlns="322d0347-446f-45a4-bb09-4f0ce90319b7" xsi:nil="true"/>
-  </documentManagement>
-</p:properties>
-</file>
-
-<file path=customXml/item3.xml><?xml version="1.0" encoding="utf-8"?>
-<b:Sources xmlns:b="http://schemas.openxmlformats.org/officeDocument/2006/bibliography" xmlns="http://schemas.openxmlformats.org/officeDocument/2006/bibliography" SelectedStyle="\ISO690Nmerical.XSL" StyleName="ISO 690 – číselná reference" Version="1987">
-  <b:Source>
-    <b:Tag>Bož21</b:Tag>
-    <b:SourceType>Book</b:SourceType>
-    <b:Guid>{8F0DEEDB-A5B2-435C-A2F8-8CA9FB872B04}</b:Guid>
-    <b:Title>Babička</b:Title>
-    <b:Year>2021</b:Year>
-    <b:StandardNumber>ISBN 978-80-207-2063-4</b:StandardNumber>
-    <b:Author>
-      <b:Author>
-        <b:NameList>
-          <b:Person>
-            <b:Last>Němcová</b:Last>
-            <b:First>Božena</b:First>
-          </b:Person>
-        </b:NameList>
-      </b:Author>
-    </b:Author>
-    <b:City>Praha</b:City>
-    <b:Publisher>Odeon</b:Publisher>
-    <b:RefOrder>1</b:RefOrder>
-  </b:Source>
-</b:Sources>
-</file>
-
-<file path=customXml/item4.xml><?xml version="1.0" encoding="utf-8"?>
 <ct:contentTypeSchema xmlns:ct="http://schemas.microsoft.com/office/2006/metadata/contentType" xmlns:ma="http://schemas.microsoft.com/office/2006/metadata/properties/metaAttributes" ct:_="" ma:_="" ma:contentTypeName="Dokument" ma:contentTypeID="0x010100656DB3DD14ECD84D9C93527F3F377A31" ma:contentTypeVersion="14" ma:contentTypeDescription="Vytvoří nový dokument" ma:contentTypeScope="" ma:versionID="20bc112885c951ab6f296886b686f37d">
   <xsd:schema xmlns:xsd="http://www.w3.org/2001/XMLSchema" xmlns:xs="http://www.w3.org/2001/XMLSchema" xmlns:p="http://schemas.microsoft.com/office/2006/metadata/properties" xmlns:ns3="322d0347-446f-45a4-bb09-4f0ce90319b7" xmlns:ns4="53db3499-bb8b-49e1-9b66-f89f2febeac8" targetNamespace="http://schemas.microsoft.com/office/2006/metadata/properties" ma:root="true" ma:fieldsID="21f3de6f6c85716e9b6663bbc9f3b9e7" ns3:_="" ns4:_="">
     <xsd:import namespace="322d0347-446f-45a4-bb09-4f0ce90319b7"/>
@@ -12115,33 +13135,50 @@
 </ct:contentTypeSchema>
 </file>
 
-<file path=customXml/itemProps1.xml><?xml version="1.0" encoding="utf-8"?>
-<ds:datastoreItem xmlns:ds="http://schemas.openxmlformats.org/officeDocument/2006/customXml" ds:itemID="{0858EC4D-0AB2-489F-A128-84B16D88988F}">
-  <ds:schemaRefs>
-    <ds:schemaRef ds:uri="http://schemas.microsoft.com/sharepoint/v3/contenttype/forms"/>
-  </ds:schemaRefs>
-</ds:datastoreItem>
+<file path=customXml/item2.xml><?xml version="1.0" encoding="utf-8"?>
+<b:Sources xmlns:b="http://schemas.openxmlformats.org/officeDocument/2006/bibliography" xmlns="http://schemas.openxmlformats.org/officeDocument/2006/bibliography" SelectedStyle="\ISO690Nmerical.XSL" StyleName="ISO 690 – číselná reference" Version="1987">
+  <b:Source>
+    <b:Tag>Bož21</b:Tag>
+    <b:SourceType>Book</b:SourceType>
+    <b:Guid>{8F0DEEDB-A5B2-435C-A2F8-8CA9FB872B04}</b:Guid>
+    <b:Title>Babička</b:Title>
+    <b:Year>2021</b:Year>
+    <b:StandardNumber>ISBN 978-80-207-2063-4</b:StandardNumber>
+    <b:Author>
+      <b:Author>
+        <b:NameList>
+          <b:Person>
+            <b:Last>Němcová</b:Last>
+            <b:First>Božena</b:First>
+          </b:Person>
+        </b:NameList>
+      </b:Author>
+    </b:Author>
+    <b:City>Praha</b:City>
+    <b:Publisher>Odeon</b:Publisher>
+    <b:RefOrder>1</b:RefOrder>
+  </b:Source>
+</b:Sources>
 </file>
 
-<file path=customXml/itemProps2.xml><?xml version="1.0" encoding="utf-8"?>
-<ds:datastoreItem xmlns:ds="http://schemas.openxmlformats.org/officeDocument/2006/customXml" ds:itemID="{54C24273-1D45-40DF-87D6-FA62E2E479B2}">
-  <ds:schemaRefs>
-    <ds:schemaRef ds:uri="http://schemas.microsoft.com/office/2006/metadata/properties"/>
-    <ds:schemaRef ds:uri="http://schemas.microsoft.com/office/infopath/2007/PartnerControls"/>
-    <ds:schemaRef ds:uri="322d0347-446f-45a4-bb09-4f0ce90319b7"/>
-  </ds:schemaRefs>
-</ds:datastoreItem>
+<file path=customXml/item3.xml><?xml version="1.0" encoding="utf-8"?>
+<p:properties xmlns:p="http://schemas.microsoft.com/office/2006/metadata/properties" xmlns:xsi="http://www.w3.org/2001/XMLSchema-instance" xmlns:pc="http://schemas.microsoft.com/office/infopath/2007/PartnerControls">
+  <documentManagement>
+    <_activity xmlns="322d0347-446f-45a4-bb09-4f0ce90319b7" xsi:nil="true"/>
+  </documentManagement>
+</p:properties>
 </file>
 
-<file path=customXml/itemProps3.xml><?xml version="1.0" encoding="utf-8"?>
-<ds:datastoreItem xmlns:ds="http://schemas.openxmlformats.org/officeDocument/2006/customXml" ds:itemID="{F86C18D1-0A80-4878-A01B-3E5502B352B8}">
-  <ds:schemaRefs>
-    <ds:schemaRef ds:uri="http://schemas.openxmlformats.org/officeDocument/2006/bibliography"/>
-  </ds:schemaRefs>
-</ds:datastoreItem>
+<file path=customXml/item4.xml><?xml version="1.0" encoding="utf-8"?>
+<?mso-contentType ?>
+<FormTemplates xmlns="http://schemas.microsoft.com/sharepoint/v3/contenttype/forms">
+  <Display>DocumentLibraryForm</Display>
+  <Edit>DocumentLibraryForm</Edit>
+  <New>DocumentLibraryForm</New>
+</FormTemplates>
 </file>
 
-<file path=customXml/itemProps4.xml><?xml version="1.0" encoding="utf-8"?>
+<file path=customXml/itemProps1.xml><?xml version="1.0" encoding="utf-8"?>
 <ds:datastoreItem xmlns:ds="http://schemas.openxmlformats.org/officeDocument/2006/customXml" ds:itemID="{31DE6539-4558-4904-BDB3-39FD37271D3F}">
   <ds:schemaRefs>
     <ds:schemaRef ds:uri="http://schemas.microsoft.com/office/2006/metadata/contentType"/>
@@ -12158,4 +13195,30 @@
     <ds:schemaRef ds:uri="http://schemas.microsoft.com/internal/obd"/>
   </ds:schemaRefs>
 </ds:datastoreItem>
+</file>
+
+<file path=customXml/itemProps2.xml><?xml version="1.0" encoding="utf-8"?>
+<ds:datastoreItem xmlns:ds="http://schemas.openxmlformats.org/officeDocument/2006/customXml" ds:itemID="{F86C18D1-0A80-4878-A01B-3E5502B352B8}">
+  <ds:schemaRefs>
+    <ds:schemaRef ds:uri="http://schemas.openxmlformats.org/officeDocument/2006/bibliography"/>
+  </ds:schemaRefs>
+</ds:datastoreItem>
+</file>
+
+<file path=customXml/itemProps3.xml><?xml version="1.0" encoding="utf-8"?>
+<ds:datastoreItem xmlns:ds="http://schemas.openxmlformats.org/officeDocument/2006/customXml" ds:itemID="{54C24273-1D45-40DF-87D6-FA62E2E479B2}">
+  <ds:schemaRefs>
+    <ds:schemaRef ds:uri="http://schemas.microsoft.com/office/2006/metadata/properties"/>
+    <ds:schemaRef ds:uri="http://schemas.microsoft.com/office/infopath/2007/PartnerControls"/>
+    <ds:schemaRef ds:uri="322d0347-446f-45a4-bb09-4f0ce90319b7"/>
+  </ds:schemaRefs>
+</ds:datastoreItem>
+</file>
+
+<file path=customXml/itemProps4.xml><?xml version="1.0" encoding="utf-8"?>
+<ds:datastoreItem xmlns:ds="http://schemas.openxmlformats.org/officeDocument/2006/customXml" ds:itemID="{0858EC4D-0AB2-489F-A128-84B16D88988F}">
+  <ds:schemaRefs>
+    <ds:schemaRef ds:uri="http://schemas.microsoft.com/sharepoint/v3/contenttype/forms"/>
+  </ds:schemaRefs>
+</ds:datastoreItem>
 </file>
--- a/docs/RP_Odynets.docx
+++ b/docs/RP_Odynets.docx
@@ -636,7 +636,7 @@
                                 <w:b/>
                                 <w:noProof/>
                               </w:rPr>
-                              <w:t>700</w:t>
+                              <w:t>675</w:t>
                             </w:r>
                             <w:r>
                               <w:rPr>
@@ -912,7 +912,7 @@
                           <w:b/>
                           <w:noProof/>
                         </w:rPr>
-                        <w:t>700</w:t>
+                        <w:t>675</w:t>
                       </w:r>
                       <w:r>
                         <w:rPr>
@@ -1095,7 +1095,7 @@
           <w:rPr>
             <w:noProof/>
           </w:rPr>
-          <w:t>12.05.2026</w:t>
+          <w:t>13.05.2026</w:t>
         </w:r>
       </w:fldSimple>
       <w:r>
@@ -3362,72 +3362,227 @@
       <w:bookmarkEnd w:id="3"/>
     </w:p>
     <w:p>
-      <w:r>
-        <w:t>Sem zařadíš všechny body začínající slovem „nastudování“. Zde ukazuješ, že rozumíš problematice dříve, než jsi začal tvořit</w:t>
-      </w:r>
+      <w:pPr>
+        <w:ind w:firstLine="708"/>
+      </w:pPr>
+      <w:r>
+        <w:t>Před začátkem práce na 3D modelu autíčka je nutný mít teoretický základ v elektronice, robotice a trošku i strojařině. Bez žádných zkušenosti to byl můj první milník v tomto projektu</w:t>
+      </w:r>
+      <w:r>
+        <w:t>, který jsem měl nastudovat a ovládnout.</w:t>
+      </w:r>
+    </w:p>
+    <w:p>
+      <w:pPr>
+        <w:ind w:firstLine="708"/>
+      </w:pPr>
+      <w:r>
+        <w:t>Výsledným 3D modelem by mělo být autíčko pro autonomní sledování čáry, které se může stát základnou pro projekt prvních ročníku oboru IT.</w:t>
+      </w:r>
+    </w:p>
+    <w:p>
+      <w:pPr>
+        <w:pStyle w:val="20"/>
+      </w:pPr>
+      <w:bookmarkStart w:id="4" w:name="_Toc229472320"/>
+      <w:r>
+        <w:t>Základy robotiky a elektroniky</w:t>
+      </w:r>
+      <w:bookmarkEnd w:id="4"/>
+    </w:p>
+    <w:p>
+      <w:pPr>
+        <w:rPr>
+          <w:lang w:val="en-US"/>
+        </w:rPr>
+      </w:pPr>
+      <w:r>
+        <w:t>Každá součástka budoucího robota potřebuje specifické elektrické požadavky ke správnému fungování</w:t>
+      </w:r>
+      <w:r>
+        <w:t xml:space="preserve">, definované v </w:t>
+      </w:r>
+      <w:proofErr w:type="spellStart"/>
+      <w:r>
+        <w:t>datasheetu</w:t>
+      </w:r>
+      <w:proofErr w:type="spellEnd"/>
       <w:r>
         <w:t>.</w:t>
       </w:r>
-    </w:p>
-    <w:p>
-      <w:pPr>
-        <w:pStyle w:val="20"/>
-      </w:pPr>
-      <w:bookmarkStart w:id="4" w:name="_Toc229472320"/>
-      <w:r>
-        <w:t>Základy robotiky a elektroniky</w:t>
-      </w:r>
-      <w:bookmarkEnd w:id="4"/>
-    </w:p>
-    <w:p>
-      <w:r>
-        <w:t>Stručně o napětí, proudu, odporu a jak se tyto veličiny chovají v kontextu robotů (regulace napětí pro motory atd.).</w:t>
-      </w:r>
-    </w:p>
-    <w:p>
-      <w:pPr>
-        <w:pStyle w:val="20"/>
-      </w:pPr>
-      <w:bookmarkStart w:id="5" w:name="_Toc229472321"/>
-      <w:r>
-        <w:t>Průzkum existujících řešení</w:t>
-      </w:r>
-      <w:bookmarkEnd w:id="5"/>
-    </w:p>
-    <w:p>
-      <w:r>
-        <w:t xml:space="preserve">Analýza existujících </w:t>
+      <w:r>
+        <w:t xml:space="preserve"> Bez jich dodržení hrozí spálení, zničení nebo nepředpovídané chovaní komponent. To může vest k </w:t>
+      </w:r>
+      <w:r>
+        <w:t>fatálním</w:t>
+      </w:r>
+      <w:r>
+        <w:t xml:space="preserve"> </w:t>
+      </w:r>
+      <w:r>
+        <w:t>chybám</w:t>
+      </w:r>
+      <w:r>
+        <w:t xml:space="preserve"> </w:t>
+      </w:r>
+      <w:r>
+        <w:t>při provozovaní autíčka.</w:t>
+      </w:r>
+    </w:p>
+    <w:p>
+      <w:r>
+        <w:t>Základem elektřiny je Ohmův zákon, který má jednoduchý vzorec definovaný takto:</w:t>
+      </w:r>
+    </w:p>
+    <w:p>
+      <w:pPr>
+        <w:jc w:val="center"/>
+        <w:rPr>
+          <w:i/>
+          <w:iCs/>
+        </w:rPr>
+      </w:pPr>
+      <w:r>
+        <w:rPr>
+          <w:i/>
+          <w:iCs/>
+        </w:rPr>
+        <w:t xml:space="preserve">U = I </w:t>
+      </w:r>
+      <w:r>
+        <w:rPr>
+          <w:i/>
+          <w:iCs/>
+        </w:rPr>
+        <w:t>×</w:t>
+      </w:r>
+      <w:r>
+        <w:rPr>
+          <w:i/>
+          <w:iCs/>
+        </w:rPr>
+        <w:t xml:space="preserve"> R</w:t>
+      </w:r>
+    </w:p>
+    <w:p>
+      <w:pPr>
+        <w:ind w:firstLine="0"/>
+      </w:pPr>
+      <w:r>
+        <w:t>U je napětí</w:t>
+      </w:r>
+      <w:r>
+        <w:t xml:space="preserve"> ve Voltech = tlak, </w:t>
+      </w:r>
+      <w:r>
+        <w:t>pod kterým elektrický náboj protéká obvodem.</w:t>
+      </w:r>
+    </w:p>
+    <w:p>
+      <w:pPr>
+        <w:ind w:firstLine="0"/>
+      </w:pPr>
+      <w:r>
+        <w:t xml:space="preserve">I </w:t>
+      </w:r>
+      <w:r>
+        <w:t>je</w:t>
+      </w:r>
+      <w:r>
+        <w:t xml:space="preserve"> proud</w:t>
+      </w:r>
+      <w:r>
+        <w:t xml:space="preserve"> =</w:t>
+      </w:r>
+      <w:r>
+        <w:t xml:space="preserve"> </w:t>
+      </w:r>
+      <w:r>
+        <w:t>m</w:t>
+      </w:r>
+      <w:r>
+        <w:t>nožství elektrického náboje protékajícího obvodem</w:t>
+      </w:r>
+      <w:r>
+        <w:t>.</w:t>
+      </w:r>
+    </w:p>
+    <w:p>
+      <w:pPr>
+        <w:ind w:firstLine="0"/>
+      </w:pPr>
+      <w:r>
+        <w:t xml:space="preserve">R </w:t>
+      </w:r>
+      <w:r>
+        <w:t>je</w:t>
+      </w:r>
+      <w:r>
+        <w:t xml:space="preserve"> odpor</w:t>
+      </w:r>
+      <w:r>
+        <w:t xml:space="preserve"> = v</w:t>
+      </w:r>
+      <w:r>
+        <w:t>lastnost materiálu bránit průtoku proudu</w:t>
+      </w:r>
+      <w:r>
+        <w:t>.</w:t>
+      </w:r>
+    </w:p>
+    <w:p>
+      <w:pPr>
+        <w:ind w:firstLine="0"/>
+      </w:pPr>
+      <w:r>
+        <w:tab/>
+        <w:t>V elektronice máme</w:t>
+      </w:r>
+      <w:r>
+        <w:t xml:space="preserve"> základní napětí</w:t>
+      </w:r>
+      <w:r>
+        <w:t xml:space="preserve"> </w:t>
+      </w:r>
+      <w:r>
+        <w:t>3</w:t>
+      </w:r>
+      <w:r>
+        <w:t>,</w:t>
+      </w:r>
+      <w:r>
+        <w:t xml:space="preserve">3V, </w:t>
       </w:r>
       <w:proofErr w:type="gramStart"/>
       <w:r>
-        <w:t>3D</w:t>
+        <w:t>5V</w:t>
       </w:r>
       <w:proofErr w:type="gramEnd"/>
       <w:r>
-        <w:t xml:space="preserve"> tištěných autíček – jaké mají struktury, jaké mechanické techniky používají a co ses z nich přiučil pro svůj návrh.</w:t>
-      </w:r>
-    </w:p>
-    <w:p>
-      <w:pPr>
-        <w:pStyle w:val="20"/>
-      </w:pPr>
-      <w:bookmarkStart w:id="6" w:name="_Toc229472322"/>
-      <w:r>
-        <w:t>Výběr komponent</w:t>
-      </w:r>
-      <w:bookmarkEnd w:id="6"/>
-    </w:p>
-    <w:p>
-      <w:r>
-        <w:t xml:space="preserve">    </w:t>
-      </w:r>
-      <w:proofErr w:type="spellStart"/>
-      <w:r>
-        <w:t>Mikrokontrolér</w:t>
-      </w:r>
-      <w:proofErr w:type="spellEnd"/>
-      <w:r>
-        <w:t xml:space="preserve">: Proč jsi zvolil </w:t>
+        <w:t xml:space="preserve"> a </w:t>
+      </w:r>
+      <w:proofErr w:type="gramStart"/>
+      <w:r>
+        <w:t>12V</w:t>
+      </w:r>
+      <w:proofErr w:type="gramEnd"/>
+      <w:r>
+        <w:t>.</w:t>
+      </w:r>
+      <w:r>
+        <w:t xml:space="preserve"> M</w:t>
+      </w:r>
+      <w:r>
+        <w:t>ikrokontroler</w:t>
+      </w:r>
+      <w:r>
+        <w:t xml:space="preserve"> </w:t>
+      </w:r>
+      <w:r>
+        <w:t xml:space="preserve">robota </w:t>
+      </w:r>
+      <w:r>
+        <w:t xml:space="preserve">(v mém případě </w:t>
       </w:r>
       <w:proofErr w:type="spellStart"/>
       <w:proofErr w:type="gramStart"/>
@@ -3437,6 +3592,154 @@
       <w:proofErr w:type="spellEnd"/>
       <w:proofErr w:type="gramEnd"/>
       <w:r>
+        <w:t>) pracuje s nízkým napětím (typicky 3,3 V) a velmi malými proudy</w:t>
+      </w:r>
+      <w:r>
+        <w:t xml:space="preserve">. Když motory pro svojí práci potřebuji minimálně </w:t>
+      </w:r>
+      <w:proofErr w:type="gramStart"/>
+      <w:r>
+        <w:t>5V</w:t>
+      </w:r>
+      <w:proofErr w:type="gramEnd"/>
+      <w:r>
+        <w:t xml:space="preserve"> a mnohem větší spotřebu v mA.</w:t>
+      </w:r>
+    </w:p>
+    <w:p>
+      <w:pPr>
+        <w:ind w:firstLine="0"/>
+      </w:pPr>
+      <w:r>
+        <w:tab/>
+        <w:t xml:space="preserve">Při </w:t>
+      </w:r>
+      <w:r>
+        <w:t>přímém</w:t>
+      </w:r>
+      <w:r>
+        <w:t xml:space="preserve"> propojení těchto </w:t>
+      </w:r>
+      <w:r>
+        <w:t>součástek</w:t>
+      </w:r>
+      <w:r>
+        <w:t xml:space="preserve"> by došlo k </w:t>
+      </w:r>
+      <w:r>
+        <w:t>spálení</w:t>
+      </w:r>
+      <w:r>
+        <w:t xml:space="preserve"> té slabší (mikrokontroleru). Aby tomu předejít, musím použít motor drivery, které řídí vysoko napěťový zdroj pomocí </w:t>
+      </w:r>
+      <w:r>
+        <w:t>málo</w:t>
+      </w:r>
+      <w:r>
+        <w:t xml:space="preserve"> napěťového signálu.</w:t>
+      </w:r>
+    </w:p>
+    <w:p>
+      <w:pPr>
+        <w:pStyle w:val="20"/>
+      </w:pPr>
+      <w:bookmarkStart w:id="5" w:name="_Toc229472321"/>
+      <w:r>
+        <w:t>Průzkum existujících řešení</w:t>
+      </w:r>
+      <w:bookmarkEnd w:id="5"/>
+    </w:p>
+    <w:p>
+      <w:r>
+        <w:t>Před začátkem prací jsem zkoumal internet pro již existující řešení 3D modelu autonomních autíček, které se shodují s mými požadavky.</w:t>
+      </w:r>
+      <w:r>
+        <w:t xml:space="preserve"> Podle toho jsem taky vybíral komponenty.</w:t>
+      </w:r>
+    </w:p>
+    <w:p>
+      <w:r>
+        <w:t xml:space="preserve">Původní plán byl modulární design, kde podvozek se skládá s univerzálních plátku s předem definovanými otvory pro přišroubování </w:t>
+      </w:r>
+      <w:r>
+        <w:t>držáku</w:t>
+      </w:r>
+      <w:r>
+        <w:t>. Tato konstrukce zajišťuje velkou modularitu</w:t>
+      </w:r>
+      <w:r>
+        <w:t>, rychlý prototypování</w:t>
+      </w:r>
+      <w:r>
+        <w:t xml:space="preserve"> a flexibilitu designu, což znamená snadnou výměnu součástek, pro které stačí jen vyrobit vhodný držák a </w:t>
+      </w:r>
+      <w:r>
+        <w:t>základna</w:t>
+      </w:r>
+      <w:r>
+        <w:t xml:space="preserve"> zůstane </w:t>
+      </w:r>
+      <w:r>
+        <w:t>stejná. To by dost pomohlo pro následný upgrady nebo úplné přestavení autíčka pro osobní účely.</w:t>
+      </w:r>
+    </w:p>
+    <w:p>
+      <w:r>
+        <w:t>Nevýhodou takového systému, na kterou jsem narazil, je nedostatek optimalizace a přizpůsobeni na míru. Solidní, předdefinovaný</w:t>
+      </w:r>
+      <w:r>
+        <w:t xml:space="preserve"> podvozek má </w:t>
+      </w:r>
+      <w:r>
+        <w:t>specializovaná místa</w:t>
+      </w:r>
+      <w:r>
+        <w:t xml:space="preserve"> pro každou součástku, což pomáhá optimalizovat využiti místa, definovat cesty pro kabely, </w:t>
+      </w:r>
+      <w:r>
+        <w:lastRenderedPageBreak/>
+        <w:t>jejich délku.</w:t>
+      </w:r>
+      <w:r>
+        <w:t xml:space="preserve"> Je to doladěný systém pro specifické použití, který ale v dlouhodobé perspektivě bude lepší volbou.</w:t>
+      </w:r>
+    </w:p>
+    <w:p>
+      <w:r>
+        <w:t>Po uvážení všech za a proti, moje volba padla na solidní podvozek navržený pro specifické komponenty.</w:t>
+      </w:r>
+    </w:p>
+    <w:p>
+      <w:pPr>
+        <w:pStyle w:val="20"/>
+      </w:pPr>
+      <w:bookmarkStart w:id="6" w:name="_Toc229472322"/>
+      <w:r>
+        <w:t>Výběr komponent</w:t>
+      </w:r>
+      <w:bookmarkEnd w:id="6"/>
+    </w:p>
+    <w:p/>
+    <w:p>
+      <w:r>
+        <w:t xml:space="preserve">    </w:t>
+      </w:r>
+      <w:proofErr w:type="spellStart"/>
+      <w:r>
+        <w:t>Mikrokontrolér</w:t>
+      </w:r>
+      <w:proofErr w:type="spellEnd"/>
+      <w:r>
+        <w:t xml:space="preserve">: Proč jsi zvolil </w:t>
+      </w:r>
+      <w:proofErr w:type="spellStart"/>
+      <w:proofErr w:type="gramStart"/>
+      <w:r>
+        <w:t>Micro:bit</w:t>
+      </w:r>
+      <w:proofErr w:type="spellEnd"/>
+      <w:proofErr w:type="gramEnd"/>
+      <w:r>
         <w:t xml:space="preserve"> (+ </w:t>
       </w:r>
       <w:proofErr w:type="spellStart"/>
@@ -3456,6 +3759,13 @@
     <w:p>
       <w:r>
         <w:t xml:space="preserve">    Senzory: K čemu slouží IR (sledování čáry) a ultrazvuk (detekce překážek).</w:t>
+      </w:r>
+    </w:p>
+    <w:p/>
+    <w:p/>
+    <w:p>
+      <w:r>
+        <w:t>Můj původní plán byl….</w:t>
       </w:r>
     </w:p>
     <w:p>
@@ -7162,9 +7472,13 @@
   </w:compat>
   <w:rsids>
     <w:rsidRoot w:val="00D56427"/>
+    <w:rsid w:val="00365CB3"/>
+    <w:rsid w:val="00396286"/>
+    <w:rsid w:val="00403C92"/>
     <w:rsid w:val="005C2EE2"/>
     <w:rsid w:val="00895716"/>
     <w:rsid w:val="009A24FD"/>
+    <w:rsid w:val="00B2273F"/>
     <w:rsid w:val="00D56427"/>
     <w:rsid w:val="00E21147"/>
     <w:rsid w:val="00FA324C"/>

--- a/docs/RP_Odynets.docx
+++ b/docs/RP_Odynets.docx
@@ -3400,13 +3400,8 @@
         <w:t>Každá součástka budoucího robota potřebuje specifické elektrické požadavky ke správnému fungování</w:t>
       </w:r>
       <w:r>
-        <w:t xml:space="preserve">, definované v </w:t>
-      </w:r>
-      <w:proofErr w:type="spellStart"/>
-      <w:r>
-        <w:t>datasheetu</w:t>
-      </w:r>
-      <w:proofErr w:type="spellEnd"/>
+        <w:t>, definované v datasheetu</w:t>
+      </w:r>
       <w:r>
         <w:t>.</w:t>
       </w:r>
@@ -3551,59 +3546,22 @@
         <w:t>,</w:t>
       </w:r>
       <w:r>
-        <w:t xml:space="preserve">3V, </w:t>
-      </w:r>
-      <w:proofErr w:type="gramStart"/>
-      <w:r>
-        <w:t>5V</w:t>
-      </w:r>
-      <w:proofErr w:type="gramEnd"/>
-      <w:r>
-        <w:t xml:space="preserve"> a </w:t>
-      </w:r>
-      <w:proofErr w:type="gramStart"/>
-      <w:r>
-        <w:t>12V</w:t>
-      </w:r>
-      <w:proofErr w:type="gramEnd"/>
-      <w:r>
-        <w:t>.</w:t>
+        <w:t>3V, 5V a 12V.</w:t>
       </w:r>
       <w:r>
         <w:t xml:space="preserve"> M</w:t>
       </w:r>
       <w:r>
-        <w:t>ikrokontroler</w:t>
-      </w:r>
-      <w:r>
-        <w:t xml:space="preserve"> </w:t>
+        <w:t xml:space="preserve">ikrokontroler </w:t>
       </w:r>
       <w:r>
         <w:t xml:space="preserve">robota </w:t>
       </w:r>
       <w:r>
-        <w:t xml:space="preserve">(v mém případě </w:t>
-      </w:r>
-      <w:proofErr w:type="spellStart"/>
-      <w:proofErr w:type="gramStart"/>
-      <w:r>
-        <w:t>Micro:bit</w:t>
-      </w:r>
-      <w:proofErr w:type="spellEnd"/>
-      <w:proofErr w:type="gramEnd"/>
-      <w:r>
-        <w:t>) pracuje s nízkým napětím (typicky 3,3 V) a velmi malými proudy</w:t>
-      </w:r>
-      <w:r>
-        <w:t xml:space="preserve">. Když motory pro svojí práci potřebuji minimálně </w:t>
-      </w:r>
-      <w:proofErr w:type="gramStart"/>
-      <w:r>
-        <w:t>5V</w:t>
-      </w:r>
-      <w:proofErr w:type="gramEnd"/>
-      <w:r>
-        <w:t xml:space="preserve"> a mnohem větší spotřebu v mA.</w:t>
+        <w:t>(v mém případě Micro:bit) pracuje s nízkým napětím (typicky 3,3 V) a velmi malými proudy</w:t>
+      </w:r>
+      <w:r>
+        <w:t>. Když motory pro svojí práci potřebuji minimálně 5V a mnohem větší spotřebu v mA.</w:t>
       </w:r>
     </w:p>
     <w:p>
@@ -3724,31 +3682,8 @@
       <w:r>
         <w:t xml:space="preserve">    </w:t>
       </w:r>
-      <w:proofErr w:type="spellStart"/>
-      <w:r>
-        <w:t>Mikrokontrolér</w:t>
-      </w:r>
-      <w:proofErr w:type="spellEnd"/>
-      <w:r>
-        <w:t xml:space="preserve">: Proč jsi zvolil </w:t>
-      </w:r>
-      <w:proofErr w:type="spellStart"/>
-      <w:proofErr w:type="gramStart"/>
-      <w:r>
-        <w:t>Micro:bit</w:t>
-      </w:r>
-      <w:proofErr w:type="spellEnd"/>
-      <w:proofErr w:type="gramEnd"/>
-      <w:r>
-        <w:t xml:space="preserve"> (+ </w:t>
-      </w:r>
-      <w:proofErr w:type="spellStart"/>
-      <w:r>
-        <w:t>MakeCode</w:t>
-      </w:r>
-      <w:proofErr w:type="spellEnd"/>
-      <w:r>
-        <w:t xml:space="preserve"> STS).</w:t>
+      <w:r>
+        <w:t>Mikrokontrolér: Proč jsi zvolil Micro:bit (+ MakeCode STS).</w:t>
       </w:r>
     </w:p>
     <w:p>
@@ -3765,7 +3700,18 @@
     <w:p/>
     <w:p>
       <w:r>
-        <w:t>Můj původní plán byl….</w:t>
+        <w:t>Pro nejlepší volbu jsem se poradil</w:t>
+      </w:r>
+    </w:p>
+    <w:p>
+      <w:r>
+        <w:t xml:space="preserve">Po nastudování různých možnosti </w:t>
+      </w:r>
+      <w:r>
+        <w:t xml:space="preserve">jsem se pustil k výběru elektronických součástek pro svoje autíčko. </w:t>
+      </w:r>
+      <w:r>
+        <w:t xml:space="preserve">Poradil jsem se s vedoucím (panem Kazdou) a ten mi </w:t>
       </w:r>
     </w:p>
     <w:p>
@@ -3805,15 +3751,7 @@
       </w:pPr>
       <w:bookmarkStart w:id="9" w:name="_Toc229472325"/>
       <w:r>
-        <w:t xml:space="preserve">Modelování ve </w:t>
-      </w:r>
-      <w:proofErr w:type="spellStart"/>
-      <w:r>
-        <w:t>Fusion</w:t>
-      </w:r>
-      <w:proofErr w:type="spellEnd"/>
-      <w:r>
-        <w:t xml:space="preserve"> 360</w:t>
+        <w:t>Modelování ve Fusion 360</w:t>
       </w:r>
       <w:bookmarkEnd w:id="9"/>
     </w:p>
@@ -3824,25 +3762,7 @@
     </w:p>
     <w:p>
       <w:r>
-        <w:t xml:space="preserve">Návrh s ohledem na umístění </w:t>
-      </w:r>
-      <w:proofErr w:type="spellStart"/>
-      <w:proofErr w:type="gramStart"/>
-      <w:r>
-        <w:t>Micro:bitu</w:t>
-      </w:r>
-      <w:proofErr w:type="spellEnd"/>
-      <w:proofErr w:type="gramEnd"/>
-      <w:r>
-        <w:t>, motorů a vedení kabelů (</w:t>
-      </w:r>
-      <w:proofErr w:type="spellStart"/>
-      <w:r>
-        <w:t>wiring</w:t>
-      </w:r>
-      <w:proofErr w:type="spellEnd"/>
-      <w:r>
-        <w:t>).</w:t>
+        <w:t>Návrh s ohledem na umístění Micro:bitu, motorů a vedení kabelů (wiring).</w:t>
       </w:r>
     </w:p>
     <w:p>
@@ -3888,15 +3808,7 @@
     </w:p>
     <w:p>
       <w:r>
-        <w:t xml:space="preserve">(Tvoje práce s </w:t>
-      </w:r>
-      <w:proofErr w:type="spellStart"/>
-      <w:r>
-        <w:t>MakeCode</w:t>
-      </w:r>
-      <w:proofErr w:type="spellEnd"/>
-      <w:r>
-        <w:t>)</w:t>
+        <w:t>(Tvoje práce s MakeCode)</w:t>
       </w:r>
     </w:p>
     <w:p>
@@ -3962,31 +3874,7 @@
       </w:pPr>
       <w:bookmarkStart w:id="16" w:name="_Toc229472332"/>
       <w:r>
-        <w:t>Seznam součástek (</w:t>
-      </w:r>
-      <w:proofErr w:type="gramStart"/>
-      <w:r>
-        <w:t>BOM - Bill</w:t>
-      </w:r>
-      <w:proofErr w:type="gramEnd"/>
-      <w:r>
-        <w:t xml:space="preserve"> </w:t>
-      </w:r>
-      <w:proofErr w:type="spellStart"/>
-      <w:r>
-        <w:t>of</w:t>
-      </w:r>
-      <w:proofErr w:type="spellEnd"/>
-      <w:r>
-        <w:t xml:space="preserve"> </w:t>
-      </w:r>
-      <w:proofErr w:type="spellStart"/>
-      <w:r>
-        <w:t>Materials</w:t>
-      </w:r>
-      <w:proofErr w:type="spellEnd"/>
-      <w:r>
-        <w:t>)</w:t>
+        <w:t>Seznam součástek (BOM - Bill of Materials)</w:t>
       </w:r>
       <w:bookmarkEnd w:id="16"/>
     </w:p>
@@ -4007,23 +3895,7 @@
     </w:p>
     <w:p>
       <w:r>
-        <w:t>Doporučený materiál (PLA/PETG), výplň (</w:t>
-      </w:r>
-      <w:proofErr w:type="spellStart"/>
-      <w:r>
-        <w:t>infill</w:t>
-      </w:r>
-      <w:proofErr w:type="spellEnd"/>
-      <w:r>
-        <w:t>), případně nutnost podpor (</w:t>
-      </w:r>
-      <w:proofErr w:type="spellStart"/>
-      <w:r>
-        <w:t>supports</w:t>
-      </w:r>
-      <w:proofErr w:type="spellEnd"/>
-      <w:r>
-        <w:t>).</w:t>
+        <w:t>Doporučený materiál (PLA/PETG), výplň (infill), případně nutnost podpor (supports).</w:t>
       </w:r>
     </w:p>
     <w:p>
@@ -4053,15 +3925,7 @@
     </w:p>
     <w:p>
       <w:r>
-        <w:t>Jak přesně zapojit kabely (</w:t>
-      </w:r>
-      <w:proofErr w:type="spellStart"/>
-      <w:r>
-        <w:t>wiring</w:t>
-      </w:r>
-      <w:proofErr w:type="spellEnd"/>
-      <w:r>
-        <w:t>), jaké jsou naměřené a doporučené délky kabelů.</w:t>
+        <w:t>Jak přesně zapojit kabely (wiring), jaké jsou naměřené a doporučené délky kabelů.</w:t>
       </w:r>
     </w:p>
     <w:p>
@@ -4076,15 +3940,7 @@
     </w:p>
     <w:p>
       <w:r>
-        <w:t xml:space="preserve">Jak nahrát tvou </w:t>
-      </w:r>
-      <w:proofErr w:type="spellStart"/>
-      <w:r>
-        <w:t>MakeCode</w:t>
-      </w:r>
-      <w:proofErr w:type="spellEnd"/>
-      <w:r>
-        <w:t xml:space="preserve"> knihovnu a spustit první testovací kód.</w:t>
+        <w:t>Jak nahrát tvou MakeCode knihovnu a spustit první testovací kód.</w:t>
       </w:r>
     </w:p>
     <w:p>
@@ -4169,27 +4025,9 @@
       <w:pPr>
         <w:pStyle w:val="Vysvtlenpojmu"/>
       </w:pPr>
-      <w:proofErr w:type="spellStart"/>
-      <w:r>
-        <w:t>HyperText</w:t>
-      </w:r>
-      <w:proofErr w:type="spellEnd"/>
-      <w:r>
-        <w:t xml:space="preserve"> </w:t>
-      </w:r>
-      <w:proofErr w:type="spellStart"/>
-      <w:r>
-        <w:t>Markup</w:t>
-      </w:r>
-      <w:proofErr w:type="spellEnd"/>
-      <w:r>
-        <w:t xml:space="preserve"> </w:t>
-      </w:r>
-      <w:proofErr w:type="spellStart"/>
-      <w:r>
-        <w:t>Language</w:t>
-      </w:r>
-      <w:proofErr w:type="spellEnd"/>
+      <w:r>
+        <w:t>HyperText Markup Language</w:t>
+      </w:r>
       <w:r>
         <w:t xml:space="preserve"> – značkovací jazyk používaný pro tvorbu webových stránek.</w:t>
       </w:r>
@@ -4370,8 +4208,8 @@
       </w:r>
       <w:bookmarkStart w:id="30" w:name="_Toc86047606"/>
     </w:p>
-    <w:bookmarkStart w:id="31" w:name="_Toc229472340" w:displacedByCustomXml="next"/>
-    <w:bookmarkStart w:id="32" w:name="_Toc86055213" w:displacedByCustomXml="next"/>
+    <w:bookmarkStart w:id="31" w:name="_Toc86055213" w:displacedByCustomXml="next"/>
+    <w:bookmarkStart w:id="32" w:name="_Toc229472340" w:displacedByCustomXml="next"/>
     <w:sdt>
       <w:sdtPr>
         <w:rPr>
@@ -6626,6 +6464,7 @@
   <w:style w:type="character" w:default="1" w:styleId="a1">
     <w:name w:val="Default Paragraph Font"/>
     <w:uiPriority w:val="1"/>
+    <w:semiHidden/>
     <w:unhideWhenUsed/>
   </w:style>
   <w:style w:type="table" w:default="1" w:styleId="a2">
@@ -7472,6 +7311,7 @@
   </w:compat>
   <w:rsids>
     <w:rsidRoot w:val="00D56427"/>
+    <w:rsid w:val="001445BB"/>
     <w:rsid w:val="00365CB3"/>
     <w:rsid w:val="00396286"/>
     <w:rsid w:val="00403C92"/>
@@ -7479,6 +7319,7 @@
     <w:rsid w:val="00895716"/>
     <w:rsid w:val="009A24FD"/>
     <w:rsid w:val="00B2273F"/>
+    <w:rsid w:val="00D44DBC"/>
     <w:rsid w:val="00D56427"/>
     <w:rsid w:val="00E21147"/>
     <w:rsid w:val="00FA324C"/>
@@ -8159,49 +8000,6 @@
 </file>
 
 <file path=customXml/item1.xml><?xml version="1.0" encoding="utf-8"?>
-<?mso-contentType ?>
-<FormTemplates xmlns="http://schemas.microsoft.com/sharepoint/v3/contenttype/forms">
-  <Display>DocumentLibraryForm</Display>
-  <Edit>DocumentLibraryForm</Edit>
-  <New>DocumentLibraryForm</New>
-</FormTemplates>
-</file>
-
-<file path=customXml/item2.xml><?xml version="1.0" encoding="utf-8"?>
-<p:properties xmlns:p="http://schemas.microsoft.com/office/2006/metadata/properties" xmlns:xsi="http://www.w3.org/2001/XMLSchema-instance" xmlns:pc="http://schemas.microsoft.com/office/infopath/2007/PartnerControls">
-  <documentManagement>
-    <_activity xmlns="322d0347-446f-45a4-bb09-4f0ce90319b7" xsi:nil="true"/>
-  </documentManagement>
-</p:properties>
-</file>
-
-<file path=customXml/item3.xml><?xml version="1.0" encoding="utf-8"?>
-<b:Sources xmlns:b="http://schemas.openxmlformats.org/officeDocument/2006/bibliography" xmlns="http://schemas.openxmlformats.org/officeDocument/2006/bibliography" SelectedStyle="\ISO690Nmerical.XSL" StyleName="ISO 690 – číselná reference" Version="1987">
-  <b:Source>
-    <b:Tag>Bož21</b:Tag>
-    <b:SourceType>Book</b:SourceType>
-    <b:Guid>{8F0DEEDB-A5B2-435C-A2F8-8CA9FB872B04}</b:Guid>
-    <b:Title>Babička</b:Title>
-    <b:Year>2021</b:Year>
-    <b:StandardNumber>ISBN 978-80-207-2063-4</b:StandardNumber>
-    <b:Author>
-      <b:Author>
-        <b:NameList>
-          <b:Person>
-            <b:Last>Němcová</b:Last>
-            <b:First>Božena</b:First>
-          </b:Person>
-        </b:NameList>
-      </b:Author>
-    </b:Author>
-    <b:City>Praha</b:City>
-    <b:Publisher>Odeon</b:Publisher>
-    <b:RefOrder>1</b:RefOrder>
-  </b:Source>
-</b:Sources>
-</file>
-
-<file path=customXml/item4.xml><?xml version="1.0" encoding="utf-8"?>
 <ct:contentTypeSchema xmlns:ct="http://schemas.microsoft.com/office/2006/metadata/contentType" xmlns:ma="http://schemas.microsoft.com/office/2006/metadata/properties/metaAttributes" ct:_="" ma:_="" ma:contentTypeName="Dokument" ma:contentTypeID="0x010100656DB3DD14ECD84D9C93527F3F377A31" ma:contentTypeVersion="14" ma:contentTypeDescription="Vytvoří nový dokument" ma:contentTypeScope="" ma:versionID="20bc112885c951ab6f296886b686f37d">
   <xsd:schema xmlns:xsd="http://www.w3.org/2001/XMLSchema" xmlns:xs="http://www.w3.org/2001/XMLSchema" xmlns:p="http://schemas.microsoft.com/office/2006/metadata/properties" xmlns:ns3="322d0347-446f-45a4-bb09-4f0ce90319b7" xmlns:ns4="53db3499-bb8b-49e1-9b66-f89f2febeac8" targetNamespace="http://schemas.microsoft.com/office/2006/metadata/properties" ma:root="true" ma:fieldsID="21f3de6f6c85716e9b6663bbc9f3b9e7" ns3:_="" ns4:_="">
     <xsd:import namespace="322d0347-446f-45a4-bb09-4f0ce90319b7"/>
@@ -8428,33 +8226,50 @@
 </ct:contentTypeSchema>
 </file>
 
-<file path=customXml/itemProps1.xml><?xml version="1.0" encoding="utf-8"?>
-<ds:datastoreItem xmlns:ds="http://schemas.openxmlformats.org/officeDocument/2006/customXml" ds:itemID="{0858EC4D-0AB2-489F-A128-84B16D88988F}">
-  <ds:schemaRefs>
-    <ds:schemaRef ds:uri="http://schemas.microsoft.com/sharepoint/v3/contenttype/forms"/>
-  </ds:schemaRefs>
-</ds:datastoreItem>
+<file path=customXml/item2.xml><?xml version="1.0" encoding="utf-8"?>
+<b:Sources xmlns:b="http://schemas.openxmlformats.org/officeDocument/2006/bibliography" xmlns="http://schemas.openxmlformats.org/officeDocument/2006/bibliography" SelectedStyle="\ISO690Nmerical.XSL" StyleName="ISO 690 – číselná reference" Version="1987">
+  <b:Source>
+    <b:Tag>Bož21</b:Tag>
+    <b:SourceType>Book</b:SourceType>
+    <b:Guid>{8F0DEEDB-A5B2-435C-A2F8-8CA9FB872B04}</b:Guid>
+    <b:Title>Babička</b:Title>
+    <b:Year>2021</b:Year>
+    <b:StandardNumber>ISBN 978-80-207-2063-4</b:StandardNumber>
+    <b:Author>
+      <b:Author>
+        <b:NameList>
+          <b:Person>
+            <b:Last>Němcová</b:Last>
+            <b:First>Božena</b:First>
+          </b:Person>
+        </b:NameList>
+      </b:Author>
+    </b:Author>
+    <b:City>Praha</b:City>
+    <b:Publisher>Odeon</b:Publisher>
+    <b:RefOrder>1</b:RefOrder>
+  </b:Source>
+</b:Sources>
 </file>
 
-<file path=customXml/itemProps2.xml><?xml version="1.0" encoding="utf-8"?>
-<ds:datastoreItem xmlns:ds="http://schemas.openxmlformats.org/officeDocument/2006/customXml" ds:itemID="{54C24273-1D45-40DF-87D6-FA62E2E479B2}">
-  <ds:schemaRefs>
-    <ds:schemaRef ds:uri="http://schemas.microsoft.com/office/2006/metadata/properties"/>
-    <ds:schemaRef ds:uri="http://schemas.microsoft.com/office/infopath/2007/PartnerControls"/>
-    <ds:schemaRef ds:uri="322d0347-446f-45a4-bb09-4f0ce90319b7"/>
-  </ds:schemaRefs>
-</ds:datastoreItem>
+<file path=customXml/item3.xml><?xml version="1.0" encoding="utf-8"?>
+<p:properties xmlns:p="http://schemas.microsoft.com/office/2006/metadata/properties" xmlns:xsi="http://www.w3.org/2001/XMLSchema-instance" xmlns:pc="http://schemas.microsoft.com/office/infopath/2007/PartnerControls">
+  <documentManagement>
+    <_activity xmlns="322d0347-446f-45a4-bb09-4f0ce90319b7" xsi:nil="true"/>
+  </documentManagement>
+</p:properties>
 </file>
 
-<file path=customXml/itemProps3.xml><?xml version="1.0" encoding="utf-8"?>
-<ds:datastoreItem xmlns:ds="http://schemas.openxmlformats.org/officeDocument/2006/customXml" ds:itemID="{F86C18D1-0A80-4878-A01B-3E5502B352B8}">
-  <ds:schemaRefs>
-    <ds:schemaRef ds:uri="http://schemas.openxmlformats.org/officeDocument/2006/bibliography"/>
-  </ds:schemaRefs>
-</ds:datastoreItem>
+<file path=customXml/item4.xml><?xml version="1.0" encoding="utf-8"?>
+<?mso-contentType ?>
+<FormTemplates xmlns="http://schemas.microsoft.com/sharepoint/v3/contenttype/forms">
+  <Display>DocumentLibraryForm</Display>
+  <Edit>DocumentLibraryForm</Edit>
+  <New>DocumentLibraryForm</New>
+</FormTemplates>
 </file>
 
-<file path=customXml/itemProps4.xml><?xml version="1.0" encoding="utf-8"?>
+<file path=customXml/itemProps1.xml><?xml version="1.0" encoding="utf-8"?>
 <ds:datastoreItem xmlns:ds="http://schemas.openxmlformats.org/officeDocument/2006/customXml" ds:itemID="{31DE6539-4558-4904-BDB3-39FD37271D3F}">
   <ds:schemaRefs>
     <ds:schemaRef ds:uri="http://schemas.microsoft.com/office/2006/metadata/contentType"/>
@@ -8471,4 +8286,30 @@
     <ds:schemaRef ds:uri="http://schemas.microsoft.com/internal/obd"/>
   </ds:schemaRefs>
 </ds:datastoreItem>
+</file>
+
+<file path=customXml/itemProps2.xml><?xml version="1.0" encoding="utf-8"?>
+<ds:datastoreItem xmlns:ds="http://schemas.openxmlformats.org/officeDocument/2006/customXml" ds:itemID="{F86C18D1-0A80-4878-A01B-3E5502B352B8}">
+  <ds:schemaRefs>
+    <ds:schemaRef ds:uri="http://schemas.openxmlformats.org/officeDocument/2006/bibliography"/>
+  </ds:schemaRefs>
+</ds:datastoreItem>
+</file>
+
+<file path=customXml/itemProps3.xml><?xml version="1.0" encoding="utf-8"?>
+<ds:datastoreItem xmlns:ds="http://schemas.openxmlformats.org/officeDocument/2006/customXml" ds:itemID="{54C24273-1D45-40DF-87D6-FA62E2E479B2}">
+  <ds:schemaRefs>
+    <ds:schemaRef ds:uri="http://schemas.microsoft.com/office/2006/metadata/properties"/>
+    <ds:schemaRef ds:uri="http://schemas.microsoft.com/office/infopath/2007/PartnerControls"/>
+    <ds:schemaRef ds:uri="322d0347-446f-45a4-bb09-4f0ce90319b7"/>
+  </ds:schemaRefs>
+</ds:datastoreItem>
+</file>
+
+<file path=customXml/itemProps4.xml><?xml version="1.0" encoding="utf-8"?>
+<ds:datastoreItem xmlns:ds="http://schemas.openxmlformats.org/officeDocument/2006/customXml" ds:itemID="{0858EC4D-0AB2-489F-A128-84B16D88988F}">
+  <ds:schemaRefs>
+    <ds:schemaRef ds:uri="http://schemas.microsoft.com/sharepoint/v3/contenttype/forms"/>
+  </ds:schemaRefs>
+</ds:datastoreItem>
 </file>
--- a/docs/RP_Odynets.docx
+++ b/docs/RP_Odynets.docx
@@ -636,7 +636,7 @@
                                 <w:b/>
                                 <w:noProof/>
                               </w:rPr>
-                              <w:t>675</w:t>
+                              <w:t>1032</w:t>
                             </w:r>
                             <w:r>
                               <w:rPr>
@@ -664,7 +664,11 @@
           </mc:Choice>
           <mc:Fallback>
             <w:pict>
-              <v:shape w14:anchorId="6326C5C2" id="Text Box 43" o:spid="_x0000_s1028" type="#_x0000_t202" style="position:absolute;left:0;text-align:left;margin-left:0;margin-top:593.7pt;width:402.75pt;height:119.05pt;z-index:251662336;visibility:visible;mso-wrap-style:square;mso-width-percent:1000;mso-height-percent:0;mso-wrap-distance-left:9pt;mso-wrap-distance-top:0;mso-wrap-distance-right:9pt;mso-wrap-distance-bottom:0;mso-position-horizontal:left;mso-position-horizontal-relative:margin;mso-position-vertical:absolute;mso-position-vertical-relative:margin;mso-width-percent:1000;mso-height-percent:0;mso-width-relative:margin;mso-height-relative:margin;v-text-anchor:top" o:gfxdata="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" filled="f" stroked="f">
+              <v:shapetype w14:anchorId="6326C5C2" id="_x0000_t202" coordsize="21600,21600" o:spt="202" path="m,l,21600r21600,l21600,xe">
+                <v:stroke joinstyle="miter"/>
+                <v:path gradientshapeok="t" o:connecttype="rect"/>
+              </v:shapetype>
+              <v:shape id="Text Box 43" o:spid="_x0000_s1028" type="#_x0000_t202" style="position:absolute;left:0;text-align:left;margin-left:0;margin-top:593.7pt;width:402.75pt;height:119.05pt;z-index:251662336;visibility:visible;mso-wrap-style:square;mso-width-percent:1000;mso-height-percent:0;mso-wrap-distance-left:9pt;mso-wrap-distance-top:0;mso-wrap-distance-right:9pt;mso-wrap-distance-bottom:0;mso-position-horizontal:left;mso-position-horizontal-relative:margin;mso-position-vertical:absolute;mso-position-vertical-relative:margin;mso-width-percent:1000;mso-height-percent:0;mso-width-relative:margin;mso-height-relative:margin;v-text-anchor:top" o:gfxdata="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" filled="f" stroked="f">
                 <v:textbox>
                   <w:txbxContent>
                     <w:p>
@@ -912,7 +916,7 @@
                           <w:b/>
                           <w:noProof/>
                         </w:rPr>
-                        <w:t>675</w:t>
+                        <w:t>1032</w:t>
                       </w:r>
                       <w:r>
                         <w:rPr>
@@ -1095,7 +1099,7 @@
           <w:rPr>
             <w:noProof/>
           </w:rPr>
-          <w:t>13.05.2026</w:t>
+          <w:t>14.05.2026</w:t>
         </w:r>
       </w:fldSimple>
       <w:r>
@@ -3269,85 +3273,18 @@
     </w:p>
     <w:p>
       <w:r>
-        <w:t xml:space="preserve">Proč já vlastně tuto práci </w:t>
-      </w:r>
-      <w:r>
-        <w:t>píšu</w:t>
-      </w:r>
-      <w:r>
-        <w:t xml:space="preserve"> …</w:t>
-      </w:r>
-    </w:p>
-    <w:p>
-      <w:pPr>
-        <w:rPr>
-          <w:color w:val="FF0000"/>
-        </w:rPr>
-      </w:pPr>
-      <w:r>
-        <w:rPr>
-          <w:color w:val="FF0000"/>
-        </w:rPr>
-        <w:t xml:space="preserve">Nastavte </w:t>
-      </w:r>
-      <w:r>
-        <w:rPr>
-          <w:b/>
-          <w:bCs/>
-          <w:color w:val="FF0000"/>
-        </w:rPr>
-        <w:t>název</w:t>
-      </w:r>
-      <w:r>
-        <w:rPr>
-          <w:color w:val="FF0000"/>
-        </w:rPr>
-        <w:t xml:space="preserve"> dokumentu a </w:t>
-      </w:r>
-      <w:r>
-        <w:rPr>
-          <w:b/>
-          <w:bCs/>
-          <w:color w:val="FF0000"/>
-        </w:rPr>
-        <w:t>autora</w:t>
-      </w:r>
-      <w:r>
-        <w:rPr>
-          <w:color w:val="FF0000"/>
-        </w:rPr>
-        <w:t xml:space="preserve"> v nabídce Soubor/</w:t>
-      </w:r>
-      <w:r>
-        <w:rPr>
-          <w:color w:val="FF0000"/>
-        </w:rPr>
-        <w:t>Informa</w:t>
-      </w:r>
-      <w:r>
-        <w:rPr>
-          <w:color w:val="FF0000"/>
-        </w:rPr>
-        <w:t>ce</w:t>
-      </w:r>
-      <w:r>
-        <w:rPr>
-          <w:color w:val="FF0000"/>
-        </w:rPr>
-        <w:t>.</w:t>
-      </w:r>
-    </w:p>
-    <w:p>
-      <w:pPr>
-        <w:rPr>
-          <w:color w:val="FF0000"/>
-        </w:rPr>
-      </w:pPr>
-      <w:r>
-        <w:rPr>
-          <w:color w:val="FF0000"/>
-        </w:rPr>
-        <w:t>Pro vkládání zdrojů použijte Reference/Spravovat prameny.</w:t>
+        <w:t>Práce se zabývá vytvořením autonomního autíčka pro sledování čáry, které bude využíváno pro závěrečný programovací projekt prvních ročníku oboru IT. Zahrnuje definování požadavku společně s vedoucím prací (panem Kazdou), výběr komponent, vytvoření 3D modelu podvozku na míru, zapojení a dokumentace procesu sestavení kompletního autíčka s fotodokumentaci.</w:t>
+      </w:r>
+      <w:r>
+        <w:t xml:space="preserve"> Taky byla vytvořená </w:t>
+      </w:r>
+      <w:proofErr w:type="spellStart"/>
+      <w:r>
+        <w:t>MakeCode</w:t>
+      </w:r>
+      <w:proofErr w:type="spellEnd"/>
+      <w:r>
+        <w:t xml:space="preserve"> knihovna pro přesné ovládání krokových motoru z pohledu autíčka.</w:t>
       </w:r>
     </w:p>
     <w:p>
@@ -3370,14 +3307,6 @@
       </w:r>
       <w:r>
         <w:t>, který jsem měl nastudovat a ovládnout.</w:t>
-      </w:r>
-    </w:p>
-    <w:p>
-      <w:pPr>
-        <w:ind w:firstLine="708"/>
-      </w:pPr>
-      <w:r>
-        <w:t>Výsledným 3D modelem by mělo být autíčko pro autonomní sledování čáry, které se může stát základnou pro projekt prvních ročníku oboru IT.</w:t>
       </w:r>
     </w:p>
     <w:p>
@@ -3400,8 +3329,13 @@
         <w:t>Každá součástka budoucího robota potřebuje specifické elektrické požadavky ke správnému fungování</w:t>
       </w:r>
       <w:r>
-        <w:t>, definované v datasheetu</w:t>
-      </w:r>
+        <w:t xml:space="preserve">, definované v </w:t>
+      </w:r>
+      <w:proofErr w:type="spellStart"/>
+      <w:r>
+        <w:t>datasheetu</w:t>
+      </w:r>
+      <w:proofErr w:type="spellEnd"/>
       <w:r>
         <w:t>.</w:t>
       </w:r>
@@ -3546,7 +3480,23 @@
         <w:t>,</w:t>
       </w:r>
       <w:r>
-        <w:t>3V, 5V a 12V.</w:t>
+        <w:t xml:space="preserve">3V, </w:t>
+      </w:r>
+      <w:proofErr w:type="gramStart"/>
+      <w:r>
+        <w:t>5V</w:t>
+      </w:r>
+      <w:proofErr w:type="gramEnd"/>
+      <w:r>
+        <w:t xml:space="preserve"> a </w:t>
+      </w:r>
+      <w:proofErr w:type="gramStart"/>
+      <w:r>
+        <w:t>12V</w:t>
+      </w:r>
+      <w:proofErr w:type="gramEnd"/>
+      <w:r>
+        <w:t>.</w:t>
       </w:r>
       <w:r>
         <w:t xml:space="preserve"> M</w:t>
@@ -3558,10 +3508,28 @@
         <w:t xml:space="preserve">robota </w:t>
       </w:r>
       <w:r>
-        <w:t>(v mém případě Micro:bit) pracuje s nízkým napětím (typicky 3,3 V) a velmi malými proudy</w:t>
-      </w:r>
-      <w:r>
-        <w:t>. Když motory pro svojí práci potřebuji minimálně 5V a mnohem větší spotřebu v mA.</w:t>
+        <w:t xml:space="preserve">(v mém případě </w:t>
+      </w:r>
+      <w:proofErr w:type="spellStart"/>
+      <w:proofErr w:type="gramStart"/>
+      <w:r>
+        <w:t>Micro:bit</w:t>
+      </w:r>
+      <w:proofErr w:type="spellEnd"/>
+      <w:proofErr w:type="gramEnd"/>
+      <w:r>
+        <w:t>) pracuje s nízkým napětím (typicky 3,3 V) a velmi malými proudy</w:t>
+      </w:r>
+      <w:r>
+        <w:t xml:space="preserve">. Když motory pro svojí práci potřebuji minimálně </w:t>
+      </w:r>
+      <w:proofErr w:type="gramStart"/>
+      <w:r>
+        <w:t>5V</w:t>
+      </w:r>
+      <w:proofErr w:type="gramEnd"/>
+      <w:r>
+        <w:t xml:space="preserve"> a mnohem větší spotřebu v mA.</w:t>
       </w:r>
     </w:p>
     <w:p>
@@ -3582,7 +3550,13 @@
         <w:t>součástek</w:t>
       </w:r>
       <w:r>
-        <w:t xml:space="preserve"> by došlo k </w:t>
+        <w:t xml:space="preserve"> by došlo k</w:t>
+      </w:r>
+      <w:r>
+        <w:t>e</w:t>
+      </w:r>
+      <w:r>
+        <w:t> </w:t>
       </w:r>
       <w:r>
         <w:t>spálení</w:t>
@@ -3652,18 +3626,15 @@
         <w:t>specializovaná místa</w:t>
       </w:r>
       <w:r>
-        <w:t xml:space="preserve"> pro každou součástku, což pomáhá optimalizovat využiti místa, definovat cesty pro kabely, </w:t>
-      </w:r>
+        <w:t xml:space="preserve"> pro každou součástku, což pomáhá optimalizovat využiti místa, definovat cesty pro kabely, jejich délku.</w:t>
+      </w:r>
+      <w:r>
+        <w:t xml:space="preserve"> Je to doladěný systém pro specifické použití, který ale v dlouhodobé perspektivě bude lepší volbou.</w:t>
+      </w:r>
+    </w:p>
+    <w:p>
       <w:r>
         <w:lastRenderedPageBreak/>
-        <w:t>jejich délku.</w:t>
-      </w:r>
-      <w:r>
-        <w:t xml:space="preserve"> Je to doladěný systém pro specifické použití, který ale v dlouhodobé perspektivě bude lepší volbou.</w:t>
-      </w:r>
-    </w:p>
-    <w:p>
-      <w:r>
         <w:t>Po uvážení všech za a proti, moje volba padla na solidní podvozek navržený pro specifické komponenty.</w:t>
       </w:r>
     </w:p>
@@ -3682,8 +3653,31 @@
       <w:r>
         <w:t xml:space="preserve">    </w:t>
       </w:r>
-      <w:r>
-        <w:t>Mikrokontrolér: Proč jsi zvolil Micro:bit (+ MakeCode STS).</w:t>
+      <w:proofErr w:type="spellStart"/>
+      <w:r>
+        <w:t>Mikrokontrolér</w:t>
+      </w:r>
+      <w:proofErr w:type="spellEnd"/>
+      <w:r>
+        <w:t xml:space="preserve">: Proč jsi zvolil </w:t>
+      </w:r>
+      <w:proofErr w:type="spellStart"/>
+      <w:proofErr w:type="gramStart"/>
+      <w:r>
+        <w:t>Micro:bit</w:t>
+      </w:r>
+      <w:proofErr w:type="spellEnd"/>
+      <w:proofErr w:type="gramEnd"/>
+      <w:r>
+        <w:t xml:space="preserve"> (+ </w:t>
+      </w:r>
+      <w:proofErr w:type="spellStart"/>
+      <w:r>
+        <w:t>MakeCode</w:t>
+      </w:r>
+      <w:proofErr w:type="spellEnd"/>
+      <w:r>
+        <w:t xml:space="preserve"> STS).</w:t>
       </w:r>
     </w:p>
     <w:p>
@@ -3696,23 +3690,70 @@
         <w:t xml:space="preserve">    Senzory: K čemu slouží IR (sledování čáry) a ultrazvuk (detekce překážek).</w:t>
       </w:r>
     </w:p>
-    <w:p/>
-    <w:p/>
-    <w:p>
-      <w:r>
-        <w:t>Pro nejlepší volbu jsem se poradil</w:t>
-      </w:r>
-    </w:p>
-    <w:p>
-      <w:r>
-        <w:t xml:space="preserve">Po nastudování různých možnosti </w:t>
-      </w:r>
-      <w:r>
-        <w:t xml:space="preserve">jsem se pustil k výběru elektronických součástek pro svoje autíčko. </w:t>
-      </w:r>
-      <w:r>
-        <w:t xml:space="preserve">Poradil jsem se s vedoucím (panem Kazdou) a ten mi </w:t>
-      </w:r>
+    <w:p>
+      <w:pPr>
+        <w:ind w:firstLine="0"/>
+      </w:pPr>
+    </w:p>
+    <w:p>
+      <w:pPr>
+        <w:ind w:firstLine="0"/>
+      </w:pPr>
+    </w:p>
+    <w:p>
+      <w:r>
+        <w:t xml:space="preserve">Jelikož autíčko bude používáno především pro školní účely, při </w:t>
+      </w:r>
+      <w:r>
+        <w:t>výběru</w:t>
+      </w:r>
+      <w:r>
+        <w:t xml:space="preserve"> komponent jsem se primárně radil s vedoucím práce, abychom jsme si </w:t>
+      </w:r>
+      <w:r>
+        <w:t>vzájemn</w:t>
+      </w:r>
+      <w:r>
+        <w:t>ě</w:t>
+      </w:r>
+      <w:r>
+        <w:t xml:space="preserve"> porozumě</w:t>
+      </w:r>
+      <w:r>
+        <w:t xml:space="preserve">li a </w:t>
+      </w:r>
+      <w:r>
+        <w:t>výsledný</w:t>
+      </w:r>
+      <w:r>
+        <w:t xml:space="preserve"> produkt byl funkční přesně podle požadavku</w:t>
+      </w:r>
+      <w:r>
+        <w:t xml:space="preserve"> a účelu použití</w:t>
+      </w:r>
+      <w:r>
+        <w:t>.</w:t>
+      </w:r>
+      <w:r>
+        <w:t xml:space="preserve"> </w:t>
+      </w:r>
+    </w:p>
+    <w:p>
+      <w:pPr>
+        <w:rPr>
+          <w:lang w:val="uk-UA"/>
+        </w:rPr>
+      </w:pPr>
+      <w:r>
+        <w:t xml:space="preserve">Základem celého systému se stal britský mikrokontroler </w:t>
+      </w:r>
+      <w:proofErr w:type="spellStart"/>
+      <w:proofErr w:type="gramStart"/>
+      <w:r>
+        <w:t>Micro:Bit</w:t>
+      </w:r>
+      <w:proofErr w:type="spellEnd"/>
+      <w:proofErr w:type="gramEnd"/>
     </w:p>
     <w:p>
       <w:pPr>
@@ -3751,7 +3792,15 @@
       </w:pPr>
       <w:bookmarkStart w:id="9" w:name="_Toc229472325"/>
       <w:r>
-        <w:t>Modelování ve Fusion 360</w:t>
+        <w:t xml:space="preserve">Modelování ve </w:t>
+      </w:r>
+      <w:proofErr w:type="spellStart"/>
+      <w:r>
+        <w:t>Fusion</w:t>
+      </w:r>
+      <w:proofErr w:type="spellEnd"/>
+      <w:r>
+        <w:t xml:space="preserve"> 360</w:t>
       </w:r>
       <w:bookmarkEnd w:id="9"/>
     </w:p>
@@ -3762,7 +3811,25 @@
     </w:p>
     <w:p>
       <w:r>
-        <w:t>Návrh s ohledem na umístění Micro:bitu, motorů a vedení kabelů (wiring).</w:t>
+        <w:t xml:space="preserve">Návrh s ohledem na umístění </w:t>
+      </w:r>
+      <w:proofErr w:type="spellStart"/>
+      <w:proofErr w:type="gramStart"/>
+      <w:r>
+        <w:t>Micro:bitu</w:t>
+      </w:r>
+      <w:proofErr w:type="spellEnd"/>
+      <w:proofErr w:type="gramEnd"/>
+      <w:r>
+        <w:t>, motorů a vedení kabelů (</w:t>
+      </w:r>
+      <w:proofErr w:type="spellStart"/>
+      <w:r>
+        <w:t>wiring</w:t>
+      </w:r>
+      <w:proofErr w:type="spellEnd"/>
+      <w:r>
+        <w:t>).</w:t>
       </w:r>
     </w:p>
     <w:p>
@@ -3808,7 +3875,15 @@
     </w:p>
     <w:p>
       <w:r>
-        <w:t>(Tvoje práce s MakeCode)</w:t>
+        <w:t xml:space="preserve">(Tvoje práce s </w:t>
+      </w:r>
+      <w:proofErr w:type="spellStart"/>
+      <w:r>
+        <w:t>MakeCode</w:t>
+      </w:r>
+      <w:proofErr w:type="spellEnd"/>
+      <w:r>
+        <w:t>)</w:t>
       </w:r>
     </w:p>
     <w:p>
@@ -3874,7 +3949,31 @@
       </w:pPr>
       <w:bookmarkStart w:id="16" w:name="_Toc229472332"/>
       <w:r>
-        <w:t>Seznam součástek (BOM - Bill of Materials)</w:t>
+        <w:t>Seznam součástek (</w:t>
+      </w:r>
+      <w:proofErr w:type="gramStart"/>
+      <w:r>
+        <w:t>BOM - Bill</w:t>
+      </w:r>
+      <w:proofErr w:type="gramEnd"/>
+      <w:r>
+        <w:t xml:space="preserve"> </w:t>
+      </w:r>
+      <w:proofErr w:type="spellStart"/>
+      <w:r>
+        <w:t>of</w:t>
+      </w:r>
+      <w:proofErr w:type="spellEnd"/>
+      <w:r>
+        <w:t xml:space="preserve"> </w:t>
+      </w:r>
+      <w:proofErr w:type="spellStart"/>
+      <w:r>
+        <w:t>Materials</w:t>
+      </w:r>
+      <w:proofErr w:type="spellEnd"/>
+      <w:r>
+        <w:t>)</w:t>
       </w:r>
       <w:bookmarkEnd w:id="16"/>
     </w:p>
@@ -3895,7 +3994,23 @@
     </w:p>
     <w:p>
       <w:r>
-        <w:t>Doporučený materiál (PLA/PETG), výplň (infill), případně nutnost podpor (supports).</w:t>
+        <w:t>Doporučený materiál (PLA/PETG), výplň (</w:t>
+      </w:r>
+      <w:proofErr w:type="spellStart"/>
+      <w:r>
+        <w:t>infill</w:t>
+      </w:r>
+      <w:proofErr w:type="spellEnd"/>
+      <w:r>
+        <w:t>), případně nutnost podpor (</w:t>
+      </w:r>
+      <w:proofErr w:type="spellStart"/>
+      <w:r>
+        <w:t>supports</w:t>
+      </w:r>
+      <w:proofErr w:type="spellEnd"/>
+      <w:r>
+        <w:t>).</w:t>
       </w:r>
     </w:p>
     <w:p>
@@ -3925,7 +4040,15 @@
     </w:p>
     <w:p>
       <w:r>
-        <w:t>Jak přesně zapojit kabely (wiring), jaké jsou naměřené a doporučené délky kabelů.</w:t>
+        <w:t>Jak přesně zapojit kabely (</w:t>
+      </w:r>
+      <w:proofErr w:type="spellStart"/>
+      <w:r>
+        <w:t>wiring</w:t>
+      </w:r>
+      <w:proofErr w:type="spellEnd"/>
+      <w:r>
+        <w:t>), jaké jsou naměřené a doporučené délky kabelů.</w:t>
       </w:r>
     </w:p>
     <w:p>
@@ -3940,7 +4063,15 @@
     </w:p>
     <w:p>
       <w:r>
-        <w:t>Jak nahrát tvou MakeCode knihovnu a spustit první testovací kód.</w:t>
+        <w:t xml:space="preserve">Jak nahrát tvou </w:t>
+      </w:r>
+      <w:proofErr w:type="spellStart"/>
+      <w:r>
+        <w:t>MakeCode</w:t>
+      </w:r>
+      <w:proofErr w:type="spellEnd"/>
+      <w:r>
+        <w:t xml:space="preserve"> knihovnu a spustit první testovací kód.</w:t>
       </w:r>
     </w:p>
     <w:p>
@@ -4025,9 +4156,27 @@
       <w:pPr>
         <w:pStyle w:val="Vysvtlenpojmu"/>
       </w:pPr>
-      <w:r>
-        <w:t>HyperText Markup Language</w:t>
-      </w:r>
+      <w:proofErr w:type="spellStart"/>
+      <w:r>
+        <w:t>HyperText</w:t>
+      </w:r>
+      <w:proofErr w:type="spellEnd"/>
+      <w:r>
+        <w:t xml:space="preserve"> </w:t>
+      </w:r>
+      <w:proofErr w:type="spellStart"/>
+      <w:r>
+        <w:t>Markup</w:t>
+      </w:r>
+      <w:proofErr w:type="spellEnd"/>
+      <w:r>
+        <w:t xml:space="preserve"> </w:t>
+      </w:r>
+      <w:proofErr w:type="spellStart"/>
+      <w:r>
+        <w:t>Language</w:t>
+      </w:r>
+      <w:proofErr w:type="spellEnd"/>
       <w:r>
         <w:t xml:space="preserve"> – značkovací jazyk používaný pro tvorbu webových stránek.</w:t>
       </w:r>
@@ -7315,14 +7464,18 @@
     <w:rsid w:val="00365CB3"/>
     <w:rsid w:val="00396286"/>
     <w:rsid w:val="00403C92"/>
+    <w:rsid w:val="0052084C"/>
     <w:rsid w:val="005C2EE2"/>
     <w:rsid w:val="00895716"/>
     <w:rsid w:val="009A24FD"/>
     <w:rsid w:val="00B2273F"/>
+    <w:rsid w:val="00C16B87"/>
     <w:rsid w:val="00D44DBC"/>
     <w:rsid w:val="00D56427"/>
     <w:rsid w:val="00E21147"/>
     <w:rsid w:val="00FA324C"/>
+    <w:rsid w:val="00FA51BB"/>
+    <w:rsid w:val="00FC5F60"/>
   </w:rsids>
   <m:mathPr>
     <m:mathFont m:val="Cambria Math"/>

--- a/docs/RP_Odynets.docx
+++ b/docs/RP_Odynets.docx
@@ -664,11 +664,7 @@
           </mc:Choice>
           <mc:Fallback>
             <w:pict>
-              <v:shapetype w14:anchorId="6326C5C2" id="_x0000_t202" coordsize="21600,21600" o:spt="202" path="m,l,21600r21600,l21600,xe">
-                <v:stroke joinstyle="miter"/>
-                <v:path gradientshapeok="t" o:connecttype="rect"/>
-              </v:shapetype>
-              <v:shape id="Text Box 43" o:spid="_x0000_s1028" type="#_x0000_t202" style="position:absolute;left:0;text-align:left;margin-left:0;margin-top:593.7pt;width:402.75pt;height:119.05pt;z-index:251662336;visibility:visible;mso-wrap-style:square;mso-width-percent:1000;mso-height-percent:0;mso-wrap-distance-left:9pt;mso-wrap-distance-top:0;mso-wrap-distance-right:9pt;mso-wrap-distance-bottom:0;mso-position-horizontal:left;mso-position-horizontal-relative:margin;mso-position-vertical:absolute;mso-position-vertical-relative:margin;mso-width-percent:1000;mso-height-percent:0;mso-width-relative:margin;mso-height-relative:margin;v-text-anchor:top" o:gfxdata="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" filled="f" stroked="f">
+              <v:shape w14:anchorId="6326C5C2" id="Text Box 43" o:spid="_x0000_s1028" type="#_x0000_t202" style="position:absolute;left:0;text-align:left;margin-left:0;margin-top:593.7pt;width:402.75pt;height:119.05pt;z-index:251662336;visibility:visible;mso-wrap-style:square;mso-width-percent:1000;mso-height-percent:0;mso-wrap-distance-left:9pt;mso-wrap-distance-top:0;mso-wrap-distance-right:9pt;mso-wrap-distance-bottom:0;mso-position-horizontal:left;mso-position-horizontal-relative:margin;mso-position-vertical:absolute;mso-position-vertical-relative:margin;mso-width-percent:1000;mso-height-percent:0;mso-width-relative:margin;mso-height-relative:margin;v-text-anchor:top" o:gfxdata="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" filled="f" stroked="f">
                 <v:textbox>
                   <w:txbxContent>
                     <w:p>
@@ -3480,23 +3476,7 @@
         <w:t>,</w:t>
       </w:r>
       <w:r>
-        <w:t xml:space="preserve">3V, </w:t>
-      </w:r>
-      <w:proofErr w:type="gramStart"/>
-      <w:r>
-        <w:t>5V</w:t>
-      </w:r>
-      <w:proofErr w:type="gramEnd"/>
-      <w:r>
-        <w:t xml:space="preserve"> a </w:t>
-      </w:r>
-      <w:proofErr w:type="gramStart"/>
-      <w:r>
-        <w:t>12V</w:t>
-      </w:r>
-      <w:proofErr w:type="gramEnd"/>
-      <w:r>
-        <w:t>.</w:t>
+        <w:t>3V, 5V a 12V.</w:t>
       </w:r>
       <w:r>
         <w:t xml:space="preserve"> M</w:t>
@@ -3511,25 +3491,15 @@
         <w:t xml:space="preserve">(v mém případě </w:t>
       </w:r>
       <w:proofErr w:type="spellStart"/>
-      <w:proofErr w:type="gramStart"/>
       <w:r>
         <w:t>Micro:bit</w:t>
       </w:r>
       <w:proofErr w:type="spellEnd"/>
-      <w:proofErr w:type="gramEnd"/>
       <w:r>
         <w:t>) pracuje s nízkým napětím (typicky 3,3 V) a velmi malými proudy</w:t>
       </w:r>
       <w:r>
-        <w:t xml:space="preserve">. Když motory pro svojí práci potřebuji minimálně </w:t>
-      </w:r>
-      <w:proofErr w:type="gramStart"/>
-      <w:r>
-        <w:t>5V</w:t>
-      </w:r>
-      <w:proofErr w:type="gramEnd"/>
-      <w:r>
-        <w:t xml:space="preserve"> a mnohem větší spotřebu v mA.</w:t>
+        <w:t>. Když motory pro svojí práci potřebuji minimálně 5V a mnohem větší spotřebu v mA.</w:t>
       </w:r>
     </w:p>
     <w:p>
@@ -3648,112 +3618,110 @@
       </w:r>
       <w:bookmarkEnd w:id="6"/>
     </w:p>
-    <w:p/>
-    <w:p>
-      <w:r>
-        <w:t xml:space="preserve">    </w:t>
+    <w:p>
+      <w:r>
+        <w:t xml:space="preserve">Jelikož autíčko bude používáno především pro školní účely, při </w:t>
+      </w:r>
+      <w:r>
+        <w:t>výběru</w:t>
+      </w:r>
+      <w:r>
+        <w:t xml:space="preserve"> komponent jsem se primárně radil s vedoucím práce, abychom jsme si </w:t>
+      </w:r>
+      <w:r>
+        <w:t>vzájemn</w:t>
+      </w:r>
+      <w:r>
+        <w:t>ě</w:t>
+      </w:r>
+      <w:r>
+        <w:t xml:space="preserve"> porozumě</w:t>
+      </w:r>
+      <w:r>
+        <w:t xml:space="preserve">li a </w:t>
+      </w:r>
+      <w:r>
+        <w:t>výsledný</w:t>
+      </w:r>
+      <w:r>
+        <w:t xml:space="preserve"> produkt byl funkční přesně podle požadavku</w:t>
+      </w:r>
+      <w:r>
+        <w:t xml:space="preserve"> a účelu použití</w:t>
+      </w:r>
+      <w:r>
+        <w:t>.</w:t>
+      </w:r>
+    </w:p>
+    <w:p>
+      <w:r>
+        <w:t xml:space="preserve">Základem celého systému se stal britský mikrokontroler </w:t>
       </w:r>
       <w:proofErr w:type="spellStart"/>
       <w:r>
-        <w:t>Mikrokontrolér</w:t>
+        <w:t>Micro:Bit</w:t>
       </w:r>
       <w:proofErr w:type="spellEnd"/>
       <w:r>
-        <w:t xml:space="preserve">: Proč jsi zvolil </w:t>
+        <w:t xml:space="preserve">, který má jednoduchou architekturu a byl vyvinut primárně pro výukové účely. Ale sám o sobě nestačí pro zapojení motoru a senzoru. Je potřeba rozhraní pinu, motor drivery, měnič napětí a vlastně zdroj elektřiny (baterka). To vše můžeme najít na </w:t>
+      </w:r>
+      <w:r>
+        <w:t xml:space="preserve">specializované pro robotické projekty desce </w:t>
       </w:r>
       <w:proofErr w:type="spellStart"/>
-      <w:proofErr w:type="gramStart"/>
-      <w:r>
-        <w:t>Micro:bit</w:t>
+      <w:r>
+        <w:t>RobotBit</w:t>
       </w:r>
       <w:proofErr w:type="spellEnd"/>
-      <w:proofErr w:type="gramEnd"/>
-      <w:r>
-        <w:t xml:space="preserve"> (+ </w:t>
-      </w:r>
-      <w:proofErr w:type="spellStart"/>
-      <w:r>
-        <w:t>MakeCode</w:t>
-      </w:r>
-      <w:proofErr w:type="spellEnd"/>
-      <w:r>
-        <w:t xml:space="preserve"> STS).</w:t>
-      </w:r>
-    </w:p>
-    <w:p>
-      <w:r>
-        <w:t xml:space="preserve">    Pohon: Princip fungování krokových motorů a jejich vnitřní struktura (proč jsou lepší pro přesný pohyb než obyčejné DC motory).</w:t>
-      </w:r>
-    </w:p>
-    <w:p>
-      <w:r>
-        <w:t xml:space="preserve">    Senzory: K čemu slouží IR (sledování čáry) a ultrazvuk (detekce překážek).</w:t>
-      </w:r>
-    </w:p>
-    <w:p>
-      <w:pPr>
-        <w:ind w:firstLine="0"/>
-      </w:pPr>
-    </w:p>
-    <w:p>
-      <w:pPr>
-        <w:ind w:firstLine="0"/>
-      </w:pPr>
-    </w:p>
-    <w:p>
-      <w:r>
-        <w:t xml:space="preserve">Jelikož autíčko bude používáno především pro školní účely, při </w:t>
-      </w:r>
-      <w:r>
-        <w:t>výběru</w:t>
-      </w:r>
-      <w:r>
-        <w:t xml:space="preserve"> komponent jsem se primárně radil s vedoucím práce, abychom jsme si </w:t>
-      </w:r>
-      <w:r>
-        <w:t>vzájemn</w:t>
-      </w:r>
-      <w:r>
-        <w:t>ě</w:t>
-      </w:r>
-      <w:r>
-        <w:t xml:space="preserve"> porozumě</w:t>
-      </w:r>
-      <w:r>
-        <w:t xml:space="preserve">li a </w:t>
-      </w:r>
-      <w:r>
-        <w:t>výsledný</w:t>
-      </w:r>
-      <w:r>
-        <w:t xml:space="preserve"> produkt byl funkční přesně podle požadavku</w:t>
-      </w:r>
-      <w:r>
-        <w:t xml:space="preserve"> a účelu použití</w:t>
-      </w:r>
       <w:r>
         <w:t>.</w:t>
       </w:r>
-      <w:r>
-        <w:t xml:space="preserve"> </w:t>
-      </w:r>
-    </w:p>
-    <w:p>
-      <w:pPr>
-        <w:rPr>
-          <w:lang w:val="uk-UA"/>
-        </w:rPr>
-      </w:pPr>
-      <w:r>
-        <w:t xml:space="preserve">Základem celého systému se stal britský mikrokontroler </w:t>
-      </w:r>
-      <w:proofErr w:type="spellStart"/>
-      <w:proofErr w:type="gramStart"/>
-      <w:r>
-        <w:t>Micro:Bit</w:t>
-      </w:r>
-      <w:proofErr w:type="spellEnd"/>
-      <w:proofErr w:type="gramEnd"/>
+    </w:p>
+    <w:p>
+      <w:r>
+        <w:t xml:space="preserve">Hlavním požadavkem na motory byla možnost přesného ovládaní. Pro tento účel se nejlíp </w:t>
+      </w:r>
+      <w:r>
+        <w:t>b</w:t>
+      </w:r>
+      <w:r>
+        <w:t xml:space="preserve">udou hodit krokové motory. Vybral jsem model </w:t>
+      </w:r>
+      <w:r>
+        <w:t>28BYJ-48</w:t>
+      </w:r>
+      <w:r>
+        <w:t>. Jsou levné</w:t>
+      </w:r>
+      <w:r>
+        <w:t>,</w:t>
+      </w:r>
+      <w:r>
+        <w:t xml:space="preserve"> dají se sehnat všude</w:t>
+      </w:r>
+      <w:r>
+        <w:t xml:space="preserve"> a jejich výkon absolutně stačí pro takhle jednoduchý a malý projekt.</w:t>
+      </w:r>
+    </w:p>
+    <w:p>
+      <w:r>
+        <w:t xml:space="preserve">Účelem robota je autonomní řízení, které je dosaženo sledováním okolí. K tomu slouží různé senzory. Pro sledování čáry jsem vybral infračervený senzor </w:t>
+      </w:r>
+      <w:r>
+        <w:t>TCRT5000</w:t>
+      </w:r>
+      <w:r>
+        <w:t xml:space="preserve">, který je v dostatečné zásobě u nás na škole a spolehlivě splňuje svůj účel. Pro měření </w:t>
+      </w:r>
+      <w:r>
+        <w:t>vzdálenosti k překážce jsem vybral u</w:t>
+      </w:r>
+      <w:r>
+        <w:t>ltrazvukový senzor HC-SR04</w:t>
+      </w:r>
+      <w:r>
+        <w:t>, ze stejných důvodu.</w:t>
+      </w:r>
     </w:p>
     <w:p>
       <w:pPr>
@@ -3772,6 +3740,16 @@
       </w:r>
     </w:p>
     <w:p>
+      <w:r>
+        <w:t xml:space="preserve">Konstrukce a design podvozku by měl být navržen s ohledem na snadnou </w:t>
+      </w:r>
+      <w:proofErr w:type="spellStart"/>
+      <w:r>
+        <w:t>zduplikovatelnostd</w:t>
+      </w:r>
+      <w:proofErr w:type="spellEnd"/>
+    </w:p>
+    <w:p>
       <w:pPr>
         <w:pStyle w:val="20"/>
       </w:pPr>
@@ -3814,12 +3792,10 @@
         <w:t xml:space="preserve">Návrh s ohledem na umístění </w:t>
       </w:r>
       <w:proofErr w:type="spellStart"/>
-      <w:proofErr w:type="gramStart"/>
       <w:r>
         <w:t>Micro:bitu</w:t>
       </w:r>
       <w:proofErr w:type="spellEnd"/>
-      <w:proofErr w:type="gramEnd"/>
       <w:r>
         <w:t>, motorů a vedení kabelů (</w:t>
       </w:r>
@@ -3949,15 +3925,7 @@
       </w:pPr>
       <w:bookmarkStart w:id="16" w:name="_Toc229472332"/>
       <w:r>
-        <w:t>Seznam součástek (</w:t>
-      </w:r>
-      <w:proofErr w:type="gramStart"/>
-      <w:r>
-        <w:t>BOM - Bill</w:t>
-      </w:r>
-      <w:proofErr w:type="gramEnd"/>
-      <w:r>
-        <w:t xml:space="preserve"> </w:t>
+        <w:t xml:space="preserve">Seznam součástek (BOM - Bill </w:t>
       </w:r>
       <w:proofErr w:type="spellStart"/>
       <w:r>
@@ -6613,7 +6581,6 @@
   <w:style w:type="character" w:default="1" w:styleId="a1">
     <w:name w:val="Default Paragraph Font"/>
     <w:uiPriority w:val="1"/>
-    <w:semiHidden/>
     <w:unhideWhenUsed/>
   </w:style>
   <w:style w:type="table" w:default="1" w:styleId="a2">
@@ -7321,6 +7288,18 @@
       <w:szCs w:val="20"/>
     </w:rPr>
   </w:style>
+  <w:style w:type="character" w:styleId="af2">
+    <w:name w:val="Unresolved Mention"/>
+    <w:basedOn w:val="a1"/>
+    <w:uiPriority w:val="99"/>
+    <w:semiHidden/>
+    <w:unhideWhenUsed/>
+    <w:rsid w:val="0081166A"/>
+    <w:rPr>
+      <w:color w:val="605E5C"/>
+      <w:shd w:val="clear" w:color="auto" w:fill="E1DFDD"/>
+    </w:rPr>
+  </w:style>
 </w:styles>
 </file>
 
@@ -7464,6 +7443,7 @@
     <w:rsid w:val="00365CB3"/>
     <w:rsid w:val="00396286"/>
     <w:rsid w:val="00403C92"/>
+    <w:rsid w:val="0048441F"/>
     <w:rsid w:val="0052084C"/>
     <w:rsid w:val="005C2EE2"/>
     <w:rsid w:val="00895716"/>
@@ -7475,7 +7455,6 @@
     <w:rsid w:val="00E21147"/>
     <w:rsid w:val="00FA324C"/>
     <w:rsid w:val="00FA51BB"/>
-    <w:rsid w:val="00FC5F60"/>
   </w:rsids>
   <m:mathPr>
     <m:mathFont m:val="Cambria Math"/>

--- a/docs/RP_Odynets.docx
+++ b/docs/RP_Odynets.docx
@@ -1194,7 +1194,7 @@
           <w:r>
             <w:fldChar w:fldCharType="separate"/>
           </w:r>
-          <w:hyperlink w:anchor="_Toc229472318" w:history="1">
+          <w:hyperlink w:anchor="_Toc229665916" w:history="1">
             <w:r>
               <w:rPr>
                 <w:rStyle w:val="aa"/>
@@ -1221,7 +1221,7 @@
                 <w:noProof/>
                 <w:webHidden/>
               </w:rPr>
-              <w:instrText xml:space="preserve"> PAGEREF _Toc229472318 \h </w:instrText>
+              <w:instrText xml:space="preserve"> PAGEREF _Toc229665916 \h </w:instrText>
             </w:r>
             <w:r>
               <w:rPr>
@@ -1267,7 +1267,7 @@
               <w14:ligatures w14:val="standardContextual"/>
             </w:rPr>
           </w:pPr>
-          <w:hyperlink w:anchor="_Toc229472319" w:history="1">
+          <w:hyperlink w:anchor="_Toc229665917" w:history="1">
             <w:r>
               <w:rPr>
                 <w:rStyle w:val="aa"/>
@@ -1312,7 +1312,7 @@
                 <w:noProof/>
                 <w:webHidden/>
               </w:rPr>
-              <w:instrText xml:space="preserve"> PAGEREF _Toc229472319 \h </w:instrText>
+              <w:instrText xml:space="preserve"> PAGEREF _Toc229665917 \h </w:instrText>
             </w:r>
             <w:r>
               <w:rPr>
@@ -1355,7 +1355,7 @@
               <w14:ligatures w14:val="standardContextual"/>
             </w:rPr>
           </w:pPr>
-          <w:hyperlink w:anchor="_Toc229472320" w:history="1">
+          <w:hyperlink w:anchor="_Toc229665918" w:history="1">
             <w:r>
               <w:rPr>
                 <w:rStyle w:val="aa"/>
@@ -1400,7 +1400,7 @@
                 <w:noProof/>
                 <w:webHidden/>
               </w:rPr>
-              <w:instrText xml:space="preserve"> PAGEREF _Toc229472320 \h </w:instrText>
+              <w:instrText xml:space="preserve"> PAGEREF _Toc229665918 \h </w:instrText>
             </w:r>
             <w:r>
               <w:rPr>
@@ -1443,7 +1443,7 @@
               <w14:ligatures w14:val="standardContextual"/>
             </w:rPr>
           </w:pPr>
-          <w:hyperlink w:anchor="_Toc229472321" w:history="1">
+          <w:hyperlink w:anchor="_Toc229665919" w:history="1">
             <w:r>
               <w:rPr>
                 <w:rStyle w:val="aa"/>
@@ -1488,7 +1488,7 @@
                 <w:noProof/>
                 <w:webHidden/>
               </w:rPr>
-              <w:instrText xml:space="preserve"> PAGEREF _Toc229472321 \h </w:instrText>
+              <w:instrText xml:space="preserve"> PAGEREF _Toc229665919 \h </w:instrText>
             </w:r>
             <w:r>
               <w:rPr>
@@ -1531,7 +1531,7 @@
               <w14:ligatures w14:val="standardContextual"/>
             </w:rPr>
           </w:pPr>
-          <w:hyperlink w:anchor="_Toc229472322" w:history="1">
+          <w:hyperlink w:anchor="_Toc229665920" w:history="1">
             <w:r>
               <w:rPr>
                 <w:rStyle w:val="aa"/>
@@ -1576,7 +1576,7 @@
                 <w:noProof/>
                 <w:webHidden/>
               </w:rPr>
-              <w:instrText xml:space="preserve"> PAGEREF _Toc229472322 \h </w:instrText>
+              <w:instrText xml:space="preserve"> PAGEREF _Toc229665920 \h </w:instrText>
             </w:r>
             <w:r>
               <w:rPr>
@@ -1596,7 +1596,7 @@
                 <w:noProof/>
                 <w:webHidden/>
               </w:rPr>
-              <w:t>2</w:t>
+              <w:t>3</w:t>
             </w:r>
             <w:r>
               <w:rPr>
@@ -1622,7 +1622,7 @@
               <w14:ligatures w14:val="standardContextual"/>
             </w:rPr>
           </w:pPr>
-          <w:hyperlink w:anchor="_Toc229472323" w:history="1">
+          <w:hyperlink w:anchor="_Toc229665921" w:history="1">
             <w:r>
               <w:rPr>
                 <w:rStyle w:val="aa"/>
@@ -1667,7 +1667,7 @@
                 <w:noProof/>
                 <w:webHidden/>
               </w:rPr>
-              <w:instrText xml:space="preserve"> PAGEREF _Toc229472323 \h </w:instrText>
+              <w:instrText xml:space="preserve"> PAGEREF _Toc229665921 \h </w:instrText>
             </w:r>
             <w:r>
               <w:rPr>
@@ -1687,7 +1687,7 @@
                 <w:noProof/>
                 <w:webHidden/>
               </w:rPr>
-              <w:t>3</w:t>
+              <w:t>4</w:t>
             </w:r>
             <w:r>
               <w:rPr>
@@ -1710,7 +1710,7 @@
               <w14:ligatures w14:val="standardContextual"/>
             </w:rPr>
           </w:pPr>
-          <w:hyperlink w:anchor="_Toc229472324" w:history="1">
+          <w:hyperlink w:anchor="_Toc229665922" w:history="1">
             <w:r>
               <w:rPr>
                 <w:rStyle w:val="aa"/>
@@ -1755,7 +1755,7 @@
                 <w:noProof/>
                 <w:webHidden/>
               </w:rPr>
-              <w:instrText xml:space="preserve"> PAGEREF _Toc229472324 \h </w:instrText>
+              <w:instrText xml:space="preserve"> PAGEREF _Toc229665922 \h </w:instrText>
             </w:r>
             <w:r>
               <w:rPr>
@@ -1775,7 +1775,7 @@
                 <w:noProof/>
                 <w:webHidden/>
               </w:rPr>
-              <w:t>3</w:t>
+              <w:t>4</w:t>
             </w:r>
             <w:r>
               <w:rPr>
@@ -1798,7 +1798,7 @@
               <w14:ligatures w14:val="standardContextual"/>
             </w:rPr>
           </w:pPr>
-          <w:hyperlink w:anchor="_Toc229472325" w:history="1">
+          <w:hyperlink w:anchor="_Toc229665923" w:history="1">
             <w:r>
               <w:rPr>
                 <w:rStyle w:val="aa"/>
@@ -1843,7 +1843,7 @@
                 <w:noProof/>
                 <w:webHidden/>
               </w:rPr>
-              <w:instrText xml:space="preserve"> PAGEREF _Toc229472325 \h </w:instrText>
+              <w:instrText xml:space="preserve"> PAGEREF _Toc229665923 \h </w:instrText>
             </w:r>
             <w:r>
               <w:rPr>
@@ -1863,7 +1863,7 @@
                 <w:noProof/>
                 <w:webHidden/>
               </w:rPr>
-              <w:t>3</w:t>
+              <w:t>4</w:t>
             </w:r>
             <w:r>
               <w:rPr>
@@ -1886,7 +1886,7 @@
               <w14:ligatures w14:val="standardContextual"/>
             </w:rPr>
           </w:pPr>
-          <w:hyperlink w:anchor="_Toc229472326" w:history="1">
+          <w:hyperlink w:anchor="_Toc229665924" w:history="1">
             <w:r>
               <w:rPr>
                 <w:rStyle w:val="aa"/>
@@ -1931,7 +1931,7 @@
                 <w:noProof/>
                 <w:webHidden/>
               </w:rPr>
-              <w:instrText xml:space="preserve"> PAGEREF _Toc229472326 \h </w:instrText>
+              <w:instrText xml:space="preserve"> PAGEREF _Toc229665924 \h </w:instrText>
             </w:r>
             <w:r>
               <w:rPr>
@@ -1951,7 +1951,7 @@
                 <w:noProof/>
                 <w:webHidden/>
               </w:rPr>
-              <w:t>3</w:t>
+              <w:t>4</w:t>
             </w:r>
             <w:r>
               <w:rPr>
@@ -1974,7 +1974,7 @@
               <w14:ligatures w14:val="standardContextual"/>
             </w:rPr>
           </w:pPr>
-          <w:hyperlink w:anchor="_Toc229472327" w:history="1">
+          <w:hyperlink w:anchor="_Toc229665925" w:history="1">
             <w:r>
               <w:rPr>
                 <w:rStyle w:val="aa"/>
@@ -2019,7 +2019,7 @@
                 <w:noProof/>
                 <w:webHidden/>
               </w:rPr>
-              <w:instrText xml:space="preserve"> PAGEREF _Toc229472327 \h </w:instrText>
+              <w:instrText xml:space="preserve"> PAGEREF _Toc229665925 \h </w:instrText>
             </w:r>
             <w:r>
               <w:rPr>
@@ -2039,7 +2039,7 @@
                 <w:noProof/>
                 <w:webHidden/>
               </w:rPr>
-              <w:t>3</w:t>
+              <w:t>4</w:t>
             </w:r>
             <w:r>
               <w:rPr>
@@ -2065,7 +2065,7 @@
               <w14:ligatures w14:val="standardContextual"/>
             </w:rPr>
           </w:pPr>
-          <w:hyperlink w:anchor="_Toc229472328" w:history="1">
+          <w:hyperlink w:anchor="_Toc229665926" w:history="1">
             <w:r>
               <w:rPr>
                 <w:rStyle w:val="aa"/>
@@ -2110,7 +2110,7 @@
                 <w:noProof/>
                 <w:webHidden/>
               </w:rPr>
-              <w:instrText xml:space="preserve"> PAGEREF _Toc229472328 \h </w:instrText>
+              <w:instrText xml:space="preserve"> PAGEREF _Toc229665926 \h </w:instrText>
             </w:r>
             <w:r>
               <w:rPr>
@@ -2130,7 +2130,7 @@
                 <w:noProof/>
                 <w:webHidden/>
               </w:rPr>
-              <w:t>4</w:t>
+              <w:t>5</w:t>
             </w:r>
             <w:r>
               <w:rPr>
@@ -2153,7 +2153,7 @@
               <w14:ligatures w14:val="standardContextual"/>
             </w:rPr>
           </w:pPr>
-          <w:hyperlink w:anchor="_Toc229472329" w:history="1">
+          <w:hyperlink w:anchor="_Toc229665927" w:history="1">
             <w:r>
               <w:rPr>
                 <w:rStyle w:val="aa"/>
@@ -2198,7 +2198,7 @@
                 <w:noProof/>
                 <w:webHidden/>
               </w:rPr>
-              <w:instrText xml:space="preserve"> PAGEREF _Toc229472329 \h </w:instrText>
+              <w:instrText xml:space="preserve"> PAGEREF _Toc229665927 \h </w:instrText>
             </w:r>
             <w:r>
               <w:rPr>
@@ -2218,7 +2218,7 @@
                 <w:noProof/>
                 <w:webHidden/>
               </w:rPr>
-              <w:t>4</w:t>
+              <w:t>5</w:t>
             </w:r>
             <w:r>
               <w:rPr>
@@ -2241,7 +2241,7 @@
               <w14:ligatures w14:val="standardContextual"/>
             </w:rPr>
           </w:pPr>
-          <w:hyperlink w:anchor="_Toc229472330" w:history="1">
+          <w:hyperlink w:anchor="_Toc229665928" w:history="1">
             <w:r>
               <w:rPr>
                 <w:rStyle w:val="aa"/>
@@ -2286,7 +2286,7 @@
                 <w:noProof/>
                 <w:webHidden/>
               </w:rPr>
-              <w:instrText xml:space="preserve"> PAGEREF _Toc229472330 \h </w:instrText>
+              <w:instrText xml:space="preserve"> PAGEREF _Toc229665928 \h </w:instrText>
             </w:r>
             <w:r>
               <w:rPr>
@@ -2306,7 +2306,7 @@
                 <w:noProof/>
                 <w:webHidden/>
               </w:rPr>
-              <w:t>4</w:t>
+              <w:t>5</w:t>
             </w:r>
             <w:r>
               <w:rPr>
@@ -2332,7 +2332,7 @@
               <w14:ligatures w14:val="standardContextual"/>
             </w:rPr>
           </w:pPr>
-          <w:hyperlink w:anchor="_Toc229472331" w:history="1">
+          <w:hyperlink w:anchor="_Toc229665929" w:history="1">
             <w:r>
               <w:rPr>
                 <w:rStyle w:val="aa"/>
@@ -2377,7 +2377,7 @@
                 <w:noProof/>
                 <w:webHidden/>
               </w:rPr>
-              <w:instrText xml:space="preserve"> PAGEREF _Toc229472331 \h </w:instrText>
+              <w:instrText xml:space="preserve"> PAGEREF _Toc229665929 \h </w:instrText>
             </w:r>
             <w:r>
               <w:rPr>
@@ -2397,7 +2397,7 @@
                 <w:noProof/>
                 <w:webHidden/>
               </w:rPr>
-              <w:t>5</w:t>
+              <w:t>6</w:t>
             </w:r>
             <w:r>
               <w:rPr>
@@ -2420,7 +2420,7 @@
               <w14:ligatures w14:val="standardContextual"/>
             </w:rPr>
           </w:pPr>
-          <w:hyperlink w:anchor="_Toc229472332" w:history="1">
+          <w:hyperlink w:anchor="_Toc229665930" w:history="1">
             <w:r>
               <w:rPr>
                 <w:rStyle w:val="aa"/>
@@ -2465,7 +2465,7 @@
                 <w:noProof/>
                 <w:webHidden/>
               </w:rPr>
-              <w:instrText xml:space="preserve"> PAGEREF _Toc229472332 \h </w:instrText>
+              <w:instrText xml:space="preserve"> PAGEREF _Toc229665930 \h </w:instrText>
             </w:r>
             <w:r>
               <w:rPr>
@@ -2485,7 +2485,7 @@
                 <w:noProof/>
                 <w:webHidden/>
               </w:rPr>
-              <w:t>5</w:t>
+              <w:t>6</w:t>
             </w:r>
             <w:r>
               <w:rPr>
@@ -2508,7 +2508,7 @@
               <w14:ligatures w14:val="standardContextual"/>
             </w:rPr>
           </w:pPr>
-          <w:hyperlink w:anchor="_Toc229472333" w:history="1">
+          <w:hyperlink w:anchor="_Toc229665931" w:history="1">
             <w:r>
               <w:rPr>
                 <w:rStyle w:val="aa"/>
@@ -2553,7 +2553,7 @@
                 <w:noProof/>
                 <w:webHidden/>
               </w:rPr>
-              <w:instrText xml:space="preserve"> PAGEREF _Toc229472333 \h </w:instrText>
+              <w:instrText xml:space="preserve"> PAGEREF _Toc229665931 \h </w:instrText>
             </w:r>
             <w:r>
               <w:rPr>
@@ -2573,7 +2573,7 @@
                 <w:noProof/>
                 <w:webHidden/>
               </w:rPr>
-              <w:t>5</w:t>
+              <w:t>6</w:t>
             </w:r>
             <w:r>
               <w:rPr>
@@ -2596,7 +2596,7 @@
               <w14:ligatures w14:val="standardContextual"/>
             </w:rPr>
           </w:pPr>
-          <w:hyperlink w:anchor="_Toc229472334" w:history="1">
+          <w:hyperlink w:anchor="_Toc229665932" w:history="1">
             <w:r>
               <w:rPr>
                 <w:rStyle w:val="aa"/>
@@ -2641,7 +2641,7 @@
                 <w:noProof/>
                 <w:webHidden/>
               </w:rPr>
-              <w:instrText xml:space="preserve"> PAGEREF _Toc229472334 \h </w:instrText>
+              <w:instrText xml:space="preserve"> PAGEREF _Toc229665932 \h </w:instrText>
             </w:r>
             <w:r>
               <w:rPr>
@@ -2661,7 +2661,7 @@
                 <w:noProof/>
                 <w:webHidden/>
               </w:rPr>
-              <w:t>5</w:t>
+              <w:t>6</w:t>
             </w:r>
             <w:r>
               <w:rPr>
@@ -2684,7 +2684,7 @@
               <w14:ligatures w14:val="standardContextual"/>
             </w:rPr>
           </w:pPr>
-          <w:hyperlink w:anchor="_Toc229472335" w:history="1">
+          <w:hyperlink w:anchor="_Toc229665933" w:history="1">
             <w:r>
               <w:rPr>
                 <w:rStyle w:val="aa"/>
@@ -2729,7 +2729,7 @@
                 <w:noProof/>
                 <w:webHidden/>
               </w:rPr>
-              <w:instrText xml:space="preserve"> PAGEREF _Toc229472335 \h </w:instrText>
+              <w:instrText xml:space="preserve"> PAGEREF _Toc229665933 \h </w:instrText>
             </w:r>
             <w:r>
               <w:rPr>
@@ -2749,7 +2749,7 @@
                 <w:noProof/>
                 <w:webHidden/>
               </w:rPr>
-              <w:t>5</w:t>
+              <w:t>6</w:t>
             </w:r>
             <w:r>
               <w:rPr>
@@ -2772,7 +2772,7 @@
               <w14:ligatures w14:val="standardContextual"/>
             </w:rPr>
           </w:pPr>
-          <w:hyperlink w:anchor="_Toc229472336" w:history="1">
+          <w:hyperlink w:anchor="_Toc229665934" w:history="1">
             <w:r>
               <w:rPr>
                 <w:rStyle w:val="aa"/>
@@ -2817,7 +2817,7 @@
                 <w:noProof/>
                 <w:webHidden/>
               </w:rPr>
-              <w:instrText xml:space="preserve"> PAGEREF _Toc229472336 \h </w:instrText>
+              <w:instrText xml:space="preserve"> PAGEREF _Toc229665934 \h </w:instrText>
             </w:r>
             <w:r>
               <w:rPr>
@@ -2837,7 +2837,7 @@
                 <w:noProof/>
                 <w:webHidden/>
               </w:rPr>
-              <w:t>5</w:t>
+              <w:t>6</w:t>
             </w:r>
             <w:r>
               <w:rPr>
@@ -2860,7 +2860,7 @@
               <w14:ligatures w14:val="standardContextual"/>
             </w:rPr>
           </w:pPr>
-          <w:hyperlink w:anchor="_Toc229472337" w:history="1">
+          <w:hyperlink w:anchor="_Toc229665935" w:history="1">
             <w:r>
               <w:rPr>
                 <w:rStyle w:val="aa"/>
@@ -2887,7 +2887,7 @@
                 <w:noProof/>
                 <w:webHidden/>
               </w:rPr>
-              <w:instrText xml:space="preserve"> PAGEREF _Toc229472337 \h </w:instrText>
+              <w:instrText xml:space="preserve"> PAGEREF _Toc229665935 \h </w:instrText>
             </w:r>
             <w:r>
               <w:rPr>
@@ -2907,7 +2907,7 @@
                 <w:noProof/>
                 <w:webHidden/>
               </w:rPr>
-              <w:t>6</w:t>
+              <w:t>7</w:t>
             </w:r>
             <w:r>
               <w:rPr>
@@ -2930,7 +2930,7 @@
               <w14:ligatures w14:val="standardContextual"/>
             </w:rPr>
           </w:pPr>
-          <w:hyperlink w:anchor="_Toc229472338" w:history="1">
+          <w:hyperlink w:anchor="_Toc229665936" w:history="1">
             <w:r>
               <w:rPr>
                 <w:rStyle w:val="aa"/>
@@ -2957,7 +2957,7 @@
                 <w:noProof/>
                 <w:webHidden/>
               </w:rPr>
-              <w:instrText xml:space="preserve"> PAGEREF _Toc229472338 \h </w:instrText>
+              <w:instrText xml:space="preserve"> PAGEREF _Toc229665936 \h </w:instrText>
             </w:r>
             <w:r>
               <w:rPr>
@@ -2977,7 +2977,7 @@
                 <w:noProof/>
                 <w:webHidden/>
               </w:rPr>
-              <w:t>7</w:t>
+              <w:t>8</w:t>
             </w:r>
             <w:r>
               <w:rPr>
@@ -3000,7 +3000,7 @@
               <w14:ligatures w14:val="standardContextual"/>
             </w:rPr>
           </w:pPr>
-          <w:hyperlink w:anchor="_Toc229472339" w:history="1">
+          <w:hyperlink w:anchor="_Toc229665937" w:history="1">
             <w:r>
               <w:rPr>
                 <w:rStyle w:val="aa"/>
@@ -3027,7 +3027,7 @@
                 <w:noProof/>
                 <w:webHidden/>
               </w:rPr>
-              <w:instrText xml:space="preserve"> PAGEREF _Toc229472339 \h </w:instrText>
+              <w:instrText xml:space="preserve"> PAGEREF _Toc229665937 \h </w:instrText>
             </w:r>
             <w:r>
               <w:rPr>
@@ -3047,7 +3047,7 @@
                 <w:noProof/>
                 <w:webHidden/>
               </w:rPr>
-              <w:t>8</w:t>
+              <w:t>9</w:t>
             </w:r>
             <w:r>
               <w:rPr>
@@ -3070,7 +3070,7 @@
               <w14:ligatures w14:val="standardContextual"/>
             </w:rPr>
           </w:pPr>
-          <w:hyperlink w:anchor="_Toc229472340" w:history="1">
+          <w:hyperlink w:anchor="_Toc229665938" w:history="1">
             <w:r>
               <w:rPr>
                 <w:rStyle w:val="aa"/>
@@ -3097,7 +3097,7 @@
                 <w:noProof/>
                 <w:webHidden/>
               </w:rPr>
-              <w:instrText xml:space="preserve"> PAGEREF _Toc229472340 \h </w:instrText>
+              <w:instrText xml:space="preserve"> PAGEREF _Toc229665938 \h </w:instrText>
             </w:r>
             <w:r>
               <w:rPr>
@@ -3117,7 +3117,7 @@
                 <w:noProof/>
                 <w:webHidden/>
               </w:rPr>
-              <w:t>9</w:t>
+              <w:t>10</w:t>
             </w:r>
             <w:r>
               <w:rPr>
@@ -3143,7 +3143,7 @@
               <w14:ligatures w14:val="standardContextual"/>
             </w:rPr>
           </w:pPr>
-          <w:hyperlink w:anchor="_Toc229472341" w:history="1">
+          <w:hyperlink w:anchor="_Toc229665939" w:history="1">
             <w:r>
               <w:rPr>
                 <w:rStyle w:val="aa"/>
@@ -3188,7 +3188,7 @@
                 <w:noProof/>
                 <w:webHidden/>
               </w:rPr>
-              <w:instrText xml:space="preserve"> PAGEREF _Toc229472341 \h </w:instrText>
+              <w:instrText xml:space="preserve"> PAGEREF _Toc229665939 \h </w:instrText>
             </w:r>
             <w:r>
               <w:rPr>
@@ -3258,7 +3258,7 @@
       </w:pPr>
       <w:bookmarkStart w:id="0" w:name="_Toc86047591"/>
       <w:bookmarkStart w:id="1" w:name="_Toc86055198"/>
-      <w:bookmarkStart w:id="2" w:name="_Toc229472318"/>
+      <w:bookmarkStart w:id="2" w:name="_Toc229665916"/>
       <w:r>
         <w:lastRenderedPageBreak/>
         <w:t>Úvod</w:t>
@@ -3287,7 +3287,7 @@
       <w:pPr>
         <w:pStyle w:val="1"/>
       </w:pPr>
-      <w:bookmarkStart w:id="3" w:name="_Toc229472319"/>
+      <w:bookmarkStart w:id="3" w:name="_Toc229665917"/>
       <w:r>
         <w:lastRenderedPageBreak/>
         <w:t>Teorie</w:t>
@@ -3309,7 +3309,7 @@
       <w:pPr>
         <w:pStyle w:val="20"/>
       </w:pPr>
-      <w:bookmarkStart w:id="4" w:name="_Toc229472320"/>
+      <w:bookmarkStart w:id="4" w:name="_Toc229665918"/>
       <w:r>
         <w:t>Základy robotiky a elektroniky</w:t>
       </w:r>
@@ -3476,7 +3476,23 @@
         <w:t>,</w:t>
       </w:r>
       <w:r>
-        <w:t>3V, 5V a 12V.</w:t>
+        <w:t xml:space="preserve">3V, </w:t>
+      </w:r>
+      <w:proofErr w:type="gramStart"/>
+      <w:r>
+        <w:t>5V</w:t>
+      </w:r>
+      <w:proofErr w:type="gramEnd"/>
+      <w:r>
+        <w:t xml:space="preserve"> a </w:t>
+      </w:r>
+      <w:proofErr w:type="gramStart"/>
+      <w:r>
+        <w:t>12V</w:t>
+      </w:r>
+      <w:proofErr w:type="gramEnd"/>
+      <w:r>
+        <w:t>.</w:t>
       </w:r>
       <w:r>
         <w:t xml:space="preserve"> M</w:t>
@@ -3491,15 +3507,25 @@
         <w:t xml:space="preserve">(v mém případě </w:t>
       </w:r>
       <w:proofErr w:type="spellStart"/>
+      <w:proofErr w:type="gramStart"/>
       <w:r>
         <w:t>Micro:bit</w:t>
       </w:r>
       <w:proofErr w:type="spellEnd"/>
+      <w:proofErr w:type="gramEnd"/>
       <w:r>
         <w:t>) pracuje s nízkým napětím (typicky 3,3 V) a velmi malými proudy</w:t>
       </w:r>
       <w:r>
-        <w:t>. Když motory pro svojí práci potřebuji minimálně 5V a mnohem větší spotřebu v mA.</w:t>
+        <w:t xml:space="preserve">. Když motory pro svojí práci potřebuji minimálně </w:t>
+      </w:r>
+      <w:proofErr w:type="gramStart"/>
+      <w:r>
+        <w:t>5V</w:t>
+      </w:r>
+      <w:proofErr w:type="gramEnd"/>
+      <w:r>
+        <w:t xml:space="preserve"> a mnohem větší spotřebu v mA.</w:t>
       </w:r>
     </w:p>
     <w:p>
@@ -3545,7 +3571,7 @@
       <w:pPr>
         <w:pStyle w:val="20"/>
       </w:pPr>
-      <w:bookmarkStart w:id="5" w:name="_Toc229472321"/>
+      <w:bookmarkStart w:id="5" w:name="_Toc229665919"/>
       <w:r>
         <w:t>Průzkum existujících řešení</w:t>
       </w:r>
@@ -3612,7 +3638,7 @@
       <w:pPr>
         <w:pStyle w:val="20"/>
       </w:pPr>
-      <w:bookmarkStart w:id="6" w:name="_Toc229472322"/>
+      <w:bookmarkStart w:id="6" w:name="_Toc229665920"/>
       <w:r>
         <w:t>Výběr komponent</w:t>
       </w:r>
@@ -3658,10 +3684,12 @@
         <w:t xml:space="preserve">Základem celého systému se stal britský mikrokontroler </w:t>
       </w:r>
       <w:proofErr w:type="spellStart"/>
+      <w:proofErr w:type="gramStart"/>
       <w:r>
         <w:t>Micro:Bit</w:t>
       </w:r>
       <w:proofErr w:type="spellEnd"/>
+      <w:proofErr w:type="gramEnd"/>
       <w:r>
         <w:t xml:space="preserve">, který má jednoduchou architekturu a byl vyvinut primárně pro výukové účely. Ale sám o sobě nestačí pro zapojení motoru a senzoru. Je potřeba rozhraní pinu, motor drivery, měnič napětí a vlastně zdroj elektřiny (baterka). To vše můžeme najít na </w:t>
       </w:r>
@@ -3674,7 +3702,7 @@
       </w:r>
       <w:proofErr w:type="spellEnd"/>
       <w:r>
-        <w:t>.</w:t>
+        <w:t>, kterou i budu používat.</w:t>
       </w:r>
     </w:p>
     <w:p>
@@ -3727,7 +3755,7 @@
       <w:pPr>
         <w:pStyle w:val="1"/>
       </w:pPr>
-      <w:bookmarkStart w:id="7" w:name="_Toc229472323"/>
+      <w:bookmarkStart w:id="7" w:name="_Toc229665921"/>
       <w:r>
         <w:lastRenderedPageBreak/>
         <w:t>Návrh a konstrukce</w:t>
@@ -3735,100 +3763,226 @@
       <w:bookmarkEnd w:id="7"/>
     </w:p>
     <w:p>
-      <w:r>
-        <w:t>(Zde popisuješ samotnou tvorbu a iterace – od nápadu po finální produkt.)</w:t>
-      </w:r>
-    </w:p>
-    <w:p>
-      <w:r>
-        <w:t xml:space="preserve">Konstrukce a design podvozku by měl být navržen s ohledem na snadnou </w:t>
+      <w:pPr>
+        <w:pStyle w:val="20"/>
+      </w:pPr>
+      <w:bookmarkStart w:id="8" w:name="_Toc229665922"/>
+      <w:r>
+        <w:t>Požadavky na design</w:t>
+      </w:r>
+      <w:bookmarkEnd w:id="8"/>
+    </w:p>
+    <w:p>
+      <w:r>
+        <w:t>Design a konstrukce podvozku by měly být navržené s ohledem na snadnou r</w:t>
+      </w:r>
+      <w:r>
+        <w:t>eprodukovatelnost</w:t>
+      </w:r>
+      <w:r>
+        <w:t>, vlastnosti 3D tisku a vedení kabelů. Taky důležitý aspektem je splnění účelu projektu</w:t>
+      </w:r>
+      <w:r>
+        <w:t>, aby obsahoval všechny potřebné elektrické součástky a mechanické detaily.</w:t>
+      </w:r>
+    </w:p>
+    <w:p>
+      <w:r>
+        <w:t>Podle požadavku pana vedoucího, a</w:t>
+      </w:r>
+      <w:r>
+        <w:t>utíčko by mělo mít dva funkční kola pro pohyb a jedno opěrný kolečko pro zajištění rovnováhy podvozku.</w:t>
+      </w:r>
+      <w:r>
+        <w:t xml:space="preserve"> Tenhle systém zjednoduší logiku ovládaní motoru.</w:t>
+      </w:r>
+      <w:r>
+        <w:t xml:space="preserve"> </w:t>
+      </w:r>
+      <w:r>
+        <w:t>Oproti klasickým čtyřkolým řešením</w:t>
+      </w:r>
+      <w:r>
+        <w:t>,</w:t>
+      </w:r>
+      <w:r>
+        <w:t xml:space="preserve"> </w:t>
+      </w:r>
+      <w:r>
+        <w:t>a</w:t>
+      </w:r>
+      <w:r>
+        <w:t>uto se tak dá otočit na místě bez použiti speciálně k tomu určených kol a složitých logických stavu.</w:t>
+      </w:r>
+    </w:p>
+    <w:p>
+      <w:r>
+        <w:t>Pro autonomní sledování čáry by p</w:t>
+      </w:r>
+      <w:r>
+        <w:t>ak měl</w:t>
+      </w:r>
+      <w:r>
+        <w:t>a být</w:t>
+      </w:r>
+      <w:r>
+        <w:t xml:space="preserve"> možnost</w:t>
+      </w:r>
+      <w:r>
+        <w:t xml:space="preserve"> její</w:t>
+      </w:r>
+      <w:r>
+        <w:t xml:space="preserve"> přesné identifikace.</w:t>
+      </w:r>
+      <w:r>
+        <w:t xml:space="preserve"> To znamená zjištění polohy autíčka: jestli je na čáře, jestli sjel </w:t>
+      </w:r>
+      <w:r>
+        <w:t>z</w:t>
+      </w:r>
+      <w:r>
+        <w:t xml:space="preserve"> čáry, jestli musí mírně zabočit, jestli najel do křižovatky a tak dál. </w:t>
+      </w:r>
+      <w:r>
+        <w:t xml:space="preserve"> K tomu </w:t>
+      </w:r>
+      <w:r>
+        <w:t>slouž</w:t>
+      </w:r>
+      <w:r>
+        <w:t>í</w:t>
+      </w:r>
+      <w:r>
+        <w:t xml:space="preserve"> infračervené senzory.</w:t>
+      </w:r>
+      <w:r>
+        <w:t xml:space="preserve"> Teoreticky by stačili jenom dva, pak by ale jízda nebyla plynula a autíčko poskakovalo ze strany na stranu.</w:t>
+      </w:r>
+      <w:r>
+        <w:t xml:space="preserve"> To by kladlo větší tlak na programátora, který by měl řešit tento problém softwarově a složitě. Proto bylo rozhodnuto použit tři </w:t>
+      </w:r>
+      <w:r>
+        <w:t xml:space="preserve">infračervené </w:t>
+      </w:r>
+      <w:r>
+        <w:t>senzory. Ten jeden navíc zajisti sledování stavu „</w:t>
+      </w:r>
+      <w:r>
+        <w:t>na čáře</w:t>
+      </w:r>
+      <w:r>
+        <w:t>“.</w:t>
+      </w:r>
+    </w:p>
+    <w:p>
+      <w:r>
+        <w:t>Autíčko by mělo mít možnost identifikace překážek. Proto je nutný použit ultrasonický senzor. Ten je ale potřeba jenom jeden, protože auto dokáže jet jenom jedním směrem v určitou dobu. Takže vždy uvidí překážku. Pro případ couvaní stačí otočit se o 180 stupňů.</w:t>
+      </w:r>
+    </w:p>
+    <w:p>
+      <w:pPr>
+        <w:pStyle w:val="20"/>
+      </w:pPr>
+      <w:bookmarkStart w:id="9" w:name="_Toc229665923"/>
+      <w:r>
+        <w:t xml:space="preserve">Modelování ve </w:t>
       </w:r>
       <w:proofErr w:type="spellStart"/>
       <w:r>
-        <w:t>zduplikovatelnostd</w:t>
+        <w:t>Fusion</w:t>
       </w:r>
       <w:proofErr w:type="spellEnd"/>
+      <w:r>
+        <w:t xml:space="preserve"> 360</w:t>
+      </w:r>
+      <w:bookmarkEnd w:id="9"/>
+    </w:p>
+    <w:p>
+      <w:r>
+        <w:t xml:space="preserve">Ir, ultra, deska, motory, </w:t>
+      </w:r>
+      <w:r>
+        <w:t>výška</w:t>
+      </w:r>
+      <w:r>
+        <w:t xml:space="preserve">, </w:t>
+      </w:r>
+      <w:r>
+        <w:t>tloušťka</w:t>
+      </w:r>
+      <w:r>
+        <w:t xml:space="preserve">. </w:t>
+      </w:r>
+      <w:r>
+        <w:t>parametrické modelování</w:t>
+      </w:r>
+      <w:r>
+        <w:t xml:space="preserve">, </w:t>
+      </w:r>
+      <w:r>
+        <w:t>vedení kabelů</w:t>
+      </w:r>
+    </w:p>
+    <w:p/>
+    <w:p>
+      <w:r>
+        <w:t xml:space="preserve">Existuje spousta CAD </w:t>
+      </w:r>
+      <w:r>
+        <w:t>programu,</w:t>
+      </w:r>
+      <w:r>
+        <w:t xml:space="preserve"> ve kterých jde</w:t>
+      </w:r>
+      <w:r>
+        <w:t xml:space="preserve"> použit techniku parametrického</w:t>
+      </w:r>
+      <w:r>
+        <w:t xml:space="preserve"> </w:t>
+      </w:r>
+      <w:r>
+        <w:t>modelování</w:t>
+      </w:r>
+      <w:r>
+        <w:t xml:space="preserve">. Vzhledem k použití ve škole </w:t>
+      </w:r>
+      <w:proofErr w:type="spellStart"/>
+      <w:r>
+        <w:t>Fusion</w:t>
+      </w:r>
+      <w:proofErr w:type="spellEnd"/>
+      <w:r>
+        <w:t xml:space="preserve"> 360, mám k tomu licenci a taky dostačující znalosti</w:t>
+      </w:r>
+      <w:r>
+        <w:t xml:space="preserve"> k vytvoření podvozku</w:t>
+      </w:r>
+      <w:r>
+        <w:t>. Proto výběr softwaru nebyl problémem.</w:t>
+      </w:r>
     </w:p>
     <w:p>
       <w:pPr>
         <w:pStyle w:val="20"/>
       </w:pPr>
-      <w:bookmarkStart w:id="8" w:name="_Toc229472324"/>
-      <w:r>
-        <w:t>Požadavky na design</w:t>
-      </w:r>
-      <w:bookmarkEnd w:id="8"/>
-    </w:p>
-    <w:p>
-      <w:r>
-        <w:t>Jaký účel měl design plnit (přesný pohyb, umístění senzorů, snadná montáž).</w:t>
+      <w:bookmarkStart w:id="10" w:name="_Toc229665924"/>
+      <w:r>
+        <w:t>Prototypování a iterace</w:t>
+      </w:r>
+      <w:bookmarkEnd w:id="10"/>
+    </w:p>
+    <w:p>
+      <w:r>
+        <w:t>Velmi důležitá kapitola! Popiš první výtisky, jak jsi testoval kompozici součástek. Jakou zpětnou vazbu jsi z reality získal a jak jsi kvůli tomu model upravil (změna rozměrů, ladění polohy senzoru atd.).</w:t>
       </w:r>
     </w:p>
     <w:p>
       <w:pPr>
         <w:pStyle w:val="20"/>
       </w:pPr>
-      <w:bookmarkStart w:id="9" w:name="_Toc229472325"/>
-      <w:r>
-        <w:t xml:space="preserve">Modelování ve </w:t>
-      </w:r>
-      <w:proofErr w:type="spellStart"/>
-      <w:r>
-        <w:t>Fusion</w:t>
-      </w:r>
-      <w:proofErr w:type="spellEnd"/>
-      <w:r>
-        <w:t xml:space="preserve"> 360</w:t>
-      </w:r>
-      <w:bookmarkEnd w:id="9"/>
-    </w:p>
-    <w:p>
-      <w:r>
-        <w:t>Jaké techniky a přístupy jsi použil (např. parametrické modelování).</w:t>
-      </w:r>
-    </w:p>
-    <w:p>
-      <w:r>
-        <w:t xml:space="preserve">Návrh s ohledem na umístění </w:t>
-      </w:r>
-      <w:proofErr w:type="spellStart"/>
-      <w:r>
-        <w:t>Micro:bitu</w:t>
-      </w:r>
-      <w:proofErr w:type="spellEnd"/>
-      <w:r>
-        <w:t>, motorů a vedení kabelů (</w:t>
-      </w:r>
-      <w:proofErr w:type="spellStart"/>
-      <w:r>
-        <w:t>wiring</w:t>
-      </w:r>
-      <w:proofErr w:type="spellEnd"/>
-      <w:r>
-        <w:t>).</w:t>
-      </w:r>
-    </w:p>
-    <w:p>
-      <w:pPr>
-        <w:pStyle w:val="20"/>
-      </w:pPr>
-      <w:bookmarkStart w:id="10" w:name="_Toc229472326"/>
-      <w:r>
-        <w:t>Prototypování a iterace</w:t>
-      </w:r>
-      <w:bookmarkEnd w:id="10"/>
-    </w:p>
-    <w:p>
-      <w:r>
-        <w:t>Velmi důležitá kapitola! Popiš první výtisky, jak jsi testoval kompozici součástek. Jakou zpětnou vazbu jsi z reality získal a jak jsi kvůli tomu model upravil (změna rozměrů, ladění polohy senzoru atd.).</w:t>
-      </w:r>
-    </w:p>
-    <w:p>
-      <w:pPr>
-        <w:pStyle w:val="20"/>
-      </w:pPr>
-      <w:bookmarkStart w:id="11" w:name="_Toc229472327"/>
-      <w:r>
+      <w:bookmarkStart w:id="11" w:name="_Toc229665925"/>
+      <w:r>
+        <w:lastRenderedPageBreak/>
         <w:t>Finální podoba modelu</w:t>
       </w:r>
       <w:bookmarkEnd w:id="11"/>
@@ -3842,7 +3996,7 @@
       <w:pPr>
         <w:pStyle w:val="1"/>
       </w:pPr>
-      <w:bookmarkStart w:id="12" w:name="_Toc229472328"/>
+      <w:bookmarkStart w:id="12" w:name="_Toc229665926"/>
       <w:r>
         <w:lastRenderedPageBreak/>
         <w:t>Programování</w:t>
@@ -3866,7 +4020,7 @@
       <w:pPr>
         <w:pStyle w:val="20"/>
       </w:pPr>
-      <w:bookmarkStart w:id="13" w:name="_Toc229472329"/>
+      <w:bookmarkStart w:id="13" w:name="_Toc229665927"/>
       <w:r>
         <w:t>Koncept knihovny</w:t>
       </w:r>
@@ -3881,7 +4035,7 @@
       <w:pPr>
         <w:pStyle w:val="20"/>
       </w:pPr>
-      <w:bookmarkStart w:id="14" w:name="_Toc229472330"/>
+      <w:bookmarkStart w:id="14" w:name="_Toc229665928"/>
       <w:r>
         <w:t>Vývoj vlastní knihovny</w:t>
       </w:r>
@@ -3901,7 +4055,7 @@
       <w:pPr>
         <w:pStyle w:val="1"/>
       </w:pPr>
-      <w:bookmarkStart w:id="15" w:name="_Toc229472331"/>
+      <w:bookmarkStart w:id="15" w:name="_Toc229665929"/>
       <w:r>
         <w:lastRenderedPageBreak/>
         <w:t>Návod k</w:t>
@@ -3923,9 +4077,17 @@
       <w:pPr>
         <w:pStyle w:val="20"/>
       </w:pPr>
-      <w:bookmarkStart w:id="16" w:name="_Toc229472332"/>
-      <w:r>
-        <w:t xml:space="preserve">Seznam součástek (BOM - Bill </w:t>
+      <w:bookmarkStart w:id="16" w:name="_Toc229665930"/>
+      <w:r>
+        <w:t>Seznam součástek (</w:t>
+      </w:r>
+      <w:proofErr w:type="gramStart"/>
+      <w:r>
+        <w:t>BOM - Bill</w:t>
+      </w:r>
+      <w:proofErr w:type="gramEnd"/>
+      <w:r>
+        <w:t xml:space="preserve"> </w:t>
       </w:r>
       <w:proofErr w:type="spellStart"/>
       <w:r>
@@ -3954,7 +4116,7 @@
       <w:pPr>
         <w:pStyle w:val="20"/>
       </w:pPr>
-      <w:bookmarkStart w:id="17" w:name="_Toc229472333"/>
+      <w:bookmarkStart w:id="17" w:name="_Toc229665931"/>
       <w:r>
         <w:t>Instrukce k 3D tisku</w:t>
       </w:r>
@@ -3985,7 +4147,7 @@
       <w:pPr>
         <w:pStyle w:val="20"/>
       </w:pPr>
-      <w:bookmarkStart w:id="18" w:name="_Toc229472334"/>
+      <w:bookmarkStart w:id="18" w:name="_Toc229665932"/>
       <w:r>
         <w:t>Postup montáže</w:t>
       </w:r>
@@ -4000,7 +4162,7 @@
       <w:pPr>
         <w:pStyle w:val="20"/>
       </w:pPr>
-      <w:bookmarkStart w:id="19" w:name="_Toc229472335"/>
+      <w:bookmarkStart w:id="19" w:name="_Toc229665933"/>
       <w:r>
         <w:t>Zapojení elektroniky</w:t>
       </w:r>
@@ -4023,7 +4185,7 @@
       <w:pPr>
         <w:pStyle w:val="20"/>
       </w:pPr>
-      <w:bookmarkStart w:id="20" w:name="_Toc229472336"/>
+      <w:bookmarkStart w:id="20" w:name="_Toc229665934"/>
       <w:r>
         <w:t>Oživení</w:t>
       </w:r>
@@ -4048,7 +4210,7 @@
       </w:pPr>
       <w:bookmarkStart w:id="21" w:name="_Toc86047603"/>
       <w:bookmarkStart w:id="22" w:name="_Toc86055210"/>
-      <w:bookmarkStart w:id="23" w:name="_Toc229472337"/>
+      <w:bookmarkStart w:id="23" w:name="_Toc229665935"/>
       <w:r>
         <w:lastRenderedPageBreak/>
         <w:t>Závěr</w:t>
@@ -4103,7 +4265,7 @@
       </w:pPr>
       <w:bookmarkStart w:id="24" w:name="_Toc86047604"/>
       <w:bookmarkStart w:id="25" w:name="_Toc86055211"/>
-      <w:bookmarkStart w:id="26" w:name="_Toc229472338"/>
+      <w:bookmarkStart w:id="26" w:name="_Toc229665936"/>
       <w:r>
         <w:lastRenderedPageBreak/>
         <w:t>Seznam zkratek a odborných výrazů</w:t>
@@ -4155,7 +4317,7 @@
       </w:pPr>
       <w:bookmarkStart w:id="27" w:name="_Toc86047605"/>
       <w:bookmarkStart w:id="28" w:name="_Toc86055212"/>
-      <w:bookmarkStart w:id="29" w:name="_Toc229472339"/>
+      <w:bookmarkStart w:id="29" w:name="_Toc229665937"/>
       <w:r>
         <w:lastRenderedPageBreak/>
         <w:t>Seznam obrázků</w:t>
@@ -4325,8 +4487,8 @@
       </w:r>
       <w:bookmarkStart w:id="30" w:name="_Toc86047606"/>
     </w:p>
-    <w:bookmarkStart w:id="31" w:name="_Toc86055213" w:displacedByCustomXml="next"/>
-    <w:bookmarkStart w:id="32" w:name="_Toc229472340" w:displacedByCustomXml="next"/>
+    <w:bookmarkStart w:id="31" w:name="_Toc229665938" w:displacedByCustomXml="next"/>
+    <w:bookmarkStart w:id="32" w:name="_Toc86055213" w:displacedByCustomXml="next"/>
     <w:sdt>
       <w:sdtPr>
         <w:rPr>
@@ -4439,7 +4601,7 @@
       </w:pPr>
       <w:bookmarkStart w:id="33" w:name="_Toc86047607"/>
       <w:bookmarkStart w:id="34" w:name="_Toc86055214"/>
-      <w:bookmarkStart w:id="35" w:name="_Toc229472341"/>
+      <w:bookmarkStart w:id="35" w:name="_Toc229665939"/>
       <w:r>
         <w:lastRenderedPageBreak/>
         <w:t>Seznam přiložených souborů</w:t>
@@ -7440,12 +7602,14 @@
   <w:rsids>
     <w:rsidRoot w:val="00D56427"/>
     <w:rsid w:val="001445BB"/>
+    <w:rsid w:val="00180C8E"/>
     <w:rsid w:val="00365CB3"/>
     <w:rsid w:val="00396286"/>
     <w:rsid w:val="00403C92"/>
     <w:rsid w:val="0048441F"/>
     <w:rsid w:val="0052084C"/>
     <w:rsid w:val="005C2EE2"/>
+    <w:rsid w:val="007825B9"/>
     <w:rsid w:val="00895716"/>
     <w:rsid w:val="009A24FD"/>
     <w:rsid w:val="00B2273F"/>
@@ -8132,6 +8296,49 @@
 </file>
 
 <file path=customXml/item1.xml><?xml version="1.0" encoding="utf-8"?>
+<?mso-contentType ?>
+<FormTemplates xmlns="http://schemas.microsoft.com/sharepoint/v3/contenttype/forms">
+  <Display>DocumentLibraryForm</Display>
+  <Edit>DocumentLibraryForm</Edit>
+  <New>DocumentLibraryForm</New>
+</FormTemplates>
+</file>
+
+<file path=customXml/item2.xml><?xml version="1.0" encoding="utf-8"?>
+<p:properties xmlns:p="http://schemas.microsoft.com/office/2006/metadata/properties" xmlns:xsi="http://www.w3.org/2001/XMLSchema-instance" xmlns:pc="http://schemas.microsoft.com/office/infopath/2007/PartnerControls">
+  <documentManagement>
+    <_activity xmlns="322d0347-446f-45a4-bb09-4f0ce90319b7" xsi:nil="true"/>
+  </documentManagement>
+</p:properties>
+</file>
+
+<file path=customXml/item3.xml><?xml version="1.0" encoding="utf-8"?>
+<b:Sources xmlns:b="http://schemas.openxmlformats.org/officeDocument/2006/bibliography" xmlns="http://schemas.openxmlformats.org/officeDocument/2006/bibliography" SelectedStyle="\ISO690Nmerical.XSL" StyleName="ISO 690 – číselná reference" Version="1987">
+  <b:Source>
+    <b:Tag>Bož21</b:Tag>
+    <b:SourceType>Book</b:SourceType>
+    <b:Guid>{8F0DEEDB-A5B2-435C-A2F8-8CA9FB872B04}</b:Guid>
+    <b:Title>Babička</b:Title>
+    <b:Year>2021</b:Year>
+    <b:StandardNumber>ISBN 978-80-207-2063-4</b:StandardNumber>
+    <b:Author>
+      <b:Author>
+        <b:NameList>
+          <b:Person>
+            <b:Last>Němcová</b:Last>
+            <b:First>Božena</b:First>
+          </b:Person>
+        </b:NameList>
+      </b:Author>
+    </b:Author>
+    <b:City>Praha</b:City>
+    <b:Publisher>Odeon</b:Publisher>
+    <b:RefOrder>1</b:RefOrder>
+  </b:Source>
+</b:Sources>
+</file>
+
+<file path=customXml/item4.xml><?xml version="1.0" encoding="utf-8"?>
 <ct:contentTypeSchema xmlns:ct="http://schemas.microsoft.com/office/2006/metadata/contentType" xmlns:ma="http://schemas.microsoft.com/office/2006/metadata/properties/metaAttributes" ct:_="" ma:_="" ma:contentTypeName="Dokument" ma:contentTypeID="0x010100656DB3DD14ECD84D9C93527F3F377A31" ma:contentTypeVersion="14" ma:contentTypeDescription="Vytvoří nový dokument" ma:contentTypeScope="" ma:versionID="20bc112885c951ab6f296886b686f37d">
   <xsd:schema xmlns:xsd="http://www.w3.org/2001/XMLSchema" xmlns:xs="http://www.w3.org/2001/XMLSchema" xmlns:p="http://schemas.microsoft.com/office/2006/metadata/properties" xmlns:ns3="322d0347-446f-45a4-bb09-4f0ce90319b7" xmlns:ns4="53db3499-bb8b-49e1-9b66-f89f2febeac8" targetNamespace="http://schemas.microsoft.com/office/2006/metadata/properties" ma:root="true" ma:fieldsID="21f3de6f6c85716e9b6663bbc9f3b9e7" ns3:_="" ns4:_="">
     <xsd:import namespace="322d0347-446f-45a4-bb09-4f0ce90319b7"/>
@@ -8358,50 +8565,33 @@
 </ct:contentTypeSchema>
 </file>
 
-<file path=customXml/item2.xml><?xml version="1.0" encoding="utf-8"?>
-<b:Sources xmlns:b="http://schemas.openxmlformats.org/officeDocument/2006/bibliography" xmlns="http://schemas.openxmlformats.org/officeDocument/2006/bibliography" SelectedStyle="\ISO690Nmerical.XSL" StyleName="ISO 690 – číselná reference" Version="1987">
-  <b:Source>
-    <b:Tag>Bož21</b:Tag>
-    <b:SourceType>Book</b:SourceType>
-    <b:Guid>{8F0DEEDB-A5B2-435C-A2F8-8CA9FB872B04}</b:Guid>
-    <b:Title>Babička</b:Title>
-    <b:Year>2021</b:Year>
-    <b:StandardNumber>ISBN 978-80-207-2063-4</b:StandardNumber>
-    <b:Author>
-      <b:Author>
-        <b:NameList>
-          <b:Person>
-            <b:Last>Němcová</b:Last>
-            <b:First>Božena</b:First>
-          </b:Person>
-        </b:NameList>
-      </b:Author>
-    </b:Author>
-    <b:City>Praha</b:City>
-    <b:Publisher>Odeon</b:Publisher>
-    <b:RefOrder>1</b:RefOrder>
-  </b:Source>
-</b:Sources>
+<file path=customXml/itemProps1.xml><?xml version="1.0" encoding="utf-8"?>
+<ds:datastoreItem xmlns:ds="http://schemas.openxmlformats.org/officeDocument/2006/customXml" ds:itemID="{0858EC4D-0AB2-489F-A128-84B16D88988F}">
+  <ds:schemaRefs>
+    <ds:schemaRef ds:uri="http://schemas.microsoft.com/sharepoint/v3/contenttype/forms"/>
+  </ds:schemaRefs>
+</ds:datastoreItem>
 </file>
 
-<file path=customXml/item3.xml><?xml version="1.0" encoding="utf-8"?>
-<p:properties xmlns:p="http://schemas.microsoft.com/office/2006/metadata/properties" xmlns:xsi="http://www.w3.org/2001/XMLSchema-instance" xmlns:pc="http://schemas.microsoft.com/office/infopath/2007/PartnerControls">
-  <documentManagement>
-    <_activity xmlns="322d0347-446f-45a4-bb09-4f0ce90319b7" xsi:nil="true"/>
-  </documentManagement>
-</p:properties>
+<file path=customXml/itemProps2.xml><?xml version="1.0" encoding="utf-8"?>
+<ds:datastoreItem xmlns:ds="http://schemas.openxmlformats.org/officeDocument/2006/customXml" ds:itemID="{54C24273-1D45-40DF-87D6-FA62E2E479B2}">
+  <ds:schemaRefs>
+    <ds:schemaRef ds:uri="http://schemas.microsoft.com/office/2006/metadata/properties"/>
+    <ds:schemaRef ds:uri="http://schemas.microsoft.com/office/infopath/2007/PartnerControls"/>
+    <ds:schemaRef ds:uri="322d0347-446f-45a4-bb09-4f0ce90319b7"/>
+  </ds:schemaRefs>
+</ds:datastoreItem>
 </file>
 
-<file path=customXml/item4.xml><?xml version="1.0" encoding="utf-8"?>
-<?mso-contentType ?>
-<FormTemplates xmlns="http://schemas.microsoft.com/sharepoint/v3/contenttype/forms">
-  <Display>DocumentLibraryForm</Display>
-  <Edit>DocumentLibraryForm</Edit>
-  <New>DocumentLibraryForm</New>
-</FormTemplates>
+<file path=customXml/itemProps3.xml><?xml version="1.0" encoding="utf-8"?>
+<ds:datastoreItem xmlns:ds="http://schemas.openxmlformats.org/officeDocument/2006/customXml" ds:itemID="{F86C18D1-0A80-4878-A01B-3E5502B352B8}">
+  <ds:schemaRefs>
+    <ds:schemaRef ds:uri="http://schemas.openxmlformats.org/officeDocument/2006/bibliography"/>
+  </ds:schemaRefs>
+</ds:datastoreItem>
 </file>
 
-<file path=customXml/itemProps1.xml><?xml version="1.0" encoding="utf-8"?>
+<file path=customXml/itemProps4.xml><?xml version="1.0" encoding="utf-8"?>
 <ds:datastoreItem xmlns:ds="http://schemas.openxmlformats.org/officeDocument/2006/customXml" ds:itemID="{31DE6539-4558-4904-BDB3-39FD37271D3F}">
   <ds:schemaRefs>
     <ds:schemaRef ds:uri="http://schemas.microsoft.com/office/2006/metadata/contentType"/>
@@ -8418,30 +8608,4 @@
     <ds:schemaRef ds:uri="http://schemas.microsoft.com/internal/obd"/>
   </ds:schemaRefs>
 </ds:datastoreItem>
-</file>
-
-<file path=customXml/itemProps2.xml><?xml version="1.0" encoding="utf-8"?>
-<ds:datastoreItem xmlns:ds="http://schemas.openxmlformats.org/officeDocument/2006/customXml" ds:itemID="{F86C18D1-0A80-4878-A01B-3E5502B352B8}">
-  <ds:schemaRefs>
-    <ds:schemaRef ds:uri="http://schemas.openxmlformats.org/officeDocument/2006/bibliography"/>
-  </ds:schemaRefs>
-</ds:datastoreItem>
-</file>
-
-<file path=customXml/itemProps3.xml><?xml version="1.0" encoding="utf-8"?>
-<ds:datastoreItem xmlns:ds="http://schemas.openxmlformats.org/officeDocument/2006/customXml" ds:itemID="{54C24273-1D45-40DF-87D6-FA62E2E479B2}">
-  <ds:schemaRefs>
-    <ds:schemaRef ds:uri="http://schemas.microsoft.com/office/2006/metadata/properties"/>
-    <ds:schemaRef ds:uri="http://schemas.microsoft.com/office/infopath/2007/PartnerControls"/>
-    <ds:schemaRef ds:uri="322d0347-446f-45a4-bb09-4f0ce90319b7"/>
-  </ds:schemaRefs>
-</ds:datastoreItem>
-</file>
-
-<file path=customXml/itemProps4.xml><?xml version="1.0" encoding="utf-8"?>
-<ds:datastoreItem xmlns:ds="http://schemas.openxmlformats.org/officeDocument/2006/customXml" ds:itemID="{0858EC4D-0AB2-489F-A128-84B16D88988F}">
-  <ds:schemaRefs>
-    <ds:schemaRef ds:uri="http://schemas.microsoft.com/sharepoint/v3/contenttype/forms"/>
-  </ds:schemaRefs>
-</ds:datastoreItem>
 </file>
--- a/docs/RP_Odynets.docx
+++ b/docs/RP_Odynets.docx
@@ -1194,7 +1194,7 @@
           <w:r>
             <w:fldChar w:fldCharType="separate"/>
           </w:r>
-          <w:hyperlink w:anchor="_Toc229665916" w:history="1">
+          <w:hyperlink w:anchor="_Toc229697625" w:history="1">
             <w:r>
               <w:rPr>
                 <w:rStyle w:val="aa"/>
@@ -1221,7 +1221,7 @@
                 <w:noProof/>
                 <w:webHidden/>
               </w:rPr>
-              <w:instrText xml:space="preserve"> PAGEREF _Toc229665916 \h </w:instrText>
+              <w:instrText xml:space="preserve"> PAGEREF _Toc229697625 \h </w:instrText>
             </w:r>
             <w:r>
               <w:rPr>
@@ -1267,7 +1267,7 @@
               <w14:ligatures w14:val="standardContextual"/>
             </w:rPr>
           </w:pPr>
-          <w:hyperlink w:anchor="_Toc229665917" w:history="1">
+          <w:hyperlink w:anchor="_Toc229697626" w:history="1">
             <w:r>
               <w:rPr>
                 <w:rStyle w:val="aa"/>
@@ -1312,7 +1312,7 @@
                 <w:noProof/>
                 <w:webHidden/>
               </w:rPr>
-              <w:instrText xml:space="preserve"> PAGEREF _Toc229665917 \h </w:instrText>
+              <w:instrText xml:space="preserve"> PAGEREF _Toc229697626 \h </w:instrText>
             </w:r>
             <w:r>
               <w:rPr>
@@ -1355,7 +1355,7 @@
               <w14:ligatures w14:val="standardContextual"/>
             </w:rPr>
           </w:pPr>
-          <w:hyperlink w:anchor="_Toc229665918" w:history="1">
+          <w:hyperlink w:anchor="_Toc229697627" w:history="1">
             <w:r>
               <w:rPr>
                 <w:rStyle w:val="aa"/>
@@ -1400,7 +1400,7 @@
                 <w:noProof/>
                 <w:webHidden/>
               </w:rPr>
-              <w:instrText xml:space="preserve"> PAGEREF _Toc229665918 \h </w:instrText>
+              <w:instrText xml:space="preserve"> PAGEREF _Toc229697627 \h </w:instrText>
             </w:r>
             <w:r>
               <w:rPr>
@@ -1443,7 +1443,7 @@
               <w14:ligatures w14:val="standardContextual"/>
             </w:rPr>
           </w:pPr>
-          <w:hyperlink w:anchor="_Toc229665919" w:history="1">
+          <w:hyperlink w:anchor="_Toc229697628" w:history="1">
             <w:r>
               <w:rPr>
                 <w:rStyle w:val="aa"/>
@@ -1488,7 +1488,7 @@
                 <w:noProof/>
                 <w:webHidden/>
               </w:rPr>
-              <w:instrText xml:space="preserve"> PAGEREF _Toc229665919 \h </w:instrText>
+              <w:instrText xml:space="preserve"> PAGEREF _Toc229697628 \h </w:instrText>
             </w:r>
             <w:r>
               <w:rPr>
@@ -1531,7 +1531,7 @@
               <w14:ligatures w14:val="standardContextual"/>
             </w:rPr>
           </w:pPr>
-          <w:hyperlink w:anchor="_Toc229665920" w:history="1">
+          <w:hyperlink w:anchor="_Toc229697629" w:history="1">
             <w:r>
               <w:rPr>
                 <w:rStyle w:val="aa"/>
@@ -1576,7 +1576,7 @@
                 <w:noProof/>
                 <w:webHidden/>
               </w:rPr>
-              <w:instrText xml:space="preserve"> PAGEREF _Toc229665920 \h </w:instrText>
+              <w:instrText xml:space="preserve"> PAGEREF _Toc229697629 \h </w:instrText>
             </w:r>
             <w:r>
               <w:rPr>
@@ -1622,7 +1622,7 @@
               <w14:ligatures w14:val="standardContextual"/>
             </w:rPr>
           </w:pPr>
-          <w:hyperlink w:anchor="_Toc229665921" w:history="1">
+          <w:hyperlink w:anchor="_Toc229697630" w:history="1">
             <w:r>
               <w:rPr>
                 <w:rStyle w:val="aa"/>
@@ -1646,7 +1646,7 @@
                 <w:rStyle w:val="aa"/>
                 <w:noProof/>
               </w:rPr>
-              <w:t>Návrh a konstrukce</w:t>
+              <w:t>Proces výroby</w:t>
             </w:r>
             <w:r>
               <w:rPr>
@@ -1667,7 +1667,7 @@
                 <w:noProof/>
                 <w:webHidden/>
               </w:rPr>
-              <w:instrText xml:space="preserve"> PAGEREF _Toc229665921 \h </w:instrText>
+              <w:instrText xml:space="preserve"> PAGEREF _Toc229697630 \h </w:instrText>
             </w:r>
             <w:r>
               <w:rPr>
@@ -1710,7 +1710,7 @@
               <w14:ligatures w14:val="standardContextual"/>
             </w:rPr>
           </w:pPr>
-          <w:hyperlink w:anchor="_Toc229665922" w:history="1">
+          <w:hyperlink w:anchor="_Toc229697631" w:history="1">
             <w:r>
               <w:rPr>
                 <w:rStyle w:val="aa"/>
@@ -1755,7 +1755,7 @@
                 <w:noProof/>
                 <w:webHidden/>
               </w:rPr>
-              <w:instrText xml:space="preserve"> PAGEREF _Toc229665922 \h </w:instrText>
+              <w:instrText xml:space="preserve"> PAGEREF _Toc229697631 \h </w:instrText>
             </w:r>
             <w:r>
               <w:rPr>
@@ -1798,7 +1798,7 @@
               <w14:ligatures w14:val="standardContextual"/>
             </w:rPr>
           </w:pPr>
-          <w:hyperlink w:anchor="_Toc229665923" w:history="1">
+          <w:hyperlink w:anchor="_Toc229697632" w:history="1">
             <w:r>
               <w:rPr>
                 <w:rStyle w:val="aa"/>
@@ -1822,7 +1822,7 @@
                 <w:rStyle w:val="aa"/>
                 <w:noProof/>
               </w:rPr>
-              <w:t>Modelování ve Fusion 360</w:t>
+              <w:t>Fusion 360</w:t>
             </w:r>
             <w:r>
               <w:rPr>
@@ -1843,7 +1843,7 @@
                 <w:noProof/>
                 <w:webHidden/>
               </w:rPr>
-              <w:instrText xml:space="preserve"> PAGEREF _Toc229665923 \h </w:instrText>
+              <w:instrText xml:space="preserve"> PAGEREF _Toc229697632 \h </w:instrText>
             </w:r>
             <w:r>
               <w:rPr>
@@ -1886,7 +1886,7 @@
               <w14:ligatures w14:val="standardContextual"/>
             </w:rPr>
           </w:pPr>
-          <w:hyperlink w:anchor="_Toc229665924" w:history="1">
+          <w:hyperlink w:anchor="_Toc229697633" w:history="1">
             <w:r>
               <w:rPr>
                 <w:rStyle w:val="aa"/>
@@ -1910,7 +1910,7 @@
                 <w:rStyle w:val="aa"/>
                 <w:noProof/>
               </w:rPr>
-              <w:t>Prototypování a iterace</w:t>
+              <w:t>Rozměry</w:t>
             </w:r>
             <w:r>
               <w:rPr>
@@ -1931,7 +1931,7 @@
                 <w:noProof/>
                 <w:webHidden/>
               </w:rPr>
-              <w:instrText xml:space="preserve"> PAGEREF _Toc229665924 \h </w:instrText>
+              <w:instrText xml:space="preserve"> PAGEREF _Toc229697633 \h </w:instrText>
             </w:r>
             <w:r>
               <w:rPr>
@@ -1974,7 +1974,7 @@
               <w14:ligatures w14:val="standardContextual"/>
             </w:rPr>
           </w:pPr>
-          <w:hyperlink w:anchor="_Toc229665925" w:history="1">
+          <w:hyperlink w:anchor="_Toc229697634" w:history="1">
             <w:r>
               <w:rPr>
                 <w:rStyle w:val="aa"/>
@@ -1998,7 +1998,7 @@
                 <w:rStyle w:val="aa"/>
                 <w:noProof/>
               </w:rPr>
-              <w:t>Finální podoba modelu</w:t>
+              <w:t>Modelování</w:t>
             </w:r>
             <w:r>
               <w:rPr>
@@ -2019,7 +2019,7 @@
                 <w:noProof/>
                 <w:webHidden/>
               </w:rPr>
-              <w:instrText xml:space="preserve"> PAGEREF _Toc229665925 \h </w:instrText>
+              <w:instrText xml:space="preserve"> PAGEREF _Toc229697634 \h </w:instrText>
             </w:r>
             <w:r>
               <w:rPr>
@@ -2039,7 +2039,623 @@
                 <w:noProof/>
                 <w:webHidden/>
               </w:rPr>
-              <w:t>4</w:t>
+              <w:t>5</w:t>
+            </w:r>
+            <w:r>
+              <w:rPr>
+                <w:noProof/>
+                <w:webHidden/>
+              </w:rPr>
+              <w:fldChar w:fldCharType="end"/>
+            </w:r>
+          </w:hyperlink>
+        </w:p>
+        <w:p>
+          <w:pPr>
+            <w:pStyle w:val="32"/>
+            <w:rPr>
+              <w:rFonts w:eastAsiaTheme="minorEastAsia"/>
+              <w:noProof/>
+              <w:kern w:val="2"/>
+              <w:szCs w:val="24"/>
+              <w:lang w:val="uk-UA" w:eastAsia="uk-UA"/>
+              <w14:ligatures w14:val="standardContextual"/>
+            </w:rPr>
+          </w:pPr>
+          <w:hyperlink w:anchor="_Toc229697635" w:history="1">
+            <w:r>
+              <w:rPr>
+                <w:rStyle w:val="aa"/>
+                <w:noProof/>
+              </w:rPr>
+              <w:t>2.4.1</w:t>
+            </w:r>
+            <w:r>
+              <w:rPr>
+                <w:rFonts w:eastAsiaTheme="minorEastAsia"/>
+                <w:noProof/>
+                <w:kern w:val="2"/>
+                <w:szCs w:val="24"/>
+                <w:lang w:val="uk-UA" w:eastAsia="uk-UA"/>
+                <w14:ligatures w14:val="standardContextual"/>
+              </w:rPr>
+              <w:tab/>
+            </w:r>
+            <w:r>
+              <w:rPr>
+                <w:rStyle w:val="aa"/>
+                <w:noProof/>
+              </w:rPr>
+              <w:t>Stabilizace</w:t>
+            </w:r>
+            <w:r>
+              <w:rPr>
+                <w:noProof/>
+                <w:webHidden/>
+              </w:rPr>
+              <w:tab/>
+            </w:r>
+            <w:r>
+              <w:rPr>
+                <w:noProof/>
+                <w:webHidden/>
+              </w:rPr>
+              <w:fldChar w:fldCharType="begin"/>
+            </w:r>
+            <w:r>
+              <w:rPr>
+                <w:noProof/>
+                <w:webHidden/>
+              </w:rPr>
+              <w:instrText xml:space="preserve"> PAGEREF _Toc229697635 \h </w:instrText>
+            </w:r>
+            <w:r>
+              <w:rPr>
+                <w:noProof/>
+                <w:webHidden/>
+              </w:rPr>
+            </w:r>
+            <w:r>
+              <w:rPr>
+                <w:noProof/>
+                <w:webHidden/>
+              </w:rPr>
+              <w:fldChar w:fldCharType="separate"/>
+            </w:r>
+            <w:r>
+              <w:rPr>
+                <w:noProof/>
+                <w:webHidden/>
+              </w:rPr>
+              <w:t>5</w:t>
+            </w:r>
+            <w:r>
+              <w:rPr>
+                <w:noProof/>
+                <w:webHidden/>
+              </w:rPr>
+              <w:fldChar w:fldCharType="end"/>
+            </w:r>
+          </w:hyperlink>
+        </w:p>
+        <w:p>
+          <w:pPr>
+            <w:pStyle w:val="32"/>
+            <w:rPr>
+              <w:rFonts w:eastAsiaTheme="minorEastAsia"/>
+              <w:noProof/>
+              <w:kern w:val="2"/>
+              <w:szCs w:val="24"/>
+              <w:lang w:val="uk-UA" w:eastAsia="uk-UA"/>
+              <w14:ligatures w14:val="standardContextual"/>
+            </w:rPr>
+          </w:pPr>
+          <w:hyperlink w:anchor="_Toc229697636" w:history="1">
+            <w:r>
+              <w:rPr>
+                <w:rStyle w:val="aa"/>
+                <w:noProof/>
+              </w:rPr>
+              <w:t>2.4.2</w:t>
+            </w:r>
+            <w:r>
+              <w:rPr>
+                <w:rFonts w:eastAsiaTheme="minorEastAsia"/>
+                <w:noProof/>
+                <w:kern w:val="2"/>
+                <w:szCs w:val="24"/>
+                <w:lang w:val="uk-UA" w:eastAsia="uk-UA"/>
+                <w14:ligatures w14:val="standardContextual"/>
+              </w:rPr>
+              <w:tab/>
+            </w:r>
+            <w:r>
+              <w:rPr>
+                <w:rStyle w:val="aa"/>
+                <w:noProof/>
+              </w:rPr>
+              <w:t>Pohonný systém</w:t>
+            </w:r>
+            <w:r>
+              <w:rPr>
+                <w:noProof/>
+                <w:webHidden/>
+              </w:rPr>
+              <w:tab/>
+            </w:r>
+            <w:r>
+              <w:rPr>
+                <w:noProof/>
+                <w:webHidden/>
+              </w:rPr>
+              <w:fldChar w:fldCharType="begin"/>
+            </w:r>
+            <w:r>
+              <w:rPr>
+                <w:noProof/>
+                <w:webHidden/>
+              </w:rPr>
+              <w:instrText xml:space="preserve"> PAGEREF _Toc229697636 \h </w:instrText>
+            </w:r>
+            <w:r>
+              <w:rPr>
+                <w:noProof/>
+                <w:webHidden/>
+              </w:rPr>
+            </w:r>
+            <w:r>
+              <w:rPr>
+                <w:noProof/>
+                <w:webHidden/>
+              </w:rPr>
+              <w:fldChar w:fldCharType="separate"/>
+            </w:r>
+            <w:r>
+              <w:rPr>
+                <w:noProof/>
+                <w:webHidden/>
+              </w:rPr>
+              <w:t>5</w:t>
+            </w:r>
+            <w:r>
+              <w:rPr>
+                <w:noProof/>
+                <w:webHidden/>
+              </w:rPr>
+              <w:fldChar w:fldCharType="end"/>
+            </w:r>
+          </w:hyperlink>
+        </w:p>
+        <w:p>
+          <w:pPr>
+            <w:pStyle w:val="32"/>
+            <w:rPr>
+              <w:rFonts w:eastAsiaTheme="minorEastAsia"/>
+              <w:noProof/>
+              <w:kern w:val="2"/>
+              <w:szCs w:val="24"/>
+              <w:lang w:val="uk-UA" w:eastAsia="uk-UA"/>
+              <w14:ligatures w14:val="standardContextual"/>
+            </w:rPr>
+          </w:pPr>
+          <w:hyperlink w:anchor="_Toc229697637" w:history="1">
+            <w:r>
+              <w:rPr>
+                <w:rStyle w:val="aa"/>
+                <w:noProof/>
+              </w:rPr>
+              <w:t>2.4.3</w:t>
+            </w:r>
+            <w:r>
+              <w:rPr>
+                <w:rFonts w:eastAsiaTheme="minorEastAsia"/>
+                <w:noProof/>
+                <w:kern w:val="2"/>
+                <w:szCs w:val="24"/>
+                <w:lang w:val="uk-UA" w:eastAsia="uk-UA"/>
+                <w14:ligatures w14:val="standardContextual"/>
+              </w:rPr>
+              <w:tab/>
+            </w:r>
+            <w:r>
+              <w:rPr>
+                <w:rStyle w:val="aa"/>
+                <w:noProof/>
+              </w:rPr>
+              <w:t>Senzorický systém</w:t>
+            </w:r>
+            <w:r>
+              <w:rPr>
+                <w:noProof/>
+                <w:webHidden/>
+              </w:rPr>
+              <w:tab/>
+            </w:r>
+            <w:r>
+              <w:rPr>
+                <w:noProof/>
+                <w:webHidden/>
+              </w:rPr>
+              <w:fldChar w:fldCharType="begin"/>
+            </w:r>
+            <w:r>
+              <w:rPr>
+                <w:noProof/>
+                <w:webHidden/>
+              </w:rPr>
+              <w:instrText xml:space="preserve"> PAGEREF _Toc229697637 \h </w:instrText>
+            </w:r>
+            <w:r>
+              <w:rPr>
+                <w:noProof/>
+                <w:webHidden/>
+              </w:rPr>
+            </w:r>
+            <w:r>
+              <w:rPr>
+                <w:noProof/>
+                <w:webHidden/>
+              </w:rPr>
+              <w:fldChar w:fldCharType="separate"/>
+            </w:r>
+            <w:r>
+              <w:rPr>
+                <w:noProof/>
+                <w:webHidden/>
+              </w:rPr>
+              <w:t>5</w:t>
+            </w:r>
+            <w:r>
+              <w:rPr>
+                <w:noProof/>
+                <w:webHidden/>
+              </w:rPr>
+              <w:fldChar w:fldCharType="end"/>
+            </w:r>
+          </w:hyperlink>
+        </w:p>
+        <w:p>
+          <w:pPr>
+            <w:pStyle w:val="32"/>
+            <w:rPr>
+              <w:rFonts w:eastAsiaTheme="minorEastAsia"/>
+              <w:noProof/>
+              <w:kern w:val="2"/>
+              <w:szCs w:val="24"/>
+              <w:lang w:val="uk-UA" w:eastAsia="uk-UA"/>
+              <w14:ligatures w14:val="standardContextual"/>
+            </w:rPr>
+          </w:pPr>
+          <w:hyperlink w:anchor="_Toc229697638" w:history="1">
+            <w:r>
+              <w:rPr>
+                <w:rStyle w:val="aa"/>
+                <w:noProof/>
+              </w:rPr>
+              <w:t>2.4.4</w:t>
+            </w:r>
+            <w:r>
+              <w:rPr>
+                <w:rFonts w:eastAsiaTheme="minorEastAsia"/>
+                <w:noProof/>
+                <w:kern w:val="2"/>
+                <w:szCs w:val="24"/>
+                <w:lang w:val="uk-UA" w:eastAsia="uk-UA"/>
+                <w14:ligatures w14:val="standardContextual"/>
+              </w:rPr>
+              <w:tab/>
+            </w:r>
+            <w:r>
+              <w:rPr>
+                <w:rStyle w:val="aa"/>
+                <w:noProof/>
+              </w:rPr>
+              <w:t>Řídicí elektronika a management kabeláže</w:t>
+            </w:r>
+            <w:r>
+              <w:rPr>
+                <w:noProof/>
+                <w:webHidden/>
+              </w:rPr>
+              <w:tab/>
+            </w:r>
+            <w:r>
+              <w:rPr>
+                <w:noProof/>
+                <w:webHidden/>
+              </w:rPr>
+              <w:fldChar w:fldCharType="begin"/>
+            </w:r>
+            <w:r>
+              <w:rPr>
+                <w:noProof/>
+                <w:webHidden/>
+              </w:rPr>
+              <w:instrText xml:space="preserve"> PAGEREF _Toc229697638 \h </w:instrText>
+            </w:r>
+            <w:r>
+              <w:rPr>
+                <w:noProof/>
+                <w:webHidden/>
+              </w:rPr>
+            </w:r>
+            <w:r>
+              <w:rPr>
+                <w:noProof/>
+                <w:webHidden/>
+              </w:rPr>
+              <w:fldChar w:fldCharType="separate"/>
+            </w:r>
+            <w:r>
+              <w:rPr>
+                <w:noProof/>
+                <w:webHidden/>
+              </w:rPr>
+              <w:t>6</w:t>
+            </w:r>
+            <w:r>
+              <w:rPr>
+                <w:noProof/>
+                <w:webHidden/>
+              </w:rPr>
+              <w:fldChar w:fldCharType="end"/>
+            </w:r>
+          </w:hyperlink>
+        </w:p>
+        <w:p>
+          <w:pPr>
+            <w:pStyle w:val="22"/>
+            <w:rPr>
+              <w:rFonts w:eastAsiaTheme="minorEastAsia"/>
+              <w:noProof/>
+              <w:kern w:val="2"/>
+              <w:szCs w:val="24"/>
+              <w:lang w:val="uk-UA" w:eastAsia="uk-UA"/>
+              <w14:ligatures w14:val="standardContextual"/>
+            </w:rPr>
+          </w:pPr>
+          <w:hyperlink w:anchor="_Toc229697639" w:history="1">
+            <w:r>
+              <w:rPr>
+                <w:rStyle w:val="aa"/>
+                <w:noProof/>
+              </w:rPr>
+              <w:t>2.5</w:t>
+            </w:r>
+            <w:r>
+              <w:rPr>
+                <w:rFonts w:eastAsiaTheme="minorEastAsia"/>
+                <w:noProof/>
+                <w:kern w:val="2"/>
+                <w:szCs w:val="24"/>
+                <w:lang w:val="uk-UA" w:eastAsia="uk-UA"/>
+                <w14:ligatures w14:val="standardContextual"/>
+              </w:rPr>
+              <w:tab/>
+            </w:r>
+            <w:r>
+              <w:rPr>
+                <w:rStyle w:val="aa"/>
+                <w:noProof/>
+              </w:rPr>
+              <w:t>Prototypování a iterace</w:t>
+            </w:r>
+            <w:r>
+              <w:rPr>
+                <w:noProof/>
+                <w:webHidden/>
+              </w:rPr>
+              <w:tab/>
+            </w:r>
+            <w:r>
+              <w:rPr>
+                <w:noProof/>
+                <w:webHidden/>
+              </w:rPr>
+              <w:fldChar w:fldCharType="begin"/>
+            </w:r>
+            <w:r>
+              <w:rPr>
+                <w:noProof/>
+                <w:webHidden/>
+              </w:rPr>
+              <w:instrText xml:space="preserve"> PAGEREF _Toc229697639 \h </w:instrText>
+            </w:r>
+            <w:r>
+              <w:rPr>
+                <w:noProof/>
+                <w:webHidden/>
+              </w:rPr>
+            </w:r>
+            <w:r>
+              <w:rPr>
+                <w:noProof/>
+                <w:webHidden/>
+              </w:rPr>
+              <w:fldChar w:fldCharType="separate"/>
+            </w:r>
+            <w:r>
+              <w:rPr>
+                <w:noProof/>
+                <w:webHidden/>
+              </w:rPr>
+              <w:t>6</w:t>
+            </w:r>
+            <w:r>
+              <w:rPr>
+                <w:noProof/>
+                <w:webHidden/>
+              </w:rPr>
+              <w:fldChar w:fldCharType="end"/>
+            </w:r>
+          </w:hyperlink>
+        </w:p>
+        <w:p>
+          <w:pPr>
+            <w:pStyle w:val="32"/>
+            <w:rPr>
+              <w:rFonts w:eastAsiaTheme="minorEastAsia"/>
+              <w:noProof/>
+              <w:kern w:val="2"/>
+              <w:szCs w:val="24"/>
+              <w:lang w:val="uk-UA" w:eastAsia="uk-UA"/>
+              <w14:ligatures w14:val="standardContextual"/>
+            </w:rPr>
+          </w:pPr>
+          <w:hyperlink w:anchor="_Toc229697640" w:history="1">
+            <w:r>
+              <w:rPr>
+                <w:rStyle w:val="aa"/>
+                <w:noProof/>
+              </w:rPr>
+              <w:t>2.5.1</w:t>
+            </w:r>
+            <w:r>
+              <w:rPr>
+                <w:rFonts w:eastAsiaTheme="minorEastAsia"/>
+                <w:noProof/>
+                <w:kern w:val="2"/>
+                <w:szCs w:val="24"/>
+                <w:lang w:val="uk-UA" w:eastAsia="uk-UA"/>
+                <w14:ligatures w14:val="standardContextual"/>
+              </w:rPr>
+              <w:tab/>
+            </w:r>
+            <w:r>
+              <w:rPr>
+                <w:rStyle w:val="aa"/>
+                <w:noProof/>
+              </w:rPr>
+              <w:t>Analýza prvního prototypu</w:t>
+            </w:r>
+            <w:r>
+              <w:rPr>
+                <w:noProof/>
+                <w:webHidden/>
+              </w:rPr>
+              <w:tab/>
+            </w:r>
+            <w:r>
+              <w:rPr>
+                <w:noProof/>
+                <w:webHidden/>
+              </w:rPr>
+              <w:fldChar w:fldCharType="begin"/>
+            </w:r>
+            <w:r>
+              <w:rPr>
+                <w:noProof/>
+                <w:webHidden/>
+              </w:rPr>
+              <w:instrText xml:space="preserve"> PAGEREF _Toc229697640 \h </w:instrText>
+            </w:r>
+            <w:r>
+              <w:rPr>
+                <w:noProof/>
+                <w:webHidden/>
+              </w:rPr>
+            </w:r>
+            <w:r>
+              <w:rPr>
+                <w:noProof/>
+                <w:webHidden/>
+              </w:rPr>
+              <w:fldChar w:fldCharType="separate"/>
+            </w:r>
+            <w:r>
+              <w:rPr>
+                <w:noProof/>
+                <w:webHidden/>
+              </w:rPr>
+              <w:t>6</w:t>
+            </w:r>
+            <w:r>
+              <w:rPr>
+                <w:noProof/>
+                <w:webHidden/>
+              </w:rPr>
+              <w:fldChar w:fldCharType="end"/>
+            </w:r>
+          </w:hyperlink>
+        </w:p>
+        <w:p>
+          <w:pPr>
+            <w:pStyle w:val="32"/>
+            <w:rPr>
+              <w:rFonts w:eastAsiaTheme="minorEastAsia"/>
+              <w:noProof/>
+              <w:kern w:val="2"/>
+              <w:szCs w:val="24"/>
+              <w:lang w:val="uk-UA" w:eastAsia="uk-UA"/>
+              <w14:ligatures w14:val="standardContextual"/>
+            </w:rPr>
+          </w:pPr>
+          <w:hyperlink w:anchor="_Toc229697641" w:history="1">
+            <w:r>
+              <w:rPr>
+                <w:rStyle w:val="aa"/>
+                <w:noProof/>
+              </w:rPr>
+              <w:t>2.5.2</w:t>
+            </w:r>
+            <w:r>
+              <w:rPr>
+                <w:rFonts w:eastAsiaTheme="minorEastAsia"/>
+                <w:noProof/>
+                <w:kern w:val="2"/>
+                <w:szCs w:val="24"/>
+                <w:lang w:val="uk-UA" w:eastAsia="uk-UA"/>
+                <w14:ligatures w14:val="standardContextual"/>
+              </w:rPr>
+              <w:tab/>
+            </w:r>
+            <w:r>
+              <w:rPr>
+                <w:rStyle w:val="aa"/>
+                <w:noProof/>
+              </w:rPr>
+              <w:t>Optimalizace a úpravy</w:t>
+            </w:r>
+            <w:r>
+              <w:rPr>
+                <w:noProof/>
+                <w:webHidden/>
+              </w:rPr>
+              <w:tab/>
+            </w:r>
+            <w:r>
+              <w:rPr>
+                <w:noProof/>
+                <w:webHidden/>
+              </w:rPr>
+              <w:fldChar w:fldCharType="begin"/>
+            </w:r>
+            <w:r>
+              <w:rPr>
+                <w:noProof/>
+                <w:webHidden/>
+              </w:rPr>
+              <w:instrText xml:space="preserve"> PAGEREF _Toc229697641 \h </w:instrText>
+            </w:r>
+            <w:r>
+              <w:rPr>
+                <w:noProof/>
+                <w:webHidden/>
+              </w:rPr>
+            </w:r>
+            <w:r>
+              <w:rPr>
+                <w:noProof/>
+                <w:webHidden/>
+              </w:rPr>
+              <w:fldChar w:fldCharType="separate"/>
+            </w:r>
+            <w:r>
+              <w:rPr>
+                <w:noProof/>
+                <w:webHidden/>
+              </w:rPr>
+              <w:t>6</w:t>
             </w:r>
             <w:r>
               <w:rPr>
@@ -2065,7 +2681,7 @@
               <w14:ligatures w14:val="standardContextual"/>
             </w:rPr>
           </w:pPr>
-          <w:hyperlink w:anchor="_Toc229665926" w:history="1">
+          <w:hyperlink w:anchor="_Toc229697642" w:history="1">
             <w:r>
               <w:rPr>
                 <w:rStyle w:val="aa"/>
@@ -2110,7 +2726,7 @@
                 <w:noProof/>
                 <w:webHidden/>
               </w:rPr>
-              <w:instrText xml:space="preserve"> PAGEREF _Toc229665926 \h </w:instrText>
+              <w:instrText xml:space="preserve"> PAGEREF _Toc229697642 \h </w:instrText>
             </w:r>
             <w:r>
               <w:rPr>
@@ -2130,7 +2746,7 @@
                 <w:noProof/>
                 <w:webHidden/>
               </w:rPr>
-              <w:t>5</w:t>
+              <w:t>8</w:t>
             </w:r>
             <w:r>
               <w:rPr>
@@ -2153,7 +2769,7 @@
               <w14:ligatures w14:val="standardContextual"/>
             </w:rPr>
           </w:pPr>
-          <w:hyperlink w:anchor="_Toc229665927" w:history="1">
+          <w:hyperlink w:anchor="_Toc229697643" w:history="1">
             <w:r>
               <w:rPr>
                 <w:rStyle w:val="aa"/>
@@ -2198,7 +2814,7 @@
                 <w:noProof/>
                 <w:webHidden/>
               </w:rPr>
-              <w:instrText xml:space="preserve"> PAGEREF _Toc229665927 \h </w:instrText>
+              <w:instrText xml:space="preserve"> PAGEREF _Toc229697643 \h </w:instrText>
             </w:r>
             <w:r>
               <w:rPr>
@@ -2218,7 +2834,7 @@
                 <w:noProof/>
                 <w:webHidden/>
               </w:rPr>
-              <w:t>5</w:t>
+              <w:t>8</w:t>
             </w:r>
             <w:r>
               <w:rPr>
@@ -2241,7 +2857,7 @@
               <w14:ligatures w14:val="standardContextual"/>
             </w:rPr>
           </w:pPr>
-          <w:hyperlink w:anchor="_Toc229665928" w:history="1">
+          <w:hyperlink w:anchor="_Toc229697644" w:history="1">
             <w:r>
               <w:rPr>
                 <w:rStyle w:val="aa"/>
@@ -2286,7 +2902,7 @@
                 <w:noProof/>
                 <w:webHidden/>
               </w:rPr>
-              <w:instrText xml:space="preserve"> PAGEREF _Toc229665928 \h </w:instrText>
+              <w:instrText xml:space="preserve"> PAGEREF _Toc229697644 \h </w:instrText>
             </w:r>
             <w:r>
               <w:rPr>
@@ -2306,7 +2922,7 @@
                 <w:noProof/>
                 <w:webHidden/>
               </w:rPr>
-              <w:t>5</w:t>
+              <w:t>8</w:t>
             </w:r>
             <w:r>
               <w:rPr>
@@ -2332,7 +2948,7 @@
               <w14:ligatures w14:val="standardContextual"/>
             </w:rPr>
           </w:pPr>
-          <w:hyperlink w:anchor="_Toc229665929" w:history="1">
+          <w:hyperlink w:anchor="_Toc229697645" w:history="1">
             <w:r>
               <w:rPr>
                 <w:rStyle w:val="aa"/>
@@ -2377,7 +2993,7 @@
                 <w:noProof/>
                 <w:webHidden/>
               </w:rPr>
-              <w:instrText xml:space="preserve"> PAGEREF _Toc229665929 \h </w:instrText>
+              <w:instrText xml:space="preserve"> PAGEREF _Toc229697645 \h </w:instrText>
             </w:r>
             <w:r>
               <w:rPr>
@@ -2397,7 +3013,7 @@
                 <w:noProof/>
                 <w:webHidden/>
               </w:rPr>
-              <w:t>6</w:t>
+              <w:t>9</w:t>
             </w:r>
             <w:r>
               <w:rPr>
@@ -2420,7 +3036,7 @@
               <w14:ligatures w14:val="standardContextual"/>
             </w:rPr>
           </w:pPr>
-          <w:hyperlink w:anchor="_Toc229665930" w:history="1">
+          <w:hyperlink w:anchor="_Toc229697646" w:history="1">
             <w:r>
               <w:rPr>
                 <w:rStyle w:val="aa"/>
@@ -2465,7 +3081,7 @@
                 <w:noProof/>
                 <w:webHidden/>
               </w:rPr>
-              <w:instrText xml:space="preserve"> PAGEREF _Toc229665930 \h </w:instrText>
+              <w:instrText xml:space="preserve"> PAGEREF _Toc229697646 \h </w:instrText>
             </w:r>
             <w:r>
               <w:rPr>
@@ -2485,7 +3101,7 @@
                 <w:noProof/>
                 <w:webHidden/>
               </w:rPr>
-              <w:t>6</w:t>
+              <w:t>9</w:t>
             </w:r>
             <w:r>
               <w:rPr>
@@ -2508,7 +3124,7 @@
               <w14:ligatures w14:val="standardContextual"/>
             </w:rPr>
           </w:pPr>
-          <w:hyperlink w:anchor="_Toc229665931" w:history="1">
+          <w:hyperlink w:anchor="_Toc229697647" w:history="1">
             <w:r>
               <w:rPr>
                 <w:rStyle w:val="aa"/>
@@ -2553,7 +3169,7 @@
                 <w:noProof/>
                 <w:webHidden/>
               </w:rPr>
-              <w:instrText xml:space="preserve"> PAGEREF _Toc229665931 \h </w:instrText>
+              <w:instrText xml:space="preserve"> PAGEREF _Toc229697647 \h </w:instrText>
             </w:r>
             <w:r>
               <w:rPr>
@@ -2573,7 +3189,7 @@
                 <w:noProof/>
                 <w:webHidden/>
               </w:rPr>
-              <w:t>6</w:t>
+              <w:t>9</w:t>
             </w:r>
             <w:r>
               <w:rPr>
@@ -2596,7 +3212,7 @@
               <w14:ligatures w14:val="standardContextual"/>
             </w:rPr>
           </w:pPr>
-          <w:hyperlink w:anchor="_Toc229665932" w:history="1">
+          <w:hyperlink w:anchor="_Toc229697648" w:history="1">
             <w:r>
               <w:rPr>
                 <w:rStyle w:val="aa"/>
@@ -2641,7 +3257,7 @@
                 <w:noProof/>
                 <w:webHidden/>
               </w:rPr>
-              <w:instrText xml:space="preserve"> PAGEREF _Toc229665932 \h </w:instrText>
+              <w:instrText xml:space="preserve"> PAGEREF _Toc229697648 \h </w:instrText>
             </w:r>
             <w:r>
               <w:rPr>
@@ -2661,7 +3277,7 @@
                 <w:noProof/>
                 <w:webHidden/>
               </w:rPr>
-              <w:t>6</w:t>
+              <w:t>9</w:t>
             </w:r>
             <w:r>
               <w:rPr>
@@ -2684,7 +3300,7 @@
               <w14:ligatures w14:val="standardContextual"/>
             </w:rPr>
           </w:pPr>
-          <w:hyperlink w:anchor="_Toc229665933" w:history="1">
+          <w:hyperlink w:anchor="_Toc229697649" w:history="1">
             <w:r>
               <w:rPr>
                 <w:rStyle w:val="aa"/>
@@ -2729,7 +3345,7 @@
                 <w:noProof/>
                 <w:webHidden/>
               </w:rPr>
-              <w:instrText xml:space="preserve"> PAGEREF _Toc229665933 \h </w:instrText>
+              <w:instrText xml:space="preserve"> PAGEREF _Toc229697649 \h </w:instrText>
             </w:r>
             <w:r>
               <w:rPr>
@@ -2749,7 +3365,7 @@
                 <w:noProof/>
                 <w:webHidden/>
               </w:rPr>
-              <w:t>6</w:t>
+              <w:t>9</w:t>
             </w:r>
             <w:r>
               <w:rPr>
@@ -2772,7 +3388,7 @@
               <w14:ligatures w14:val="standardContextual"/>
             </w:rPr>
           </w:pPr>
-          <w:hyperlink w:anchor="_Toc229665934" w:history="1">
+          <w:hyperlink w:anchor="_Toc229697650" w:history="1">
             <w:r>
               <w:rPr>
                 <w:rStyle w:val="aa"/>
@@ -2817,7 +3433,7 @@
                 <w:noProof/>
                 <w:webHidden/>
               </w:rPr>
-              <w:instrText xml:space="preserve"> PAGEREF _Toc229665934 \h </w:instrText>
+              <w:instrText xml:space="preserve"> PAGEREF _Toc229697650 \h </w:instrText>
             </w:r>
             <w:r>
               <w:rPr>
@@ -2837,7 +3453,7 @@
                 <w:noProof/>
                 <w:webHidden/>
               </w:rPr>
-              <w:t>6</w:t>
+              <w:t>9</w:t>
             </w:r>
             <w:r>
               <w:rPr>
@@ -2860,7 +3476,7 @@
               <w14:ligatures w14:val="standardContextual"/>
             </w:rPr>
           </w:pPr>
-          <w:hyperlink w:anchor="_Toc229665935" w:history="1">
+          <w:hyperlink w:anchor="_Toc229697651" w:history="1">
             <w:r>
               <w:rPr>
                 <w:rStyle w:val="aa"/>
@@ -2887,7 +3503,7 @@
                 <w:noProof/>
                 <w:webHidden/>
               </w:rPr>
-              <w:instrText xml:space="preserve"> PAGEREF _Toc229665935 \h </w:instrText>
+              <w:instrText xml:space="preserve"> PAGEREF _Toc229697651 \h </w:instrText>
             </w:r>
             <w:r>
               <w:rPr>
@@ -2907,7 +3523,7 @@
                 <w:noProof/>
                 <w:webHidden/>
               </w:rPr>
-              <w:t>7</w:t>
+              <w:t>10</w:t>
             </w:r>
             <w:r>
               <w:rPr>
@@ -2930,7 +3546,7 @@
               <w14:ligatures w14:val="standardContextual"/>
             </w:rPr>
           </w:pPr>
-          <w:hyperlink w:anchor="_Toc229665936" w:history="1">
+          <w:hyperlink w:anchor="_Toc229697652" w:history="1">
             <w:r>
               <w:rPr>
                 <w:rStyle w:val="aa"/>
@@ -2957,7 +3573,7 @@
                 <w:noProof/>
                 <w:webHidden/>
               </w:rPr>
-              <w:instrText xml:space="preserve"> PAGEREF _Toc229665936 \h </w:instrText>
+              <w:instrText xml:space="preserve"> PAGEREF _Toc229697652 \h </w:instrText>
             </w:r>
             <w:r>
               <w:rPr>
@@ -2977,7 +3593,7 @@
                 <w:noProof/>
                 <w:webHidden/>
               </w:rPr>
-              <w:t>8</w:t>
+              <w:t>11</w:t>
             </w:r>
             <w:r>
               <w:rPr>
@@ -3000,7 +3616,7 @@
               <w14:ligatures w14:val="standardContextual"/>
             </w:rPr>
           </w:pPr>
-          <w:hyperlink w:anchor="_Toc229665937" w:history="1">
+          <w:hyperlink w:anchor="_Toc229697653" w:history="1">
             <w:r>
               <w:rPr>
                 <w:rStyle w:val="aa"/>
@@ -3027,7 +3643,7 @@
                 <w:noProof/>
                 <w:webHidden/>
               </w:rPr>
-              <w:instrText xml:space="preserve"> PAGEREF _Toc229665937 \h </w:instrText>
+              <w:instrText xml:space="preserve"> PAGEREF _Toc229697653 \h </w:instrText>
             </w:r>
             <w:r>
               <w:rPr>
@@ -3047,7 +3663,7 @@
                 <w:noProof/>
                 <w:webHidden/>
               </w:rPr>
-              <w:t>9</w:t>
+              <w:t>12</w:t>
             </w:r>
             <w:r>
               <w:rPr>
@@ -3070,7 +3686,7 @@
               <w14:ligatures w14:val="standardContextual"/>
             </w:rPr>
           </w:pPr>
-          <w:hyperlink w:anchor="_Toc229665938" w:history="1">
+          <w:hyperlink w:anchor="_Toc229697654" w:history="1">
             <w:r>
               <w:rPr>
                 <w:rStyle w:val="aa"/>
@@ -3097,7 +3713,7 @@
                 <w:noProof/>
                 <w:webHidden/>
               </w:rPr>
-              <w:instrText xml:space="preserve"> PAGEREF _Toc229665938 \h </w:instrText>
+              <w:instrText xml:space="preserve"> PAGEREF _Toc229697654 \h </w:instrText>
             </w:r>
             <w:r>
               <w:rPr>
@@ -3117,7 +3733,7 @@
                 <w:noProof/>
                 <w:webHidden/>
               </w:rPr>
-              <w:t>10</w:t>
+              <w:t>13</w:t>
             </w:r>
             <w:r>
               <w:rPr>
@@ -3143,7 +3759,7 @@
               <w14:ligatures w14:val="standardContextual"/>
             </w:rPr>
           </w:pPr>
-          <w:hyperlink w:anchor="_Toc229665939" w:history="1">
+          <w:hyperlink w:anchor="_Toc229697655" w:history="1">
             <w:r>
               <w:rPr>
                 <w:rStyle w:val="aa"/>
@@ -3188,7 +3804,7 @@
                 <w:noProof/>
                 <w:webHidden/>
               </w:rPr>
-              <w:instrText xml:space="preserve"> PAGEREF _Toc229665939 \h </w:instrText>
+              <w:instrText xml:space="preserve"> PAGEREF _Toc229697655 \h </w:instrText>
             </w:r>
             <w:r>
               <w:rPr>
@@ -3258,7 +3874,7 @@
       </w:pPr>
       <w:bookmarkStart w:id="0" w:name="_Toc86047591"/>
       <w:bookmarkStart w:id="1" w:name="_Toc86055198"/>
-      <w:bookmarkStart w:id="2" w:name="_Toc229665916"/>
+      <w:bookmarkStart w:id="2" w:name="_Toc229697625"/>
       <w:r>
         <w:lastRenderedPageBreak/>
         <w:t>Úvod</w:t>
@@ -3269,7 +3885,13 @@
     </w:p>
     <w:p>
       <w:r>
-        <w:t>Práce se zabývá vytvořením autonomního autíčka pro sledování čáry, které bude využíváno pro závěrečný programovací projekt prvních ročníku oboru IT. Zahrnuje definování požadavku společně s vedoucím prací (panem Kazdou), výběr komponent, vytvoření 3D modelu podvozku na míru, zapojení a dokumentace procesu sestavení kompletního autíčka s fotodokumentaci.</w:t>
+        <w:t>Práce se zabývá vytvořením autonomního autíčka pro sledování čáry, které bude využíváno pro závěrečný programovací projekt prvních ročníku oboru IT. Zahrnuje definování požadavku společně s vedoucím prací (panem Kazdou), výběr komponent, vytvoření 3D modelu podvozku na míru,</w:t>
+      </w:r>
+      <w:r>
+        <w:t xml:space="preserve"> vytištění na 3D tiskárně,</w:t>
+      </w:r>
+      <w:r>
+        <w:t xml:space="preserve"> zapojení a dokumentace procesu sestavení kompletního autíčka s fotodokumentaci.</w:t>
       </w:r>
       <w:r>
         <w:t xml:space="preserve"> Taky byla vytvořená </w:t>
@@ -3287,7 +3909,7 @@
       <w:pPr>
         <w:pStyle w:val="1"/>
       </w:pPr>
-      <w:bookmarkStart w:id="3" w:name="_Toc229665917"/>
+      <w:bookmarkStart w:id="3" w:name="_Toc229697626"/>
       <w:r>
         <w:lastRenderedPageBreak/>
         <w:t>Teorie</w:t>
@@ -3309,7 +3931,7 @@
       <w:pPr>
         <w:pStyle w:val="20"/>
       </w:pPr>
-      <w:bookmarkStart w:id="4" w:name="_Toc229665918"/>
+      <w:bookmarkStart w:id="4" w:name="_Toc229697627"/>
       <w:r>
         <w:t>Základy robotiky a elektroniky</w:t>
       </w:r>
@@ -3571,7 +4193,7 @@
       <w:pPr>
         <w:pStyle w:val="20"/>
       </w:pPr>
-      <w:bookmarkStart w:id="5" w:name="_Toc229665919"/>
+      <w:bookmarkStart w:id="5" w:name="_Toc229697628"/>
       <w:r>
         <w:t>Průzkum existujících řešení</w:t>
       </w:r>
@@ -3638,7 +4260,7 @@
       <w:pPr>
         <w:pStyle w:val="20"/>
       </w:pPr>
-      <w:bookmarkStart w:id="6" w:name="_Toc229665920"/>
+      <w:bookmarkStart w:id="6" w:name="_Toc229697629"/>
       <w:r>
         <w:t>Výběr komponent</w:t>
       </w:r>
@@ -3755,10 +4377,10 @@
       <w:pPr>
         <w:pStyle w:val="1"/>
       </w:pPr>
-      <w:bookmarkStart w:id="7" w:name="_Toc229665921"/>
+      <w:bookmarkStart w:id="7" w:name="_Toc229697630"/>
       <w:r>
         <w:lastRenderedPageBreak/>
-        <w:t>Návrh a konstrukce</w:t>
+        <w:t>Proces výroby</w:t>
       </w:r>
       <w:bookmarkEnd w:id="7"/>
     </w:p>
@@ -3766,7 +4388,7 @@
       <w:pPr>
         <w:pStyle w:val="20"/>
       </w:pPr>
-      <w:bookmarkStart w:id="8" w:name="_Toc229665922"/>
+      <w:bookmarkStart w:id="8" w:name="_Toc229697631"/>
       <w:r>
         <w:t>Požadavky na design</w:t>
       </w:r>
@@ -3797,211 +4419,461 @@
         <w:t xml:space="preserve"> Tenhle systém zjednoduší logiku ovládaní motoru.</w:t>
       </w:r>
       <w:r>
+        <w:t xml:space="preserve"> Oproti klasickým čtyřkolým řešením,</w:t>
+      </w:r>
+      <w:r>
         <w:t xml:space="preserve"> </w:t>
       </w:r>
       <w:r>
-        <w:t>Oproti klasickým čtyřkolým řešením</w:t>
-      </w:r>
-      <w:r>
-        <w:t>,</w:t>
+        <w:t>a</w:t>
+      </w:r>
+      <w:r>
+        <w:t>uto se tak dá otočit na místě bez použiti speciálně k tomu určených kol a složitých logických stavu.</w:t>
+      </w:r>
+    </w:p>
+    <w:p>
+      <w:r>
+        <w:t>Pro autonomní sledování čáry by p</w:t>
+      </w:r>
+      <w:r>
+        <w:t>ak měl</w:t>
+      </w:r>
+      <w:r>
+        <w:t>a být</w:t>
+      </w:r>
+      <w:r>
+        <w:t xml:space="preserve"> možnost</w:t>
+      </w:r>
+      <w:r>
+        <w:t xml:space="preserve"> její</w:t>
+      </w:r>
+      <w:r>
+        <w:t xml:space="preserve"> přesné identifikace.</w:t>
+      </w:r>
+      <w:r>
+        <w:t xml:space="preserve"> To znamená zjištění polohy autíčka: jestli je na čáře, jestli sjel </w:t>
+      </w:r>
+      <w:r>
+        <w:t>z</w:t>
+      </w:r>
+      <w:r>
+        <w:t xml:space="preserve"> čáry, jestli musí mírně zabočit, jestli najel do křižovatky a tak dál. </w:t>
+      </w:r>
+      <w:r>
+        <w:t xml:space="preserve"> K tomu </w:t>
+      </w:r>
+      <w:r>
+        <w:t>slouž</w:t>
+      </w:r>
+      <w:r>
+        <w:t>í</w:t>
+      </w:r>
+      <w:r>
+        <w:t xml:space="preserve"> infračervené senzory.</w:t>
+      </w:r>
+      <w:r>
+        <w:t xml:space="preserve"> Teoreticky by stačili jenom dva, pak by ale jízda nebyla plynula a autíčko poskakovalo ze strany na stranu.</w:t>
+      </w:r>
+      <w:r>
+        <w:t xml:space="preserve"> To by kladlo větší tlak na programátora, který by měl řešit tento problém softwarově a složitě. Proto bylo rozhodnuto použit tři infračervené senzory. Ten jeden navíc zajisti sledování stavu „na čáře“.</w:t>
+      </w:r>
+    </w:p>
+    <w:p>
+      <w:r>
+        <w:t xml:space="preserve">Autíčko by mělo mít možnost identifikace překážek. Proto je nutný použit </w:t>
+      </w:r>
+      <w:r>
+        <w:t>ultrazvukový senzor</w:t>
+      </w:r>
+      <w:r>
+        <w:t>. Ten je ale potřeba jenom jeden, protože auto dokáže jet jenom jedním směrem v určitou dobu. Takže vždy uvidí překážku. Pro případ couvaní stačí otočit se o 180 stupňů.</w:t>
+      </w:r>
+    </w:p>
+    <w:p>
+      <w:pPr>
+        <w:pStyle w:val="20"/>
+      </w:pPr>
+      <w:bookmarkStart w:id="9" w:name="_Toc229697632"/>
+      <w:proofErr w:type="spellStart"/>
+      <w:r>
+        <w:t>Fusion</w:t>
+      </w:r>
+      <w:proofErr w:type="spellEnd"/>
+      <w:r>
+        <w:t xml:space="preserve"> 360</w:t>
+      </w:r>
+      <w:bookmarkEnd w:id="9"/>
+    </w:p>
+    <w:p>
+      <w:r>
+        <w:t xml:space="preserve">Existuje spousta CAD </w:t>
+      </w:r>
+      <w:r>
+        <w:t>programu,</w:t>
+      </w:r>
+      <w:r>
+        <w:t xml:space="preserve"> ve kterých jde</w:t>
+      </w:r>
+      <w:r>
+        <w:t xml:space="preserve"> použit techniku parametrického</w:t>
       </w:r>
       <w:r>
         <w:t xml:space="preserve"> </w:t>
       </w:r>
       <w:r>
-        <w:t>a</w:t>
-      </w:r>
-      <w:r>
-        <w:t>uto se tak dá otočit na místě bez použiti speciálně k tomu určených kol a složitých logických stavu.</w:t>
-      </w:r>
-    </w:p>
-    <w:p>
-      <w:r>
-        <w:t>Pro autonomní sledování čáry by p</w:t>
-      </w:r>
-      <w:r>
-        <w:t>ak měl</w:t>
-      </w:r>
-      <w:r>
-        <w:t>a být</w:t>
-      </w:r>
-      <w:r>
-        <w:t xml:space="preserve"> možnost</w:t>
-      </w:r>
-      <w:r>
-        <w:t xml:space="preserve"> její</w:t>
-      </w:r>
-      <w:r>
-        <w:t xml:space="preserve"> přesné identifikace.</w:t>
-      </w:r>
-      <w:r>
-        <w:t xml:space="preserve"> To znamená zjištění polohy autíčka: jestli je na čáře, jestli sjel </w:t>
-      </w:r>
-      <w:r>
-        <w:t>z</w:t>
-      </w:r>
-      <w:r>
-        <w:t xml:space="preserve"> čáry, jestli musí mírně zabočit, jestli najel do křižovatky a tak dál. </w:t>
-      </w:r>
-      <w:r>
-        <w:t xml:space="preserve"> K tomu </w:t>
-      </w:r>
-      <w:r>
-        <w:t>slouž</w:t>
-      </w:r>
-      <w:r>
-        <w:t>í</w:t>
-      </w:r>
-      <w:r>
-        <w:t xml:space="preserve"> infračervené senzory.</w:t>
-      </w:r>
-      <w:r>
-        <w:t xml:space="preserve"> Teoreticky by stačili jenom dva, pak by ale jízda nebyla plynula a autíčko poskakovalo ze strany na stranu.</w:t>
-      </w:r>
-      <w:r>
-        <w:t xml:space="preserve"> To by kladlo větší tlak na programátora, který by měl řešit tento problém softwarově a složitě. Proto bylo rozhodnuto použit tři </w:t>
-      </w:r>
-      <w:r>
-        <w:t xml:space="preserve">infračervené </w:t>
-      </w:r>
-      <w:r>
-        <w:t>senzory. Ten jeden navíc zajisti sledování stavu „</w:t>
-      </w:r>
-      <w:r>
-        <w:t>na čáře</w:t>
-      </w:r>
-      <w:r>
-        <w:t>“.</w:t>
-      </w:r>
-    </w:p>
-    <w:p>
-      <w:r>
-        <w:t>Autíčko by mělo mít možnost identifikace překážek. Proto je nutný použit ultrasonický senzor. Ten je ale potřeba jenom jeden, protože auto dokáže jet jenom jedním směrem v určitou dobu. Takže vždy uvidí překážku. Pro případ couvaní stačí otočit se o 180 stupňů.</w:t>
+        <w:t>modelování</w:t>
+      </w:r>
+      <w:r>
+        <w:t>.</w:t>
+      </w:r>
+      <w:r>
+        <w:t xml:space="preserve"> To je technika 3D navrhování, </w:t>
+      </w:r>
+      <w:r>
+        <w:t>kde jsou tvary definovány parametry, kótami a geometrickými vazbami</w:t>
+      </w:r>
+      <w:r>
+        <w:t>.</w:t>
+      </w:r>
+      <w:r>
+        <w:t xml:space="preserve"> </w:t>
+      </w:r>
+      <w:r>
+        <w:t xml:space="preserve">Vzhledem k použití ve škole </w:t>
+      </w:r>
+      <w:proofErr w:type="spellStart"/>
+      <w:r>
+        <w:t>Fusion</w:t>
+      </w:r>
+      <w:proofErr w:type="spellEnd"/>
+      <w:r>
+        <w:t xml:space="preserve"> 360, mám k tomu licenci a taky dostačující znalosti</w:t>
+      </w:r>
+      <w:r>
+        <w:t xml:space="preserve"> k vytvoření podvozku</w:t>
+      </w:r>
+      <w:r>
+        <w:t>. Proto výběr softwaru nebyl problémem.</w:t>
       </w:r>
     </w:p>
     <w:p>
       <w:pPr>
         <w:pStyle w:val="20"/>
       </w:pPr>
-      <w:bookmarkStart w:id="9" w:name="_Toc229665923"/>
-      <w:r>
-        <w:t xml:space="preserve">Modelování ve </w:t>
+      <w:bookmarkStart w:id="10" w:name="_Toc229697633"/>
+      <w:r>
+        <w:t>Rozměry</w:t>
+      </w:r>
+      <w:bookmarkEnd w:id="10"/>
+    </w:p>
+    <w:p>
+      <w:r>
+        <w:t>Před začátkem modelování jsem musel pozorně změřit</w:t>
+      </w:r>
+      <w:r>
+        <w:t xml:space="preserve"> a zaznamenat</w:t>
+      </w:r>
+      <w:r>
+        <w:t xml:space="preserve"> </w:t>
+      </w:r>
+      <w:r>
+        <w:t xml:space="preserve">přesné rozměry elektronických součástek. Šířku, výšku, hloubku, tvar a případné rozměry </w:t>
+      </w:r>
+      <w:r>
+        <w:t>specifické</w:t>
+      </w:r>
+      <w:r>
+        <w:t xml:space="preserve"> pro danou komponentu. Například očí u </w:t>
+      </w:r>
+      <w:r>
+        <w:t>ultrazvukov</w:t>
+      </w:r>
+      <w:r>
+        <w:t>ého</w:t>
+      </w:r>
+      <w:r>
+        <w:t xml:space="preserve"> senzor</w:t>
+      </w:r>
+      <w:r>
+        <w:t>ů. Bez toho by nešlo vytvořit správný model.</w:t>
+      </w:r>
+    </w:p>
+    <w:p>
+      <w:pPr>
+        <w:rPr>
+          <w:lang w:val="en-US"/>
+        </w:rPr>
+      </w:pPr>
+      <w:r>
+        <w:lastRenderedPageBreak/>
+        <w:t>První m</w:t>
+      </w:r>
+      <w:r>
+        <w:t xml:space="preserve">ěření jsem prováděl pomocí obyčejného </w:t>
+      </w:r>
+      <w:r>
+        <w:t xml:space="preserve">kancelářského </w:t>
+      </w:r>
+      <w:r>
+        <w:t>pravítka</w:t>
+      </w:r>
+      <w:r>
+        <w:t xml:space="preserve">, což nebylo dostatečně přesný ani pohodlný používat. Následně jsem začal používat </w:t>
+      </w:r>
+      <w:r>
+        <w:t>kovové posuvné měřítko</w:t>
+      </w:r>
+      <w:r>
+        <w:t xml:space="preserve"> a výsledný model se mnohem zlepšil. </w:t>
+      </w:r>
+    </w:p>
+    <w:p>
+      <w:pPr>
+        <w:pStyle w:val="20"/>
+      </w:pPr>
+      <w:bookmarkStart w:id="11" w:name="_Toc229697634"/>
+      <w:r>
+        <w:t>Modelování</w:t>
+      </w:r>
+      <w:bookmarkEnd w:id="11"/>
+    </w:p>
+    <w:p>
+      <w:r>
+        <w:t xml:space="preserve">Základem šasi je nosná deska obdélníkového průřezu, která slouží jako základna pro integraci všech subsystémů. V konstrukci jsou precizně rozmístěny montážní otvory pro upevnění rozšiřující desky </w:t>
       </w:r>
       <w:proofErr w:type="spellStart"/>
       <w:r>
-        <w:t>Fusion</w:t>
+        <w:t>RobotBit</w:t>
       </w:r>
       <w:proofErr w:type="spellEnd"/>
       <w:r>
-        <w:t xml:space="preserve"> 360</w:t>
-      </w:r>
-      <w:bookmarkEnd w:id="9"/>
-    </w:p>
-    <w:p>
-      <w:r>
-        <w:t xml:space="preserve">Ir, ultra, deska, motory, </w:t>
-      </w:r>
-      <w:r>
-        <w:t>výška</w:t>
-      </w:r>
-      <w:r>
-        <w:t xml:space="preserve">, </w:t>
-      </w:r>
-      <w:r>
-        <w:t>tloušťka</w:t>
-      </w:r>
-      <w:r>
-        <w:t xml:space="preserve">. </w:t>
-      </w:r>
-      <w:r>
-        <w:t>parametrické modelování</w:t>
-      </w:r>
-      <w:r>
-        <w:t xml:space="preserve">, </w:t>
-      </w:r>
-      <w:r>
-        <w:t>vedení kabelů</w:t>
-      </w:r>
-    </w:p>
-    <w:p/>
-    <w:p>
-      <w:r>
-        <w:t xml:space="preserve">Existuje spousta CAD </w:t>
-      </w:r>
-      <w:r>
-        <w:t>programu,</w:t>
-      </w:r>
-      <w:r>
-        <w:t xml:space="preserve"> ve kterých jde</w:t>
-      </w:r>
-      <w:r>
-        <w:t xml:space="preserve"> použit techniku parametrického</w:t>
+        <w:t xml:space="preserve"> a stabilizačního otočného kolečka.</w:t>
+      </w:r>
+    </w:p>
+    <w:p>
+      <w:pPr>
+        <w:pStyle w:val="30"/>
+      </w:pPr>
+      <w:bookmarkStart w:id="12" w:name="_Toc229697635"/>
+      <w:r>
+        <w:t>S</w:t>
+      </w:r>
+      <w:r>
+        <w:t>tabilizace</w:t>
+      </w:r>
+      <w:bookmarkEnd w:id="12"/>
+    </w:p>
+    <w:p>
+      <w:r>
+        <w:t xml:space="preserve">Stabilizační kolečko je situováno v zadní části šasi v ose pod deskou </w:t>
+      </w:r>
+      <w:proofErr w:type="spellStart"/>
+      <w:r>
+        <w:t>RobotBit</w:t>
+      </w:r>
+      <w:proofErr w:type="spellEnd"/>
+      <w:r>
+        <w:t xml:space="preserve">. Tato pozice byla zvolena s ohledem na optimální distribuci hmotnosti; </w:t>
+      </w:r>
+      <w:proofErr w:type="spellStart"/>
+      <w:r>
+        <w:t>RobotBit</w:t>
+      </w:r>
+      <w:proofErr w:type="spellEnd"/>
+      <w:r>
+        <w:t xml:space="preserve"> představuje nejtěžší prvek sestavy, a proto se v této oblasti nachází výsledné těžiště platformy. Kolečko tak zajišťuje statickou stabilitu a zamezuje převracení robotu při akceleraci. Druhý bod zatížení tvoří přední náprava s pohonnými jednotkami a senzorickou výbavou.</w:t>
+      </w:r>
+    </w:p>
+    <w:p>
+      <w:pPr>
+        <w:pStyle w:val="30"/>
+      </w:pPr>
+      <w:bookmarkStart w:id="13" w:name="_Toc229697636"/>
+      <w:r>
+        <w:t>Pohonný systém</w:t>
+      </w:r>
+      <w:bookmarkEnd w:id="13"/>
+    </w:p>
+    <w:p>
+      <w:r>
+        <w:t>Uchycení motorů je řešeno pomocí bočních držáků v přední části šasi. Konstrukční řešení umožňuje fixaci motorů prostým zasunutím (s využitím třecí síly), avšak pro zvýšení mechanické odolnosti a eliminaci vibrací jsou držáky opatřeny výřezy pro šroubové spoje. Výška hřídele motoru nad podložkou je navržena v korelaci s průměrem kol a výškou stabilizačního kolečka tak, aby byla rovina šasi paralelní s povrchem. Použitá kola jsou</w:t>
+      </w:r>
+      <w:r>
+        <w:t xml:space="preserve"> předem připravená a</w:t>
+      </w:r>
+      <w:r>
+        <w:t xml:space="preserve"> plně kompatibilní s hřídelemi zvolených motorů.</w:t>
+      </w:r>
+    </w:p>
+    <w:p>
+      <w:pPr>
+        <w:pStyle w:val="30"/>
+      </w:pPr>
+      <w:bookmarkStart w:id="14" w:name="_Toc229697637"/>
+      <w:r>
+        <w:t>Senzorický systém</w:t>
+      </w:r>
+      <w:bookmarkEnd w:id="14"/>
+    </w:p>
+    <w:p>
+      <w:pPr>
+        <w:pStyle w:val="40"/>
+      </w:pPr>
+      <w:r>
+        <w:t>Infračervené senzory</w:t>
+      </w:r>
+    </w:p>
+    <w:p>
+      <w:r>
+        <w:t xml:space="preserve">Trojice senzorů je orientována kolmo k podložce pro detekci vodicí čáry. Dva senzory jsou umístěny po stranách v přední části, zatímco třetí je situován v ose otáčení mezi motory. Tato konfigurace umožňuje přesné trasování čáry a predikci směru pohybu. V šasi jsou integrovány výřezy pro těla senzorů, </w:t>
+      </w:r>
+      <w:r>
+        <w:t>výřezy</w:t>
       </w:r>
       <w:r>
         <w:t xml:space="preserve"> </w:t>
       </w:r>
       <w:r>
-        <w:t>modelování</w:t>
-      </w:r>
-      <w:r>
-        <w:t xml:space="preserve">. Vzhledem k použití ve škole </w:t>
+        <w:t xml:space="preserve">pro kabeláž a </w:t>
+      </w:r>
+      <w:r>
+        <w:t>díry</w:t>
+      </w:r>
+      <w:r>
+        <w:t xml:space="preserve"> pro mechanické upevnění šrouby.</w:t>
+      </w:r>
+    </w:p>
+    <w:p>
+      <w:pPr>
+        <w:pStyle w:val="40"/>
+      </w:pPr>
+      <w:r>
+        <w:t>Ultrazvukový senzor</w:t>
+      </w:r>
+    </w:p>
+    <w:p>
+      <w:r>
+        <w:t xml:space="preserve">Senzor pro detekci překážek je umístěn na čelní hraně robotu. Jeho pozice je zarovnána tak, aby vysílač a přijímač lícovaly s obrysem šasi. Senzor je fixován ve </w:t>
+      </w:r>
+      <w:r>
+        <w:lastRenderedPageBreak/>
+        <w:t>speciálním držáku (vkládaná destička), který obsahuje přesné výřezy pro měniče, kondenzátor a kabeláž. Tento modul se následně zasouvá do drážek mezi držáky motorů. Konektory senzoru jsou orientovány směrem vzhůru pro snadné připojení.</w:t>
+      </w:r>
+    </w:p>
+    <w:p>
+      <w:pPr>
+        <w:pStyle w:val="30"/>
+      </w:pPr>
+      <w:bookmarkStart w:id="15" w:name="_Toc229697638"/>
+      <w:r>
+        <w:t>Řídicí elektronika a management kabeláže</w:t>
+      </w:r>
+      <w:bookmarkEnd w:id="15"/>
+    </w:p>
+    <w:p>
+      <w:r>
+        <w:t xml:space="preserve">Řídicí deska </w:t>
       </w:r>
       <w:proofErr w:type="spellStart"/>
       <w:r>
-        <w:t>Fusion</w:t>
+        <w:t>RobotBit</w:t>
       </w:r>
       <w:proofErr w:type="spellEnd"/>
       <w:r>
-        <w:t xml:space="preserve"> 360, mám k tomu licenci a taky dostačující znalosti</w:t>
-      </w:r>
-      <w:r>
-        <w:t xml:space="preserve"> k vytvoření podvozku</w:t>
-      </w:r>
-      <w:r>
-        <w:t>. Proto výběr softwaru nebyl problémem.</w:t>
+        <w:t xml:space="preserve"> je umístěna v zadní části nad stabilizačním kolečkem. Je instalována na vyvýšených podpěrách (distancích), které pod deskou vytvářejí prostor pro uspořádání kabeláže. Fixace desky k šasi je realizována pomocí prvků kompatibilních se systémem LEGO, což usnadňuje montáž i demontáž. Vodiče od senzorů a motorů jsou vedeny v prostoru pod deskou a vyvedeny po stranách přímo k pinům </w:t>
+      </w:r>
+      <w:proofErr w:type="spellStart"/>
+      <w:r>
+        <w:t>RobotBitu</w:t>
+      </w:r>
+      <w:proofErr w:type="spellEnd"/>
+      <w:r>
+        <w:t>, což minimalizuje riziko mechanického poškození nebo rozpojení konektorů během provozu.</w:t>
       </w:r>
     </w:p>
     <w:p>
       <w:pPr>
         <w:pStyle w:val="20"/>
       </w:pPr>
-      <w:bookmarkStart w:id="10" w:name="_Toc229665924"/>
+      <w:bookmarkStart w:id="16" w:name="_Toc229697639"/>
       <w:r>
         <w:t>Prototypování a iterace</w:t>
       </w:r>
-      <w:bookmarkEnd w:id="10"/>
-    </w:p>
-    <w:p>
-      <w:r>
-        <w:t>Velmi důležitá kapitola! Popiš první výtisky, jak jsi testoval kompozici součástek. Jakou zpětnou vazbu jsi z reality získal a jak jsi kvůli tomu model upravil (změna rozměrů, ladění polohy senzoru atd.).</w:t>
-      </w:r>
-    </w:p>
-    <w:p>
-      <w:pPr>
-        <w:pStyle w:val="20"/>
-      </w:pPr>
-      <w:bookmarkStart w:id="11" w:name="_Toc229665925"/>
+      <w:bookmarkEnd w:id="16"/>
+    </w:p>
+    <w:p>
+      <w:pPr>
+        <w:pStyle w:val="30"/>
+      </w:pPr>
+      <w:bookmarkStart w:id="17" w:name="_Toc229697640"/>
+      <w:r>
+        <w:t>Analýza prvního prototypu</w:t>
+      </w:r>
+      <w:bookmarkEnd w:id="17"/>
+    </w:p>
+    <w:p>
+      <w:r>
+        <w:t>Realizace prvního prototypu ukázala značný rozdíl mezi teoretickým 3D modelem a fyzickým výtiskem. Tento proces potvrdil, že aditivní výroba je specifická technologie vyžadující precizní zohlednění tolerancí a mechanických vlastností materiálu. Prvotní sestavení odhalilo zásadní chyby v rozměrech, kdy uložení motorů i držák ultrazvukového senzoru vykazovaly příliš těsné lícování, které znemožňovalo montáž komponentů. Ergonomie zapojení byla rovněž nevyhovující; ultrazvukový senzor byl orientován konektory směrem dolů a celková koncepce kabeláže nebyla dostatečně promyšlena, což vedlo k nepřehlednému uspořádání vodičů.</w:t>
+      </w:r>
+    </w:p>
+    <w:p>
+      <w:r>
+        <w:t xml:space="preserve">Další kritické body se týkaly geometrie a polohování senzorů. Otvory pro infračervené (IR) senzory neodpovídaly skutečným rozměrům součástek a upevňovací body pro šrouby byly mimo osu. Nevhodné bylo také lineární uspořádání středového IR senzoru s ostatními prvky, což negativně ovlivňovalo jeho funkčnost. Podvozek jako celek byl neúměrně velký, vykazoval nežádoucí sklon směrem dopředu a fixační otvory pro rozšiřující desku </w:t>
+      </w:r>
+      <w:proofErr w:type="spellStart"/>
+      <w:r>
+        <w:t>RobotBit</w:t>
+      </w:r>
+      <w:proofErr w:type="spellEnd"/>
+      <w:r>
+        <w:t xml:space="preserve"> byly umístěny chybně. Tento stav vyžadoval kompletní revizi modelu a přechod k procesu iterativního vylepšování.</w:t>
+      </w:r>
+    </w:p>
+    <w:p>
+      <w:pPr>
+        <w:pStyle w:val="30"/>
+      </w:pPr>
+      <w:bookmarkStart w:id="18" w:name="_Toc229697641"/>
+      <w:r>
+        <w:t>O</w:t>
+      </w:r>
+      <w:r>
+        <w:t>ptimalizace a úpravy</w:t>
+      </w:r>
+      <w:bookmarkEnd w:id="18"/>
+    </w:p>
+    <w:p>
+      <w:r>
+        <w:t xml:space="preserve">Na základě zkušeností získaných z první tiskové zkoušky byla zahájena fáze postupné optimalizace 3D modelu. Celý vývoj zahrnoval celkem pět generací prototypu, během nichž byly postupně odstraňovány identifikované vady. Mezi nejvýznamnější úpravy patřila rekonfigurace umístění IR senzorů a zvětšení prostoru pro jejich konektory, což usnadnilo celkovou manipulaci a zapojení. Orientace ultrazvukového </w:t>
+      </w:r>
       <w:r>
         <w:lastRenderedPageBreak/>
-        <w:t>Finální podoba modelu</w:t>
-      </w:r>
-      <w:bookmarkEnd w:id="11"/>
-    </w:p>
-    <w:p>
-      <w:r>
-        <w:t>Popis výsledného 3D modelu a jeho mechanických vlastností.</w:t>
+        <w:t>senzoru byla změněna otočením konektorů směrem vzhůru, čímž se zefektivnilo vedení kabeláže k řídicí jednotce.</w:t>
+      </w:r>
+    </w:p>
+    <w:p>
+      <w:r>
+        <w:t xml:space="preserve">Strukturální změny se dotkly také stability a rozložení hmotnosti celého robotu. Pozice motorů byla posunuta níže, čímž se eliminoval předchozí náklon podvozku a zlepšilo se těžiště stroje. Pro spolehlivé ukotvení elektroniky byly do modelu integrovány dedikované sloupky odpovídající rozteči desky </w:t>
+      </w:r>
+      <w:proofErr w:type="spellStart"/>
+      <w:r>
+        <w:t>RobotBit</w:t>
+      </w:r>
+      <w:proofErr w:type="spellEnd"/>
+      <w:r>
+        <w:t>. V rámci finálního ladění rozměrů byly odstraněny nadbytečné technologické otvory a celkové rozměry šasi byly redukovány na nezbytné minimum. Výsledkem těchto úprav je kompaktní a plně funkční konstrukce, která odpovídá původním technickým požadavkům.</w:t>
       </w:r>
     </w:p>
     <w:p>
       <w:pPr>
         <w:pStyle w:val="1"/>
       </w:pPr>
-      <w:bookmarkStart w:id="12" w:name="_Toc229665926"/>
+      <w:bookmarkStart w:id="19" w:name="_Toc229697642"/>
       <w:r>
         <w:lastRenderedPageBreak/>
         <w:t>Programování</w:t>
       </w:r>
-      <w:bookmarkEnd w:id="12"/>
+      <w:bookmarkEnd w:id="19"/>
     </w:p>
     <w:p>
       <w:r>
@@ -4020,11 +4892,11 @@
       <w:pPr>
         <w:pStyle w:val="20"/>
       </w:pPr>
-      <w:bookmarkStart w:id="13" w:name="_Toc229665927"/>
+      <w:bookmarkStart w:id="20" w:name="_Toc229697643"/>
       <w:r>
         <w:t>Koncept knihovny</w:t>
       </w:r>
-      <w:bookmarkEnd w:id="13"/>
+      <w:bookmarkEnd w:id="20"/>
     </w:p>
     <w:p>
       <w:r>
@@ -4035,11 +4907,11 @@
       <w:pPr>
         <w:pStyle w:val="20"/>
       </w:pPr>
-      <w:bookmarkStart w:id="14" w:name="_Toc229665928"/>
+      <w:bookmarkStart w:id="21" w:name="_Toc229697644"/>
       <w:r>
         <w:t>Vývoj vlastní knihovny</w:t>
       </w:r>
-      <w:bookmarkEnd w:id="14"/>
+      <w:bookmarkEnd w:id="21"/>
     </w:p>
     <w:p>
       <w:r>
@@ -4055,7 +4927,7 @@
       <w:pPr>
         <w:pStyle w:val="1"/>
       </w:pPr>
-      <w:bookmarkStart w:id="15" w:name="_Toc229665929"/>
+      <w:bookmarkStart w:id="22" w:name="_Toc229697645"/>
       <w:r>
         <w:lastRenderedPageBreak/>
         <w:t>Návod k</w:t>
@@ -4066,7 +4938,7 @@
       <w:r>
         <w:t>replikaci</w:t>
       </w:r>
-      <w:bookmarkEnd w:id="15"/>
+      <w:bookmarkEnd w:id="22"/>
     </w:p>
     <w:p>
       <w:r>
@@ -4077,7 +4949,7 @@
       <w:pPr>
         <w:pStyle w:val="20"/>
       </w:pPr>
-      <w:bookmarkStart w:id="16" w:name="_Toc229665930"/>
+      <w:bookmarkStart w:id="23" w:name="_Toc229697646"/>
       <w:r>
         <w:t>Seznam součástek (</w:t>
       </w:r>
@@ -4105,7 +4977,7 @@
       <w:r>
         <w:t>)</w:t>
       </w:r>
-      <w:bookmarkEnd w:id="16"/>
+      <w:bookmarkEnd w:id="23"/>
     </w:p>
     <w:p>
       <w:r>
@@ -4116,11 +4988,11 @@
       <w:pPr>
         <w:pStyle w:val="20"/>
       </w:pPr>
-      <w:bookmarkStart w:id="17" w:name="_Toc229665931"/>
+      <w:bookmarkStart w:id="24" w:name="_Toc229697647"/>
       <w:r>
         <w:t>Instrukce k 3D tisku</w:t>
       </w:r>
-      <w:bookmarkEnd w:id="17"/>
+      <w:bookmarkEnd w:id="24"/>
     </w:p>
     <w:p>
       <w:r>
@@ -4147,11 +5019,11 @@
       <w:pPr>
         <w:pStyle w:val="20"/>
       </w:pPr>
-      <w:bookmarkStart w:id="18" w:name="_Toc229665932"/>
+      <w:bookmarkStart w:id="25" w:name="_Toc229697648"/>
       <w:r>
         <w:t>Postup montáže</w:t>
       </w:r>
-      <w:bookmarkEnd w:id="18"/>
+      <w:bookmarkEnd w:id="25"/>
     </w:p>
     <w:p>
       <w:r>
@@ -4162,11 +5034,11 @@
       <w:pPr>
         <w:pStyle w:val="20"/>
       </w:pPr>
-      <w:bookmarkStart w:id="19" w:name="_Toc229665933"/>
+      <w:bookmarkStart w:id="26" w:name="_Toc229697649"/>
       <w:r>
         <w:t>Zapojení elektroniky</w:t>
       </w:r>
-      <w:bookmarkEnd w:id="19"/>
+      <w:bookmarkEnd w:id="26"/>
     </w:p>
     <w:p>
       <w:r>
@@ -4185,11 +5057,11 @@
       <w:pPr>
         <w:pStyle w:val="20"/>
       </w:pPr>
-      <w:bookmarkStart w:id="20" w:name="_Toc229665934"/>
+      <w:bookmarkStart w:id="27" w:name="_Toc229697650"/>
       <w:r>
         <w:t>Oživení</w:t>
       </w:r>
-      <w:bookmarkEnd w:id="20"/>
+      <w:bookmarkEnd w:id="27"/>
     </w:p>
     <w:p>
       <w:r>
@@ -4208,16 +5080,16 @@
       <w:pPr>
         <w:pStyle w:val="Neslovannadpis"/>
       </w:pPr>
-      <w:bookmarkStart w:id="21" w:name="_Toc86047603"/>
-      <w:bookmarkStart w:id="22" w:name="_Toc86055210"/>
-      <w:bookmarkStart w:id="23" w:name="_Toc229665935"/>
+      <w:bookmarkStart w:id="28" w:name="_Toc86047603"/>
+      <w:bookmarkStart w:id="29" w:name="_Toc86055210"/>
+      <w:bookmarkStart w:id="30" w:name="_Toc229697651"/>
       <w:r>
         <w:lastRenderedPageBreak/>
         <w:t>Závěr</w:t>
       </w:r>
-      <w:bookmarkEnd w:id="21"/>
-      <w:bookmarkEnd w:id="22"/>
-      <w:bookmarkEnd w:id="23"/>
+      <w:bookmarkEnd w:id="28"/>
+      <w:bookmarkEnd w:id="29"/>
+      <w:bookmarkEnd w:id="30"/>
     </w:p>
     <w:p>
       <w:pPr>
@@ -4263,68 +5135,56 @@
       <w:pPr>
         <w:pStyle w:val="Neslovannadpis"/>
       </w:pPr>
-      <w:bookmarkStart w:id="24" w:name="_Toc86047604"/>
-      <w:bookmarkStart w:id="25" w:name="_Toc86055211"/>
-      <w:bookmarkStart w:id="26" w:name="_Toc229665936"/>
+      <w:bookmarkStart w:id="31" w:name="_Toc86047604"/>
+      <w:bookmarkStart w:id="32" w:name="_Toc86055211"/>
+      <w:bookmarkStart w:id="33" w:name="_Toc229697652"/>
       <w:r>
         <w:lastRenderedPageBreak/>
         <w:t>Seznam zkratek a odborných výrazů</w:t>
       </w:r>
-      <w:bookmarkEnd w:id="24"/>
-      <w:bookmarkEnd w:id="25"/>
-      <w:bookmarkEnd w:id="26"/>
+      <w:bookmarkEnd w:id="31"/>
+      <w:bookmarkEnd w:id="32"/>
+      <w:bookmarkEnd w:id="33"/>
     </w:p>
     <w:p>
       <w:pPr>
         <w:pStyle w:val="Pojem"/>
       </w:pPr>
       <w:r>
-        <w:t>HTML</w:t>
+        <w:t>IR</w:t>
       </w:r>
     </w:p>
     <w:p>
       <w:pPr>
         <w:pStyle w:val="Vysvtlenpojmu"/>
       </w:pPr>
-      <w:proofErr w:type="spellStart"/>
-      <w:r>
-        <w:t>HyperText</w:t>
-      </w:r>
-      <w:proofErr w:type="spellEnd"/>
+      <w:r>
+        <w:t xml:space="preserve">Infračervený senzor </w:t>
+      </w:r>
+      <w:r>
+        <w:t>–</w:t>
+      </w:r>
       <w:r>
         <w:t xml:space="preserve"> </w:t>
       </w:r>
-      <w:proofErr w:type="spellStart"/>
-      <w:r>
-        <w:t>Markup</w:t>
-      </w:r>
-      <w:proofErr w:type="spellEnd"/>
-      <w:r>
-        <w:t xml:space="preserve"> </w:t>
-      </w:r>
-      <w:proofErr w:type="spellStart"/>
-      <w:r>
-        <w:t>Language</w:t>
-      </w:r>
-      <w:proofErr w:type="spellEnd"/>
-      <w:r>
-        <w:t xml:space="preserve"> – značkovací jazyk používaný pro tvorbu webových stránek.</w:t>
+      <w:r>
+        <w:t>infračervený přijímač nebo senzor, který detekuje a zpracovává infračervené záření</w:t>
       </w:r>
     </w:p>
     <w:p>
       <w:pPr>
         <w:pStyle w:val="Neslovannadpis"/>
       </w:pPr>
-      <w:bookmarkStart w:id="27" w:name="_Toc86047605"/>
-      <w:bookmarkStart w:id="28" w:name="_Toc86055212"/>
-      <w:bookmarkStart w:id="29" w:name="_Toc229665937"/>
+      <w:bookmarkStart w:id="34" w:name="_Toc86047605"/>
+      <w:bookmarkStart w:id="35" w:name="_Toc86055212"/>
+      <w:bookmarkStart w:id="36" w:name="_Toc229697653"/>
       <w:r>
         <w:lastRenderedPageBreak/>
         <w:t>Seznam obrázků</w:t>
       </w:r>
-      <w:bookmarkEnd w:id="27"/>
-      <w:bookmarkEnd w:id="28"/>
-      <w:bookmarkEnd w:id="29"/>
+      <w:bookmarkEnd w:id="34"/>
+      <w:bookmarkEnd w:id="35"/>
+      <w:bookmarkEnd w:id="36"/>
     </w:p>
     <w:p>
       <w:pPr>
@@ -4485,10 +5345,10 @@
       <w:r>
         <w:fldChar w:fldCharType="end"/>
       </w:r>
-      <w:bookmarkStart w:id="30" w:name="_Toc86047606"/>
-    </w:p>
-    <w:bookmarkStart w:id="31" w:name="_Toc229665938" w:displacedByCustomXml="next"/>
-    <w:bookmarkStart w:id="32" w:name="_Toc86055213" w:displacedByCustomXml="next"/>
+      <w:bookmarkStart w:id="37" w:name="_Toc86047606"/>
+    </w:p>
+    <w:bookmarkStart w:id="38" w:name="_Toc229697654" w:displacedByCustomXml="next"/>
+    <w:bookmarkStart w:id="39" w:name="_Toc86055213" w:displacedByCustomXml="next"/>
     <w:sdt>
       <w:sdtPr>
         <w:rPr>
@@ -4516,9 +5376,9 @@
           <w:r>
             <w:t>Použité zdroje</w:t>
           </w:r>
-          <w:bookmarkEnd w:id="30"/>
-          <w:bookmarkEnd w:id="32"/>
-          <w:bookmarkEnd w:id="31"/>
+          <w:bookmarkEnd w:id="37"/>
+          <w:bookmarkEnd w:id="39"/>
+          <w:bookmarkEnd w:id="38"/>
         </w:p>
         <w:p>
           <w:pPr>
@@ -4599,16 +5459,16 @@
       <w:pPr>
         <w:pStyle w:val="Nadpisplohy"/>
       </w:pPr>
-      <w:bookmarkStart w:id="33" w:name="_Toc86047607"/>
-      <w:bookmarkStart w:id="34" w:name="_Toc86055214"/>
-      <w:bookmarkStart w:id="35" w:name="_Toc229665939"/>
+      <w:bookmarkStart w:id="40" w:name="_Toc86047607"/>
+      <w:bookmarkStart w:id="41" w:name="_Toc86055214"/>
+      <w:bookmarkStart w:id="42" w:name="_Toc229697655"/>
       <w:r>
         <w:lastRenderedPageBreak/>
         <w:t>Seznam přiložených souborů</w:t>
       </w:r>
-      <w:bookmarkEnd w:id="33"/>
-      <w:bookmarkEnd w:id="34"/>
-      <w:bookmarkEnd w:id="35"/>
+      <w:bookmarkEnd w:id="40"/>
+      <w:bookmarkEnd w:id="41"/>
+      <w:bookmarkEnd w:id="42"/>
     </w:p>
     <w:p>
       <w:r>
@@ -7601,8 +8461,10 @@
   </w:compat>
   <w:rsids>
     <w:rsidRoot w:val="00D56427"/>
+    <w:rsid w:val="000B68A0"/>
     <w:rsid w:val="001445BB"/>
     <w:rsid w:val="00180C8E"/>
+    <w:rsid w:val="002C6010"/>
     <w:rsid w:val="00365CB3"/>
     <w:rsid w:val="00396286"/>
     <w:rsid w:val="00403C92"/>
@@ -8296,49 +9158,6 @@
 </file>
 
 <file path=customXml/item1.xml><?xml version="1.0" encoding="utf-8"?>
-<?mso-contentType ?>
-<FormTemplates xmlns="http://schemas.microsoft.com/sharepoint/v3/contenttype/forms">
-  <Display>DocumentLibraryForm</Display>
-  <Edit>DocumentLibraryForm</Edit>
-  <New>DocumentLibraryForm</New>
-</FormTemplates>
-</file>
-
-<file path=customXml/item2.xml><?xml version="1.0" encoding="utf-8"?>
-<p:properties xmlns:p="http://schemas.microsoft.com/office/2006/metadata/properties" xmlns:xsi="http://www.w3.org/2001/XMLSchema-instance" xmlns:pc="http://schemas.microsoft.com/office/infopath/2007/PartnerControls">
-  <documentManagement>
-    <_activity xmlns="322d0347-446f-45a4-bb09-4f0ce90319b7" xsi:nil="true"/>
-  </documentManagement>
-</p:properties>
-</file>
-
-<file path=customXml/item3.xml><?xml version="1.0" encoding="utf-8"?>
-<b:Sources xmlns:b="http://schemas.openxmlformats.org/officeDocument/2006/bibliography" xmlns="http://schemas.openxmlformats.org/officeDocument/2006/bibliography" SelectedStyle="\ISO690Nmerical.XSL" StyleName="ISO 690 – číselná reference" Version="1987">
-  <b:Source>
-    <b:Tag>Bož21</b:Tag>
-    <b:SourceType>Book</b:SourceType>
-    <b:Guid>{8F0DEEDB-A5B2-435C-A2F8-8CA9FB872B04}</b:Guid>
-    <b:Title>Babička</b:Title>
-    <b:Year>2021</b:Year>
-    <b:StandardNumber>ISBN 978-80-207-2063-4</b:StandardNumber>
-    <b:Author>
-      <b:Author>
-        <b:NameList>
-          <b:Person>
-            <b:Last>Němcová</b:Last>
-            <b:First>Božena</b:First>
-          </b:Person>
-        </b:NameList>
-      </b:Author>
-    </b:Author>
-    <b:City>Praha</b:City>
-    <b:Publisher>Odeon</b:Publisher>
-    <b:RefOrder>1</b:RefOrder>
-  </b:Source>
-</b:Sources>
-</file>
-
-<file path=customXml/item4.xml><?xml version="1.0" encoding="utf-8"?>
 <ct:contentTypeSchema xmlns:ct="http://schemas.microsoft.com/office/2006/metadata/contentType" xmlns:ma="http://schemas.microsoft.com/office/2006/metadata/properties/metaAttributes" ct:_="" ma:_="" ma:contentTypeName="Dokument" ma:contentTypeID="0x010100656DB3DD14ECD84D9C93527F3F377A31" ma:contentTypeVersion="14" ma:contentTypeDescription="Vytvoří nový dokument" ma:contentTypeScope="" ma:versionID="20bc112885c951ab6f296886b686f37d">
   <xsd:schema xmlns:xsd="http://www.w3.org/2001/XMLSchema" xmlns:xs="http://www.w3.org/2001/XMLSchema" xmlns:p="http://schemas.microsoft.com/office/2006/metadata/properties" xmlns:ns3="322d0347-446f-45a4-bb09-4f0ce90319b7" xmlns:ns4="53db3499-bb8b-49e1-9b66-f89f2febeac8" targetNamespace="http://schemas.microsoft.com/office/2006/metadata/properties" ma:root="true" ma:fieldsID="21f3de6f6c85716e9b6663bbc9f3b9e7" ns3:_="" ns4:_="">
     <xsd:import namespace="322d0347-446f-45a4-bb09-4f0ce90319b7"/>
@@ -8565,33 +9384,50 @@
 </ct:contentTypeSchema>
 </file>
 
-<file path=customXml/itemProps1.xml><?xml version="1.0" encoding="utf-8"?>
-<ds:datastoreItem xmlns:ds="http://schemas.openxmlformats.org/officeDocument/2006/customXml" ds:itemID="{0858EC4D-0AB2-489F-A128-84B16D88988F}">
-  <ds:schemaRefs>
-    <ds:schemaRef ds:uri="http://schemas.microsoft.com/sharepoint/v3/contenttype/forms"/>
-  </ds:schemaRefs>
-</ds:datastoreItem>
+<file path=customXml/item2.xml><?xml version="1.0" encoding="utf-8"?>
+<b:Sources xmlns:b="http://schemas.openxmlformats.org/officeDocument/2006/bibliography" xmlns="http://schemas.openxmlformats.org/officeDocument/2006/bibliography" SelectedStyle="\ISO690Nmerical.XSL" StyleName="ISO 690 – číselná reference" Version="1987">
+  <b:Source>
+    <b:Tag>Bož21</b:Tag>
+    <b:SourceType>Book</b:SourceType>
+    <b:Guid>{8F0DEEDB-A5B2-435C-A2F8-8CA9FB872B04}</b:Guid>
+    <b:Title>Babička</b:Title>
+    <b:Year>2021</b:Year>
+    <b:StandardNumber>ISBN 978-80-207-2063-4</b:StandardNumber>
+    <b:Author>
+      <b:Author>
+        <b:NameList>
+          <b:Person>
+            <b:Last>Němcová</b:Last>
+            <b:First>Božena</b:First>
+          </b:Person>
+        </b:NameList>
+      </b:Author>
+    </b:Author>
+    <b:City>Praha</b:City>
+    <b:Publisher>Odeon</b:Publisher>
+    <b:RefOrder>1</b:RefOrder>
+  </b:Source>
+</b:Sources>
 </file>
 
-<file path=customXml/itemProps2.xml><?xml version="1.0" encoding="utf-8"?>
-<ds:datastoreItem xmlns:ds="http://schemas.openxmlformats.org/officeDocument/2006/customXml" ds:itemID="{54C24273-1D45-40DF-87D6-FA62E2E479B2}">
-  <ds:schemaRefs>
-    <ds:schemaRef ds:uri="http://schemas.microsoft.com/office/2006/metadata/properties"/>
-    <ds:schemaRef ds:uri="http://schemas.microsoft.com/office/infopath/2007/PartnerControls"/>
-    <ds:schemaRef ds:uri="322d0347-446f-45a4-bb09-4f0ce90319b7"/>
-  </ds:schemaRefs>
-</ds:datastoreItem>
+<file path=customXml/item3.xml><?xml version="1.0" encoding="utf-8"?>
+<p:properties xmlns:p="http://schemas.microsoft.com/office/2006/metadata/properties" xmlns:xsi="http://www.w3.org/2001/XMLSchema-instance" xmlns:pc="http://schemas.microsoft.com/office/infopath/2007/PartnerControls">
+  <documentManagement>
+    <_activity xmlns="322d0347-446f-45a4-bb09-4f0ce90319b7" xsi:nil="true"/>
+  </documentManagement>
+</p:properties>
 </file>
 
-<file path=customXml/itemProps3.xml><?xml version="1.0" encoding="utf-8"?>
-<ds:datastoreItem xmlns:ds="http://schemas.openxmlformats.org/officeDocument/2006/customXml" ds:itemID="{F86C18D1-0A80-4878-A01B-3E5502B352B8}">
-  <ds:schemaRefs>
-    <ds:schemaRef ds:uri="http://schemas.openxmlformats.org/officeDocument/2006/bibliography"/>
-  </ds:schemaRefs>
-</ds:datastoreItem>
+<file path=customXml/item4.xml><?xml version="1.0" encoding="utf-8"?>
+<?mso-contentType ?>
+<FormTemplates xmlns="http://schemas.microsoft.com/sharepoint/v3/contenttype/forms">
+  <Display>DocumentLibraryForm</Display>
+  <Edit>DocumentLibraryForm</Edit>
+  <New>DocumentLibraryForm</New>
+</FormTemplates>
 </file>
 
-<file path=customXml/itemProps4.xml><?xml version="1.0" encoding="utf-8"?>
+<file path=customXml/itemProps1.xml><?xml version="1.0" encoding="utf-8"?>
 <ds:datastoreItem xmlns:ds="http://schemas.openxmlformats.org/officeDocument/2006/customXml" ds:itemID="{31DE6539-4558-4904-BDB3-39FD37271D3F}">
   <ds:schemaRefs>
     <ds:schemaRef ds:uri="http://schemas.microsoft.com/office/2006/metadata/contentType"/>
@@ -8608,4 +9444,30 @@
     <ds:schemaRef ds:uri="http://schemas.microsoft.com/internal/obd"/>
   </ds:schemaRefs>
 </ds:datastoreItem>
+</file>
+
+<file path=customXml/itemProps2.xml><?xml version="1.0" encoding="utf-8"?>
+<ds:datastoreItem xmlns:ds="http://schemas.openxmlformats.org/officeDocument/2006/customXml" ds:itemID="{F86C18D1-0A80-4878-A01B-3E5502B352B8}">
+  <ds:schemaRefs>
+    <ds:schemaRef ds:uri="http://schemas.openxmlformats.org/officeDocument/2006/bibliography"/>
+  </ds:schemaRefs>
+</ds:datastoreItem>
+</file>
+
+<file path=customXml/itemProps3.xml><?xml version="1.0" encoding="utf-8"?>
+<ds:datastoreItem xmlns:ds="http://schemas.openxmlformats.org/officeDocument/2006/customXml" ds:itemID="{54C24273-1D45-40DF-87D6-FA62E2E479B2}">
+  <ds:schemaRefs>
+    <ds:schemaRef ds:uri="http://schemas.microsoft.com/office/2006/metadata/properties"/>
+    <ds:schemaRef ds:uri="http://schemas.microsoft.com/office/infopath/2007/PartnerControls"/>
+    <ds:schemaRef ds:uri="322d0347-446f-45a4-bb09-4f0ce90319b7"/>
+  </ds:schemaRefs>
+</ds:datastoreItem>
+</file>
+
+<file path=customXml/itemProps4.xml><?xml version="1.0" encoding="utf-8"?>
+<ds:datastoreItem xmlns:ds="http://schemas.openxmlformats.org/officeDocument/2006/customXml" ds:itemID="{0858EC4D-0AB2-489F-A128-84B16D88988F}">
+  <ds:schemaRefs>
+    <ds:schemaRef ds:uri="http://schemas.microsoft.com/sharepoint/v3/contenttype/forms"/>
+  </ds:schemaRefs>
+</ds:datastoreItem>
 </file>
--- a/docs/RP_Odynets.docx
+++ b/docs/RP_Odynets.docx
@@ -1095,7 +1095,7 @@
           <w:rPr>
             <w:noProof/>
           </w:rPr>
-          <w:t>14.05.2026</w:t>
+          <w:t>15.05.2026</w:t>
         </w:r>
       </w:fldSimple>
       <w:r>
@@ -4098,23 +4098,7 @@
         <w:t>,</w:t>
       </w:r>
       <w:r>
-        <w:t xml:space="preserve">3V, </w:t>
-      </w:r>
-      <w:proofErr w:type="gramStart"/>
-      <w:r>
-        <w:t>5V</w:t>
-      </w:r>
-      <w:proofErr w:type="gramEnd"/>
-      <w:r>
-        <w:t xml:space="preserve"> a </w:t>
-      </w:r>
-      <w:proofErr w:type="gramStart"/>
-      <w:r>
-        <w:t>12V</w:t>
-      </w:r>
-      <w:proofErr w:type="gramEnd"/>
-      <w:r>
-        <w:t>.</w:t>
+        <w:t>3V, 5V a 12V.</w:t>
       </w:r>
       <w:r>
         <w:t xml:space="preserve"> M</w:t>
@@ -4129,25 +4113,15 @@
         <w:t xml:space="preserve">(v mém případě </w:t>
       </w:r>
       <w:proofErr w:type="spellStart"/>
-      <w:proofErr w:type="gramStart"/>
       <w:r>
         <w:t>Micro:bit</w:t>
       </w:r>
       <w:proofErr w:type="spellEnd"/>
-      <w:proofErr w:type="gramEnd"/>
       <w:r>
         <w:t>) pracuje s nízkým napětím (typicky 3,3 V) a velmi malými proudy</w:t>
       </w:r>
       <w:r>
-        <w:t xml:space="preserve">. Když motory pro svojí práci potřebuji minimálně </w:t>
-      </w:r>
-      <w:proofErr w:type="gramStart"/>
-      <w:r>
-        <w:t>5V</w:t>
-      </w:r>
-      <w:proofErr w:type="gramEnd"/>
-      <w:r>
-        <w:t xml:space="preserve"> a mnohem větší spotřebu v mA.</w:t>
+        <w:t>. Když motory pro svojí práci potřebuji minimálně 5V a mnohem větší spotřebu v mA.</w:t>
       </w:r>
     </w:p>
     <w:p>
@@ -4306,12 +4280,10 @@
         <w:t xml:space="preserve">Základem celého systému se stal britský mikrokontroler </w:t>
       </w:r>
       <w:proofErr w:type="spellStart"/>
-      <w:proofErr w:type="gramStart"/>
       <w:r>
         <w:t>Micro:Bit</w:t>
       </w:r>
       <w:proofErr w:type="spellEnd"/>
-      <w:proofErr w:type="gramEnd"/>
       <w:r>
         <w:t xml:space="preserve">, který má jednoduchou architekturu a byl vyvinut primárně pro výukové účely. Ale sám o sobě nestačí pro zapojení motoru a senzoru. Je potřeba rozhraní pinu, motor drivery, měnič napětí a vlastně zdroj elektřiny (baterka). To vše můžeme najít na </w:t>
       </w:r>
@@ -4577,13 +4549,7 @@
         <w:t xml:space="preserve"> </w:t>
       </w:r>
       <w:r>
-        <w:t xml:space="preserve">přesné rozměry elektronických součástek. Šířku, výšku, hloubku, tvar a případné rozměry </w:t>
-      </w:r>
-      <w:r>
-        <w:t>specifické</w:t>
-      </w:r>
-      <w:r>
-        <w:t xml:space="preserve"> pro danou komponentu. Například očí u </w:t>
+        <w:t xml:space="preserve">přesné rozměry elektronických součástek. Šířku, výšku, hloubku, tvar a případné rozměry specifické pro danou komponentu. Například očí u </w:t>
       </w:r>
       <w:r>
         <w:t>ultrazvukov</w:t>
@@ -4835,10 +4801,7 @@
       </w:pPr>
       <w:bookmarkStart w:id="18" w:name="_Toc229697641"/>
       <w:r>
-        <w:t>O</w:t>
-      </w:r>
-      <w:r>
-        <w:t>ptimalizace a úpravy</w:t>
+        <w:t>Optimalizace a úpravy</w:t>
       </w:r>
       <w:bookmarkEnd w:id="18"/>
     </w:p>
@@ -4876,58 +4839,780 @@
       <w:bookmarkEnd w:id="19"/>
     </w:p>
     <w:p>
-      <w:r>
-        <w:t xml:space="preserve">(Tvoje práce s </w:t>
+      <w:pPr>
+        <w:rPr>
+          <w:lang w:val="en-US"/>
+        </w:rPr>
+      </w:pPr>
+      <w:r>
+        <w:t xml:space="preserve">Jedním z požadavku daného projektu byl kód pro přesný pohyb autíčka. </w:t>
+      </w:r>
+      <w:r>
+        <w:t xml:space="preserve">Jelikož </w:t>
+      </w:r>
+      <w:r>
+        <w:t>pro pohon</w:t>
+      </w:r>
+      <w:r>
+        <w:t xml:space="preserve"> byly použité krokové motory, které mají 4 drátky k ovládání a nutnost dodržet specifickou sekvenci posílání signálu, softwarová část projektu bude o něco složitější než při programování DC motoru, které mají jenom dva drátky a funguji na principu zapnout/vypnout.</w:t>
+      </w:r>
+    </w:p>
+    <w:p>
+      <w:r>
+        <w:t>Pro programování vybraného mikrokontroleru(</w:t>
       </w:r>
       <w:proofErr w:type="spellStart"/>
       <w:r>
+        <w:t>mikrobitu</w:t>
+      </w:r>
+      <w:proofErr w:type="spellEnd"/>
+      <w:r>
+        <w:t>)</w:t>
+      </w:r>
+      <w:r>
+        <w:t xml:space="preserve"> se používá webová aplikace </w:t>
+      </w:r>
+      <w:proofErr w:type="spellStart"/>
+      <w:r>
         <w:t>MakeCode</w:t>
       </w:r>
       <w:proofErr w:type="spellEnd"/>
       <w:r>
-        <w:t>)</w:t>
+        <w:t xml:space="preserve">, kde programování probíhá v blocích, Javascriptu, </w:t>
+      </w:r>
+      <w:proofErr w:type="spellStart"/>
+      <w:r>
+        <w:t>Typescriptu</w:t>
+      </w:r>
+      <w:proofErr w:type="spellEnd"/>
+      <w:r>
+        <w:t xml:space="preserve"> a Pythonu. Vzhledem k předchozím zkušenostem</w:t>
+      </w:r>
+      <w:r>
+        <w:t xml:space="preserve"> a pohodlí použiti byl vybrán</w:t>
+      </w:r>
+      <w:r>
+        <w:t> </w:t>
+      </w:r>
+      <w:proofErr w:type="spellStart"/>
+      <w:r>
+        <w:t>Typescript</w:t>
+      </w:r>
+      <w:proofErr w:type="spellEnd"/>
+      <w:r>
+        <w:t>.</w:t>
       </w:r>
     </w:p>
     <w:p>
       <w:pPr>
         <w:pStyle w:val="20"/>
       </w:pPr>
-      <w:bookmarkStart w:id="20" w:name="_Toc229697643"/>
-      <w:r>
-        <w:t>Koncept knihovny</w:t>
+      <w:r>
+        <w:t>Základ projektu</w:t>
+      </w:r>
+    </w:p>
+    <w:p>
+      <w:r>
+        <w:t>Po konzultaci s vedoucím práce byla zjištěná již existující knihovna v </w:t>
+      </w:r>
+      <w:proofErr w:type="spellStart"/>
+      <w:r>
+        <w:t>MakeCodu</w:t>
+      </w:r>
+      <w:proofErr w:type="spellEnd"/>
+      <w:r>
+        <w:t xml:space="preserve"> pro ovládaní motoru. </w:t>
+      </w:r>
+      <w:r>
+        <w:t xml:space="preserve">Ta se ale zaměřuje hlavně na DC a </w:t>
+      </w:r>
+      <w:proofErr w:type="spellStart"/>
+      <w:r>
+        <w:t>servo</w:t>
+      </w:r>
+      <w:proofErr w:type="spellEnd"/>
+      <w:r>
+        <w:t xml:space="preserve"> motory, ale taky obsahuje základní ovládání krokových motoru, i když </w:t>
+      </w:r>
+      <w:r>
+        <w:t>některé</w:t>
+      </w:r>
+      <w:r>
+        <w:t xml:space="preserve"> funkce jsou implementovány </w:t>
+      </w:r>
+      <w:r>
+        <w:t>ne nejlepším a nejvhodnějším způsobem pro reální využiti.</w:t>
+      </w:r>
+    </w:p>
+    <w:p>
+      <w:r>
+        <w:t xml:space="preserve">Hlavní nevýhodou knihovny je ovládání motoru z pohledu motoru, nikoli z pohledu autíčka. To vyvolalo potřebu vytvoření nové knihovny, která bude navazovat a rozšiřovat již </w:t>
+      </w:r>
+      <w:r>
+        <w:t>existující</w:t>
+      </w:r>
+      <w:r>
+        <w:t xml:space="preserve"> řešení pro specifické účely </w:t>
+      </w:r>
+      <w:r>
+        <w:t>ovládaní</w:t>
+      </w:r>
+      <w:r>
+        <w:t xml:space="preserve"> autíčka.</w:t>
+      </w:r>
+    </w:p>
+    <w:p>
+      <w:pPr>
+        <w:pStyle w:val="20"/>
+      </w:pPr>
+      <w:bookmarkStart w:id="20" w:name="_Toc229697644"/>
+      <w:r>
+        <w:t>Vývoj vlastní knihovny</w:t>
       </w:r>
       <w:bookmarkEnd w:id="20"/>
     </w:p>
     <w:p>
       <w:r>
-        <w:t>Proč nebylo stačilo použít jen základní knihovnu pro kola a proč jsi tvořil vlastní.</w:t>
-      </w:r>
-    </w:p>
-    <w:p>
-      <w:pPr>
-        <w:pStyle w:val="20"/>
-      </w:pPr>
-      <w:bookmarkStart w:id="21" w:name="_Toc229697644"/>
-      <w:r>
-        <w:t>Vývoj vlastní knihovny</w:t>
-      </w:r>
-      <w:bookmarkEnd w:id="21"/>
-    </w:p>
-    <w:p>
-      <w:r>
-        <w:t xml:space="preserve">        Abstrakce pohybu: Jak jsi převedl "otáčení kol" na "přesné ovládání auta" (otočení o X stupňů, ujetí Y centimetrů).</w:t>
-      </w:r>
-    </w:p>
-    <w:p>
-      <w:r>
-        <w:t xml:space="preserve">        Matematika za tím: Jak jsi ladil kód s ohledem na fyzické rozměry autíčka (rozchod kol, průměr koleček).</w:t>
+        <w:t>Knihovna by měla zajistit ovládaní auta z pohledu auta samotného. Měly by být implementované funkce pro otočení vozítka o daný stupeň a projíždějí určité vzdálenosti v centimetrech. Taky by neměla chybět možnost pro ovládání motoru přímo,</w:t>
+      </w:r>
+      <w:r>
+        <w:t xml:space="preserve"> pro kompletní a robustní systém. Výsledný kód bude pořádně a srozumitelně zdokumentován, včetně podpory programovaní v blocích.</w:t>
+      </w:r>
+    </w:p>
+    <w:p>
+      <w:r>
+        <w:t>V</w:t>
+      </w:r>
+      <w:r>
+        <w:t>lastní knihovn</w:t>
+      </w:r>
+      <w:r>
+        <w:t xml:space="preserve">a </w:t>
+      </w:r>
+      <w:r>
+        <w:t>byl</w:t>
+      </w:r>
+      <w:r>
+        <w:t xml:space="preserve">a </w:t>
+      </w:r>
+      <w:r>
+        <w:t>založen</w:t>
+      </w:r>
+      <w:r>
+        <w:t xml:space="preserve">á </w:t>
+      </w:r>
+      <w:r>
+        <w:t>na GitHubu</w:t>
+      </w:r>
+      <w:r>
+        <w:t xml:space="preserve"> přes prostředí </w:t>
+      </w:r>
+      <w:proofErr w:type="spellStart"/>
+      <w:r>
+        <w:t>MakeCodu</w:t>
+      </w:r>
+      <w:proofErr w:type="spellEnd"/>
+      <w:r>
+        <w:t xml:space="preserve">. </w:t>
+      </w:r>
+      <w:r>
+        <w:t xml:space="preserve">Open-source projekt zle najít na odkazu </w:t>
+      </w:r>
+      <w:r>
+        <w:t>https://github.com/Mykhailo-Odynets/pxt-bessie.git</w:t>
+      </w:r>
+      <w:r>
+        <w:t>. Obsahuje dvě složky: pohyb a kalibrace hodnot. Tady budou popsané jenom nejdůležitější funkce.</w:t>
+      </w:r>
+    </w:p>
+    <w:p>
+      <w:pPr>
+        <w:pStyle w:val="30"/>
+      </w:pPr>
+      <w:r>
+        <w:t>Funkce pro pohyb</w:t>
+      </w:r>
+    </w:p>
+    <w:p>
+      <w:pPr>
+        <w:pStyle w:val="40"/>
+      </w:pPr>
+      <w:proofErr w:type="spellStart"/>
+      <w:r>
+        <w:t>CarRotate</w:t>
+      </w:r>
+      <w:proofErr w:type="spellEnd"/>
+      <w:r>
+        <w:t>()</w:t>
+      </w:r>
+    </w:p>
+    <w:p>
+      <w:pPr>
+        <w:pStyle w:val="Zdrojovkd"/>
+      </w:pPr>
+      <w:r>
+        <w:t xml:space="preserve">export </w:t>
+      </w:r>
+      <w:proofErr w:type="spellStart"/>
+      <w:r>
+        <w:t>function</w:t>
+      </w:r>
+      <w:proofErr w:type="spellEnd"/>
+      <w:r>
+        <w:t xml:space="preserve"> </w:t>
+      </w:r>
+      <w:proofErr w:type="spellStart"/>
+      <w:r>
+        <w:t>CarRotate</w:t>
+      </w:r>
+      <w:proofErr w:type="spellEnd"/>
+      <w:r>
+        <w:t>(</w:t>
+      </w:r>
+      <w:proofErr w:type="spellStart"/>
+      <w:r>
+        <w:t>degree</w:t>
+      </w:r>
+      <w:proofErr w:type="spellEnd"/>
+      <w:r>
+        <w:t xml:space="preserve">: </w:t>
+      </w:r>
+      <w:proofErr w:type="spellStart"/>
+      <w:r>
+        <w:t>number</w:t>
+      </w:r>
+      <w:proofErr w:type="spellEnd"/>
+      <w:r>
+        <w:t xml:space="preserve">, </w:t>
+      </w:r>
+      <w:proofErr w:type="spellStart"/>
+      <w:r>
+        <w:t>spinInPlace</w:t>
+      </w:r>
+      <w:proofErr w:type="spellEnd"/>
+      <w:r>
+        <w:t xml:space="preserve"> = </w:t>
+      </w:r>
+      <w:proofErr w:type="spellStart"/>
+      <w:r>
+        <w:t>true</w:t>
+      </w:r>
+      <w:proofErr w:type="spellEnd"/>
+      <w:r>
+        <w:t xml:space="preserve">) : </w:t>
+      </w:r>
+      <w:proofErr w:type="spellStart"/>
+      <w:r>
+        <w:t>void</w:t>
+      </w:r>
+      <w:proofErr w:type="spellEnd"/>
+      <w:r>
+        <w:t xml:space="preserve"> {</w:t>
+      </w:r>
+    </w:p>
+    <w:p>
+      <w:pPr>
+        <w:pStyle w:val="Zdrojovkd"/>
+      </w:pPr>
+      <w:r>
+        <w:lastRenderedPageBreak/>
+        <w:t xml:space="preserve">    </w:t>
+      </w:r>
+      <w:proofErr w:type="spellStart"/>
+      <w:r>
+        <w:t>const</w:t>
+      </w:r>
+      <w:proofErr w:type="spellEnd"/>
+      <w:r>
+        <w:t xml:space="preserve"> </w:t>
+      </w:r>
+      <w:proofErr w:type="spellStart"/>
+      <w:r>
+        <w:t>degreeToRotate</w:t>
+      </w:r>
+      <w:proofErr w:type="spellEnd"/>
+      <w:r>
+        <w:t xml:space="preserve"> = </w:t>
+      </w:r>
+      <w:proofErr w:type="spellStart"/>
+      <w:r>
+        <w:t>spinInPlace</w:t>
+      </w:r>
+      <w:proofErr w:type="spellEnd"/>
+      <w:r>
+        <w:t xml:space="preserve"> ? </w:t>
+      </w:r>
+      <w:proofErr w:type="spellStart"/>
+      <w:r>
+        <w:t>degree</w:t>
+      </w:r>
+      <w:proofErr w:type="spellEnd"/>
+      <w:r>
+        <w:t xml:space="preserve"> * </w:t>
+      </w:r>
+      <w:proofErr w:type="spellStart"/>
+      <w:r>
+        <w:t>Calibration.getCarDiameter</w:t>
+      </w:r>
+      <w:proofErr w:type="spellEnd"/>
+      <w:r>
+        <w:t xml:space="preserve">() / </w:t>
+      </w:r>
+      <w:proofErr w:type="spellStart"/>
+      <w:r>
+        <w:t>Calibration.getWheelDiameter</w:t>
+      </w:r>
+      <w:proofErr w:type="spellEnd"/>
+      <w:r>
+        <w:t xml:space="preserve">() : </w:t>
+      </w:r>
+      <w:proofErr w:type="spellStart"/>
+      <w:r>
+        <w:t>degree</w:t>
+      </w:r>
+      <w:proofErr w:type="spellEnd"/>
+      <w:r>
+        <w:t>;</w:t>
+      </w:r>
+    </w:p>
+    <w:p>
+      <w:pPr>
+        <w:pStyle w:val="Zdrojovkd"/>
+      </w:pPr>
+    </w:p>
+    <w:p>
+      <w:pPr>
+        <w:pStyle w:val="Zdrojovkd"/>
+      </w:pPr>
+      <w:r>
+        <w:t xml:space="preserve">    </w:t>
+      </w:r>
+      <w:proofErr w:type="spellStart"/>
+      <w:r>
+        <w:t>const</w:t>
+      </w:r>
+      <w:proofErr w:type="spellEnd"/>
+      <w:r>
+        <w:t xml:space="preserve"> m1Direction = </w:t>
+      </w:r>
+      <w:proofErr w:type="spellStart"/>
+      <w:r>
+        <w:t>spinInPlace</w:t>
+      </w:r>
+      <w:proofErr w:type="spellEnd"/>
+      <w:r>
+        <w:t xml:space="preserve"> ? -1 : 1;</w:t>
+      </w:r>
+    </w:p>
+    <w:p>
+      <w:pPr>
+        <w:pStyle w:val="Zdrojovkd"/>
+      </w:pPr>
+    </w:p>
+    <w:p>
+      <w:pPr>
+        <w:pStyle w:val="Zdrojovkd"/>
+      </w:pPr>
+      <w:r>
+        <w:t xml:space="preserve">    // </w:t>
+      </w:r>
+      <w:proofErr w:type="spellStart"/>
+      <w:r>
+        <w:t>Starts</w:t>
+      </w:r>
+      <w:proofErr w:type="spellEnd"/>
+      <w:r>
+        <w:t xml:space="preserve"> </w:t>
+      </w:r>
+      <w:proofErr w:type="spellStart"/>
+      <w:r>
+        <w:t>the</w:t>
+      </w:r>
+      <w:proofErr w:type="spellEnd"/>
+      <w:r>
+        <w:t xml:space="preserve"> </w:t>
+      </w:r>
+      <w:proofErr w:type="spellStart"/>
+      <w:r>
+        <w:t>first</w:t>
+      </w:r>
+      <w:proofErr w:type="spellEnd"/>
+      <w:r>
+        <w:t xml:space="preserve"> motor in </w:t>
+      </w:r>
+      <w:proofErr w:type="spellStart"/>
+      <w:r>
+        <w:t>the</w:t>
+      </w:r>
+      <w:proofErr w:type="spellEnd"/>
+      <w:r>
+        <w:t xml:space="preserve"> background</w:t>
+      </w:r>
+    </w:p>
+    <w:p>
+      <w:pPr>
+        <w:pStyle w:val="Zdrojovkd"/>
+      </w:pPr>
+      <w:r>
+        <w:t xml:space="preserve">    </w:t>
+      </w:r>
+      <w:proofErr w:type="spellStart"/>
+      <w:r>
+        <w:t>control.inBackground</w:t>
+      </w:r>
+      <w:proofErr w:type="spellEnd"/>
+      <w:r>
+        <w:t>(() =&gt; {</w:t>
+      </w:r>
+    </w:p>
+    <w:p>
+      <w:pPr>
+        <w:pStyle w:val="Zdrojovkd"/>
+      </w:pPr>
+      <w:r>
+        <w:t xml:space="preserve">        </w:t>
+      </w:r>
+      <w:proofErr w:type="spellStart"/>
+      <w:r>
+        <w:t>MotorRotate</w:t>
+      </w:r>
+      <w:proofErr w:type="spellEnd"/>
+      <w:r>
+        <w:t xml:space="preserve">(Motors.M1, </w:t>
+      </w:r>
+      <w:proofErr w:type="spellStart"/>
+      <w:r>
+        <w:t>degreeToRotate</w:t>
+      </w:r>
+      <w:proofErr w:type="spellEnd"/>
+      <w:r>
+        <w:t xml:space="preserve"> * m1Direction);</w:t>
+      </w:r>
+    </w:p>
+    <w:p>
+      <w:pPr>
+        <w:pStyle w:val="Zdrojovkd"/>
+      </w:pPr>
+      <w:r>
+        <w:t xml:space="preserve">    });</w:t>
+      </w:r>
+    </w:p>
+    <w:p>
+      <w:pPr>
+        <w:pStyle w:val="Zdrojovkd"/>
+      </w:pPr>
+    </w:p>
+    <w:p>
+      <w:pPr>
+        <w:pStyle w:val="Zdrojovkd"/>
+      </w:pPr>
+      <w:r>
+        <w:t xml:space="preserve">    </w:t>
+      </w:r>
+      <w:proofErr w:type="spellStart"/>
+      <w:r>
+        <w:t>MotorRotate</w:t>
+      </w:r>
+      <w:proofErr w:type="spellEnd"/>
+      <w:r>
+        <w:t xml:space="preserve">(Motors.M2, </w:t>
+      </w:r>
+      <w:proofErr w:type="spellStart"/>
+      <w:r>
+        <w:t>degreeToRotate</w:t>
+      </w:r>
+      <w:proofErr w:type="spellEnd"/>
+      <w:r>
+        <w:t>);</w:t>
+      </w:r>
+    </w:p>
+    <w:p>
+      <w:pPr>
+        <w:pStyle w:val="Zdrojovkd"/>
+      </w:pPr>
+    </w:p>
+    <w:p>
+      <w:pPr>
+        <w:pStyle w:val="Zdrojovkd"/>
+      </w:pPr>
+      <w:r>
+        <w:t xml:space="preserve">    </w:t>
+      </w:r>
+      <w:proofErr w:type="spellStart"/>
+      <w:r>
+        <w:t>MotorStop</w:t>
+      </w:r>
+      <w:proofErr w:type="spellEnd"/>
+      <w:r>
+        <w:t>(</w:t>
+      </w:r>
+      <w:proofErr w:type="spellStart"/>
+      <w:r>
+        <w:t>Motors.Both</w:t>
+      </w:r>
+      <w:proofErr w:type="spellEnd"/>
+      <w:r>
+        <w:t>);</w:t>
+      </w:r>
+    </w:p>
+    <w:p>
+      <w:pPr>
+        <w:pStyle w:val="Zdrojovkd"/>
+      </w:pPr>
+      <w:r>
+        <w:t>}</w:t>
+      </w:r>
+    </w:p>
+    <w:p>
+      <w:r>
+        <w:t xml:space="preserve">Ukázka </w:t>
+      </w:r>
+      <w:r>
+        <w:t>znázorňuje</w:t>
+      </w:r>
+      <w:r>
+        <w:t xml:space="preserve"> kód funkce pro otočení autíčkem o určitý stupeň</w:t>
+      </w:r>
+      <w:r>
+        <w:t xml:space="preserve">. Základem vnitřní logiky je funkce </w:t>
+      </w:r>
+      <w:proofErr w:type="spellStart"/>
+      <w:r>
+        <w:t>MotorRotate</w:t>
+      </w:r>
+      <w:proofErr w:type="spellEnd"/>
+      <w:r>
+        <w:t xml:space="preserve">(), která otočí jednotlivý motor směrem dopředu auta o určitý stupeň. Proto je potřeba předat opačné hodnoty do dvou motoru, aby se točily různými směry. </w:t>
+      </w:r>
+    </w:p>
+    <w:p>
+      <w:pPr>
+        <w:pStyle w:val="40"/>
+      </w:pPr>
+      <w:proofErr w:type="spellStart"/>
+      <w:r>
+        <w:t>CarMove</w:t>
+      </w:r>
+      <w:proofErr w:type="spellEnd"/>
+      <w:r>
+        <w:t>()</w:t>
+      </w:r>
+    </w:p>
+    <w:p>
+      <w:pPr>
+        <w:pStyle w:val="Zdrojovkd"/>
+      </w:pPr>
+      <w:r>
+        <w:t xml:space="preserve">export </w:t>
+      </w:r>
+      <w:proofErr w:type="spellStart"/>
+      <w:r>
+        <w:t>function</w:t>
+      </w:r>
+      <w:proofErr w:type="spellEnd"/>
+      <w:r>
+        <w:t xml:space="preserve"> </w:t>
+      </w:r>
+      <w:proofErr w:type="spellStart"/>
+      <w:r>
+        <w:t>CarMove</w:t>
+      </w:r>
+      <w:proofErr w:type="spellEnd"/>
+      <w:r>
+        <w:t xml:space="preserve">(distance: </w:t>
+      </w:r>
+      <w:proofErr w:type="spellStart"/>
+      <w:r>
+        <w:t>number</w:t>
+      </w:r>
+      <w:proofErr w:type="spellEnd"/>
+      <w:r>
+        <w:t xml:space="preserve">, </w:t>
+      </w:r>
+      <w:proofErr w:type="spellStart"/>
+      <w:r>
+        <w:t>diameter</w:t>
+      </w:r>
+      <w:proofErr w:type="spellEnd"/>
+      <w:r>
+        <w:t xml:space="preserve">?: </w:t>
+      </w:r>
+      <w:proofErr w:type="spellStart"/>
+      <w:r>
+        <w:t>number</w:t>
+      </w:r>
+      <w:proofErr w:type="spellEnd"/>
+      <w:r>
+        <w:t xml:space="preserve">) : </w:t>
+      </w:r>
+      <w:proofErr w:type="spellStart"/>
+      <w:r>
+        <w:t>void</w:t>
+      </w:r>
+      <w:proofErr w:type="spellEnd"/>
+      <w:r>
+        <w:t xml:space="preserve"> {</w:t>
+      </w:r>
+    </w:p>
+    <w:p>
+      <w:pPr>
+        <w:pStyle w:val="Zdrojovkd"/>
+      </w:pPr>
+      <w:r>
+        <w:t xml:space="preserve">        </w:t>
+      </w:r>
+      <w:proofErr w:type="spellStart"/>
+      <w:r>
+        <w:t>const</w:t>
+      </w:r>
+      <w:proofErr w:type="spellEnd"/>
+      <w:r>
+        <w:t xml:space="preserve"> </w:t>
+      </w:r>
+      <w:proofErr w:type="spellStart"/>
+      <w:r>
+        <w:t>circumference</w:t>
+      </w:r>
+      <w:proofErr w:type="spellEnd"/>
+      <w:r>
+        <w:t xml:space="preserve"> = </w:t>
+      </w:r>
+      <w:proofErr w:type="spellStart"/>
+      <w:r>
+        <w:t>Math.PI</w:t>
+      </w:r>
+      <w:proofErr w:type="spellEnd"/>
+      <w:r>
+        <w:t xml:space="preserve"> * (</w:t>
+      </w:r>
+      <w:proofErr w:type="spellStart"/>
+      <w:r>
+        <w:t>diameter</w:t>
+      </w:r>
+      <w:proofErr w:type="spellEnd"/>
+      <w:r>
+        <w:t xml:space="preserve"> ? </w:t>
+      </w:r>
+      <w:proofErr w:type="spellStart"/>
+      <w:r>
+        <w:t>diameter</w:t>
+      </w:r>
+      <w:proofErr w:type="spellEnd"/>
+      <w:r>
+        <w:t xml:space="preserve"> : </w:t>
+      </w:r>
+      <w:proofErr w:type="spellStart"/>
+      <w:r>
+        <w:t>Calibration.getWheelDiameter</w:t>
+      </w:r>
+      <w:proofErr w:type="spellEnd"/>
+      <w:r>
+        <w:t>());</w:t>
+      </w:r>
+    </w:p>
+    <w:p>
+      <w:pPr>
+        <w:pStyle w:val="Zdrojovkd"/>
+      </w:pPr>
+      <w:r>
+        <w:t xml:space="preserve">        </w:t>
+      </w:r>
+      <w:proofErr w:type="spellStart"/>
+      <w:r>
+        <w:t>const</w:t>
+      </w:r>
+      <w:proofErr w:type="spellEnd"/>
+      <w:r>
+        <w:t xml:space="preserve"> </w:t>
+      </w:r>
+      <w:proofErr w:type="spellStart"/>
+      <w:r>
+        <w:t>degreeToRotate</w:t>
+      </w:r>
+      <w:proofErr w:type="spellEnd"/>
+      <w:r>
+        <w:t xml:space="preserve"> = (distance * 10 / </w:t>
+      </w:r>
+      <w:proofErr w:type="spellStart"/>
+      <w:r>
+        <w:t>circumference</w:t>
+      </w:r>
+      <w:proofErr w:type="spellEnd"/>
+      <w:r>
+        <w:t>) * 360;</w:t>
+      </w:r>
+    </w:p>
+    <w:p>
+      <w:pPr>
+        <w:pStyle w:val="Zdrojovkd"/>
+      </w:pPr>
+    </w:p>
+    <w:p>
+      <w:pPr>
+        <w:pStyle w:val="Zdrojovkd"/>
+      </w:pPr>
+      <w:r>
+        <w:t xml:space="preserve">        </w:t>
+      </w:r>
+      <w:proofErr w:type="spellStart"/>
+      <w:r>
+        <w:t>CarRotate</w:t>
+      </w:r>
+      <w:proofErr w:type="spellEnd"/>
+      <w:r>
+        <w:t>(</w:t>
+      </w:r>
+      <w:proofErr w:type="spellStart"/>
+      <w:r>
+        <w:t>degreeToRotate</w:t>
+      </w:r>
+      <w:proofErr w:type="spellEnd"/>
+      <w:r>
+        <w:t xml:space="preserve">, </w:t>
+      </w:r>
+      <w:proofErr w:type="spellStart"/>
+      <w:r>
+        <w:t>false</w:t>
+      </w:r>
+      <w:proofErr w:type="spellEnd"/>
+      <w:r>
+        <w:t>);</w:t>
+      </w:r>
+    </w:p>
+    <w:p>
+      <w:pPr>
+        <w:pStyle w:val="Zdrojovkd"/>
+      </w:pPr>
+      <w:r>
+        <w:t>}</w:t>
+      </w:r>
+    </w:p>
+    <w:p>
+      <w:proofErr w:type="spellStart"/>
+      <w:r>
+        <w:t>dfhdfh</w:t>
+      </w:r>
+      <w:proofErr w:type="spellEnd"/>
+    </w:p>
+    <w:p>
+      <w:pPr>
+        <w:pStyle w:val="30"/>
+      </w:pPr>
+      <w:r>
+        <w:t xml:space="preserve">Funkce pro </w:t>
+      </w:r>
+      <w:r>
+        <w:t>kalibrac</w:t>
+      </w:r>
+      <w:r>
+        <w:t>i</w:t>
       </w:r>
     </w:p>
     <w:p>
       <w:pPr>
         <w:pStyle w:val="1"/>
       </w:pPr>
-      <w:bookmarkStart w:id="22" w:name="_Toc229697645"/>
+      <w:bookmarkStart w:id="21" w:name="_Toc229697645"/>
       <w:r>
         <w:lastRenderedPageBreak/>
         <w:t>Návod k</w:t>
@@ -4938,141 +5623,133 @@
       <w:r>
         <w:t>replikaci</w:t>
       </w:r>
+      <w:bookmarkEnd w:id="21"/>
+    </w:p>
+    <w:p>
+      <w:r>
+        <w:t>(Toto je jeden z tvých hlavních cílů, takže si zaslouží vlastní hlavní kapitolu. Měla by být napsaná tak, aby podle ní mohl projekt postavit tvůj spolužák.)</w:t>
+      </w:r>
+    </w:p>
+    <w:p>
+      <w:pPr>
+        <w:pStyle w:val="20"/>
+      </w:pPr>
+      <w:bookmarkStart w:id="22" w:name="_Toc229697646"/>
+      <w:r>
+        <w:t xml:space="preserve">Seznam součástek (BOM - Bill </w:t>
+      </w:r>
+      <w:proofErr w:type="spellStart"/>
+      <w:r>
+        <w:t>of</w:t>
+      </w:r>
+      <w:proofErr w:type="spellEnd"/>
+      <w:r>
+        <w:t xml:space="preserve"> </w:t>
+      </w:r>
+      <w:proofErr w:type="spellStart"/>
+      <w:r>
+        <w:t>Materials</w:t>
+      </w:r>
+      <w:proofErr w:type="spellEnd"/>
+      <w:r>
+        <w:t>)</w:t>
+      </w:r>
       <w:bookmarkEnd w:id="22"/>
     </w:p>
     <w:p>
       <w:r>
-        <w:t>(Toto je jeden z tvých hlavních cílů, takže si zaslouží vlastní hlavní kapitolu. Měla by být napsaná tak, aby podle ní mohl projekt postavit tvůj spolužák.)</w:t>
+        <w:t>Přesný seznam elektroniky, šroubků a vytištěných dílů.</w:t>
       </w:r>
     </w:p>
     <w:p>
       <w:pPr>
         <w:pStyle w:val="20"/>
       </w:pPr>
-      <w:bookmarkStart w:id="23" w:name="_Toc229697646"/>
-      <w:r>
-        <w:t>Seznam součástek (</w:t>
-      </w:r>
-      <w:proofErr w:type="gramStart"/>
-      <w:r>
-        <w:t>BOM - Bill</w:t>
-      </w:r>
-      <w:proofErr w:type="gramEnd"/>
-      <w:r>
-        <w:t xml:space="preserve"> </w:t>
+      <w:bookmarkStart w:id="23" w:name="_Toc229697647"/>
+      <w:r>
+        <w:t>Instrukce k 3D tisku</w:t>
+      </w:r>
+      <w:bookmarkEnd w:id="23"/>
+    </w:p>
+    <w:p>
+      <w:r>
+        <w:t>Doporučený materiál (PLA/PETG), výplň (</w:t>
       </w:r>
       <w:proofErr w:type="spellStart"/>
       <w:r>
-        <w:t>of</w:t>
+        <w:t>infill</w:t>
       </w:r>
       <w:proofErr w:type="spellEnd"/>
       <w:r>
-        <w:t xml:space="preserve"> </w:t>
+        <w:t>), případně nutnost podpor (</w:t>
       </w:r>
       <w:proofErr w:type="spellStart"/>
       <w:r>
-        <w:t>Materials</w:t>
+        <w:t>supports</w:t>
       </w:r>
       <w:proofErr w:type="spellEnd"/>
       <w:r>
-        <w:t>)</w:t>
-      </w:r>
-      <w:bookmarkEnd w:id="23"/>
-    </w:p>
-    <w:p>
-      <w:r>
-        <w:t>Přesný seznam elektroniky, šroubků a vytištěných dílů.</w:t>
+        <w:t>).</w:t>
       </w:r>
     </w:p>
     <w:p>
       <w:pPr>
         <w:pStyle w:val="20"/>
       </w:pPr>
-      <w:bookmarkStart w:id="24" w:name="_Toc229697647"/>
-      <w:r>
-        <w:t>Instrukce k 3D tisku</w:t>
+      <w:bookmarkStart w:id="24" w:name="_Toc229697648"/>
+      <w:r>
+        <w:t>Postup montáže</w:t>
       </w:r>
       <w:bookmarkEnd w:id="24"/>
     </w:p>
     <w:p>
       <w:r>
-        <w:t>Doporučený materiál (PLA/PETG), výplň (</w:t>
+        <w:t>Krok za krokem podpořený tvými fotkami.</w:t>
+      </w:r>
+    </w:p>
+    <w:p>
+      <w:pPr>
+        <w:pStyle w:val="20"/>
+      </w:pPr>
+      <w:bookmarkStart w:id="25" w:name="_Toc229697649"/>
+      <w:r>
+        <w:t>Zapojení elektroniky</w:t>
+      </w:r>
+      <w:bookmarkEnd w:id="25"/>
+    </w:p>
+    <w:p>
+      <w:r>
+        <w:t>Jak přesně zapojit kabely (</w:t>
       </w:r>
       <w:proofErr w:type="spellStart"/>
       <w:r>
-        <w:t>infill</w:t>
+        <w:t>wiring</w:t>
       </w:r>
       <w:proofErr w:type="spellEnd"/>
       <w:r>
-        <w:t>), případně nutnost podpor (</w:t>
+        <w:t>), jaké jsou naměřené a doporučené délky kabelů.</w:t>
+      </w:r>
+    </w:p>
+    <w:p>
+      <w:pPr>
+        <w:pStyle w:val="20"/>
+      </w:pPr>
+      <w:bookmarkStart w:id="26" w:name="_Toc229697650"/>
+      <w:r>
+        <w:t>Oživení</w:t>
+      </w:r>
+      <w:bookmarkEnd w:id="26"/>
+    </w:p>
+    <w:p>
+      <w:r>
+        <w:t xml:space="preserve">Jak nahrát tvou </w:t>
       </w:r>
       <w:proofErr w:type="spellStart"/>
       <w:r>
-        <w:t>supports</w:t>
+        <w:t>MakeCode</w:t>
       </w:r>
       <w:proofErr w:type="spellEnd"/>
       <w:r>
-        <w:t>).</w:t>
-      </w:r>
-    </w:p>
-    <w:p>
-      <w:pPr>
-        <w:pStyle w:val="20"/>
-      </w:pPr>
-      <w:bookmarkStart w:id="25" w:name="_Toc229697648"/>
-      <w:r>
-        <w:t>Postup montáže</w:t>
-      </w:r>
-      <w:bookmarkEnd w:id="25"/>
-    </w:p>
-    <w:p>
-      <w:r>
-        <w:t>Krok za krokem podpořený tvými fotkami.</w:t>
-      </w:r>
-    </w:p>
-    <w:p>
-      <w:pPr>
-        <w:pStyle w:val="20"/>
-      </w:pPr>
-      <w:bookmarkStart w:id="26" w:name="_Toc229697649"/>
-      <w:r>
-        <w:t>Zapojení elektroniky</w:t>
-      </w:r>
-      <w:bookmarkEnd w:id="26"/>
-    </w:p>
-    <w:p>
-      <w:r>
-        <w:t>Jak přesně zapojit kabely (</w:t>
-      </w:r>
-      <w:proofErr w:type="spellStart"/>
-      <w:r>
-        <w:t>wiring</w:t>
-      </w:r>
-      <w:proofErr w:type="spellEnd"/>
-      <w:r>
-        <w:t>), jaké jsou naměřené a doporučené délky kabelů.</w:t>
-      </w:r>
-    </w:p>
-    <w:p>
-      <w:pPr>
-        <w:pStyle w:val="20"/>
-      </w:pPr>
-      <w:bookmarkStart w:id="27" w:name="_Toc229697650"/>
-      <w:r>
-        <w:t>Oživení</w:t>
-      </w:r>
-      <w:bookmarkEnd w:id="27"/>
-    </w:p>
-    <w:p>
-      <w:r>
-        <w:t xml:space="preserve">Jak nahrát tvou </w:t>
-      </w:r>
-      <w:proofErr w:type="spellStart"/>
-      <w:r>
-        <w:t>MakeCode</w:t>
-      </w:r>
-      <w:proofErr w:type="spellEnd"/>
-      <w:r>
         <w:t xml:space="preserve"> knihovnu a spustit první testovací kód.</w:t>
       </w:r>
     </w:p>
@@ -5080,16 +5757,16 @@
       <w:pPr>
         <w:pStyle w:val="Neslovannadpis"/>
       </w:pPr>
-      <w:bookmarkStart w:id="28" w:name="_Toc86047603"/>
-      <w:bookmarkStart w:id="29" w:name="_Toc86055210"/>
-      <w:bookmarkStart w:id="30" w:name="_Toc229697651"/>
+      <w:bookmarkStart w:id="27" w:name="_Toc86047603"/>
+      <w:bookmarkStart w:id="28" w:name="_Toc86055210"/>
+      <w:bookmarkStart w:id="29" w:name="_Toc229697651"/>
       <w:r>
         <w:lastRenderedPageBreak/>
         <w:t>Závěr</w:t>
       </w:r>
+      <w:bookmarkEnd w:id="27"/>
       <w:bookmarkEnd w:id="28"/>
       <w:bookmarkEnd w:id="29"/>
-      <w:bookmarkEnd w:id="30"/>
     </w:p>
     <w:p>
       <w:pPr>
@@ -5135,16 +5812,16 @@
       <w:pPr>
         <w:pStyle w:val="Neslovannadpis"/>
       </w:pPr>
-      <w:bookmarkStart w:id="31" w:name="_Toc86047604"/>
-      <w:bookmarkStart w:id="32" w:name="_Toc86055211"/>
-      <w:bookmarkStart w:id="33" w:name="_Toc229697652"/>
+      <w:bookmarkStart w:id="30" w:name="_Toc86047604"/>
+      <w:bookmarkStart w:id="31" w:name="_Toc86055211"/>
+      <w:bookmarkStart w:id="32" w:name="_Toc229697652"/>
       <w:r>
         <w:lastRenderedPageBreak/>
         <w:t>Seznam zkratek a odborných výrazů</w:t>
       </w:r>
+      <w:bookmarkEnd w:id="30"/>
       <w:bookmarkEnd w:id="31"/>
       <w:bookmarkEnd w:id="32"/>
-      <w:bookmarkEnd w:id="33"/>
     </w:p>
     <w:p>
       <w:pPr>
@@ -5159,13 +5836,7 @@
         <w:pStyle w:val="Vysvtlenpojmu"/>
       </w:pPr>
       <w:r>
-        <w:t xml:space="preserve">Infračervený senzor </w:t>
-      </w:r>
-      <w:r>
-        <w:t>–</w:t>
-      </w:r>
-      <w:r>
-        <w:t xml:space="preserve"> </w:t>
+        <w:t xml:space="preserve">Infračervený senzor – </w:t>
       </w:r>
       <w:r>
         <w:t>infračervený přijímač nebo senzor, který detekuje a zpracovává infračervené záření</w:t>
@@ -5175,16 +5846,16 @@
       <w:pPr>
         <w:pStyle w:val="Neslovannadpis"/>
       </w:pPr>
-      <w:bookmarkStart w:id="34" w:name="_Toc86047605"/>
-      <w:bookmarkStart w:id="35" w:name="_Toc86055212"/>
-      <w:bookmarkStart w:id="36" w:name="_Toc229697653"/>
+      <w:bookmarkStart w:id="33" w:name="_Toc86047605"/>
+      <w:bookmarkStart w:id="34" w:name="_Toc86055212"/>
+      <w:bookmarkStart w:id="35" w:name="_Toc229697653"/>
       <w:r>
         <w:lastRenderedPageBreak/>
         <w:t>Seznam obrázků</w:t>
       </w:r>
+      <w:bookmarkEnd w:id="33"/>
       <w:bookmarkEnd w:id="34"/>
       <w:bookmarkEnd w:id="35"/>
-      <w:bookmarkEnd w:id="36"/>
     </w:p>
     <w:p>
       <w:pPr>
@@ -5345,10 +6016,10 @@
       <w:r>
         <w:fldChar w:fldCharType="end"/>
       </w:r>
-      <w:bookmarkStart w:id="37" w:name="_Toc86047606"/>
-    </w:p>
+      <w:bookmarkStart w:id="36" w:name="_Toc86047606"/>
+    </w:p>
+    <w:bookmarkStart w:id="37" w:name="_Toc86055213" w:displacedByCustomXml="next"/>
     <w:bookmarkStart w:id="38" w:name="_Toc229697654" w:displacedByCustomXml="next"/>
-    <w:bookmarkStart w:id="39" w:name="_Toc86055213" w:displacedByCustomXml="next"/>
     <w:sdt>
       <w:sdtPr>
         <w:rPr>
@@ -5376,9 +6047,9 @@
           <w:r>
             <w:t>Použité zdroje</w:t>
           </w:r>
+          <w:bookmarkEnd w:id="36"/>
+          <w:bookmarkEnd w:id="38"/>
           <w:bookmarkEnd w:id="37"/>
-          <w:bookmarkEnd w:id="39"/>
-          <w:bookmarkEnd w:id="38"/>
         </w:p>
         <w:p>
           <w:pPr>
@@ -5459,16 +6130,16 @@
       <w:pPr>
         <w:pStyle w:val="Nadpisplohy"/>
       </w:pPr>
-      <w:bookmarkStart w:id="40" w:name="_Toc86047607"/>
-      <w:bookmarkStart w:id="41" w:name="_Toc86055214"/>
-      <w:bookmarkStart w:id="42" w:name="_Toc229697655"/>
+      <w:bookmarkStart w:id="39" w:name="_Toc86047607"/>
+      <w:bookmarkStart w:id="40" w:name="_Toc86055214"/>
+      <w:bookmarkStart w:id="41" w:name="_Toc229697655"/>
       <w:r>
         <w:lastRenderedPageBreak/>
         <w:t>Seznam přiložených souborů</w:t>
       </w:r>
+      <w:bookmarkEnd w:id="39"/>
       <w:bookmarkEnd w:id="40"/>
       <w:bookmarkEnd w:id="41"/>
-      <w:bookmarkEnd w:id="42"/>
     </w:p>
     <w:p>
       <w:r>
@@ -7603,6 +8274,7 @@
   <w:style w:type="character" w:default="1" w:styleId="a1">
     <w:name w:val="Default Paragraph Font"/>
     <w:uiPriority w:val="1"/>
+    <w:semiHidden/>
     <w:unhideWhenUsed/>
   </w:style>
   <w:style w:type="table" w:default="1" w:styleId="a2">
@@ -8461,7 +9133,9 @@
   </w:compat>
   <w:rsids>
     <w:rsidRoot w:val="00D56427"/>
+    <w:rsid w:val="0005417D"/>
     <w:rsid w:val="000B68A0"/>
+    <w:rsid w:val="000E34E8"/>
     <w:rsid w:val="001445BB"/>
     <w:rsid w:val="00180C8E"/>
     <w:rsid w:val="002C6010"/>
@@ -9158,6 +9832,49 @@
 </file>
 
 <file path=customXml/item1.xml><?xml version="1.0" encoding="utf-8"?>
+<?mso-contentType ?>
+<FormTemplates xmlns="http://schemas.microsoft.com/sharepoint/v3/contenttype/forms">
+  <Display>DocumentLibraryForm</Display>
+  <Edit>DocumentLibraryForm</Edit>
+  <New>DocumentLibraryForm</New>
+</FormTemplates>
+</file>
+
+<file path=customXml/item2.xml><?xml version="1.0" encoding="utf-8"?>
+<p:properties xmlns:p="http://schemas.microsoft.com/office/2006/metadata/properties" xmlns:xsi="http://www.w3.org/2001/XMLSchema-instance" xmlns:pc="http://schemas.microsoft.com/office/infopath/2007/PartnerControls">
+  <documentManagement>
+    <_activity xmlns="322d0347-446f-45a4-bb09-4f0ce90319b7" xsi:nil="true"/>
+  </documentManagement>
+</p:properties>
+</file>
+
+<file path=customXml/item3.xml><?xml version="1.0" encoding="utf-8"?>
+<b:Sources xmlns:b="http://schemas.openxmlformats.org/officeDocument/2006/bibliography" xmlns="http://schemas.openxmlformats.org/officeDocument/2006/bibliography" SelectedStyle="\ISO690Nmerical.XSL" StyleName="ISO 690 – číselná reference" Version="1987">
+  <b:Source>
+    <b:Tag>Bož21</b:Tag>
+    <b:SourceType>Book</b:SourceType>
+    <b:Guid>{8F0DEEDB-A5B2-435C-A2F8-8CA9FB872B04}</b:Guid>
+    <b:Title>Babička</b:Title>
+    <b:Year>2021</b:Year>
+    <b:StandardNumber>ISBN 978-80-207-2063-4</b:StandardNumber>
+    <b:Author>
+      <b:Author>
+        <b:NameList>
+          <b:Person>
+            <b:Last>Němcová</b:Last>
+            <b:First>Božena</b:First>
+          </b:Person>
+        </b:NameList>
+      </b:Author>
+    </b:Author>
+    <b:City>Praha</b:City>
+    <b:Publisher>Odeon</b:Publisher>
+    <b:RefOrder>1</b:RefOrder>
+  </b:Source>
+</b:Sources>
+</file>
+
+<file path=customXml/item4.xml><?xml version="1.0" encoding="utf-8"?>
 <ct:contentTypeSchema xmlns:ct="http://schemas.microsoft.com/office/2006/metadata/contentType" xmlns:ma="http://schemas.microsoft.com/office/2006/metadata/properties/metaAttributes" ct:_="" ma:_="" ma:contentTypeName="Dokument" ma:contentTypeID="0x010100656DB3DD14ECD84D9C93527F3F377A31" ma:contentTypeVersion="14" ma:contentTypeDescription="Vytvoří nový dokument" ma:contentTypeScope="" ma:versionID="20bc112885c951ab6f296886b686f37d">
   <xsd:schema xmlns:xsd="http://www.w3.org/2001/XMLSchema" xmlns:xs="http://www.w3.org/2001/XMLSchema" xmlns:p="http://schemas.microsoft.com/office/2006/metadata/properties" xmlns:ns3="322d0347-446f-45a4-bb09-4f0ce90319b7" xmlns:ns4="53db3499-bb8b-49e1-9b66-f89f2febeac8" targetNamespace="http://schemas.microsoft.com/office/2006/metadata/properties" ma:root="true" ma:fieldsID="21f3de6f6c85716e9b6663bbc9f3b9e7" ns3:_="" ns4:_="">
     <xsd:import namespace="322d0347-446f-45a4-bb09-4f0ce90319b7"/>
@@ -9384,50 +10101,33 @@
 </ct:contentTypeSchema>
 </file>
 
-<file path=customXml/item2.xml><?xml version="1.0" encoding="utf-8"?>
-<b:Sources xmlns:b="http://schemas.openxmlformats.org/officeDocument/2006/bibliography" xmlns="http://schemas.openxmlformats.org/officeDocument/2006/bibliography" SelectedStyle="\ISO690Nmerical.XSL" StyleName="ISO 690 – číselná reference" Version="1987">
-  <b:Source>
-    <b:Tag>Bož21</b:Tag>
-    <b:SourceType>Book</b:SourceType>
-    <b:Guid>{8F0DEEDB-A5B2-435C-A2F8-8CA9FB872B04}</b:Guid>
-    <b:Title>Babička</b:Title>
-    <b:Year>2021</b:Year>
-    <b:StandardNumber>ISBN 978-80-207-2063-4</b:StandardNumber>
-    <b:Author>
-      <b:Author>
-        <b:NameList>
-          <b:Person>
-            <b:Last>Němcová</b:Last>
-            <b:First>Božena</b:First>
-          </b:Person>
-        </b:NameList>
-      </b:Author>
-    </b:Author>
-    <b:City>Praha</b:City>
-    <b:Publisher>Odeon</b:Publisher>
-    <b:RefOrder>1</b:RefOrder>
-  </b:Source>
-</b:Sources>
+<file path=customXml/itemProps1.xml><?xml version="1.0" encoding="utf-8"?>
+<ds:datastoreItem xmlns:ds="http://schemas.openxmlformats.org/officeDocument/2006/customXml" ds:itemID="{0858EC4D-0AB2-489F-A128-84B16D88988F}">
+  <ds:schemaRefs>
+    <ds:schemaRef ds:uri="http://schemas.microsoft.com/sharepoint/v3/contenttype/forms"/>
+  </ds:schemaRefs>
+</ds:datastoreItem>
 </file>
 
-<file path=customXml/item3.xml><?xml version="1.0" encoding="utf-8"?>
-<p:properties xmlns:p="http://schemas.microsoft.com/office/2006/metadata/properties" xmlns:xsi="http://www.w3.org/2001/XMLSchema-instance" xmlns:pc="http://schemas.microsoft.com/office/infopath/2007/PartnerControls">
-  <documentManagement>
-    <_activity xmlns="322d0347-446f-45a4-bb09-4f0ce90319b7" xsi:nil="true"/>
-  </documentManagement>
-</p:properties>
+<file path=customXml/itemProps2.xml><?xml version="1.0" encoding="utf-8"?>
+<ds:datastoreItem xmlns:ds="http://schemas.openxmlformats.org/officeDocument/2006/customXml" ds:itemID="{54C24273-1D45-40DF-87D6-FA62E2E479B2}">
+  <ds:schemaRefs>
+    <ds:schemaRef ds:uri="http://schemas.microsoft.com/office/2006/metadata/properties"/>
+    <ds:schemaRef ds:uri="http://schemas.microsoft.com/office/infopath/2007/PartnerControls"/>
+    <ds:schemaRef ds:uri="322d0347-446f-45a4-bb09-4f0ce90319b7"/>
+  </ds:schemaRefs>
+</ds:datastoreItem>
 </file>
 
-<file path=customXml/item4.xml><?xml version="1.0" encoding="utf-8"?>
-<?mso-contentType ?>
-<FormTemplates xmlns="http://schemas.microsoft.com/sharepoint/v3/contenttype/forms">
-  <Display>DocumentLibraryForm</Display>
-  <Edit>DocumentLibraryForm</Edit>
-  <New>DocumentLibraryForm</New>
-</FormTemplates>
+<file path=customXml/itemProps3.xml><?xml version="1.0" encoding="utf-8"?>
+<ds:datastoreItem xmlns:ds="http://schemas.openxmlformats.org/officeDocument/2006/customXml" ds:itemID="{F86C18D1-0A80-4878-A01B-3E5502B352B8}">
+  <ds:schemaRefs>
+    <ds:schemaRef ds:uri="http://schemas.openxmlformats.org/officeDocument/2006/bibliography"/>
+  </ds:schemaRefs>
+</ds:datastoreItem>
 </file>
 
-<file path=customXml/itemProps1.xml><?xml version="1.0" encoding="utf-8"?>
+<file path=customXml/itemProps4.xml><?xml version="1.0" encoding="utf-8"?>
 <ds:datastoreItem xmlns:ds="http://schemas.openxmlformats.org/officeDocument/2006/customXml" ds:itemID="{31DE6539-4558-4904-BDB3-39FD37271D3F}">
   <ds:schemaRefs>
     <ds:schemaRef ds:uri="http://schemas.microsoft.com/office/2006/metadata/contentType"/>
@@ -9444,30 +10144,4 @@
     <ds:schemaRef ds:uri="http://schemas.microsoft.com/internal/obd"/>
   </ds:schemaRefs>
 </ds:datastoreItem>
-</file>
-
-<file path=customXml/itemProps2.xml><?xml version="1.0" encoding="utf-8"?>
-<ds:datastoreItem xmlns:ds="http://schemas.openxmlformats.org/officeDocument/2006/customXml" ds:itemID="{F86C18D1-0A80-4878-A01B-3E5502B352B8}">
-  <ds:schemaRefs>
-    <ds:schemaRef ds:uri="http://schemas.openxmlformats.org/officeDocument/2006/bibliography"/>
-  </ds:schemaRefs>
-</ds:datastoreItem>
-</file>
-
-<file path=customXml/itemProps3.xml><?xml version="1.0" encoding="utf-8"?>
-<ds:datastoreItem xmlns:ds="http://schemas.openxmlformats.org/officeDocument/2006/customXml" ds:itemID="{54C24273-1D45-40DF-87D6-FA62E2E479B2}">
-  <ds:schemaRefs>
-    <ds:schemaRef ds:uri="http://schemas.microsoft.com/office/2006/metadata/properties"/>
-    <ds:schemaRef ds:uri="http://schemas.microsoft.com/office/infopath/2007/PartnerControls"/>
-    <ds:schemaRef ds:uri="322d0347-446f-45a4-bb09-4f0ce90319b7"/>
-  </ds:schemaRefs>
-</ds:datastoreItem>
-</file>
-
-<file path=customXml/itemProps4.xml><?xml version="1.0" encoding="utf-8"?>
-<ds:datastoreItem xmlns:ds="http://schemas.openxmlformats.org/officeDocument/2006/customXml" ds:itemID="{0858EC4D-0AB2-489F-A128-84B16D88988F}">
-  <ds:schemaRefs>
-    <ds:schemaRef ds:uri="http://schemas.microsoft.com/sharepoint/v3/contenttype/forms"/>
-  </ds:schemaRefs>
-</ds:datastoreItem>
 </file>
--- a/docs/RP_Odynets.docx
+++ b/docs/RP_Odynets.docx
@@ -4098,7 +4098,23 @@
         <w:t>,</w:t>
       </w:r>
       <w:r>
-        <w:t>3V, 5V a 12V.</w:t>
+        <w:t xml:space="preserve">3V, </w:t>
+      </w:r>
+      <w:proofErr w:type="gramStart"/>
+      <w:r>
+        <w:t>5V</w:t>
+      </w:r>
+      <w:proofErr w:type="gramEnd"/>
+      <w:r>
+        <w:t xml:space="preserve"> a </w:t>
+      </w:r>
+      <w:proofErr w:type="gramStart"/>
+      <w:r>
+        <w:t>12V</w:t>
+      </w:r>
+      <w:proofErr w:type="gramEnd"/>
+      <w:r>
+        <w:t>.</w:t>
       </w:r>
       <w:r>
         <w:t xml:space="preserve"> M</w:t>
@@ -4113,15 +4129,25 @@
         <w:t xml:space="preserve">(v mém případě </w:t>
       </w:r>
       <w:proofErr w:type="spellStart"/>
+      <w:proofErr w:type="gramStart"/>
       <w:r>
         <w:t>Micro:bit</w:t>
       </w:r>
       <w:proofErr w:type="spellEnd"/>
+      <w:proofErr w:type="gramEnd"/>
       <w:r>
         <w:t>) pracuje s nízkým napětím (typicky 3,3 V) a velmi malými proudy</w:t>
       </w:r>
       <w:r>
-        <w:t>. Když motory pro svojí práci potřebuji minimálně 5V a mnohem větší spotřebu v mA.</w:t>
+        <w:t xml:space="preserve">. Když motory pro svojí práci potřebuji minimálně </w:t>
+      </w:r>
+      <w:proofErr w:type="gramStart"/>
+      <w:r>
+        <w:t>5V</w:t>
+      </w:r>
+      <w:proofErr w:type="gramEnd"/>
+      <w:r>
+        <w:t xml:space="preserve"> a mnohem větší spotřebu v mA.</w:t>
       </w:r>
     </w:p>
     <w:p>
@@ -4280,10 +4306,12 @@
         <w:t xml:space="preserve">Základem celého systému se stal britský mikrokontroler </w:t>
       </w:r>
       <w:proofErr w:type="spellStart"/>
+      <w:proofErr w:type="gramStart"/>
       <w:r>
         <w:t>Micro:Bit</w:t>
       </w:r>
       <w:proofErr w:type="spellEnd"/>
+      <w:proofErr w:type="gramEnd"/>
       <w:r>
         <w:t xml:space="preserve">, který má jednoduchou architekturu a byl vyvinut primárně pro výukové účely. Ale sám o sobě nestačí pro zapojení motoru a senzoru. Je potřeba rozhraní pinu, motor drivery, měnič napětí a vlastně zdroj elektřiny (baterka). To vše můžeme najít na </w:t>
       </w:r>
@@ -4924,182 +4952,195 @@
         <w:t xml:space="preserve"> pro ovládaní motoru. </w:t>
       </w:r>
       <w:r>
-        <w:t xml:space="preserve">Ta se ale zaměřuje hlavně na DC a </w:t>
+        <w:t>Ta se ale zaměřuje hlavně na DC</w:t>
+      </w:r>
+      <w:r>
+        <w:t xml:space="preserve"> </w:t>
+      </w:r>
+      <w:r>
+        <w:t>motory</w:t>
+      </w:r>
+      <w:r>
+        <w:t xml:space="preserve"> a servomotory, ale taky obsahuje základní ovládání krokových motoru, i když </w:t>
+      </w:r>
+      <w:r>
+        <w:t>některé</w:t>
+      </w:r>
+      <w:r>
+        <w:t xml:space="preserve"> funkce jsou implementovány </w:t>
+      </w:r>
+      <w:r>
+        <w:t>ne nejlepším a nejvhodnějším způsobem pro reální využiti.</w:t>
+      </w:r>
+    </w:p>
+    <w:p>
+      <w:r>
+        <w:t xml:space="preserve">Hlavní nevýhodou knihovny je ovládání motoru z pohledu motoru, nikoli z pohledu autíčka. To vyvolalo potřebu vytvoření nové knihovny, která bude navazovat a rozšiřovat již </w:t>
+      </w:r>
+      <w:r>
+        <w:t>existující</w:t>
+      </w:r>
+      <w:r>
+        <w:t xml:space="preserve"> řešení pro specifické účely </w:t>
+      </w:r>
+      <w:r>
+        <w:t>ovládaní</w:t>
+      </w:r>
+      <w:r>
+        <w:t xml:space="preserve"> autíčka.</w:t>
+      </w:r>
+    </w:p>
+    <w:p>
+      <w:pPr>
+        <w:pStyle w:val="20"/>
+      </w:pPr>
+      <w:bookmarkStart w:id="20" w:name="_Toc229697644"/>
+      <w:r>
+        <w:t>Vývoj vlastní knihovny</w:t>
+      </w:r>
+      <w:bookmarkEnd w:id="20"/>
+    </w:p>
+    <w:p>
+      <w:r>
+        <w:t>Knihovna by měla zajistit ovládaní auta z pohledu auta samotného. Měly by být implementované funkce pro otočení vozítka o daný stupeň a projíždějí určité vzdálenosti v centimetrech. Taky by neměla chybět možnost pro ovládání motoru přímo,</w:t>
+      </w:r>
+      <w:r>
+        <w:t xml:space="preserve"> pro kompletní a robustní systém. Výsledný kód bude pořádně a srozumitelně zdokumentován, včetně podpory programovaní v blocích.</w:t>
+      </w:r>
+    </w:p>
+    <w:p>
+      <w:r>
+        <w:t>V</w:t>
+      </w:r>
+      <w:r>
+        <w:t>lastní knihovn</w:t>
+      </w:r>
+      <w:r>
+        <w:t xml:space="preserve">a </w:t>
+      </w:r>
+      <w:r>
+        <w:t>byl</w:t>
+      </w:r>
+      <w:r>
+        <w:t xml:space="preserve">a </w:t>
+      </w:r>
+      <w:r>
+        <w:t>založen</w:t>
+      </w:r>
+      <w:r>
+        <w:t xml:space="preserve">á </w:t>
+      </w:r>
+      <w:r>
+        <w:t>na GitHubu</w:t>
+      </w:r>
+      <w:r>
+        <w:t xml:space="preserve"> přes prostředí </w:t>
       </w:r>
       <w:proofErr w:type="spellStart"/>
       <w:r>
-        <w:t>servo</w:t>
+        <w:t>MakeCodu</w:t>
       </w:r>
       <w:proofErr w:type="spellEnd"/>
       <w:r>
-        <w:t xml:space="preserve"> motory, ale taky obsahuje základní ovládání krokových motoru, i když </w:t>
-      </w:r>
-      <w:r>
-        <w:t>některé</w:t>
-      </w:r>
-      <w:r>
-        <w:t xml:space="preserve"> funkce jsou implementovány </w:t>
-      </w:r>
-      <w:r>
-        <w:t>ne nejlepším a nejvhodnějším způsobem pro reální využiti.</w:t>
-      </w:r>
-    </w:p>
-    <w:p>
-      <w:r>
-        <w:t xml:space="preserve">Hlavní nevýhodou knihovny je ovládání motoru z pohledu motoru, nikoli z pohledu autíčka. To vyvolalo potřebu vytvoření nové knihovny, která bude navazovat a rozšiřovat již </w:t>
-      </w:r>
-      <w:r>
-        <w:t>existující</w:t>
-      </w:r>
-      <w:r>
-        <w:t xml:space="preserve"> řešení pro specifické účely </w:t>
-      </w:r>
-      <w:r>
-        <w:t>ovládaní</w:t>
-      </w:r>
-      <w:r>
-        <w:t xml:space="preserve"> autíčka.</w:t>
-      </w:r>
-    </w:p>
-    <w:p>
-      <w:pPr>
-        <w:pStyle w:val="20"/>
-      </w:pPr>
-      <w:bookmarkStart w:id="20" w:name="_Toc229697644"/>
-      <w:r>
-        <w:t>Vývoj vlastní knihovny</w:t>
-      </w:r>
-      <w:bookmarkEnd w:id="20"/>
-    </w:p>
-    <w:p>
-      <w:r>
-        <w:t>Knihovna by měla zajistit ovládaní auta z pohledu auta samotného. Měly by být implementované funkce pro otočení vozítka o daný stupeň a projíždějí určité vzdálenosti v centimetrech. Taky by neměla chybět možnost pro ovládání motoru přímo,</w:t>
-      </w:r>
-      <w:r>
-        <w:t xml:space="preserve"> pro kompletní a robustní systém. Výsledný kód bude pořádně a srozumitelně zdokumentován, včetně podpory programovaní v blocích.</w:t>
-      </w:r>
-    </w:p>
-    <w:p>
-      <w:r>
-        <w:t>V</w:t>
-      </w:r>
-      <w:r>
-        <w:t>lastní knihovn</w:t>
-      </w:r>
-      <w:r>
-        <w:t xml:space="preserve">a </w:t>
-      </w:r>
-      <w:r>
-        <w:t>byl</w:t>
-      </w:r>
-      <w:r>
-        <w:t xml:space="preserve">a </w:t>
-      </w:r>
-      <w:r>
-        <w:t>založen</w:t>
-      </w:r>
-      <w:r>
-        <w:t xml:space="preserve">á </w:t>
-      </w:r>
-      <w:r>
-        <w:t>na GitHubu</w:t>
-      </w:r>
-      <w:r>
-        <w:t xml:space="preserve"> přes prostředí </w:t>
-      </w:r>
+        <w:t xml:space="preserve">. </w:t>
+      </w:r>
+      <w:r>
+        <w:t xml:space="preserve">Open-source projekt zle najít na odkazu </w:t>
+      </w:r>
+      <w:r>
+        <w:t>https://github.com/Mykhailo-Odynets/pxt-bessie.git</w:t>
+      </w:r>
+      <w:r>
+        <w:t>. Obsahuje dvě složky: pohyb a kalibrace hodnot. Tady budou popsané jenom nejdůležitější funkce.</w:t>
+      </w:r>
+    </w:p>
+    <w:p>
+      <w:pPr>
+        <w:pStyle w:val="30"/>
+      </w:pPr>
+      <w:r>
+        <w:t>Funkce pro pohyb</w:t>
+      </w:r>
+    </w:p>
+    <w:p>
+      <w:pPr>
+        <w:pStyle w:val="40"/>
+      </w:pPr>
       <w:proofErr w:type="spellStart"/>
-      <w:r>
-        <w:t>MakeCodu</w:t>
+      <w:proofErr w:type="gramStart"/>
+      <w:r>
+        <w:t>CarRotate</w:t>
       </w:r>
       <w:proofErr w:type="spellEnd"/>
       <w:r>
-        <w:t xml:space="preserve">. </w:t>
-      </w:r>
-      <w:r>
-        <w:t xml:space="preserve">Open-source projekt zle najít na odkazu </w:t>
-      </w:r>
-      <w:r>
-        <w:t>https://github.com/Mykhailo-Odynets/pxt-bessie.git</w:t>
-      </w:r>
-      <w:r>
-        <w:t>. Obsahuje dvě složky: pohyb a kalibrace hodnot. Tady budou popsané jenom nejdůležitější funkce.</w:t>
-      </w:r>
-    </w:p>
-    <w:p>
-      <w:pPr>
-        <w:pStyle w:val="30"/>
-      </w:pPr>
-      <w:r>
-        <w:t>Funkce pro pohyb</w:t>
-      </w:r>
-    </w:p>
-    <w:p>
-      <w:pPr>
-        <w:pStyle w:val="40"/>
-      </w:pPr>
+        <w:t>(</w:t>
+      </w:r>
+      <w:proofErr w:type="gramEnd"/>
+      <w:r>
+        <w:t>)</w:t>
+      </w:r>
+    </w:p>
+    <w:p>
+      <w:pPr>
+        <w:pStyle w:val="Zdrojovkd"/>
+      </w:pPr>
+      <w:r>
+        <w:t xml:space="preserve">export </w:t>
+      </w:r>
       <w:proofErr w:type="spellStart"/>
       <w:r>
+        <w:t>function</w:t>
+      </w:r>
+      <w:proofErr w:type="spellEnd"/>
+      <w:r>
+        <w:t xml:space="preserve"> </w:t>
+      </w:r>
+      <w:proofErr w:type="spellStart"/>
+      <w:proofErr w:type="gramStart"/>
+      <w:r>
         <w:t>CarRotate</w:t>
       </w:r>
       <w:proofErr w:type="spellEnd"/>
       <w:r>
-        <w:t>()</w:t>
-      </w:r>
-    </w:p>
-    <w:p>
-      <w:pPr>
-        <w:pStyle w:val="Zdrojovkd"/>
-      </w:pPr>
-      <w:r>
-        <w:t xml:space="preserve">export </w:t>
+        <w:t>(</w:t>
       </w:r>
       <w:proofErr w:type="spellStart"/>
-      <w:r>
-        <w:t>function</w:t>
+      <w:proofErr w:type="gramEnd"/>
+      <w:r>
+        <w:t>degree</w:t>
       </w:r>
       <w:proofErr w:type="spellEnd"/>
       <w:r>
+        <w:t xml:space="preserve">: </w:t>
+      </w:r>
+      <w:proofErr w:type="spellStart"/>
+      <w:r>
+        <w:t>number</w:t>
+      </w:r>
+      <w:proofErr w:type="spellEnd"/>
+      <w:r>
+        <w:t xml:space="preserve">, </w:t>
+      </w:r>
+      <w:proofErr w:type="spellStart"/>
+      <w:r>
+        <w:t>spinInPlace</w:t>
+      </w:r>
+      <w:proofErr w:type="spellEnd"/>
+      <w:r>
+        <w:t xml:space="preserve"> = </w:t>
+      </w:r>
+      <w:proofErr w:type="spellStart"/>
+      <w:r>
+        <w:t>true</w:t>
+      </w:r>
+      <w:proofErr w:type="spellEnd"/>
+      <w:proofErr w:type="gramStart"/>
+      <w:r>
+        <w:t>) :</w:t>
+      </w:r>
+      <w:proofErr w:type="gramEnd"/>
+      <w:r>
         <w:t xml:space="preserve"> </w:t>
-      </w:r>
-      <w:proofErr w:type="spellStart"/>
-      <w:r>
-        <w:t>CarRotate</w:t>
-      </w:r>
-      <w:proofErr w:type="spellEnd"/>
-      <w:r>
-        <w:t>(</w:t>
-      </w:r>
-      <w:proofErr w:type="spellStart"/>
-      <w:r>
-        <w:t>degree</w:t>
-      </w:r>
-      <w:proofErr w:type="spellEnd"/>
-      <w:r>
-        <w:t xml:space="preserve">: </w:t>
-      </w:r>
-      <w:proofErr w:type="spellStart"/>
-      <w:r>
-        <w:t>number</w:t>
-      </w:r>
-      <w:proofErr w:type="spellEnd"/>
-      <w:r>
-        <w:t xml:space="preserve">, </w:t>
-      </w:r>
-      <w:proofErr w:type="spellStart"/>
-      <w:r>
-        <w:t>spinInPlace</w:t>
-      </w:r>
-      <w:proofErr w:type="spellEnd"/>
-      <w:r>
-        <w:t xml:space="preserve"> = </w:t>
-      </w:r>
-      <w:proofErr w:type="spellStart"/>
-      <w:r>
-        <w:t>true</w:t>
-      </w:r>
-      <w:proofErr w:type="spellEnd"/>
-      <w:r>
-        <w:t xml:space="preserve">) : </w:t>
       </w:r>
       <w:proofErr w:type="spellStart"/>
       <w:r>
@@ -5135,12 +5176,17 @@
         <w:t xml:space="preserve"> = </w:t>
       </w:r>
       <w:proofErr w:type="spellStart"/>
+      <w:proofErr w:type="gramStart"/>
       <w:r>
         <w:t>spinInPlace</w:t>
       </w:r>
       <w:proofErr w:type="spellEnd"/>
       <w:r>
-        <w:t xml:space="preserve"> ? </w:t>
+        <w:t xml:space="preserve"> ?</w:t>
+      </w:r>
+      <w:proofErr w:type="gramEnd"/>
+      <w:r>
+        <w:t xml:space="preserve"> </w:t>
       </w:r>
       <w:proofErr w:type="spellStart"/>
       <w:r>
@@ -5164,7 +5210,15 @@
       </w:r>
       <w:proofErr w:type="spellEnd"/>
       <w:r>
-        <w:t xml:space="preserve">() : </w:t>
+        <w:t>(</w:t>
+      </w:r>
+      <w:proofErr w:type="gramStart"/>
+      <w:r>
+        <w:t>) :</w:t>
+      </w:r>
+      <w:proofErr w:type="gramEnd"/>
+      <w:r>
+        <w:t xml:space="preserve"> </w:t>
       </w:r>
       <w:proofErr w:type="spellStart"/>
       <w:r>
@@ -5196,12 +5250,25 @@
         <w:t xml:space="preserve"> m1Direction = </w:t>
       </w:r>
       <w:proofErr w:type="spellStart"/>
+      <w:proofErr w:type="gramStart"/>
       <w:r>
         <w:t>spinInPlace</w:t>
       </w:r>
       <w:proofErr w:type="spellEnd"/>
       <w:r>
-        <w:t xml:space="preserve"> ? -1 : 1;</w:t>
+        <w:t xml:space="preserve"> ?</w:t>
+      </w:r>
+      <w:proofErr w:type="gramEnd"/>
+      <w:r>
+        <w:t xml:space="preserve"> -</w:t>
+      </w:r>
+      <w:proofErr w:type="gramStart"/>
+      <w:r>
+        <w:t>1 :</w:t>
+      </w:r>
+      <w:proofErr w:type="gramEnd"/>
+      <w:r>
+        <w:t xml:space="preserve"> 1;</w:t>
       </w:r>
     </w:p>
     <w:p>
@@ -5257,10 +5324,12 @@
         <w:t xml:space="preserve">    </w:t>
       </w:r>
       <w:proofErr w:type="spellStart"/>
+      <w:proofErr w:type="gramStart"/>
       <w:r>
         <w:t>control.inBackground</w:t>
       </w:r>
       <w:proofErr w:type="spellEnd"/>
+      <w:proofErr w:type="gramEnd"/>
       <w:r>
         <w:t>(() =&gt; {</w:t>
       </w:r>
@@ -5273,12 +5342,17 @@
         <w:t xml:space="preserve">        </w:t>
       </w:r>
       <w:proofErr w:type="spellStart"/>
+      <w:proofErr w:type="gramStart"/>
       <w:r>
         <w:t>MotorRotate</w:t>
       </w:r>
       <w:proofErr w:type="spellEnd"/>
       <w:r>
-        <w:t xml:space="preserve">(Motors.M1, </w:t>
+        <w:t>(</w:t>
+      </w:r>
+      <w:proofErr w:type="gramEnd"/>
+      <w:r>
+        <w:t xml:space="preserve">Motors.M1, </w:t>
       </w:r>
       <w:proofErr w:type="spellStart"/>
       <w:r>
@@ -5310,12 +5384,17 @@
         <w:t xml:space="preserve">    </w:t>
       </w:r>
       <w:proofErr w:type="spellStart"/>
+      <w:proofErr w:type="gramStart"/>
       <w:r>
         <w:t>MotorRotate</w:t>
       </w:r>
       <w:proofErr w:type="spellEnd"/>
       <w:r>
-        <w:t xml:space="preserve">(Motors.M2, </w:t>
+        <w:t>(</w:t>
+      </w:r>
+      <w:proofErr w:type="gramEnd"/>
+      <w:r>
+        <w:t xml:space="preserve">Motors.M2, </w:t>
       </w:r>
       <w:proofErr w:type="spellStart"/>
       <w:r>
@@ -5339,6 +5418,7 @@
         <w:t xml:space="preserve">    </w:t>
       </w:r>
       <w:proofErr w:type="spellStart"/>
+      <w:proofErr w:type="gramStart"/>
       <w:r>
         <w:t>MotorStop</w:t>
       </w:r>
@@ -5347,6 +5427,7 @@
         <w:t>(</w:t>
       </w:r>
       <w:proofErr w:type="spellStart"/>
+      <w:proofErr w:type="gramEnd"/>
       <w:r>
         <w:t>Motors.Both</w:t>
       </w:r>
@@ -5377,12 +5458,76 @@
         <w:t xml:space="preserve">. Základem vnitřní logiky je funkce </w:t>
       </w:r>
       <w:proofErr w:type="spellStart"/>
+      <w:proofErr w:type="gramStart"/>
       <w:r>
         <w:t>MotorRotate</w:t>
       </w:r>
       <w:proofErr w:type="spellEnd"/>
       <w:r>
-        <w:t xml:space="preserve">(), která otočí jednotlivý motor směrem dopředu auta o určitý stupeň. Proto je potřeba předat opačné hodnoty do dvou motoru, aby se točily různými směry. </w:t>
+        <w:t>(</w:t>
+      </w:r>
+      <w:proofErr w:type="gramEnd"/>
+      <w:r>
+        <w:t>), která otočí jednotlivý motor směrem dopředu auta o určitý stupeň. Proto je potřeba předat opačné hodnoty do dvou motoru, aby se točily různými směry</w:t>
+      </w:r>
+      <w:r>
+        <w:t xml:space="preserve"> a auto se točilo na místě.</w:t>
+      </w:r>
+    </w:p>
+    <w:p>
+      <w:r>
+        <w:t>Stupeň, o který se musejí otočit jednotlivá kola je odvozen od poměru průměru kola a průměru auta, což je vzdálenost mezi středy dvou kol. Výsledný vzorec pak vypadá takto:</w:t>
+      </w:r>
+    </w:p>
+    <w:p>
+      <w:pPr>
+        <w:jc w:val="center"/>
+        <w:rPr>
+          <w:i/>
+          <w:iCs/>
+        </w:rPr>
+      </w:pPr>
+      <w:r>
+        <w:rPr>
+          <w:i/>
+          <w:iCs/>
+        </w:rPr>
+        <w:t xml:space="preserve">Stupeň k otočení motoru = </w:t>
+      </w:r>
+      <w:r>
+        <w:rPr>
+          <w:i/>
+          <w:iCs/>
+        </w:rPr>
+        <w:t>Stupeň</w:t>
+      </w:r>
+      <w:r>
+        <w:rPr>
+          <w:i/>
+          <w:iCs/>
+        </w:rPr>
+        <w:t xml:space="preserve"> k otočení auta</w:t>
+      </w:r>
+      <w:r>
+        <w:rPr>
+          <w:i/>
+          <w:iCs/>
+        </w:rPr>
+        <w:t xml:space="preserve"> * průměr auta</w:t>
+      </w:r>
+      <w:r>
+        <w:rPr>
+          <w:i/>
+          <w:iCs/>
+        </w:rPr>
+        <w:t xml:space="preserve"> </w:t>
+      </w:r>
+      <w:r>
+        <w:rPr>
+          <w:i/>
+          <w:iCs/>
+        </w:rPr>
+        <w:t>/ průměru kola</w:t>
       </w:r>
     </w:p>
     <w:p>
@@ -5390,12 +5535,17 @@
         <w:pStyle w:val="40"/>
       </w:pPr>
       <w:proofErr w:type="spellStart"/>
+      <w:proofErr w:type="gramStart"/>
       <w:r>
         <w:t>CarMove</w:t>
       </w:r>
       <w:proofErr w:type="spellEnd"/>
       <w:r>
-        <w:t>()</w:t>
+        <w:t>(</w:t>
+      </w:r>
+      <w:proofErr w:type="gramEnd"/>
+      <w:r>
+        <w:t>)</w:t>
       </w:r>
     </w:p>
     <w:p>
@@ -5414,12 +5564,17 @@
         <w:t xml:space="preserve"> </w:t>
       </w:r>
       <w:proofErr w:type="spellStart"/>
+      <w:proofErr w:type="gramStart"/>
       <w:r>
         <w:t>CarMove</w:t>
       </w:r>
       <w:proofErr w:type="spellEnd"/>
       <w:r>
-        <w:t xml:space="preserve">(distance: </w:t>
+        <w:t>(</w:t>
+      </w:r>
+      <w:proofErr w:type="gramEnd"/>
+      <w:r>
+        <w:t xml:space="preserve">distance: </w:t>
       </w:r>
       <w:proofErr w:type="spellStart"/>
       <w:r>
@@ -5430,20 +5585,30 @@
         <w:t xml:space="preserve">, </w:t>
       </w:r>
       <w:proofErr w:type="spellStart"/>
+      <w:proofErr w:type="gramStart"/>
       <w:r>
         <w:t>diameter</w:t>
       </w:r>
       <w:proofErr w:type="spellEnd"/>
       <w:r>
-        <w:t xml:space="preserve">?: </w:t>
+        <w:t>?:</w:t>
+      </w:r>
+      <w:proofErr w:type="gramEnd"/>
+      <w:r>
+        <w:t xml:space="preserve"> </w:t>
       </w:r>
       <w:proofErr w:type="spellStart"/>
       <w:r>
         <w:t>number</w:t>
       </w:r>
       <w:proofErr w:type="spellEnd"/>
-      <w:r>
-        <w:t xml:space="preserve">) : </w:t>
+      <w:proofErr w:type="gramStart"/>
+      <w:r>
+        <w:t>) :</w:t>
+      </w:r>
+      <w:proofErr w:type="gramEnd"/>
+      <w:r>
+        <w:t xml:space="preserve"> </w:t>
       </w:r>
       <w:proofErr w:type="spellStart"/>
       <w:r>
@@ -5486,20 +5651,30 @@
         <w:t xml:space="preserve"> * (</w:t>
       </w:r>
       <w:proofErr w:type="spellStart"/>
+      <w:proofErr w:type="gramStart"/>
       <w:r>
         <w:t>diameter</w:t>
       </w:r>
       <w:proofErr w:type="spellEnd"/>
       <w:r>
-        <w:t xml:space="preserve"> ? </w:t>
+        <w:t xml:space="preserve"> ?</w:t>
+      </w:r>
+      <w:proofErr w:type="gramEnd"/>
+      <w:r>
+        <w:t xml:space="preserve"> </w:t>
       </w:r>
       <w:proofErr w:type="spellStart"/>
+      <w:proofErr w:type="gramStart"/>
       <w:r>
         <w:t>diameter</w:t>
       </w:r>
       <w:proofErr w:type="spellEnd"/>
       <w:r>
-        <w:t xml:space="preserve"> : </w:t>
+        <w:t xml:space="preserve"> :</w:t>
+      </w:r>
+      <w:proofErr w:type="gramEnd"/>
+      <w:r>
+        <w:t xml:space="preserve"> </w:t>
       </w:r>
       <w:proofErr w:type="spellStart"/>
       <w:r>
@@ -5555,6 +5730,7 @@
         <w:t xml:space="preserve">        </w:t>
       </w:r>
       <w:proofErr w:type="spellStart"/>
+      <w:proofErr w:type="gramStart"/>
       <w:r>
         <w:t>CarRotate</w:t>
       </w:r>
@@ -5563,6 +5739,7 @@
         <w:t>(</w:t>
       </w:r>
       <w:proofErr w:type="spellStart"/>
+      <w:proofErr w:type="gramEnd"/>
       <w:r>
         <w:t>degreeToRotate</w:t>
       </w:r>
@@ -5588,24 +5765,245 @@
       </w:r>
     </w:p>
     <w:p>
+      <w:r>
+        <w:lastRenderedPageBreak/>
+        <w:t>Tato funkce pomocí vzorce počítá o kolik stupňů se musejí otočit kola, aby autíčko projelo určitou vzdálenost</w:t>
+      </w:r>
+      <w:r>
+        <w:t xml:space="preserve"> v centimetrech</w:t>
+      </w:r>
+      <w:r>
+        <w:t xml:space="preserve">. Následně tato hodnota je předaná do funkce </w:t>
+      </w:r>
       <w:proofErr w:type="spellStart"/>
-      <w:r>
-        <w:t>dfhdfh</w:t>
+      <w:proofErr w:type="gramStart"/>
+      <w:r>
+        <w:t>CarRotate</w:t>
       </w:r>
       <w:proofErr w:type="spellEnd"/>
+      <w:r>
+        <w:t>(</w:t>
+      </w:r>
+      <w:proofErr w:type="gramEnd"/>
+      <w:r>
+        <w:t xml:space="preserve">) s volitelným parametrem nastaveným na </w:t>
+      </w:r>
+      <w:proofErr w:type="spellStart"/>
+      <w:r>
+        <w:t>false</w:t>
+      </w:r>
+      <w:proofErr w:type="spellEnd"/>
+      <w:r>
+        <w:t>. To zajisti, aby auto jelo dopředu místo točení na místě.</w:t>
+      </w:r>
     </w:p>
     <w:p>
       <w:pPr>
         <w:pStyle w:val="30"/>
       </w:pPr>
       <w:r>
-        <w:t xml:space="preserve">Funkce pro </w:t>
-      </w:r>
-      <w:r>
-        <w:t>kalibrac</w:t>
-      </w:r>
-      <w:r>
-        <w:t>i</w:t>
+        <w:t>Funkce pro kalibraci</w:t>
+      </w:r>
+    </w:p>
+    <w:p>
+      <w:r>
+        <w:t>Pro správné výpočty je potřeba nastavit průměry kola a autíčka.</w:t>
+      </w:r>
+      <w:r>
+        <w:t xml:space="preserve"> Nastavené hodnoty se uloží napevno do pamětí </w:t>
+      </w:r>
+      <w:proofErr w:type="spellStart"/>
+      <w:r>
+        <w:t>MicroBitu</w:t>
+      </w:r>
+      <w:proofErr w:type="spellEnd"/>
+      <w:r>
+        <w:t xml:space="preserve"> a jsou dostupné i po </w:t>
+      </w:r>
+      <w:proofErr w:type="spellStart"/>
+      <w:r>
+        <w:t>p</w:t>
+      </w:r>
+      <w:r>
+        <w:t>řeflashování</w:t>
+      </w:r>
+      <w:proofErr w:type="spellEnd"/>
+      <w:r>
+        <w:t xml:space="preserve"> </w:t>
+      </w:r>
+      <w:r>
+        <w:t>mikrokontroleru. Výchozí nastavení jsou již přizpůsobená rozměrům autíčka.</w:t>
+      </w:r>
+    </w:p>
+    <w:p>
+      <w:r>
+        <w:t xml:space="preserve">Manuálně v kódu to jde udělat pomocí funkci </w:t>
+      </w:r>
+      <w:proofErr w:type="spellStart"/>
+      <w:proofErr w:type="gramStart"/>
+      <w:r>
+        <w:t>setWheelDiameter</w:t>
+      </w:r>
+      <w:proofErr w:type="spellEnd"/>
+      <w:r>
+        <w:t>(</w:t>
+      </w:r>
+      <w:proofErr w:type="gramEnd"/>
+      <w:r>
+        <w:t xml:space="preserve">), </w:t>
+      </w:r>
+      <w:proofErr w:type="spellStart"/>
+      <w:proofErr w:type="gramStart"/>
+      <w:r>
+        <w:t>setWheelDiameterFromMeasuredDistance</w:t>
+      </w:r>
+      <w:proofErr w:type="spellEnd"/>
+      <w:r>
+        <w:t>(</w:t>
+      </w:r>
+      <w:proofErr w:type="gramEnd"/>
+      <w:r>
+        <w:t xml:space="preserve">) a </w:t>
+      </w:r>
+      <w:proofErr w:type="spellStart"/>
+      <w:proofErr w:type="gramStart"/>
+      <w:r>
+        <w:t>setCarDiameter</w:t>
+      </w:r>
+      <w:proofErr w:type="spellEnd"/>
+      <w:r>
+        <w:t>(</w:t>
+      </w:r>
+      <w:proofErr w:type="gramEnd"/>
+      <w:r>
+        <w:t xml:space="preserve">), </w:t>
+      </w:r>
+      <w:proofErr w:type="spellStart"/>
+      <w:proofErr w:type="gramStart"/>
+      <w:r>
+        <w:t>setCarDiameterFromWheelRotations</w:t>
+      </w:r>
+      <w:proofErr w:type="spellEnd"/>
+      <w:r>
+        <w:t>(</w:t>
+      </w:r>
+      <w:proofErr w:type="gramEnd"/>
+      <w:r>
+        <w:t>).</w:t>
+      </w:r>
+    </w:p>
+    <w:p>
+      <w:r>
+        <w:t>Pro pohodlí a volbu jsou připravené funkce pro kalibraci hodnot v</w:t>
+      </w:r>
+      <w:r>
+        <w:t> reálním čase</w:t>
+      </w:r>
+      <w:r>
+        <w:t xml:space="preserve">. </w:t>
+      </w:r>
+      <w:proofErr w:type="spellStart"/>
+      <w:proofErr w:type="gramStart"/>
+      <w:r>
+        <w:t>startWheelCalibration</w:t>
+      </w:r>
+      <w:proofErr w:type="spellEnd"/>
+      <w:r>
+        <w:t>(</w:t>
+      </w:r>
+      <w:proofErr w:type="gramEnd"/>
+      <w:r>
+        <w:t>)</w:t>
+      </w:r>
+      <w:r>
+        <w:t xml:space="preserve">, </w:t>
+      </w:r>
+      <w:proofErr w:type="spellStart"/>
+      <w:proofErr w:type="gramStart"/>
+      <w:r>
+        <w:t>stopWheelCalibration</w:t>
+      </w:r>
+      <w:proofErr w:type="spellEnd"/>
+      <w:r>
+        <w:t>(</w:t>
+      </w:r>
+      <w:proofErr w:type="gramEnd"/>
+      <w:r>
+        <w:t>)</w:t>
+      </w:r>
+      <w:r>
+        <w:t xml:space="preserve"> </w:t>
+      </w:r>
+      <w:r>
+        <w:t xml:space="preserve">fungují na </w:t>
+      </w:r>
+      <w:r>
+        <w:t>principu</w:t>
+      </w:r>
+      <w:r>
+        <w:t xml:space="preserve"> rozjezdu a zastavení na </w:t>
+      </w:r>
+      <w:r>
+        <w:t>jednom</w:t>
+      </w:r>
+      <w:r>
+        <w:t xml:space="preserve"> metru</w:t>
+      </w:r>
+      <w:r>
+        <w:t>.</w:t>
+      </w:r>
+      <w:r>
+        <w:t xml:space="preserve"> </w:t>
+      </w:r>
+      <w:proofErr w:type="spellStart"/>
+      <w:proofErr w:type="gramStart"/>
+      <w:r>
+        <w:t>startCarCalibration</w:t>
+      </w:r>
+      <w:proofErr w:type="spellEnd"/>
+      <w:r>
+        <w:t>(</w:t>
+      </w:r>
+      <w:proofErr w:type="gramEnd"/>
+      <w:r>
+        <w:t>)</w:t>
+      </w:r>
+      <w:r>
+        <w:t xml:space="preserve">, </w:t>
+      </w:r>
+      <w:proofErr w:type="spellStart"/>
+      <w:proofErr w:type="gramStart"/>
+      <w:r>
+        <w:t>stopCarCalibration</w:t>
+      </w:r>
+      <w:proofErr w:type="spellEnd"/>
+      <w:r>
+        <w:t>(</w:t>
+      </w:r>
+      <w:proofErr w:type="gramEnd"/>
+      <w:r>
+        <w:t>)</w:t>
+      </w:r>
+      <w:r>
+        <w:t xml:space="preserve"> funguji na principu otočení podvozku o 360 stupňů</w:t>
+      </w:r>
+      <w:r>
+        <w:t xml:space="preserve">. </w:t>
+      </w:r>
+      <w:r>
+        <w:t>Tyto</w:t>
+      </w:r>
+      <w:r>
+        <w:t xml:space="preserve"> funkce</w:t>
+      </w:r>
+      <w:r>
+        <w:t xml:space="preserve"> se dají integrovat se vzdáleným </w:t>
+      </w:r>
+      <w:r>
+        <w:t>ovladačem,</w:t>
+      </w:r>
+      <w:r>
+        <w:t xml:space="preserve"> a tak nastavit hodnoty za běhu programu, bez přímého měření rozměru.</w:t>
       </w:r>
     </w:p>
     <w:p>
@@ -5626,8 +6024,11 @@
       <w:bookmarkEnd w:id="21"/>
     </w:p>
     <w:p>
-      <w:r>
-        <w:t>(Toto je jeden z tvých hlavních cílů, takže si zaslouží vlastní hlavní kapitolu. Měla by být napsaná tak, aby podle ní mohl projekt postavit tvůj spolužák.)</w:t>
+      <w:pPr>
+        <w:ind w:firstLine="708"/>
+      </w:pPr>
+      <w:r>
+        <w:t>3D model autíčka byl navrhnout pro tisk na 3D tiskárně, bez nutnosti použiti podpor. Jsou to dva díly k tisku, tělo podvozku a držák pro ultrasonický senzor, které do sebe zapadají</w:t>
       </w:r>
     </w:p>
     <w:p>
@@ -5636,7 +6037,15 @@
       </w:pPr>
       <w:bookmarkStart w:id="22" w:name="_Toc229697646"/>
       <w:r>
-        <w:t xml:space="preserve">Seznam součástek (BOM - Bill </w:t>
+        <w:t>Seznam součástek (</w:t>
+      </w:r>
+      <w:proofErr w:type="gramStart"/>
+      <w:r>
+        <w:t>BOM - Bill</w:t>
+      </w:r>
+      <w:proofErr w:type="gramEnd"/>
+      <w:r>
+        <w:t xml:space="preserve"> </w:t>
       </w:r>
       <w:proofErr w:type="spellStart"/>
       <w:r>
@@ -5659,6 +6068,12 @@
     <w:p>
       <w:r>
         <w:t>Přesný seznam elektroniky, šroubků a vytištěných dílů.</w:t>
+      </w:r>
+    </w:p>
+    <w:p/>
+    <w:p>
+      <w:r>
+        <w:t xml:space="preserve">Pro </w:t>
       </w:r>
     </w:p>
     <w:p>
@@ -6018,8 +6433,8 @@
       </w:r>
       <w:bookmarkStart w:id="36" w:name="_Toc86047606"/>
     </w:p>
-    <w:bookmarkStart w:id="37" w:name="_Toc86055213" w:displacedByCustomXml="next"/>
-    <w:bookmarkStart w:id="38" w:name="_Toc229697654" w:displacedByCustomXml="next"/>
+    <w:bookmarkStart w:id="37" w:name="_Toc229697654" w:displacedByCustomXml="next"/>
+    <w:bookmarkStart w:id="38" w:name="_Toc86055213" w:displacedByCustomXml="next"/>
     <w:sdt>
       <w:sdtPr>
         <w:rPr>
@@ -8274,7 +8689,6 @@
   <w:style w:type="character" w:default="1" w:styleId="a1">
     <w:name w:val="Default Paragraph Font"/>
     <w:uiPriority w:val="1"/>
-    <w:semiHidden/>
     <w:unhideWhenUsed/>
   </w:style>
   <w:style w:type="table" w:default="1" w:styleId="a2">
@@ -9148,8 +9562,10 @@
     <w:rsid w:val="007825B9"/>
     <w:rsid w:val="00895716"/>
     <w:rsid w:val="009A24FD"/>
+    <w:rsid w:val="009F35CF"/>
     <w:rsid w:val="00B2273F"/>
     <w:rsid w:val="00C16B87"/>
+    <w:rsid w:val="00C66AC5"/>
     <w:rsid w:val="00D44DBC"/>
     <w:rsid w:val="00D56427"/>
     <w:rsid w:val="00E21147"/>
@@ -9832,49 +10248,6 @@
 </file>
 
 <file path=customXml/item1.xml><?xml version="1.0" encoding="utf-8"?>
-<?mso-contentType ?>
-<FormTemplates xmlns="http://schemas.microsoft.com/sharepoint/v3/contenttype/forms">
-  <Display>DocumentLibraryForm</Display>
-  <Edit>DocumentLibraryForm</Edit>
-  <New>DocumentLibraryForm</New>
-</FormTemplates>
-</file>
-
-<file path=customXml/item2.xml><?xml version="1.0" encoding="utf-8"?>
-<p:properties xmlns:p="http://schemas.microsoft.com/office/2006/metadata/properties" xmlns:xsi="http://www.w3.org/2001/XMLSchema-instance" xmlns:pc="http://schemas.microsoft.com/office/infopath/2007/PartnerControls">
-  <documentManagement>
-    <_activity xmlns="322d0347-446f-45a4-bb09-4f0ce90319b7" xsi:nil="true"/>
-  </documentManagement>
-</p:properties>
-</file>
-
-<file path=customXml/item3.xml><?xml version="1.0" encoding="utf-8"?>
-<b:Sources xmlns:b="http://schemas.openxmlformats.org/officeDocument/2006/bibliography" xmlns="http://schemas.openxmlformats.org/officeDocument/2006/bibliography" SelectedStyle="\ISO690Nmerical.XSL" StyleName="ISO 690 – číselná reference" Version="1987">
-  <b:Source>
-    <b:Tag>Bož21</b:Tag>
-    <b:SourceType>Book</b:SourceType>
-    <b:Guid>{8F0DEEDB-A5B2-435C-A2F8-8CA9FB872B04}</b:Guid>
-    <b:Title>Babička</b:Title>
-    <b:Year>2021</b:Year>
-    <b:StandardNumber>ISBN 978-80-207-2063-4</b:StandardNumber>
-    <b:Author>
-      <b:Author>
-        <b:NameList>
-          <b:Person>
-            <b:Last>Němcová</b:Last>
-            <b:First>Božena</b:First>
-          </b:Person>
-        </b:NameList>
-      </b:Author>
-    </b:Author>
-    <b:City>Praha</b:City>
-    <b:Publisher>Odeon</b:Publisher>
-    <b:RefOrder>1</b:RefOrder>
-  </b:Source>
-</b:Sources>
-</file>
-
-<file path=customXml/item4.xml><?xml version="1.0" encoding="utf-8"?>
 <ct:contentTypeSchema xmlns:ct="http://schemas.microsoft.com/office/2006/metadata/contentType" xmlns:ma="http://schemas.microsoft.com/office/2006/metadata/properties/metaAttributes" ct:_="" ma:_="" ma:contentTypeName="Dokument" ma:contentTypeID="0x010100656DB3DD14ECD84D9C93527F3F377A31" ma:contentTypeVersion="14" ma:contentTypeDescription="Vytvoří nový dokument" ma:contentTypeScope="" ma:versionID="20bc112885c951ab6f296886b686f37d">
   <xsd:schema xmlns:xsd="http://www.w3.org/2001/XMLSchema" xmlns:xs="http://www.w3.org/2001/XMLSchema" xmlns:p="http://schemas.microsoft.com/office/2006/metadata/properties" xmlns:ns3="322d0347-446f-45a4-bb09-4f0ce90319b7" xmlns:ns4="53db3499-bb8b-49e1-9b66-f89f2febeac8" targetNamespace="http://schemas.microsoft.com/office/2006/metadata/properties" ma:root="true" ma:fieldsID="21f3de6f6c85716e9b6663bbc9f3b9e7" ns3:_="" ns4:_="">
     <xsd:import namespace="322d0347-446f-45a4-bb09-4f0ce90319b7"/>
@@ -10101,33 +10474,50 @@
 </ct:contentTypeSchema>
 </file>
 
-<file path=customXml/itemProps1.xml><?xml version="1.0" encoding="utf-8"?>
-<ds:datastoreItem xmlns:ds="http://schemas.openxmlformats.org/officeDocument/2006/customXml" ds:itemID="{0858EC4D-0AB2-489F-A128-84B16D88988F}">
-  <ds:schemaRefs>
-    <ds:schemaRef ds:uri="http://schemas.microsoft.com/sharepoint/v3/contenttype/forms"/>
-  </ds:schemaRefs>
-</ds:datastoreItem>
+<file path=customXml/item2.xml><?xml version="1.0" encoding="utf-8"?>
+<b:Sources xmlns:b="http://schemas.openxmlformats.org/officeDocument/2006/bibliography" xmlns="http://schemas.openxmlformats.org/officeDocument/2006/bibliography" SelectedStyle="\ISO690Nmerical.XSL" StyleName="ISO 690 – číselná reference" Version="1987">
+  <b:Source>
+    <b:Tag>Bož21</b:Tag>
+    <b:SourceType>Book</b:SourceType>
+    <b:Guid>{8F0DEEDB-A5B2-435C-A2F8-8CA9FB872B04}</b:Guid>
+    <b:Title>Babička</b:Title>
+    <b:Year>2021</b:Year>
+    <b:StandardNumber>ISBN 978-80-207-2063-4</b:StandardNumber>
+    <b:Author>
+      <b:Author>
+        <b:NameList>
+          <b:Person>
+            <b:Last>Němcová</b:Last>
+            <b:First>Božena</b:First>
+          </b:Person>
+        </b:NameList>
+      </b:Author>
+    </b:Author>
+    <b:City>Praha</b:City>
+    <b:Publisher>Odeon</b:Publisher>
+    <b:RefOrder>1</b:RefOrder>
+  </b:Source>
+</b:Sources>
 </file>
 
-<file path=customXml/itemProps2.xml><?xml version="1.0" encoding="utf-8"?>
-<ds:datastoreItem xmlns:ds="http://schemas.openxmlformats.org/officeDocument/2006/customXml" ds:itemID="{54C24273-1D45-40DF-87D6-FA62E2E479B2}">
-  <ds:schemaRefs>
-    <ds:schemaRef ds:uri="http://schemas.microsoft.com/office/2006/metadata/properties"/>
-    <ds:schemaRef ds:uri="http://schemas.microsoft.com/office/infopath/2007/PartnerControls"/>
-    <ds:schemaRef ds:uri="322d0347-446f-45a4-bb09-4f0ce90319b7"/>
-  </ds:schemaRefs>
-</ds:datastoreItem>
+<file path=customXml/item3.xml><?xml version="1.0" encoding="utf-8"?>
+<p:properties xmlns:p="http://schemas.microsoft.com/office/2006/metadata/properties" xmlns:xsi="http://www.w3.org/2001/XMLSchema-instance" xmlns:pc="http://schemas.microsoft.com/office/infopath/2007/PartnerControls">
+  <documentManagement>
+    <_activity xmlns="322d0347-446f-45a4-bb09-4f0ce90319b7" xsi:nil="true"/>
+  </documentManagement>
+</p:properties>
 </file>
 
-<file path=customXml/itemProps3.xml><?xml version="1.0" encoding="utf-8"?>
-<ds:datastoreItem xmlns:ds="http://schemas.openxmlformats.org/officeDocument/2006/customXml" ds:itemID="{F86C18D1-0A80-4878-A01B-3E5502B352B8}">
-  <ds:schemaRefs>
-    <ds:schemaRef ds:uri="http://schemas.openxmlformats.org/officeDocument/2006/bibliography"/>
-  </ds:schemaRefs>
-</ds:datastoreItem>
+<file path=customXml/item4.xml><?xml version="1.0" encoding="utf-8"?>
+<?mso-contentType ?>
+<FormTemplates xmlns="http://schemas.microsoft.com/sharepoint/v3/contenttype/forms">
+  <Display>DocumentLibraryForm</Display>
+  <Edit>DocumentLibraryForm</Edit>
+  <New>DocumentLibraryForm</New>
+</FormTemplates>
 </file>
 
-<file path=customXml/itemProps4.xml><?xml version="1.0" encoding="utf-8"?>
+<file path=customXml/itemProps1.xml><?xml version="1.0" encoding="utf-8"?>
 <ds:datastoreItem xmlns:ds="http://schemas.openxmlformats.org/officeDocument/2006/customXml" ds:itemID="{31DE6539-4558-4904-BDB3-39FD37271D3F}">
   <ds:schemaRefs>
     <ds:schemaRef ds:uri="http://schemas.microsoft.com/office/2006/metadata/contentType"/>
@@ -10144,4 +10534,30 @@
     <ds:schemaRef ds:uri="http://schemas.microsoft.com/internal/obd"/>
   </ds:schemaRefs>
 </ds:datastoreItem>
+</file>
+
+<file path=customXml/itemProps2.xml><?xml version="1.0" encoding="utf-8"?>
+<ds:datastoreItem xmlns:ds="http://schemas.openxmlformats.org/officeDocument/2006/customXml" ds:itemID="{F86C18D1-0A80-4878-A01B-3E5502B352B8}">
+  <ds:schemaRefs>
+    <ds:schemaRef ds:uri="http://schemas.openxmlformats.org/officeDocument/2006/bibliography"/>
+  </ds:schemaRefs>
+</ds:datastoreItem>
+</file>
+
+<file path=customXml/itemProps3.xml><?xml version="1.0" encoding="utf-8"?>
+<ds:datastoreItem xmlns:ds="http://schemas.openxmlformats.org/officeDocument/2006/customXml" ds:itemID="{54C24273-1D45-40DF-87D6-FA62E2E479B2}">
+  <ds:schemaRefs>
+    <ds:schemaRef ds:uri="http://schemas.microsoft.com/office/2006/metadata/properties"/>
+    <ds:schemaRef ds:uri="http://schemas.microsoft.com/office/infopath/2007/PartnerControls"/>
+    <ds:schemaRef ds:uri="322d0347-446f-45a4-bb09-4f0ce90319b7"/>
+  </ds:schemaRefs>
+</ds:datastoreItem>
+</file>
+
+<file path=customXml/itemProps4.xml><?xml version="1.0" encoding="utf-8"?>
+<ds:datastoreItem xmlns:ds="http://schemas.openxmlformats.org/officeDocument/2006/customXml" ds:itemID="{0858EC4D-0AB2-489F-A128-84B16D88988F}">
+  <ds:schemaRefs>
+    <ds:schemaRef ds:uri="http://schemas.microsoft.com/sharepoint/v3/contenttype/forms"/>
+  </ds:schemaRefs>
+</ds:datastoreItem>
 </file>